--- a/public/labs/os/pz-25/ЛР2_ОС_Файли_та_каталоги_в_командному_рядку_Windows.docx
+++ b/public/labs/os/pz-25/ЛР2_ОС_Файли_та_каталоги_в_командному_рядку_Windows.docx
@@ -171,65 +171,63 @@
     <w:p>
       <w:pPr>
         <w:pStyle w:val="SourceCode"/>
-      </w:pPr>
-      <w:r>
-        <w:rPr>
-          <w:rStyle w:val="VerbatimChar"/>
-        </w:rPr>
+        <w:spacing w:before="120" w:after="0" w:line="200" w:lineRule="auto"/>
+      </w:pPr>
+      <w:r>
         <w:t xml:space="preserve">cd Desktop            :: у підкаталог поточного каталогу</w:t>
       </w:r>
-      <w:r>
-        <w:br/>
-      </w:r>
-      <w:r>
-        <w:rPr>
-          <w:rStyle w:val="VerbatimChar"/>
-        </w:rPr>
+    </w:p>
+    <w:p>
+      <w:pPr>
+        <w:pStyle w:val="SourceCode"/>
+        <w:spacing w:before="0" w:after="0" w:line="200" w:lineRule="auto"/>
+      </w:pPr>
+      <w:r>
         <w:t xml:space="preserve">cd ..                 :: на рівень вище</w:t>
       </w:r>
-      <w:r>
-        <w:br/>
-      </w:r>
-      <w:r>
-        <w:rPr>
-          <w:rStyle w:val="VerbatimChar"/>
-        </w:rPr>
+    </w:p>
+    <w:p>
+      <w:pPr>
+        <w:pStyle w:val="SourceCode"/>
+        <w:spacing w:before="0" w:after="0" w:line="200" w:lineRule="auto"/>
+      </w:pPr>
+      <w:r>
         <w:t xml:space="preserve">cd \                  :: до кореня поточного диска</w:t>
       </w:r>
-      <w:r>
-        <w:br/>
-      </w:r>
-      <w:r>
-        <w:rPr>
-          <w:rStyle w:val="VerbatimChar"/>
-        </w:rPr>
+    </w:p>
+    <w:p>
+      <w:pPr>
+        <w:pStyle w:val="SourceCode"/>
+        <w:spacing w:before="0" w:after="0" w:line="200" w:lineRule="auto"/>
+      </w:pPr>
+      <w:r>
         <w:t xml:space="preserve">D:                    :: змінити диск без зміни каталогу</w:t>
       </w:r>
-      <w:r>
-        <w:br/>
-      </w:r>
-      <w:r>
-        <w:rPr>
-          <w:rStyle w:val="VerbatimChar"/>
-        </w:rPr>
+    </w:p>
+    <w:p>
+      <w:pPr>
+        <w:pStyle w:val="SourceCode"/>
+        <w:spacing w:before="0" w:after="0" w:line="200" w:lineRule="auto"/>
+      </w:pPr>
+      <w:r>
         <w:t xml:space="preserve">cd /d D:\Data         :: змінити диск і каталог одночасно</w:t>
       </w:r>
-      <w:r>
-        <w:br/>
-      </w:r>
-      <w:r>
-        <w:rPr>
-          <w:rStyle w:val="VerbatimChar"/>
-        </w:rPr>
+    </w:p>
+    <w:p>
+      <w:pPr>
+        <w:pStyle w:val="SourceCode"/>
+        <w:spacing w:before="0" w:after="0" w:line="200" w:lineRule="auto"/>
+      </w:pPr>
+      <w:r>
         <w:t xml:space="preserve">pushd %SystemRoot%    :: перейти, запам’ятавши поточний каталог</w:t>
       </w:r>
-      <w:r>
-        <w:br/>
-      </w:r>
-      <w:r>
-        <w:rPr>
-          <w:rStyle w:val="VerbatimChar"/>
-        </w:rPr>
+    </w:p>
+    <w:p>
+      <w:pPr>
+        <w:pStyle w:val="SourceCode"/>
+        <w:spacing w:before="0" w:after="120" w:line="200" w:lineRule="auto"/>
+      </w:pPr>
+      <w:r>
         <w:t xml:space="preserve">popd                  :: повернутися туди, звідки викликали pushd</w:t>
       </w:r>
     </w:p>
@@ -262,56 +260,54 @@
     <w:p>
       <w:pPr>
         <w:pStyle w:val="SourceCode"/>
-      </w:pPr>
-      <w:r>
-        <w:rPr>
-          <w:rStyle w:val="VerbatimChar"/>
-        </w:rPr>
+        <w:spacing w:before="120" w:after="0" w:line="200" w:lineRule="auto"/>
+      </w:pPr>
+      <w:r>
         <w:t xml:space="preserve">*.txt        усі файли з розширенням txt</w:t>
       </w:r>
-      <w:r>
-        <w:br/>
-      </w:r>
-      <w:r>
-        <w:rPr>
-          <w:rStyle w:val="VerbatimChar"/>
-        </w:rPr>
+    </w:p>
+    <w:p>
+      <w:pPr>
+        <w:pStyle w:val="SourceCode"/>
+        <w:spacing w:before="0" w:after="0" w:line="200" w:lineRule="auto"/>
+      </w:pPr>
+      <w:r>
         <w:t xml:space="preserve">report.*     усі файли з іменем report і будь-яким розширенням</w:t>
       </w:r>
-      <w:r>
-        <w:br/>
-      </w:r>
-      <w:r>
-        <w:rPr>
-          <w:rStyle w:val="VerbatimChar"/>
-        </w:rPr>
+    </w:p>
+    <w:p>
+      <w:pPr>
+        <w:pStyle w:val="SourceCode"/>
+        <w:spacing w:before="0" w:after="0" w:line="200" w:lineRule="auto"/>
+      </w:pPr>
+      <w:r>
         <w:t xml:space="preserve">*.*          усі файли, що мають розширення</w:t>
       </w:r>
-      <w:r>
-        <w:br/>
-      </w:r>
-      <w:r>
-        <w:rPr>
-          <w:rStyle w:val="VerbatimChar"/>
-        </w:rPr>
+    </w:p>
+    <w:p>
+      <w:pPr>
+        <w:pStyle w:val="SourceCode"/>
+        <w:spacing w:before="0" w:after="0" w:line="200" w:lineRule="auto"/>
+      </w:pPr>
+      <w:r>
         <w:t xml:space="preserve">*            усі файли взагалі</w:t>
       </w:r>
-      <w:r>
-        <w:br/>
-      </w:r>
-      <w:r>
-        <w:rPr>
-          <w:rStyle w:val="VerbatimChar"/>
-        </w:rPr>
+    </w:p>
+    <w:p>
+      <w:pPr>
+        <w:pStyle w:val="SourceCode"/>
+        <w:spacing w:before="0" w:after="0" w:line="200" w:lineRule="auto"/>
+      </w:pPr>
+      <w:r>
         <w:t xml:space="preserve">data?.txt    data1.txt, data2.txt, dataA.txt, але не data10.txt</w:t>
       </w:r>
-      <w:r>
-        <w:br/>
-      </w:r>
-      <w:r>
-        <w:rPr>
-          <w:rStyle w:val="VerbatimChar"/>
-        </w:rPr>
+    </w:p>
+    <w:p>
+      <w:pPr>
+        <w:pStyle w:val="SourceCode"/>
+        <w:spacing w:before="0" w:after="120" w:line="200" w:lineRule="auto"/>
+      </w:pPr>
+      <w:r>
         <w:t xml:space="preserve">??.log       файли, ім’я яких складається рівно з двох символів</w:t>
       </w:r>
     </w:p>
@@ -1008,87 +1004,81 @@
     <w:p>
       <w:pPr>
         <w:pStyle w:val="SourceCode"/>
-      </w:pPr>
-      <w:r>
-        <w:rPr>
-          <w:rStyle w:val="VerbatimChar"/>
-        </w:rPr>
+        <w:spacing w:before="120" w:after="0" w:line="200" w:lineRule="auto"/>
+      </w:pPr>
+      <w:r>
         <w:t xml:space="preserve">copy file.txt backup.txt           :: копія одного файлу</w:t>
       </w:r>
-      <w:r>
-        <w:br/>
-      </w:r>
-      <w:r>
-        <w:rPr>
-          <w:rStyle w:val="VerbatimChar"/>
-        </w:rPr>
+    </w:p>
+    <w:p>
+      <w:pPr>
+        <w:pStyle w:val="SourceCode"/>
+        <w:spacing w:before="0" w:after="0" w:line="200" w:lineRule="auto"/>
+      </w:pPr>
+      <w:r>
         <w:t xml:space="preserve">copy *.wav audio\                  :: усі wav в підкаталог audio</w:t>
       </w:r>
-      <w:r>
-        <w:br/>
-      </w:r>
-      <w:r>
-        <w:rPr>
-          <w:rStyle w:val="VerbatimChar"/>
-        </w:rPr>
+    </w:p>
+    <w:p>
+      <w:pPr>
+        <w:pStyle w:val="SourceCode"/>
+        <w:spacing w:before="0" w:after="120" w:line="200" w:lineRule="auto"/>
+      </w:pPr>
+      <w:r>
         <w:t xml:space="preserve">copy part1.txt+part2.txt all.txt   :: об’єднання файлів</w:t>
       </w:r>
     </w:p>
     <w:p>
       <w:pPr>
         <w:pStyle w:val="SourceCode"/>
-      </w:pPr>
-      <w:r>
-        <w:rPr>
-          <w:rStyle w:val="VerbatimChar"/>
-        </w:rPr>
+        <w:spacing w:before="120" w:after="0" w:line="200" w:lineRule="auto"/>
+      </w:pPr>
+      <w:r>
         <w:t xml:space="preserve">xcopy /s /i src dest               :: з підкаталогами (/i — dest це каталог)</w:t>
       </w:r>
-      <w:r>
-        <w:br/>
-      </w:r>
-      <w:r>
-        <w:rPr>
-          <w:rStyle w:val="VerbatimChar"/>
-        </w:rPr>
+    </w:p>
+    <w:p>
+      <w:pPr>
+        <w:pStyle w:val="SourceCode"/>
+        <w:spacing w:before="0" w:after="120" w:line="200" w:lineRule="auto"/>
+      </w:pPr>
+      <w:r>
         <w:t xml:space="preserve">xcopy /s /e /h /y src dest         :: + порожні каталоги, приховані, без запитів</w:t>
       </w:r>
     </w:p>
     <w:p>
       <w:pPr>
         <w:pStyle w:val="SourceCode"/>
-      </w:pPr>
-      <w:r>
-        <w:rPr>
-          <w:rStyle w:val="VerbatimChar"/>
-        </w:rPr>
+        <w:spacing w:before="120" w:after="0" w:line="200" w:lineRule="auto"/>
+      </w:pPr>
+      <w:r>
         <w:t xml:space="preserve">robocopy src dest /e               :: дерево разом з порожніми каталогами</w:t>
       </w:r>
-      <w:r>
-        <w:br/>
-      </w:r>
-      <w:r>
-        <w:rPr>
-          <w:rStyle w:val="VerbatimChar"/>
-        </w:rPr>
+    </w:p>
+    <w:p>
+      <w:pPr>
+        <w:pStyle w:val="SourceCode"/>
+        <w:spacing w:before="0" w:after="0" w:line="200" w:lineRule="auto"/>
+      </w:pPr>
+      <w:r>
         <w:t xml:space="preserve">robocopy src dest /e /mt:8         :: у вісім потоків</w:t>
       </w:r>
-      <w:r>
-        <w:br/>
-      </w:r>
-      <w:r>
-        <w:rPr>
-          <w:rStyle w:val="VerbatimChar"/>
-        </w:rPr>
+    </w:p>
+    <w:p>
+      <w:pPr>
+        <w:pStyle w:val="SourceCode"/>
+        <w:spacing w:before="0" w:after="0" w:line="200" w:lineRule="auto"/>
+      </w:pPr>
+      <w:r>
         <w:t xml:space="preserve">robocopy src dest /e /log:copy.log :: із журналом</w:t>
       </w:r>
-      <w:r>
-        <w:br/>
-      </w:r>
-      <w:r>
-        <w:rPr>
-          <w:rStyle w:val="VerbatimChar"/>
-        </w:rPr>
+    </w:p>
+    <w:p>
+      <w:pPr>
+        <w:pStyle w:val="SourceCode"/>
+        <w:spacing w:before="0" w:after="120" w:line="200" w:lineRule="auto"/>
+      </w:pPr>
+      <w:r>
         <w:t xml:space="preserve">robocopy src dest /e /l            :: лише показати, що було б скопійовано</w:t>
       </w:r>
     </w:p>
@@ -1123,114 +1113,108 @@
     <w:p>
       <w:pPr>
         <w:pStyle w:val="SourceCode"/>
-      </w:pPr>
-      <w:r>
-        <w:rPr>
-          <w:rStyle w:val="VerbatimChar"/>
-        </w:rPr>
+        <w:spacing w:before="120" w:after="0" w:line="200" w:lineRule="auto"/>
+      </w:pPr>
+      <w:r>
         <w:t xml:space="preserve">move old.txt D:\arch\              :: перемістити файл</w:t>
       </w:r>
-      <w:r>
-        <w:br/>
-      </w:r>
-      <w:r>
-        <w:rPr>
-          <w:rStyle w:val="VerbatimChar"/>
-        </w:rPr>
+    </w:p>
+    <w:p>
+      <w:pPr>
+        <w:pStyle w:val="SourceCode"/>
+        <w:spacing w:before="0" w:after="0" w:line="200" w:lineRule="auto"/>
+      </w:pPr>
+      <w:r>
         <w:t xml:space="preserve">move old.txt new.txt               :: перемістити = перейменувати</w:t>
       </w:r>
-      <w:r>
-        <w:br/>
-      </w:r>
-      <w:r>
-        <w:rPr>
-          <w:rStyle w:val="VerbatimChar"/>
-        </w:rPr>
+    </w:p>
+    <w:p>
+      <w:pPr>
+        <w:pStyle w:val="SourceCode"/>
+        <w:spacing w:before="0" w:after="0" w:line="200" w:lineRule="auto"/>
+      </w:pPr>
+      <w:r>
         <w:t xml:space="preserve">ren report.txt report_2026.txt     :: перейменувати</w:t>
       </w:r>
-      <w:r>
-        <w:br/>
-      </w:r>
-      <w:r>
-        <w:rPr>
-          <w:rStyle w:val="VerbatimChar"/>
-        </w:rPr>
+    </w:p>
+    <w:p>
+      <w:pPr>
+        <w:pStyle w:val="SourceCode"/>
+        <w:spacing w:before="0" w:after="120" w:line="200" w:lineRule="auto"/>
+      </w:pPr>
+      <w:r>
         <w:t xml:space="preserve">ren *.txt *.bak                    :: масове перейменування за маскою</w:t>
       </w:r>
     </w:p>
     <w:p>
       <w:pPr>
         <w:pStyle w:val="SourceCode"/>
-      </w:pPr>
-      <w:r>
-        <w:rPr>
-          <w:rStyle w:val="VerbatimChar"/>
-        </w:rPr>
+        <w:spacing w:before="120" w:after="0" w:line="200" w:lineRule="auto"/>
+      </w:pPr>
+      <w:r>
         <w:t xml:space="preserve">del file.txt                       :: видалити файл</w:t>
       </w:r>
-      <w:r>
-        <w:br/>
-      </w:r>
-      <w:r>
-        <w:rPr>
-          <w:rStyle w:val="VerbatimChar"/>
-        </w:rPr>
+    </w:p>
+    <w:p>
+      <w:pPr>
+        <w:pStyle w:val="SourceCode"/>
+        <w:spacing w:before="0" w:after="0" w:line="200" w:lineRule="auto"/>
+      </w:pPr>
+      <w:r>
         <w:t xml:space="preserve">del /q *.tmp                       :: без підтвердження</w:t>
       </w:r>
-      <w:r>
-        <w:br/>
-      </w:r>
-      <w:r>
-        <w:rPr>
-          <w:rStyle w:val="VerbatimChar"/>
-        </w:rPr>
+    </w:p>
+    <w:p>
+      <w:pPr>
+        <w:pStyle w:val="SourceCode"/>
+        <w:spacing w:before="0" w:after="0" w:line="200" w:lineRule="auto"/>
+      </w:pPr>
+      <w:r>
         <w:t xml:space="preserve">del /s *.tmp                       :: рекурсивно в усіх підкаталогах</w:t>
       </w:r>
-      <w:r>
-        <w:br/>
-      </w:r>
-      <w:r>
-        <w:rPr>
-          <w:rStyle w:val="VerbatimChar"/>
-        </w:rPr>
+    </w:p>
+    <w:p>
+      <w:pPr>
+        <w:pStyle w:val="SourceCode"/>
+        <w:spacing w:before="0" w:after="0" w:line="200" w:lineRule="auto"/>
+      </w:pPr>
+      <w:r>
         <w:t xml:space="preserve">del /f readonly.txt                :: примусово, попри атрибут «лише читання»</w:t>
       </w:r>
-      <w:r>
-        <w:br/>
-      </w:r>
-      <w:r>
-        <w:rPr>
-          <w:rStyle w:val="VerbatimChar"/>
-        </w:rPr>
+    </w:p>
+    <w:p>
+      <w:pPr>
+        <w:pStyle w:val="SourceCode"/>
+        <w:spacing w:before="0" w:after="120" w:line="200" w:lineRule="auto"/>
+      </w:pPr>
+      <w:r>
         <w:t xml:space="preserve">del /a:h *.txt                     :: приховані файли</w:t>
       </w:r>
     </w:p>
     <w:p>
       <w:pPr>
         <w:pStyle w:val="SourceCode"/>
-      </w:pPr>
-      <w:r>
-        <w:rPr>
-          <w:rStyle w:val="VerbatimChar"/>
-        </w:rPr>
+        <w:spacing w:before="120" w:after="0" w:line="200" w:lineRule="auto"/>
+      </w:pPr>
+      <w:r>
         <w:t xml:space="preserve">rd empty                           :: видалити порожній каталог</w:t>
       </w:r>
-      <w:r>
-        <w:br/>
-      </w:r>
-      <w:r>
-        <w:rPr>
-          <w:rStyle w:val="VerbatimChar"/>
-        </w:rPr>
+    </w:p>
+    <w:p>
+      <w:pPr>
+        <w:pStyle w:val="SourceCode"/>
+        <w:spacing w:before="0" w:after="0" w:line="200" w:lineRule="auto"/>
+      </w:pPr>
+      <w:r>
         <w:t xml:space="preserve">rd /s folder                       :: разом із вмістом, із підтвердженням</w:t>
       </w:r>
-      <w:r>
-        <w:br/>
-      </w:r>
-      <w:r>
-        <w:rPr>
-          <w:rStyle w:val="VerbatimChar"/>
-        </w:rPr>
+    </w:p>
+    <w:p>
+      <w:pPr>
+        <w:pStyle w:val="SourceCode"/>
+        <w:spacing w:before="0" w:after="120" w:line="200" w:lineRule="auto"/>
+      </w:pPr>
+      <w:r>
         <w:t xml:space="preserve">rd /s /q folder                    :: разом із вмістом, без підтвердження</w:t>
       </w:r>
     </w:p>
@@ -1283,47 +1267,45 @@
     <w:p>
       <w:pPr>
         <w:pStyle w:val="SourceCode"/>
-      </w:pPr>
-      <w:r>
-        <w:rPr>
-          <w:rStyle w:val="VerbatimChar"/>
-        </w:rPr>
+        <w:spacing w:before="120" w:after="0" w:line="200" w:lineRule="auto"/>
+      </w:pPr>
+      <w:r>
         <w:t xml:space="preserve">attrib file.txt          :: показати атрибути</w:t>
       </w:r>
-      <w:r>
-        <w:br/>
-      </w:r>
-      <w:r>
-        <w:rPr>
-          <w:rStyle w:val="VerbatimChar"/>
-        </w:rPr>
+    </w:p>
+    <w:p>
+      <w:pPr>
+        <w:pStyle w:val="SourceCode"/>
+        <w:spacing w:before="0" w:after="0" w:line="200" w:lineRule="auto"/>
+      </w:pPr>
+      <w:r>
         <w:t xml:space="preserve">attrib +r file.txt       :: захистити від зміни й видалення</w:t>
       </w:r>
-      <w:r>
-        <w:br/>
-      </w:r>
-      <w:r>
-        <w:rPr>
-          <w:rStyle w:val="VerbatimChar"/>
-        </w:rPr>
+    </w:p>
+    <w:p>
+      <w:pPr>
+        <w:pStyle w:val="SourceCode"/>
+        <w:spacing w:before="0" w:after="0" w:line="200" w:lineRule="auto"/>
+      </w:pPr>
+      <w:r>
         <w:t xml:space="preserve">attrib -r file.txt       :: зняти захист</w:t>
       </w:r>
-      <w:r>
-        <w:br/>
-      </w:r>
-      <w:r>
-        <w:rPr>
-          <w:rStyle w:val="VerbatimChar"/>
-        </w:rPr>
+    </w:p>
+    <w:p>
+      <w:pPr>
+        <w:pStyle w:val="SourceCode"/>
+        <w:spacing w:before="0" w:after="0" w:line="200" w:lineRule="auto"/>
+      </w:pPr>
+      <w:r>
         <w:t xml:space="preserve">attrib +h +s file.txt    :: прихований і системний</w:t>
       </w:r>
-      <w:r>
-        <w:br/>
-      </w:r>
-      <w:r>
-        <w:rPr>
-          <w:rStyle w:val="VerbatimChar"/>
-        </w:rPr>
+    </w:p>
+    <w:p>
+      <w:pPr>
+        <w:pStyle w:val="SourceCode"/>
+        <w:spacing w:before="0" w:after="120" w:line="200" w:lineRule="auto"/>
+      </w:pPr>
+      <w:r>
         <w:t xml:space="preserve">attrib /s /d *.txt       :: рекурсивно, включно з каталогами</w:t>
       </w:r>
     </w:p>
@@ -1679,76 +1661,72 @@
     <w:p>
       <w:pPr>
         <w:pStyle w:val="SourceCode"/>
-      </w:pPr>
-      <w:r>
-        <w:rPr>
-          <w:rStyle w:val="VerbatimChar"/>
-        </w:rPr>
+        <w:spacing w:before="120" w:after="0" w:line="200" w:lineRule="auto"/>
+      </w:pPr>
+      <w:r>
         <w:t xml:space="preserve">find "error" log.txt         :: рядки, що містять error</w:t>
       </w:r>
-      <w:r>
-        <w:br/>
-      </w:r>
-      <w:r>
-        <w:rPr>
-          <w:rStyle w:val="VerbatimChar"/>
-        </w:rPr>
+    </w:p>
+    <w:p>
+      <w:pPr>
+        <w:pStyle w:val="SourceCode"/>
+        <w:spacing w:before="0" w:after="0" w:line="200" w:lineRule="auto"/>
+      </w:pPr>
+      <w:r>
         <w:t xml:space="preserve">find /i "error" log.txt      :: без урахування регістру</w:t>
       </w:r>
-      <w:r>
-        <w:br/>
-      </w:r>
-      <w:r>
-        <w:rPr>
-          <w:rStyle w:val="VerbatimChar"/>
-        </w:rPr>
+    </w:p>
+    <w:p>
+      <w:pPr>
+        <w:pStyle w:val="SourceCode"/>
+        <w:spacing w:before="0" w:after="0" w:line="200" w:lineRule="auto"/>
+      </w:pPr>
+      <w:r>
         <w:t xml:space="preserve">find /c "error" log.txt      :: тільки кількість таких рядків</w:t>
       </w:r>
-      <w:r>
-        <w:br/>
-      </w:r>
-      <w:r>
-        <w:rPr>
-          <w:rStyle w:val="VerbatimChar"/>
-        </w:rPr>
+    </w:p>
+    <w:p>
+      <w:pPr>
+        <w:pStyle w:val="SourceCode"/>
+        <w:spacing w:before="0" w:after="120" w:line="200" w:lineRule="auto"/>
+      </w:pPr>
+      <w:r>
         <w:t xml:space="preserve">find /v "error" log.txt      :: рядки, які НЕ містять error</w:t>
       </w:r>
     </w:p>
     <w:p>
       <w:pPr>
         <w:pStyle w:val="SourceCode"/>
-      </w:pPr>
-      <w:r>
-        <w:rPr>
-          <w:rStyle w:val="VerbatimChar"/>
-        </w:rPr>
+        <w:spacing w:before="120" w:after="0" w:line="200" w:lineRule="auto"/>
+      </w:pPr>
+      <w:r>
         <w:t xml:space="preserve">findstr /i "error" *.log     :: у всіх файлах поточного каталогу</w:t>
       </w:r>
-      <w:r>
-        <w:br/>
-      </w:r>
-      <w:r>
-        <w:rPr>
-          <w:rStyle w:val="VerbatimChar"/>
-        </w:rPr>
+    </w:p>
+    <w:p>
+      <w:pPr>
+        <w:pStyle w:val="SourceCode"/>
+        <w:spacing w:before="0" w:after="0" w:line="200" w:lineRule="auto"/>
+      </w:pPr>
+      <w:r>
         <w:t xml:space="preserve">findstr /s /i "error" *.log  :: рекурсивно по дереву</w:t>
       </w:r>
-      <w:r>
-        <w:br/>
-      </w:r>
-      <w:r>
-        <w:rPr>
-          <w:rStyle w:val="VerbatimChar"/>
-        </w:rPr>
+    </w:p>
+    <w:p>
+      <w:pPr>
+        <w:pStyle w:val="SourceCode"/>
+        <w:spacing w:before="0" w:after="0" w:line="200" w:lineRule="auto"/>
+      </w:pPr>
+      <w:r>
         <w:t xml:space="preserve">findstr /n "error" log.txt   :: з номерами рядків</w:t>
       </w:r>
-      <w:r>
-        <w:br/>
-      </w:r>
-      <w:r>
-        <w:rPr>
-          <w:rStyle w:val="VerbatimChar"/>
-        </w:rPr>
+    </w:p>
+    <w:p>
+      <w:pPr>
+        <w:pStyle w:val="SourceCode"/>
+        <w:spacing w:before="0" w:after="120" w:line="200" w:lineRule="auto"/>
+      </w:pPr>
+      <w:r>
         <w:t xml:space="preserve">findstr /r "^[0-9]" log.txt  :: регулярний вираз: рядки, що починаються з цифри</w:t>
       </w:r>
     </w:p>
@@ -2058,168 +2036,162 @@
     <w:p>
       <w:pPr>
         <w:pStyle w:val="SourceCode"/>
-      </w:pPr>
-      <w:r>
-        <w:rPr>
-          <w:rStyle w:val="VerbatimChar"/>
-        </w:rPr>
+        <w:spacing w:before="120" w:after="0" w:line="200" w:lineRule="auto"/>
+      </w:pPr>
+      <w:r>
         <w:t xml:space="preserve">C:\Users\Student&gt; cd %USERPROFILE%\Desktop</w:t>
       </w:r>
-      <w:r>
-        <w:br/>
-      </w:r>
-      <w:r>
-        <w:rPr>
-          <w:rStyle w:val="VerbatimChar"/>
-        </w:rPr>
+    </w:p>
+    <w:p>
+      <w:pPr>
+        <w:pStyle w:val="SourceCode"/>
+        <w:spacing w:before="0" w:after="0" w:line="200" w:lineRule="auto"/>
+      </w:pPr>
+      <w:r>
         <w:t xml:space="preserve">C:\Users\Student\Desktop&gt; md LAB2</w:t>
       </w:r>
-      <w:r>
-        <w:br/>
-      </w:r>
-      <w:r>
-        <w:rPr>
-          <w:rStyle w:val="VerbatimChar"/>
-        </w:rPr>
+    </w:p>
+    <w:p>
+      <w:pPr>
+        <w:pStyle w:val="SourceCode"/>
+        <w:spacing w:before="0" w:after="0" w:line="200" w:lineRule="auto"/>
+      </w:pPr>
+      <w:r>
         <w:t xml:space="preserve">C:\Users\Student\Desktop&gt; cd LAB2</w:t>
       </w:r>
-      <w:r>
-        <w:br/>
-      </w:r>
-      <w:r>
-        <w:rPr>
-          <w:rStyle w:val="VerbatimChar"/>
-        </w:rPr>
+    </w:p>
+    <w:p>
+      <w:pPr>
+        <w:pStyle w:val="SourceCode"/>
+        <w:spacing w:before="0" w:after="0" w:line="200" w:lineRule="auto"/>
+      </w:pPr>
+      <w:r>
         <w:t xml:space="preserve">C:\...\LAB2&gt; md src docs bak "test folder"</w:t>
       </w:r>
-      <w:r>
-        <w:br/>
-      </w:r>
-      <w:r>
-        <w:rPr>
-          <w:rStyle w:val="VerbatimChar"/>
-        </w:rPr>
+    </w:p>
+    <w:p>
+      <w:pPr>
+        <w:pStyle w:val="SourceCode"/>
+        <w:spacing w:before="0" w:after="0" w:line="200" w:lineRule="auto"/>
+      </w:pPr>
+      <w:r>
         <w:t xml:space="preserve">C:\...\LAB2&gt; dir /a:d /b</w:t>
       </w:r>
-      <w:r>
-        <w:br/>
-      </w:r>
-      <w:r>
-        <w:rPr>
-          <w:rStyle w:val="VerbatimChar"/>
-        </w:rPr>
+    </w:p>
+    <w:p>
+      <w:pPr>
+        <w:pStyle w:val="SourceCode"/>
+        <w:spacing w:before="0" w:after="0" w:line="200" w:lineRule="auto"/>
+      </w:pPr>
+      <w:r>
         <w:t xml:space="preserve">bak</w:t>
       </w:r>
-      <w:r>
-        <w:br/>
-      </w:r>
-      <w:r>
-        <w:rPr>
-          <w:rStyle w:val="VerbatimChar"/>
-        </w:rPr>
+    </w:p>
+    <w:p>
+      <w:pPr>
+        <w:pStyle w:val="SourceCode"/>
+        <w:spacing w:before="0" w:after="0" w:line="200" w:lineRule="auto"/>
+      </w:pPr>
+      <w:r>
         <w:t xml:space="preserve">docs</w:t>
       </w:r>
-      <w:r>
-        <w:br/>
-      </w:r>
-      <w:r>
-        <w:rPr>
-          <w:rStyle w:val="VerbatimChar"/>
-        </w:rPr>
+    </w:p>
+    <w:p>
+      <w:pPr>
+        <w:pStyle w:val="SourceCode"/>
+        <w:spacing w:before="0" w:after="0" w:line="200" w:lineRule="auto"/>
+      </w:pPr>
+      <w:r>
         <w:t xml:space="preserve">src</w:t>
       </w:r>
-      <w:r>
-        <w:br/>
-      </w:r>
-      <w:r>
-        <w:rPr>
-          <w:rStyle w:val="VerbatimChar"/>
-        </w:rPr>
+    </w:p>
+    <w:p>
+      <w:pPr>
+        <w:pStyle w:val="SourceCode"/>
+        <w:spacing w:before="0" w:after="120" w:line="200" w:lineRule="auto"/>
+      </w:pPr>
+      <w:r>
         <w:t xml:space="preserve">test folder</w:t>
       </w:r>
     </w:p>
     <w:p>
       <w:pPr>
         <w:pStyle w:val="SourceCode"/>
-      </w:pPr>
-      <w:r>
-        <w:rPr>
-          <w:rStyle w:val="VerbatimChar"/>
-        </w:rPr>
+        <w:spacing w:before="120" w:after="0" w:line="200" w:lineRule="auto"/>
+      </w:pPr>
+      <w:r>
         <w:t xml:space="preserve">C:\...\LAB2&gt; cd test folder</w:t>
       </w:r>
-      <w:r>
-        <w:br/>
-      </w:r>
-      <w:r>
-        <w:rPr>
-          <w:rStyle w:val="VerbatimChar"/>
-        </w:rPr>
+    </w:p>
+    <w:p>
+      <w:pPr>
+        <w:pStyle w:val="SourceCode"/>
+        <w:spacing w:before="0" w:after="120" w:line="200" w:lineRule="auto"/>
+      </w:pPr>
+      <w:r>
         <w:t xml:space="preserve">The system cannot find the path specified.</w:t>
       </w:r>
     </w:p>
     <w:p>
       <w:pPr>
         <w:pStyle w:val="SourceCode"/>
-      </w:pPr>
-      <w:r>
-        <w:rPr>
-          <w:rStyle w:val="VerbatimChar"/>
-        </w:rPr>
+        <w:spacing w:before="120" w:after="0" w:line="200" w:lineRule="auto"/>
+      </w:pPr>
+      <w:r>
         <w:t xml:space="preserve">C:\...\LAB2&gt; cd "test folder"</w:t>
       </w:r>
-      <w:r>
-        <w:br/>
-      </w:r>
-      <w:r>
-        <w:rPr>
-          <w:rStyle w:val="VerbatimChar"/>
-        </w:rPr>
+    </w:p>
+    <w:p>
+      <w:pPr>
+        <w:pStyle w:val="SourceCode"/>
+        <w:spacing w:before="0" w:after="0" w:line="200" w:lineRule="auto"/>
+      </w:pPr>
+      <w:r>
         <w:t xml:space="preserve">C:\...\LAB2\test folder&gt; cd ..</w:t>
       </w:r>
-      <w:r>
-        <w:br/>
-      </w:r>
-      <w:r>
-        <w:rPr>
-          <w:rStyle w:val="VerbatimChar"/>
-        </w:rPr>
+    </w:p>
+    <w:p>
+      <w:pPr>
+        <w:pStyle w:val="SourceCode"/>
+        <w:spacing w:before="0" w:after="0" w:line="200" w:lineRule="auto"/>
+      </w:pPr>
+      <w:r>
         <w:t xml:space="preserve">C:\...\LAB2&gt; pushd %SystemRoot%\Media</w:t>
       </w:r>
-      <w:r>
-        <w:br/>
-      </w:r>
-      <w:r>
-        <w:rPr>
-          <w:rStyle w:val="VerbatimChar"/>
-        </w:rPr>
+    </w:p>
+    <w:p>
+      <w:pPr>
+        <w:pStyle w:val="SourceCode"/>
+        <w:spacing w:before="0" w:after="0" w:line="200" w:lineRule="auto"/>
+      </w:pPr>
+      <w:r>
         <w:t xml:space="preserve">C:\Windows\Media&gt; dir /b *.wav | find /c ".wav"</w:t>
       </w:r>
-      <w:r>
-        <w:br/>
-      </w:r>
-      <w:r>
-        <w:rPr>
-          <w:rStyle w:val="VerbatimChar"/>
-        </w:rPr>
+    </w:p>
+    <w:p>
+      <w:pPr>
+        <w:pStyle w:val="SourceCode"/>
+        <w:spacing w:before="0" w:after="0" w:line="200" w:lineRule="auto"/>
+      </w:pPr>
+      <w:r>
         <w:t xml:space="preserve">70</w:t>
       </w:r>
-      <w:r>
-        <w:br/>
-      </w:r>
-      <w:r>
-        <w:rPr>
-          <w:rStyle w:val="VerbatimChar"/>
-        </w:rPr>
+    </w:p>
+    <w:p>
+      <w:pPr>
+        <w:pStyle w:val="SourceCode"/>
+        <w:spacing w:before="0" w:after="0" w:line="200" w:lineRule="auto"/>
+      </w:pPr>
+      <w:r>
         <w:t xml:space="preserve">C:\Windows\Media&gt; popd</w:t>
       </w:r>
-      <w:r>
-        <w:br/>
-      </w:r>
-      <w:r>
-        <w:rPr>
-          <w:rStyle w:val="VerbatimChar"/>
-        </w:rPr>
+    </w:p>
+    <w:p>
+      <w:pPr>
+        <w:pStyle w:val="SourceCode"/>
+        <w:spacing w:before="0" w:after="120" w:line="200" w:lineRule="auto"/>
+      </w:pPr>
+      <w:r>
         <w:t xml:space="preserve">C:\...\LAB2&gt;</w:t>
       </w:r>
     </w:p>
@@ -2244,103 +2216,99 @@
     <w:p>
       <w:pPr>
         <w:pStyle w:val="SourceCode"/>
-      </w:pPr>
-      <w:r>
-        <w:rPr>
-          <w:rStyle w:val="VerbatimChar"/>
-        </w:rPr>
+        <w:spacing w:before="120" w:after="0" w:line="200" w:lineRule="auto"/>
+      </w:pPr>
+      <w:r>
         <w:t xml:space="preserve">C:\...\LAB2&gt; xcopy /s /i %SystemRoot%\Media src</w:t>
       </w:r>
-      <w:r>
-        <w:br/>
-      </w:r>
-      <w:r>
-        <w:rPr>
-          <w:rStyle w:val="VerbatimChar"/>
-        </w:rPr>
+    </w:p>
+    <w:p>
+      <w:pPr>
+        <w:pStyle w:val="SourceCode"/>
+        <w:spacing w:before="0" w:after="0" w:line="200" w:lineRule="auto"/>
+      </w:pPr>
+      <w:r>
         <w:t xml:space="preserve">...</w:t>
       </w:r>
-      <w:r>
-        <w:br/>
-      </w:r>
-      <w:r>
-        <w:rPr>
-          <w:rStyle w:val="VerbatimChar"/>
-        </w:rPr>
+    </w:p>
+    <w:p>
+      <w:pPr>
+        <w:pStyle w:val="SourceCode"/>
+        <w:spacing w:before="0" w:after="120" w:line="200" w:lineRule="auto"/>
+      </w:pPr>
+      <w:r>
         <w:t xml:space="preserve">70 File(s) copied</w:t>
       </w:r>
     </w:p>
     <w:p>
       <w:pPr>
         <w:pStyle w:val="SourceCode"/>
-      </w:pPr>
-      <w:r>
-        <w:rPr>
-          <w:rStyle w:val="VerbatimChar"/>
-        </w:rPr>
+        <w:spacing w:before="120" w:after="0" w:line="200" w:lineRule="auto"/>
+      </w:pPr>
+      <w:r>
         <w:t xml:space="preserve">C:\...\LAB2&gt; dir src /s /b | find /c ":"</w:t>
       </w:r>
-      <w:r>
-        <w:br/>
-      </w:r>
-      <w:r>
-        <w:rPr>
-          <w:rStyle w:val="VerbatimChar"/>
-        </w:rPr>
+    </w:p>
+    <w:p>
+      <w:pPr>
+        <w:pStyle w:val="SourceCode"/>
+        <w:spacing w:before="0" w:after="0" w:line="200" w:lineRule="auto"/>
+      </w:pPr>
+      <w:r>
         <w:t xml:space="preserve">78</w:t>
       </w:r>
-      <w:r>
-        <w:br/>
-      </w:r>
-      <w:r>
-        <w:rPr>
-          <w:rStyle w:val="VerbatimChar"/>
-        </w:rPr>
+    </w:p>
+    <w:p>
+      <w:pPr>
+        <w:pStyle w:val="SourceCode"/>
+        <w:spacing w:before="0" w:after="0" w:line="200" w:lineRule="auto"/>
+      </w:pPr>
+      <w:r>
         <w:t xml:space="preserve">C:\...\LAB2&gt; dir src\*.wav /o:-s /b</w:t>
       </w:r>
-      <w:r>
-        <w:br/>
-      </w:r>
-      <w:r>
-        <w:rPr>
-          <w:rStyle w:val="VerbatimChar"/>
-        </w:rPr>
+    </w:p>
+    <w:p>
+      <w:pPr>
+        <w:pStyle w:val="SourceCode"/>
+        <w:spacing w:before="0" w:after="0" w:line="200" w:lineRule="auto"/>
+      </w:pPr>
+      <w:r>
         <w:t xml:space="preserve">Windows Ringin.wav</w:t>
       </w:r>
-      <w:r>
-        <w:br/>
-      </w:r>
-      <w:r>
-        <w:rPr>
-          <w:rStyle w:val="VerbatimChar"/>
-        </w:rPr>
+    </w:p>
+    <w:p>
+      <w:pPr>
+        <w:pStyle w:val="SourceCode"/>
+        <w:spacing w:before="0" w:after="0" w:line="200" w:lineRule="auto"/>
+      </w:pPr>
+      <w:r>
         <w:t xml:space="preserve">Windows Notify Calendar.wav</w:t>
       </w:r>
-      <w:r>
-        <w:br/>
-      </w:r>
-      <w:r>
-        <w:rPr>
-          <w:rStyle w:val="VerbatimChar"/>
-        </w:rPr>
+    </w:p>
+    <w:p>
+      <w:pPr>
+        <w:pStyle w:val="SourceCode"/>
+        <w:spacing w:before="0" w:after="0" w:line="200" w:lineRule="auto"/>
+      </w:pPr>
+      <w:r>
         <w:t xml:space="preserve">...</w:t>
       </w:r>
-      <w:r>
-        <w:br/>
-      </w:r>
-      <w:r>
-        <w:rPr>
-          <w:rStyle w:val="VerbatimChar"/>
-        </w:rPr>
+    </w:p>
+    <w:p>
+      <w:pPr>
+        <w:pStyle w:val="SourceCode"/>
+        <w:spacing w:before="0" w:after="0" w:line="200" w:lineRule="auto"/>
+      </w:pPr>
+      <w:r>
         <w:t xml:space="preserve">C:\...\LAB2&gt; dir src\??.wav /b</w:t>
       </w:r>
-      <w:r>
-        <w:br/>
-      </w:r>
-      <w:r>
-        <w:rPr>
-          <w:rStyle w:val="VerbatimChar"/>
-        </w:rPr>
+    </w:p>
+    <w:p>
+      <w:pPr>
+        <w:pStyle w:val="SourceCode"/>
+        <w:spacing w:before="0" w:after="120" w:line="200" w:lineRule="auto"/>
+      </w:pPr>
+      <w:r>
         <w:t xml:space="preserve">File Not Found</w:t>
       </w:r>
     </w:p>
@@ -2365,208 +2333,198 @@
     <w:p>
       <w:pPr>
         <w:pStyle w:val="SourceCode"/>
-      </w:pPr>
-      <w:r>
-        <w:rPr>
-          <w:rStyle w:val="VerbatimChar"/>
-        </w:rPr>
+        <w:spacing w:before="120" w:after="120" w:line="200" w:lineRule="auto"/>
+      </w:pPr>
+      <w:r>
         <w:t xml:space="preserve">C:\...\LAB2&gt; md copy1 copy2 copy3</w:t>
       </w:r>
     </w:p>
     <w:p>
       <w:pPr>
         <w:pStyle w:val="SourceCode"/>
-      </w:pPr>
-      <w:r>
-        <w:rPr>
-          <w:rStyle w:val="VerbatimChar"/>
-        </w:rPr>
+        <w:spacing w:before="120" w:after="0" w:line="200" w:lineRule="auto"/>
+      </w:pPr>
+      <w:r>
         <w:t xml:space="preserve">C:\...\LAB2&gt; echo %time%</w:t>
       </w:r>
-      <w:r>
-        <w:br/>
-      </w:r>
-      <w:r>
-        <w:rPr>
-          <w:rStyle w:val="VerbatimChar"/>
-        </w:rPr>
+    </w:p>
+    <w:p>
+      <w:pPr>
+        <w:pStyle w:val="SourceCode"/>
+        <w:spacing w:before="0" w:after="0" w:line="200" w:lineRule="auto"/>
+      </w:pPr>
+      <w:r>
         <w:t xml:space="preserve">14:22:05,31</w:t>
       </w:r>
-      <w:r>
-        <w:br/>
-      </w:r>
-      <w:r>
-        <w:rPr>
-          <w:rStyle w:val="VerbatimChar"/>
-        </w:rPr>
+    </w:p>
+    <w:p>
+      <w:pPr>
+        <w:pStyle w:val="SourceCode"/>
+        <w:spacing w:before="0" w:after="0" w:line="200" w:lineRule="auto"/>
+      </w:pPr>
+      <w:r>
         <w:t xml:space="preserve">C:\...\LAB2&gt; copy src\*.* copy1\ &gt; nul</w:t>
       </w:r>
-      <w:r>
-        <w:br/>
-      </w:r>
-      <w:r>
-        <w:rPr>
-          <w:rStyle w:val="VerbatimChar"/>
-        </w:rPr>
+    </w:p>
+    <w:p>
+      <w:pPr>
+        <w:pStyle w:val="SourceCode"/>
+        <w:spacing w:before="0" w:after="0" w:line="200" w:lineRule="auto"/>
+      </w:pPr>
+      <w:r>
         <w:t xml:space="preserve">C:\...\LAB2&gt; echo %time%</w:t>
       </w:r>
-      <w:r>
-        <w:br/>
-      </w:r>
-      <w:r>
-        <w:rPr>
-          <w:rStyle w:val="VerbatimChar"/>
-        </w:rPr>
+    </w:p>
+    <w:p>
+      <w:pPr>
+        <w:pStyle w:val="SourceCode"/>
+        <w:spacing w:before="0" w:after="120" w:line="200" w:lineRule="auto"/>
+      </w:pPr>
+      <w:r>
         <w:t xml:space="preserve">14:22:06,08</w:t>
       </w:r>
     </w:p>
     <w:p>
       <w:pPr>
         <w:pStyle w:val="SourceCode"/>
-      </w:pPr>
-      <w:r>
-        <w:rPr>
-          <w:rStyle w:val="VerbatimChar"/>
-        </w:rPr>
+        <w:spacing w:before="120" w:after="0" w:line="200" w:lineRule="auto"/>
+      </w:pPr>
+      <w:r>
         <w:t xml:space="preserve">C:\...\LAB2&gt; echo %time%</w:t>
       </w:r>
-      <w:r>
-        <w:br/>
-      </w:r>
-      <w:r>
-        <w:rPr>
-          <w:rStyle w:val="VerbatimChar"/>
-        </w:rPr>
+    </w:p>
+    <w:p>
+      <w:pPr>
+        <w:pStyle w:val="SourceCode"/>
+        <w:spacing w:before="0" w:after="0" w:line="200" w:lineRule="auto"/>
+      </w:pPr>
+      <w:r>
         <w:t xml:space="preserve">14:22:11,44</w:t>
       </w:r>
-      <w:r>
-        <w:br/>
-      </w:r>
-      <w:r>
-        <w:rPr>
-          <w:rStyle w:val="VerbatimChar"/>
-        </w:rPr>
+    </w:p>
+    <w:p>
+      <w:pPr>
+        <w:pStyle w:val="SourceCode"/>
+        <w:spacing w:before="0" w:after="0" w:line="200" w:lineRule="auto"/>
+      </w:pPr>
+      <w:r>
         <w:t xml:space="preserve">C:\...\LAB2&gt; xcopy /s /e /q src copy2\ &gt; nul</w:t>
       </w:r>
-      <w:r>
-        <w:br/>
-      </w:r>
-      <w:r>
-        <w:rPr>
-          <w:rStyle w:val="VerbatimChar"/>
-        </w:rPr>
+    </w:p>
+    <w:p>
+      <w:pPr>
+        <w:pStyle w:val="SourceCode"/>
+        <w:spacing w:before="0" w:after="0" w:line="200" w:lineRule="auto"/>
+      </w:pPr>
+      <w:r>
         <w:t xml:space="preserve">C:\...\LAB2&gt; echo %time%</w:t>
       </w:r>
-      <w:r>
-        <w:br/>
-      </w:r>
-      <w:r>
-        <w:rPr>
-          <w:rStyle w:val="VerbatimChar"/>
-        </w:rPr>
+    </w:p>
+    <w:p>
+      <w:pPr>
+        <w:pStyle w:val="SourceCode"/>
+        <w:spacing w:before="0" w:after="120" w:line="200" w:lineRule="auto"/>
+      </w:pPr>
+      <w:r>
         <w:t xml:space="preserve">14:22:12,97</w:t>
       </w:r>
     </w:p>
     <w:p>
       <w:pPr>
         <w:pStyle w:val="SourceCode"/>
-      </w:pPr>
-      <w:r>
-        <w:rPr>
-          <w:rStyle w:val="VerbatimChar"/>
-        </w:rPr>
+        <w:spacing w:before="120" w:after="0" w:line="200" w:lineRule="auto"/>
+      </w:pPr>
+      <w:r>
         <w:t xml:space="preserve">C:\...\LAB2&gt; echo %time%</w:t>
       </w:r>
-      <w:r>
-        <w:br/>
-      </w:r>
-      <w:r>
-        <w:rPr>
-          <w:rStyle w:val="VerbatimChar"/>
-        </w:rPr>
+    </w:p>
+    <w:p>
+      <w:pPr>
+        <w:pStyle w:val="SourceCode"/>
+        <w:spacing w:before="0" w:after="0" w:line="200" w:lineRule="auto"/>
+      </w:pPr>
+      <w:r>
         <w:t xml:space="preserve">14:22:20,12</w:t>
       </w:r>
-      <w:r>
-        <w:br/>
-      </w:r>
-      <w:r>
-        <w:rPr>
-          <w:rStyle w:val="VerbatimChar"/>
-        </w:rPr>
+    </w:p>
+    <w:p>
+      <w:pPr>
+        <w:pStyle w:val="SourceCode"/>
+        <w:spacing w:before="0" w:after="0" w:line="200" w:lineRule="auto"/>
+      </w:pPr>
+      <w:r>
         <w:t xml:space="preserve">C:\...\LAB2&gt; robocopy src copy3 /e /mt:8 /njh /njs /nfl /ndl &gt; nul</w:t>
       </w:r>
-      <w:r>
-        <w:br/>
-      </w:r>
-      <w:r>
-        <w:rPr>
-          <w:rStyle w:val="VerbatimChar"/>
-        </w:rPr>
+    </w:p>
+    <w:p>
+      <w:pPr>
+        <w:pStyle w:val="SourceCode"/>
+        <w:spacing w:before="0" w:after="0" w:line="200" w:lineRule="auto"/>
+      </w:pPr>
+      <w:r>
         <w:t xml:space="preserve">C:\...\LAB2&gt; echo %time%</w:t>
       </w:r>
-      <w:r>
-        <w:br/>
-      </w:r>
-      <w:r>
-        <w:rPr>
-          <w:rStyle w:val="VerbatimChar"/>
-        </w:rPr>
+    </w:p>
+    <w:p>
+      <w:pPr>
+        <w:pStyle w:val="SourceCode"/>
+        <w:spacing w:before="0" w:after="120" w:line="200" w:lineRule="auto"/>
+      </w:pPr>
+      <w:r>
         <w:t xml:space="preserve">14:22:20,79</w:t>
       </w:r>
     </w:p>
     <w:p>
       <w:pPr>
         <w:pStyle w:val="SourceCode"/>
-      </w:pPr>
-      <w:r>
-        <w:rPr>
-          <w:rStyle w:val="VerbatimChar"/>
-        </w:rPr>
+        <w:spacing w:before="120" w:after="0" w:line="200" w:lineRule="auto"/>
+      </w:pPr>
+      <w:r>
         <w:t xml:space="preserve">C:\...\LAB2&gt; dir copy1 /s /b | find /c ":"</w:t>
       </w:r>
-      <w:r>
-        <w:br/>
-      </w:r>
-      <w:r>
-        <w:rPr>
-          <w:rStyle w:val="VerbatimChar"/>
-        </w:rPr>
+    </w:p>
+    <w:p>
+      <w:pPr>
+        <w:pStyle w:val="SourceCode"/>
+        <w:spacing w:before="0" w:after="0" w:line="200" w:lineRule="auto"/>
+      </w:pPr>
+      <w:r>
         <w:t xml:space="preserve">70</w:t>
       </w:r>
-      <w:r>
-        <w:br/>
-      </w:r>
-      <w:r>
-        <w:rPr>
-          <w:rStyle w:val="VerbatimChar"/>
-        </w:rPr>
+    </w:p>
+    <w:p>
+      <w:pPr>
+        <w:pStyle w:val="SourceCode"/>
+        <w:spacing w:before="0" w:after="0" w:line="200" w:lineRule="auto"/>
+      </w:pPr>
+      <w:r>
         <w:t xml:space="preserve">C:\...\LAB2&gt; dir copy2 /s /b | find /c ":"</w:t>
       </w:r>
-      <w:r>
-        <w:br/>
-      </w:r>
-      <w:r>
-        <w:rPr>
-          <w:rStyle w:val="VerbatimChar"/>
-        </w:rPr>
+    </w:p>
+    <w:p>
+      <w:pPr>
+        <w:pStyle w:val="SourceCode"/>
+        <w:spacing w:before="0" w:after="0" w:line="200" w:lineRule="auto"/>
+      </w:pPr>
+      <w:r>
         <w:t xml:space="preserve">78</w:t>
       </w:r>
-      <w:r>
-        <w:br/>
-      </w:r>
-      <w:r>
-        <w:rPr>
-          <w:rStyle w:val="VerbatimChar"/>
-        </w:rPr>
+    </w:p>
+    <w:p>
+      <w:pPr>
+        <w:pStyle w:val="SourceCode"/>
+        <w:spacing w:before="0" w:after="0" w:line="200" w:lineRule="auto"/>
+      </w:pPr>
+      <w:r>
         <w:t xml:space="preserve">C:\...\LAB2&gt; dir copy3 /s /b | find /c ":"</w:t>
       </w:r>
-      <w:r>
-        <w:br/>
-      </w:r>
-      <w:r>
-        <w:rPr>
-          <w:rStyle w:val="VerbatimChar"/>
-        </w:rPr>
+    </w:p>
+    <w:p>
+      <w:pPr>
+        <w:pStyle w:val="SourceCode"/>
+        <w:spacing w:before="0" w:after="120" w:line="200" w:lineRule="auto"/>
+      </w:pPr>
+      <w:r>
         <w:t xml:space="preserve">78</w:t>
       </w:r>
     </w:p>
@@ -2591,188 +2549,180 @@
     <w:p>
       <w:pPr>
         <w:pStyle w:val="SourceCode"/>
-      </w:pPr>
-      <w:r>
-        <w:rPr>
-          <w:rStyle w:val="VerbatimChar"/>
-        </w:rPr>
+        <w:spacing w:before="120" w:after="0" w:line="200" w:lineRule="auto"/>
+      </w:pPr>
+      <w:r>
         <w:t xml:space="preserve">C:\...\LAB2&gt; cd copy1</w:t>
       </w:r>
-      <w:r>
-        <w:br/>
-      </w:r>
-      <w:r>
-        <w:rPr>
-          <w:rStyle w:val="VerbatimChar"/>
-        </w:rPr>
+    </w:p>
+    <w:p>
+      <w:pPr>
+        <w:pStyle w:val="SourceCode"/>
+        <w:spacing w:before="0" w:after="0" w:line="200" w:lineRule="auto"/>
+      </w:pPr>
+      <w:r>
         <w:t xml:space="preserve">C:\...\copy1&gt; ren *.wav *.bak</w:t>
       </w:r>
-      <w:r>
-        <w:br/>
-      </w:r>
-      <w:r>
-        <w:rPr>
-          <w:rStyle w:val="VerbatimChar"/>
-        </w:rPr>
+    </w:p>
+    <w:p>
+      <w:pPr>
+        <w:pStyle w:val="SourceCode"/>
+        <w:spacing w:before="0" w:after="0" w:line="200" w:lineRule="auto"/>
+      </w:pPr>
+      <w:r>
         <w:t xml:space="preserve">C:\...\copy1&gt; dir /b | find /c ".bak"</w:t>
       </w:r>
-      <w:r>
-        <w:br/>
-      </w:r>
-      <w:r>
-        <w:rPr>
-          <w:rStyle w:val="VerbatimChar"/>
-        </w:rPr>
+    </w:p>
+    <w:p>
+      <w:pPr>
+        <w:pStyle w:val="SourceCode"/>
+        <w:spacing w:before="0" w:after="120" w:line="200" w:lineRule="auto"/>
+      </w:pPr>
+      <w:r>
         <w:t xml:space="preserve">70</w:t>
       </w:r>
     </w:p>
     <w:p>
       <w:pPr>
         <w:pStyle w:val="SourceCode"/>
-      </w:pPr>
-      <w:r>
-        <w:rPr>
-          <w:rStyle w:val="VerbatimChar"/>
-        </w:rPr>
+        <w:spacing w:before="120" w:after="0" w:line="200" w:lineRule="auto"/>
+      </w:pPr>
+      <w:r>
         <w:t xml:space="preserve">C:\...\copy1&gt; attrib +r "Windows Ringin.bak"</w:t>
       </w:r>
-      <w:r>
-        <w:br/>
-      </w:r>
-      <w:r>
-        <w:rPr>
-          <w:rStyle w:val="VerbatimChar"/>
-        </w:rPr>
+    </w:p>
+    <w:p>
+      <w:pPr>
+        <w:pStyle w:val="SourceCode"/>
+        <w:spacing w:before="0" w:after="0" w:line="200" w:lineRule="auto"/>
+      </w:pPr>
+      <w:r>
         <w:t xml:space="preserve">C:\...\copy1&gt; attrib "Windows Ringin.bak"</w:t>
       </w:r>
-      <w:r>
-        <w:br/>
-      </w:r>
-      <w:r>
-        <w:rPr>
-          <w:rStyle w:val="VerbatimChar"/>
-        </w:rPr>
+    </w:p>
+    <w:p>
+      <w:pPr>
+        <w:pStyle w:val="SourceCode"/>
+        <w:spacing w:before="0" w:after="120" w:line="200" w:lineRule="auto"/>
+      </w:pPr>
+      <w:r>
         <w:t xml:space="preserve">A  R     C:\Users\Student\Desktop\LAB2\copy1\Windows Ringin.bak</w:t>
       </w:r>
     </w:p>
     <w:p>
       <w:pPr>
         <w:pStyle w:val="SourceCode"/>
-      </w:pPr>
-      <w:r>
-        <w:rPr>
-          <w:rStyle w:val="VerbatimChar"/>
-        </w:rPr>
+        <w:spacing w:before="120" w:after="0" w:line="200" w:lineRule="auto"/>
+      </w:pPr>
+      <w:r>
         <w:t xml:space="preserve">C:\...\copy1&gt; del "Windows Ringin.bak"</w:t>
       </w:r>
-      <w:r>
-        <w:br/>
-      </w:r>
-      <w:r>
-        <w:rPr>
-          <w:rStyle w:val="VerbatimChar"/>
-        </w:rPr>
+    </w:p>
+    <w:p>
+      <w:pPr>
+        <w:pStyle w:val="SourceCode"/>
+        <w:spacing w:before="0" w:after="0" w:line="200" w:lineRule="auto"/>
+      </w:pPr>
+      <w:r>
         <w:t xml:space="preserve">C:\...\copy1\Windows Ringin.bak</w:t>
       </w:r>
-      <w:r>
-        <w:br/>
-      </w:r>
-      <w:r>
-        <w:rPr>
-          <w:rStyle w:val="VerbatimChar"/>
-        </w:rPr>
+    </w:p>
+    <w:p>
+      <w:pPr>
+        <w:pStyle w:val="SourceCode"/>
+        <w:spacing w:before="0" w:after="120" w:line="200" w:lineRule="auto"/>
+      </w:pPr>
+      <w:r>
         <w:t xml:space="preserve">Access is denied.</w:t>
       </w:r>
     </w:p>
     <w:p>
       <w:pPr>
         <w:pStyle w:val="SourceCode"/>
-      </w:pPr>
-      <w:r>
-        <w:rPr>
-          <w:rStyle w:val="VerbatimChar"/>
-        </w:rPr>
+        <w:spacing w:before="120" w:after="0" w:line="200" w:lineRule="auto"/>
+      </w:pPr>
+      <w:r>
         <w:t xml:space="preserve">C:\...\copy1&gt; del /f "Windows Ringin.bak"</w:t>
       </w:r>
-      <w:r>
-        <w:br/>
-      </w:r>
-      <w:r>
-        <w:rPr>
-          <w:rStyle w:val="VerbatimChar"/>
-        </w:rPr>
+    </w:p>
+    <w:p>
+      <w:pPr>
+        <w:pStyle w:val="SourceCode"/>
+        <w:spacing w:before="0" w:after="0" w:line="200" w:lineRule="auto"/>
+      </w:pPr>
+      <w:r>
         <w:t xml:space="preserve">C:\...\copy1&gt; cd ..</w:t>
       </w:r>
-      <w:r>
-        <w:br/>
-      </w:r>
-      <w:r>
-        <w:rPr>
-          <w:rStyle w:val="VerbatimChar"/>
-        </w:rPr>
+    </w:p>
+    <w:p>
+      <w:pPr>
+        <w:pStyle w:val="SourceCode"/>
+        <w:spacing w:before="0" w:after="0" w:line="200" w:lineRule="auto"/>
+      </w:pPr>
+      <w:r>
         <w:t xml:space="preserve">C:\...\LAB2&gt; rd /s /q copy1</w:t>
       </w:r>
-      <w:r>
-        <w:br/>
-      </w:r>
-      <w:r>
-        <w:rPr>
-          <w:rStyle w:val="VerbatimChar"/>
-        </w:rPr>
+    </w:p>
+    <w:p>
+      <w:pPr>
+        <w:pStyle w:val="SourceCode"/>
+        <w:spacing w:before="0" w:after="0" w:line="200" w:lineRule="auto"/>
+      </w:pPr>
+      <w:r>
         <w:t xml:space="preserve">C:\...\LAB2&gt; dir /a:d /b</w:t>
       </w:r>
-      <w:r>
-        <w:br/>
-      </w:r>
-      <w:r>
-        <w:rPr>
-          <w:rStyle w:val="VerbatimChar"/>
-        </w:rPr>
+    </w:p>
+    <w:p>
+      <w:pPr>
+        <w:pStyle w:val="SourceCode"/>
+        <w:spacing w:before="0" w:after="0" w:line="200" w:lineRule="auto"/>
+      </w:pPr>
+      <w:r>
         <w:t xml:space="preserve">bak</w:t>
       </w:r>
-      <w:r>
-        <w:br/>
-      </w:r>
-      <w:r>
-        <w:rPr>
-          <w:rStyle w:val="VerbatimChar"/>
-        </w:rPr>
+    </w:p>
+    <w:p>
+      <w:pPr>
+        <w:pStyle w:val="SourceCode"/>
+        <w:spacing w:before="0" w:after="0" w:line="200" w:lineRule="auto"/>
+      </w:pPr>
+      <w:r>
         <w:t xml:space="preserve">copy2</w:t>
       </w:r>
-      <w:r>
-        <w:br/>
-      </w:r>
-      <w:r>
-        <w:rPr>
-          <w:rStyle w:val="VerbatimChar"/>
-        </w:rPr>
+    </w:p>
+    <w:p>
+      <w:pPr>
+        <w:pStyle w:val="SourceCode"/>
+        <w:spacing w:before="0" w:after="0" w:line="200" w:lineRule="auto"/>
+      </w:pPr>
+      <w:r>
         <w:t xml:space="preserve">copy3</w:t>
       </w:r>
-      <w:r>
-        <w:br/>
-      </w:r>
-      <w:r>
-        <w:rPr>
-          <w:rStyle w:val="VerbatimChar"/>
-        </w:rPr>
+    </w:p>
+    <w:p>
+      <w:pPr>
+        <w:pStyle w:val="SourceCode"/>
+        <w:spacing w:before="0" w:after="0" w:line="200" w:lineRule="auto"/>
+      </w:pPr>
+      <w:r>
         <w:t xml:space="preserve">docs</w:t>
       </w:r>
-      <w:r>
-        <w:br/>
-      </w:r>
-      <w:r>
-        <w:rPr>
-          <w:rStyle w:val="VerbatimChar"/>
-        </w:rPr>
+    </w:p>
+    <w:p>
+      <w:pPr>
+        <w:pStyle w:val="SourceCode"/>
+        <w:spacing w:before="0" w:after="0" w:line="200" w:lineRule="auto"/>
+      </w:pPr>
+      <w:r>
         <w:t xml:space="preserve">src</w:t>
       </w:r>
-      <w:r>
-        <w:br/>
-      </w:r>
-      <w:r>
-        <w:rPr>
-          <w:rStyle w:val="VerbatimChar"/>
-        </w:rPr>
+    </w:p>
+    <w:p>
+      <w:pPr>
+        <w:pStyle w:val="SourceCode"/>
+        <w:spacing w:before="0" w:after="120" w:line="200" w:lineRule="auto"/>
+      </w:pPr>
+      <w:r>
         <w:t xml:space="preserve">test folder</w:t>
       </w:r>
     </w:p>
@@ -2797,152 +2747,144 @@
     <w:p>
       <w:pPr>
         <w:pStyle w:val="SourceCode"/>
-      </w:pPr>
-      <w:r>
-        <w:rPr>
-          <w:rStyle w:val="VerbatimChar"/>
-        </w:rPr>
+        <w:spacing w:before="120" w:after="0" w:line="200" w:lineRule="auto"/>
+      </w:pPr>
+      <w:r>
         <w:t xml:space="preserve">C:\...\LAB2&gt; dir src /s /b &gt; docs\listing.txt</w:t>
       </w:r>
-      <w:r>
-        <w:br/>
-      </w:r>
-      <w:r>
-        <w:rPr>
-          <w:rStyle w:val="VerbatimChar"/>
-        </w:rPr>
+    </w:p>
+    <w:p>
+      <w:pPr>
+        <w:pStyle w:val="SourceCode"/>
+        <w:spacing w:before="0" w:after="0" w:line="200" w:lineRule="auto"/>
+      </w:pPr>
+      <w:r>
         <w:t xml:space="preserve">C:\...\LAB2&gt; find /c ".wav" docs\listing.txt</w:t>
       </w:r>
-      <w:r>
-        <w:br/>
-      </w:r>
-      <w:r>
-        <w:rPr>
-          <w:rStyle w:val="VerbatimChar"/>
-        </w:rPr>
+    </w:p>
+    <w:p>
+      <w:pPr>
+        <w:pStyle w:val="SourceCode"/>
+        <w:spacing w:before="0" w:after="120" w:line="200" w:lineRule="auto"/>
+      </w:pPr>
+      <w:r>
         <w:t xml:space="preserve">---------- DOCS\LISTING.TXT: 70</w:t>
       </w:r>
     </w:p>
     <w:p>
       <w:pPr>
         <w:pStyle w:val="SourceCode"/>
-      </w:pPr>
-      <w:r>
-        <w:rPr>
-          <w:rStyle w:val="VerbatimChar"/>
-        </w:rPr>
+        <w:spacing w:before="120" w:after="0" w:line="200" w:lineRule="auto"/>
+      </w:pPr>
+      <w:r>
         <w:t xml:space="preserve">C:\...\LAB2&gt; findstr /i /n "alarm" docs\listing.txt</w:t>
       </w:r>
-      <w:r>
-        <w:br/>
-      </w:r>
-      <w:r>
-        <w:rPr>
-          <w:rStyle w:val="VerbatimChar"/>
-        </w:rPr>
+    </w:p>
+    <w:p>
+      <w:pPr>
+        <w:pStyle w:val="SourceCode"/>
+        <w:spacing w:before="0" w:after="0" w:line="200" w:lineRule="auto"/>
+      </w:pPr>
+      <w:r>
         <w:t xml:space="preserve">3:C:\Users\Student\Desktop\LAB2\src\Alarm01.wav</w:t>
       </w:r>
-      <w:r>
-        <w:br/>
-      </w:r>
-      <w:r>
-        <w:rPr>
-          <w:rStyle w:val="VerbatimChar"/>
-        </w:rPr>
+    </w:p>
+    <w:p>
+      <w:pPr>
+        <w:pStyle w:val="SourceCode"/>
+        <w:spacing w:before="0" w:after="0" w:line="200" w:lineRule="auto"/>
+      </w:pPr>
+      <w:r>
         <w:t xml:space="preserve">4:C:\Users\Student\Desktop\LAB2\src\Alarm02.wav</w:t>
       </w:r>
-      <w:r>
-        <w:br/>
-      </w:r>
-      <w:r>
-        <w:rPr>
-          <w:rStyle w:val="VerbatimChar"/>
-        </w:rPr>
+    </w:p>
+    <w:p>
+      <w:pPr>
+        <w:pStyle w:val="SourceCode"/>
+        <w:spacing w:before="0" w:after="120" w:line="200" w:lineRule="auto"/>
+      </w:pPr>
+      <w:r>
         <w:t xml:space="preserve">...</w:t>
       </w:r>
     </w:p>
     <w:p>
       <w:pPr>
         <w:pStyle w:val="SourceCode"/>
-      </w:pPr>
-      <w:r>
-        <w:rPr>
-          <w:rStyle w:val="VerbatimChar"/>
-        </w:rPr>
+        <w:spacing w:before="120" w:after="0" w:line="200" w:lineRule="auto"/>
+      </w:pPr>
+      <w:r>
         <w:t xml:space="preserve">C:\...\LAB2&gt; echo Звіт сформовано &gt;&gt; docs\listing.txt</w:t>
       </w:r>
-      <w:r>
-        <w:br/>
-      </w:r>
-      <w:r>
-        <w:rPr>
-          <w:rStyle w:val="VerbatimChar"/>
-        </w:rPr>
+    </w:p>
+    <w:p>
+      <w:pPr>
+        <w:pStyle w:val="SourceCode"/>
+        <w:spacing w:before="0" w:after="0" w:line="200" w:lineRule="auto"/>
+      </w:pPr>
+      <w:r>
         <w:t xml:space="preserve">C:\...\LAB2&gt; dir nosuchfile.txt 2&gt; docs\errors.txt</w:t>
       </w:r>
-      <w:r>
-        <w:br/>
-      </w:r>
-      <w:r>
-        <w:rPr>
-          <w:rStyle w:val="VerbatimChar"/>
-        </w:rPr>
+    </w:p>
+    <w:p>
+      <w:pPr>
+        <w:pStyle w:val="SourceCode"/>
+        <w:spacing w:before="0" w:after="0" w:line="200" w:lineRule="auto"/>
+      </w:pPr>
+      <w:r>
         <w:t xml:space="preserve">C:\...\LAB2&gt; type docs\errors.txt</w:t>
       </w:r>
-      <w:r>
-        <w:br/>
-      </w:r>
-      <w:r>
-        <w:rPr>
-          <w:rStyle w:val="VerbatimChar"/>
-        </w:rPr>
+    </w:p>
+    <w:p>
+      <w:pPr>
+        <w:pStyle w:val="SourceCode"/>
+        <w:spacing w:before="0" w:after="120" w:line="200" w:lineRule="auto"/>
+      </w:pPr>
+      <w:r>
         <w:t xml:space="preserve">File Not Found</w:t>
       </w:r>
     </w:p>
     <w:p>
       <w:pPr>
         <w:pStyle w:val="SourceCode"/>
-      </w:pPr>
-      <w:r>
-        <w:rPr>
-          <w:rStyle w:val="VerbatimChar"/>
-        </w:rPr>
+        <w:spacing w:before="120" w:after="0" w:line="200" w:lineRule="auto"/>
+      </w:pPr>
+      <w:r>
         <w:t xml:space="preserve">C:\...\LAB2&gt; type nul &gt; docs\empty.txt</w:t>
       </w:r>
-      <w:r>
-        <w:br/>
-      </w:r>
-      <w:r>
-        <w:rPr>
-          <w:rStyle w:val="VerbatimChar"/>
-        </w:rPr>
+    </w:p>
+    <w:p>
+      <w:pPr>
+        <w:pStyle w:val="SourceCode"/>
+        <w:spacing w:before="0" w:after="0" w:line="200" w:lineRule="auto"/>
+      </w:pPr>
+      <w:r>
         <w:t xml:space="preserve">C:\...\LAB2&gt; dir docs /b</w:t>
       </w:r>
-      <w:r>
-        <w:br/>
-      </w:r>
-      <w:r>
-        <w:rPr>
-          <w:rStyle w:val="VerbatimChar"/>
-        </w:rPr>
+    </w:p>
+    <w:p>
+      <w:pPr>
+        <w:pStyle w:val="SourceCode"/>
+        <w:spacing w:before="0" w:after="0" w:line="200" w:lineRule="auto"/>
+      </w:pPr>
+      <w:r>
         <w:t xml:space="preserve">empty.txt</w:t>
       </w:r>
-      <w:r>
-        <w:br/>
-      </w:r>
-      <w:r>
-        <w:rPr>
-          <w:rStyle w:val="VerbatimChar"/>
-        </w:rPr>
+    </w:p>
+    <w:p>
+      <w:pPr>
+        <w:pStyle w:val="SourceCode"/>
+        <w:spacing w:before="0" w:after="0" w:line="200" w:lineRule="auto"/>
+      </w:pPr>
+      <w:r>
         <w:t xml:space="preserve">errors.txt</w:t>
       </w:r>
-      <w:r>
-        <w:br/>
-      </w:r>
-      <w:r>
-        <w:rPr>
-          <w:rStyle w:val="VerbatimChar"/>
-        </w:rPr>
+    </w:p>
+    <w:p>
+      <w:pPr>
+        <w:pStyle w:val="SourceCode"/>
+        <w:spacing w:before="0" w:after="120" w:line="200" w:lineRule="auto"/>
+      </w:pPr>
+      <w:r>
         <w:t xml:space="preserve">listing.txt</w:t>
       </w:r>
     </w:p>
@@ -2959,116 +2901,108 @@
     <w:p>
       <w:pPr>
         <w:pStyle w:val="SourceCode"/>
-      </w:pPr>
-      <w:r>
-        <w:rPr>
-          <w:rStyle w:val="VerbatimChar"/>
-        </w:rPr>
+        <w:spacing w:before="120" w:after="0" w:line="200" w:lineRule="auto"/>
+      </w:pPr>
+      <w:r>
         <w:t xml:space="preserve">PS C:\...\LAB2&gt; Get-ChildItem src -Recurse -File |</w:t>
       </w:r>
-      <w:r>
-        <w:br/>
-      </w:r>
-      <w:r>
-        <w:rPr>
-          <w:rStyle w:val="VerbatimChar"/>
-        </w:rPr>
+    </w:p>
+    <w:p>
+      <w:pPr>
+        <w:pStyle w:val="SourceCode"/>
+        <w:spacing w:before="0" w:after="120" w:line="200" w:lineRule="auto"/>
+      </w:pPr>
+      <w:r>
         <w:t xml:space="preserve">&gt;&gt;     Measure-Object -Property Length -Sum</w:t>
       </w:r>
     </w:p>
     <w:p>
       <w:pPr>
         <w:pStyle w:val="SourceCode"/>
-      </w:pPr>
-      <w:r>
-        <w:rPr>
-          <w:rStyle w:val="VerbatimChar"/>
-        </w:rPr>
+        <w:spacing w:before="120" w:after="0" w:line="200" w:lineRule="auto"/>
+      </w:pPr>
+      <w:r>
         <w:t xml:space="preserve">Count    : 70</w:t>
       </w:r>
-      <w:r>
-        <w:br/>
-      </w:r>
-      <w:r>
-        <w:rPr>
-          <w:rStyle w:val="VerbatimChar"/>
-        </w:rPr>
+    </w:p>
+    <w:p>
+      <w:pPr>
+        <w:pStyle w:val="SourceCode"/>
+        <w:spacing w:before="0" w:after="120" w:line="200" w:lineRule="auto"/>
+      </w:pPr>
+      <w:r>
         <w:t xml:space="preserve">Sum      : 12648174</w:t>
       </w:r>
     </w:p>
     <w:p>
       <w:pPr>
         <w:pStyle w:val="SourceCode"/>
-      </w:pPr>
-      <w:r>
-        <w:rPr>
-          <w:rStyle w:val="VerbatimChar"/>
-        </w:rPr>
+        <w:spacing w:before="120" w:after="0" w:line="200" w:lineRule="auto"/>
+      </w:pPr>
+      <w:r>
         <w:t xml:space="preserve">PS C:\...\LAB2&gt; Get-ChildItem src -Recurse -File |</w:t>
       </w:r>
-      <w:r>
-        <w:br/>
-      </w:r>
-      <w:r>
-        <w:rPr>
-          <w:rStyle w:val="VerbatimChar"/>
-        </w:rPr>
+    </w:p>
+    <w:p>
+      <w:pPr>
+        <w:pStyle w:val="SourceCode"/>
+        <w:spacing w:before="0" w:after="0" w:line="200" w:lineRule="auto"/>
+      </w:pPr>
+      <w:r>
         <w:t xml:space="preserve">&gt;&gt;     Sort-Object Length -Descending |</w:t>
       </w:r>
-      <w:r>
-        <w:br/>
-      </w:r>
-      <w:r>
-        <w:rPr>
-          <w:rStyle w:val="VerbatimChar"/>
-        </w:rPr>
+    </w:p>
+    <w:p>
+      <w:pPr>
+        <w:pStyle w:val="SourceCode"/>
+        <w:spacing w:before="0" w:after="120" w:line="200" w:lineRule="auto"/>
+      </w:pPr>
+      <w:r>
         <w:t xml:space="preserve">&gt;&gt;     Select-Object -First 3 Name, Length</w:t>
       </w:r>
     </w:p>
     <w:p>
       <w:pPr>
         <w:pStyle w:val="SourceCode"/>
-      </w:pPr>
-      <w:r>
-        <w:rPr>
-          <w:rStyle w:val="VerbatimChar"/>
-        </w:rPr>
+        <w:spacing w:before="120" w:after="0" w:line="200" w:lineRule="auto"/>
+      </w:pPr>
+      <w:r>
         <w:t xml:space="preserve">Name                       Length</w:t>
       </w:r>
-      <w:r>
-        <w:br/>
-      </w:r>
-      <w:r>
-        <w:rPr>
-          <w:rStyle w:val="VerbatimChar"/>
-        </w:rPr>
+    </w:p>
+    <w:p>
+      <w:pPr>
+        <w:pStyle w:val="SourceCode"/>
+        <w:spacing w:before="0" w:after="0" w:line="200" w:lineRule="auto"/>
+      </w:pPr>
+      <w:r>
         <w:t xml:space="preserve">----                       ------</w:t>
       </w:r>
-      <w:r>
-        <w:br/>
-      </w:r>
-      <w:r>
-        <w:rPr>
-          <w:rStyle w:val="VerbatimChar"/>
-        </w:rPr>
+    </w:p>
+    <w:p>
+      <w:pPr>
+        <w:pStyle w:val="SourceCode"/>
+        <w:spacing w:before="0" w:after="0" w:line="200" w:lineRule="auto"/>
+      </w:pPr>
+      <w:r>
         <w:t xml:space="preserve">Windows Logon.wav         1189836</w:t>
       </w:r>
-      <w:r>
-        <w:br/>
-      </w:r>
-      <w:r>
-        <w:rPr>
-          <w:rStyle w:val="VerbatimChar"/>
-        </w:rPr>
+    </w:p>
+    <w:p>
+      <w:pPr>
+        <w:pStyle w:val="SourceCode"/>
+        <w:spacing w:before="0" w:after="0" w:line="200" w:lineRule="auto"/>
+      </w:pPr>
+      <w:r>
         <w:t xml:space="preserve">Windows Shutdown.wav       729068</w:t>
       </w:r>
-      <w:r>
-        <w:br/>
-      </w:r>
-      <w:r>
-        <w:rPr>
-          <w:rStyle w:val="VerbatimChar"/>
-        </w:rPr>
+    </w:p>
+    <w:p>
+      <w:pPr>
+        <w:pStyle w:val="SourceCode"/>
+        <w:spacing w:before="0" w:after="120" w:line="200" w:lineRule="auto"/>
+      </w:pPr>
+      <w:r>
         <w:t xml:space="preserve">Windows Startup.wav        497908</w:t>
       </w:r>
     </w:p>
@@ -6400,15 +6334,8 @@
     <w:basedOn w:val="Normal"/>
     <w:qFormat/>
     <w:pPr>
-      <w:pBdr>
-        <w:top w:color="BFBFBF" w:space="4" w:sz="4" w:val="single"/>
-        <w:left w:color="BFBFBF" w:space="4" w:sz="4" w:val="single"/>
-        <w:bottom w:color="BFBFBF" w:space="4" w:sz="4" w:val="single"/>
-        <w:right w:color="BFBFBF" w:space="4" w:sz="4" w:val="single"/>
-      </w:pBdr>
-      <w:shd w:color="auto" w:fill="F4F4F4" w:val="clear"/>
       <w:spacing w:after="120" w:before="120" w:line="200" w:lineRule="auto"/>
-      <w:ind w:firstLine="0" w:left="284" w:right="284"/>
+      <w:ind w:hanging="340" w:left="340" w:right="0"/>
       <w:jc w:val="left"/>
     </w:pPr>
     <w:rPr>

--- a/public/labs/os/pz-25/ЛР2_ОС_Файли_та_каталоги_в_командному_рядку_Windows.docx
+++ b/public/labs/os/pz-25/ЛР2_ОС_Файли_та_каталоги_в_командному_рядку_Windows.docx
@@ -170,66 +170,115 @@
     </w:p>
     <w:p>
       <w:pPr>
-        <w:pStyle w:val="SourceCode"/>
-        <w:spacing w:before="120" w:after="0" w:line="200" w:lineRule="auto"/>
-      </w:pPr>
-      <w:r>
-        <w:t xml:space="preserve">cd Desktop            :: у підкаталог поточного каталогу</w:t>
-      </w:r>
-    </w:p>
-    <w:p>
-      <w:pPr>
-        <w:pStyle w:val="SourceCode"/>
-        <w:spacing w:before="0" w:after="0" w:line="200" w:lineRule="auto"/>
-      </w:pPr>
-      <w:r>
-        <w:t xml:space="preserve">cd ..                 :: на рівень вище</w:t>
-      </w:r>
-    </w:p>
-    <w:p>
-      <w:pPr>
-        <w:pStyle w:val="SourceCode"/>
-        <w:spacing w:before="0" w:after="0" w:line="200" w:lineRule="auto"/>
-      </w:pPr>
-      <w:r>
-        <w:t xml:space="preserve">cd \                  :: до кореня поточного диска</w:t>
-      </w:r>
-    </w:p>
-    <w:p>
-      <w:pPr>
-        <w:pStyle w:val="SourceCode"/>
-        <w:spacing w:before="0" w:after="0" w:line="200" w:lineRule="auto"/>
-      </w:pPr>
-      <w:r>
-        <w:t xml:space="preserve">D:                    :: змінити диск без зміни каталогу</w:t>
-      </w:r>
-    </w:p>
-    <w:p>
-      <w:pPr>
-        <w:pStyle w:val="SourceCode"/>
-        <w:spacing w:before="0" w:after="0" w:line="200" w:lineRule="auto"/>
-      </w:pPr>
-      <w:r>
-        <w:t xml:space="preserve">cd /d D:\Data         :: змінити диск і каталог одночасно</w:t>
-      </w:r>
-    </w:p>
-    <w:p>
-      <w:pPr>
-        <w:pStyle w:val="SourceCode"/>
-        <w:spacing w:before="0" w:after="0" w:line="200" w:lineRule="auto"/>
-      </w:pPr>
-      <w:r>
-        <w:t xml:space="preserve">pushd %SystemRoot%    :: перейти, запам’ятавши поточний каталог</w:t>
-      </w:r>
-    </w:p>
-    <w:p>
-      <w:pPr>
-        <w:pStyle w:val="SourceCode"/>
-        <w:spacing w:before="0" w:after="120" w:line="200" w:lineRule="auto"/>
-      </w:pPr>
-      <w:r>
-        <w:t xml:space="preserve">popd                  :: повернутися туди, звідки викликали pushd</w:t>
-      </w:r>
+        <w:spacing w:before="0" w:after="0" w:line="120" w:lineRule="exact"/>
+        <w:rPr>
+          <w:sz w:val="4"/>
+          <w:szCs w:val="4"/>
+        </w:rPr>
+      </w:pPr>
+    </w:p>
+    <w:tbl>
+      <w:tblPr>
+        <w:tblStyle w:val="SourceCodeTable"/>
+        <w:tblW w:type="dxa" w:w="9637"/>
+        <w:tblInd w:w="0" w:type="dxa"/>
+        <w:tblBorders>
+          <w:top w:color="BFBFBF" w:space="0" w:sz="4" w:val="single"/>
+          <w:left w:color="BFBFBF" w:space="0" w:sz="4" w:val="single"/>
+          <w:bottom w:color="BFBFBF" w:space="0" w:sz="4" w:val="single"/>
+          <w:right w:color="BFBFBF" w:space="0" w:sz="4" w:val="single"/>
+        </w:tblBorders>
+        <w:tblLayout w:type="fixed"/>
+        <w:tblCellMar>
+          <w:top w:type="dxa" w:w="113"/>
+          <w:left w:type="dxa" w:w="113"/>
+          <w:bottom w:type="dxa" w:w="113"/>
+          <w:right w:type="dxa" w:w="113"/>
+        </w:tblCellMar>
+        <w:tblLook w:val="0000" w:firstRow="0" w:lastRow="0" w:firstColumn="0" w:lastColumn="0" w:noHBand="1" w:noVBand="1"/>
+      </w:tblPr>
+      <w:tblGrid>
+        <w:gridCol w:w="9637"/>
+      </w:tblGrid>
+      <w:tr>
+        <w:tc>
+          <w:tcPr>
+            <w:tcW w:type="dxa" w:w="9637"/>
+          </w:tcPr>
+          <w:p>
+            <w:pPr>
+              <w:pStyle w:val="SourceCode"/>
+              <w:spacing w:before="0" w:after="0" w:line="200" w:lineRule="auto"/>
+            </w:pPr>
+            <w:r>
+              <w:t xml:space="preserve">cd Desktop            :: у підкаталог поточного каталогу</w:t>
+            </w:r>
+          </w:p>
+          <w:p>
+            <w:pPr>
+              <w:pStyle w:val="SourceCode"/>
+              <w:spacing w:before="0" w:after="0" w:line="200" w:lineRule="auto"/>
+            </w:pPr>
+            <w:r>
+              <w:t xml:space="preserve">cd ..                 :: на рівень вище</w:t>
+            </w:r>
+          </w:p>
+          <w:p>
+            <w:pPr>
+              <w:pStyle w:val="SourceCode"/>
+              <w:spacing w:before="0" w:after="0" w:line="200" w:lineRule="auto"/>
+            </w:pPr>
+            <w:r>
+              <w:t xml:space="preserve">cd \                  :: до кореня поточного диска</w:t>
+            </w:r>
+          </w:p>
+          <w:p>
+            <w:pPr>
+              <w:pStyle w:val="SourceCode"/>
+              <w:spacing w:before="0" w:after="0" w:line="200" w:lineRule="auto"/>
+            </w:pPr>
+            <w:r>
+              <w:t xml:space="preserve">D:                    :: змінити диск без зміни каталогу</w:t>
+            </w:r>
+          </w:p>
+          <w:p>
+            <w:pPr>
+              <w:pStyle w:val="SourceCode"/>
+              <w:spacing w:before="0" w:after="0" w:line="200" w:lineRule="auto"/>
+            </w:pPr>
+            <w:r>
+              <w:t xml:space="preserve">cd /d D:\Data         :: змінити диск і каталог одночасно</w:t>
+            </w:r>
+          </w:p>
+          <w:p>
+            <w:pPr>
+              <w:pStyle w:val="SourceCode"/>
+              <w:spacing w:before="0" w:after="0" w:line="200" w:lineRule="auto"/>
+            </w:pPr>
+            <w:r>
+              <w:t xml:space="preserve">pushd %SystemRoot%    :: перейти, запам’ятавши поточний каталог</w:t>
+            </w:r>
+          </w:p>
+          <w:p>
+            <w:pPr>
+              <w:pStyle w:val="SourceCode"/>
+              <w:spacing w:before="0" w:after="0" w:line="200" w:lineRule="auto"/>
+            </w:pPr>
+            <w:r>
+              <w:t xml:space="preserve">popd                  :: повернутися туди, звідки викликали pushd</w:t>
+            </w:r>
+          </w:p>
+        </w:tc>
+      </w:tr>
+    </w:tbl>
+    <w:p>
+      <w:pPr>
+        <w:spacing w:before="0" w:after="0" w:line="120" w:lineRule="exact"/>
+        <w:rPr>
+          <w:sz w:val="4"/>
+          <w:szCs w:val="4"/>
+        </w:rPr>
+      </w:pPr>
     </w:p>
     <w:p>
       <w:pPr>
@@ -259,57 +308,106 @@
     </w:p>
     <w:p>
       <w:pPr>
-        <w:pStyle w:val="SourceCode"/>
-        <w:spacing w:before="120" w:after="0" w:line="200" w:lineRule="auto"/>
-      </w:pPr>
-      <w:r>
-        <w:t xml:space="preserve">*.txt        усі файли з розширенням txt</w:t>
-      </w:r>
-    </w:p>
-    <w:p>
-      <w:pPr>
-        <w:pStyle w:val="SourceCode"/>
-        <w:spacing w:before="0" w:after="0" w:line="200" w:lineRule="auto"/>
-      </w:pPr>
-      <w:r>
-        <w:t xml:space="preserve">report.*     усі файли з іменем report і будь-яким розширенням</w:t>
-      </w:r>
-    </w:p>
-    <w:p>
-      <w:pPr>
-        <w:pStyle w:val="SourceCode"/>
-        <w:spacing w:before="0" w:after="0" w:line="200" w:lineRule="auto"/>
-      </w:pPr>
-      <w:r>
-        <w:t xml:space="preserve">*.*          усі файли, що мають розширення</w:t>
-      </w:r>
-    </w:p>
-    <w:p>
-      <w:pPr>
-        <w:pStyle w:val="SourceCode"/>
-        <w:spacing w:before="0" w:after="0" w:line="200" w:lineRule="auto"/>
-      </w:pPr>
-      <w:r>
-        <w:t xml:space="preserve">*            усі файли взагалі</w:t>
-      </w:r>
-    </w:p>
-    <w:p>
-      <w:pPr>
-        <w:pStyle w:val="SourceCode"/>
-        <w:spacing w:before="0" w:after="0" w:line="200" w:lineRule="auto"/>
-      </w:pPr>
-      <w:r>
-        <w:t xml:space="preserve">data?.txt    data1.txt, data2.txt, dataA.txt, але не data10.txt</w:t>
-      </w:r>
-    </w:p>
-    <w:p>
-      <w:pPr>
-        <w:pStyle w:val="SourceCode"/>
-        <w:spacing w:before="0" w:after="120" w:line="200" w:lineRule="auto"/>
-      </w:pPr>
-      <w:r>
-        <w:t xml:space="preserve">??.log       файли, ім’я яких складається рівно з двох символів</w:t>
-      </w:r>
+        <w:spacing w:before="0" w:after="0" w:line="120" w:lineRule="exact"/>
+        <w:rPr>
+          <w:sz w:val="4"/>
+          <w:szCs w:val="4"/>
+        </w:rPr>
+      </w:pPr>
+    </w:p>
+    <w:tbl>
+      <w:tblPr>
+        <w:tblStyle w:val="SourceCodeTable"/>
+        <w:tblW w:type="dxa" w:w="9637"/>
+        <w:tblInd w:w="0" w:type="dxa"/>
+        <w:tblBorders>
+          <w:top w:color="BFBFBF" w:space="0" w:sz="4" w:val="single"/>
+          <w:left w:color="BFBFBF" w:space="0" w:sz="4" w:val="single"/>
+          <w:bottom w:color="BFBFBF" w:space="0" w:sz="4" w:val="single"/>
+          <w:right w:color="BFBFBF" w:space="0" w:sz="4" w:val="single"/>
+        </w:tblBorders>
+        <w:tblLayout w:type="fixed"/>
+        <w:tblCellMar>
+          <w:top w:type="dxa" w:w="113"/>
+          <w:left w:type="dxa" w:w="113"/>
+          <w:bottom w:type="dxa" w:w="113"/>
+          <w:right w:type="dxa" w:w="113"/>
+        </w:tblCellMar>
+        <w:tblLook w:val="0000" w:firstRow="0" w:lastRow="0" w:firstColumn="0" w:lastColumn="0" w:noHBand="1" w:noVBand="1"/>
+      </w:tblPr>
+      <w:tblGrid>
+        <w:gridCol w:w="9637"/>
+      </w:tblGrid>
+      <w:tr>
+        <w:tc>
+          <w:tcPr>
+            <w:tcW w:type="dxa" w:w="9637"/>
+          </w:tcPr>
+          <w:p>
+            <w:pPr>
+              <w:pStyle w:val="SourceCode"/>
+              <w:spacing w:before="0" w:after="0" w:line="200" w:lineRule="auto"/>
+            </w:pPr>
+            <w:r>
+              <w:t xml:space="preserve">*.txt        усі файли з розширенням txt</w:t>
+            </w:r>
+          </w:p>
+          <w:p>
+            <w:pPr>
+              <w:pStyle w:val="SourceCode"/>
+              <w:spacing w:before="0" w:after="0" w:line="200" w:lineRule="auto"/>
+            </w:pPr>
+            <w:r>
+              <w:t xml:space="preserve">report.*     усі файли з іменем report і будь-яким розширенням</w:t>
+            </w:r>
+          </w:p>
+          <w:p>
+            <w:pPr>
+              <w:pStyle w:val="SourceCode"/>
+              <w:spacing w:before="0" w:after="0" w:line="200" w:lineRule="auto"/>
+            </w:pPr>
+            <w:r>
+              <w:t xml:space="preserve">*.*          усі файли, що мають розширення</w:t>
+            </w:r>
+          </w:p>
+          <w:p>
+            <w:pPr>
+              <w:pStyle w:val="SourceCode"/>
+              <w:spacing w:before="0" w:after="0" w:line="200" w:lineRule="auto"/>
+            </w:pPr>
+            <w:r>
+              <w:t xml:space="preserve">*            усі файли взагалі</w:t>
+            </w:r>
+          </w:p>
+          <w:p>
+            <w:pPr>
+              <w:pStyle w:val="SourceCode"/>
+              <w:spacing w:before="0" w:after="0" w:line="200" w:lineRule="auto"/>
+            </w:pPr>
+            <w:r>
+              <w:t xml:space="preserve">data?.txt    data1.txt, data2.txt, dataA.txt, але не data10.txt</w:t>
+            </w:r>
+          </w:p>
+          <w:p>
+            <w:pPr>
+              <w:pStyle w:val="SourceCode"/>
+              <w:spacing w:before="0" w:after="0" w:line="200" w:lineRule="auto"/>
+            </w:pPr>
+            <w:r>
+              <w:t xml:space="preserve">??.log       файли, ім’я яких складається рівно з двох символів</w:t>
+            </w:r>
+          </w:p>
+        </w:tc>
+      </w:tr>
+    </w:tbl>
+    <w:p>
+      <w:pPr>
+        <w:spacing w:before="0" w:after="0" w:line="120" w:lineRule="exact"/>
+        <w:rPr>
+          <w:sz w:val="4"/>
+          <w:szCs w:val="4"/>
+        </w:rPr>
+      </w:pPr>
     </w:p>
     <w:p>
       <w:pPr>
@@ -1003,84 +1101,231 @@
     </w:tbl>
     <w:p>
       <w:pPr>
-        <w:pStyle w:val="SourceCode"/>
-        <w:spacing w:before="120" w:after="0" w:line="200" w:lineRule="auto"/>
-      </w:pPr>
-      <w:r>
-        <w:t xml:space="preserve">copy file.txt backup.txt           :: копія одного файлу</w:t>
-      </w:r>
-    </w:p>
-    <w:p>
-      <w:pPr>
-        <w:pStyle w:val="SourceCode"/>
-        <w:spacing w:before="0" w:after="0" w:line="200" w:lineRule="auto"/>
-      </w:pPr>
-      <w:r>
-        <w:t xml:space="preserve">copy *.wav audio\                  :: усі wav в підкаталог audio</w:t>
-      </w:r>
-    </w:p>
-    <w:p>
-      <w:pPr>
-        <w:pStyle w:val="SourceCode"/>
-        <w:spacing w:before="0" w:after="120" w:line="200" w:lineRule="auto"/>
-      </w:pPr>
-      <w:r>
-        <w:t xml:space="preserve">copy part1.txt+part2.txt all.txt   :: об’єднання файлів</w:t>
-      </w:r>
-    </w:p>
-    <w:p>
-      <w:pPr>
-        <w:pStyle w:val="SourceCode"/>
-        <w:spacing w:before="120" w:after="0" w:line="200" w:lineRule="auto"/>
-      </w:pPr>
-      <w:r>
-        <w:t xml:space="preserve">xcopy /s /i src dest               :: з підкаталогами (/i — dest це каталог)</w:t>
-      </w:r>
-    </w:p>
-    <w:p>
-      <w:pPr>
-        <w:pStyle w:val="SourceCode"/>
-        <w:spacing w:before="0" w:after="120" w:line="200" w:lineRule="auto"/>
-      </w:pPr>
-      <w:r>
-        <w:t xml:space="preserve">xcopy /s /e /h /y src dest         :: + порожні каталоги, приховані, без запитів</w:t>
-      </w:r>
-    </w:p>
-    <w:p>
-      <w:pPr>
-        <w:pStyle w:val="SourceCode"/>
-        <w:spacing w:before="120" w:after="0" w:line="200" w:lineRule="auto"/>
-      </w:pPr>
-      <w:r>
-        <w:t xml:space="preserve">robocopy src dest /e               :: дерево разом з порожніми каталогами</w:t>
-      </w:r>
-    </w:p>
-    <w:p>
-      <w:pPr>
-        <w:pStyle w:val="SourceCode"/>
-        <w:spacing w:before="0" w:after="0" w:line="200" w:lineRule="auto"/>
-      </w:pPr>
-      <w:r>
-        <w:t xml:space="preserve">robocopy src dest /e /mt:8         :: у вісім потоків</w:t>
-      </w:r>
-    </w:p>
-    <w:p>
-      <w:pPr>
-        <w:pStyle w:val="SourceCode"/>
-        <w:spacing w:before="0" w:after="0" w:line="200" w:lineRule="auto"/>
-      </w:pPr>
-      <w:r>
-        <w:t xml:space="preserve">robocopy src dest /e /log:copy.log :: із журналом</w:t>
-      </w:r>
-    </w:p>
-    <w:p>
-      <w:pPr>
-        <w:pStyle w:val="SourceCode"/>
-        <w:spacing w:before="0" w:after="120" w:line="200" w:lineRule="auto"/>
-      </w:pPr>
-      <w:r>
-        <w:t xml:space="preserve">robocopy src dest /e /l            :: лише показати, що було б скопійовано</w:t>
-      </w:r>
+        <w:spacing w:before="0" w:after="0" w:line="120" w:lineRule="exact"/>
+        <w:rPr>
+          <w:sz w:val="4"/>
+          <w:szCs w:val="4"/>
+        </w:rPr>
+      </w:pPr>
+    </w:p>
+    <w:tbl>
+      <w:tblPr>
+        <w:tblStyle w:val="SourceCodeTable"/>
+        <w:tblW w:type="dxa" w:w="9637"/>
+        <w:tblInd w:w="0" w:type="dxa"/>
+        <w:tblBorders>
+          <w:top w:color="BFBFBF" w:space="0" w:sz="4" w:val="single"/>
+          <w:left w:color="BFBFBF" w:space="0" w:sz="4" w:val="single"/>
+          <w:bottom w:color="BFBFBF" w:space="0" w:sz="4" w:val="single"/>
+          <w:right w:color="BFBFBF" w:space="0" w:sz="4" w:val="single"/>
+        </w:tblBorders>
+        <w:tblLayout w:type="fixed"/>
+        <w:tblCellMar>
+          <w:top w:type="dxa" w:w="113"/>
+          <w:left w:type="dxa" w:w="113"/>
+          <w:bottom w:type="dxa" w:w="113"/>
+          <w:right w:type="dxa" w:w="113"/>
+        </w:tblCellMar>
+        <w:tblLook w:val="0000" w:firstRow="0" w:lastRow="0" w:firstColumn="0" w:lastColumn="0" w:noHBand="1" w:noVBand="1"/>
+      </w:tblPr>
+      <w:tblGrid>
+        <w:gridCol w:w="9637"/>
+      </w:tblGrid>
+      <w:tr>
+        <w:tc>
+          <w:tcPr>
+            <w:tcW w:type="dxa" w:w="9637"/>
+          </w:tcPr>
+          <w:p>
+            <w:pPr>
+              <w:pStyle w:val="SourceCode"/>
+              <w:spacing w:before="0" w:after="0" w:line="200" w:lineRule="auto"/>
+            </w:pPr>
+            <w:r>
+              <w:t xml:space="preserve">copy file.txt backup.txt           :: копія одного файлу</w:t>
+            </w:r>
+          </w:p>
+          <w:p>
+            <w:pPr>
+              <w:pStyle w:val="SourceCode"/>
+              <w:spacing w:before="0" w:after="0" w:line="200" w:lineRule="auto"/>
+            </w:pPr>
+            <w:r>
+              <w:t xml:space="preserve">copy *.wav audio\                  :: усі wav в підкаталог audio</w:t>
+            </w:r>
+          </w:p>
+          <w:p>
+            <w:pPr>
+              <w:pStyle w:val="SourceCode"/>
+              <w:spacing w:before="0" w:after="0" w:line="200" w:lineRule="auto"/>
+            </w:pPr>
+            <w:r>
+              <w:t xml:space="preserve">copy part1.txt+part2.txt all.txt   :: об’єднання файлів</w:t>
+            </w:r>
+          </w:p>
+        </w:tc>
+      </w:tr>
+    </w:tbl>
+    <w:p>
+      <w:pPr>
+        <w:spacing w:before="0" w:after="0" w:line="120" w:lineRule="exact"/>
+        <w:rPr>
+          <w:sz w:val="4"/>
+          <w:szCs w:val="4"/>
+        </w:rPr>
+      </w:pPr>
+    </w:p>
+    <w:p>
+      <w:pPr>
+        <w:spacing w:before="0" w:after="0" w:line="120" w:lineRule="exact"/>
+        <w:rPr>
+          <w:sz w:val="4"/>
+          <w:szCs w:val="4"/>
+        </w:rPr>
+      </w:pPr>
+    </w:p>
+    <w:tbl>
+      <w:tblPr>
+        <w:tblStyle w:val="SourceCodeTable"/>
+        <w:tblW w:type="dxa" w:w="9637"/>
+        <w:tblInd w:w="0" w:type="dxa"/>
+        <w:tblBorders>
+          <w:top w:color="BFBFBF" w:space="0" w:sz="4" w:val="single"/>
+          <w:left w:color="BFBFBF" w:space="0" w:sz="4" w:val="single"/>
+          <w:bottom w:color="BFBFBF" w:space="0" w:sz="4" w:val="single"/>
+          <w:right w:color="BFBFBF" w:space="0" w:sz="4" w:val="single"/>
+        </w:tblBorders>
+        <w:tblLayout w:type="fixed"/>
+        <w:tblCellMar>
+          <w:top w:type="dxa" w:w="113"/>
+          <w:left w:type="dxa" w:w="113"/>
+          <w:bottom w:type="dxa" w:w="113"/>
+          <w:right w:type="dxa" w:w="113"/>
+        </w:tblCellMar>
+        <w:tblLook w:val="0000" w:firstRow="0" w:lastRow="0" w:firstColumn="0" w:lastColumn="0" w:noHBand="1" w:noVBand="1"/>
+      </w:tblPr>
+      <w:tblGrid>
+        <w:gridCol w:w="9637"/>
+      </w:tblGrid>
+      <w:tr>
+        <w:tc>
+          <w:tcPr>
+            <w:tcW w:type="dxa" w:w="9637"/>
+          </w:tcPr>
+          <w:p>
+            <w:pPr>
+              <w:pStyle w:val="SourceCode"/>
+              <w:spacing w:before="0" w:after="0" w:line="200" w:lineRule="auto"/>
+            </w:pPr>
+            <w:r>
+              <w:t xml:space="preserve">xcopy /s /i src dest               :: з підкаталогами (/i — dest це каталог)</w:t>
+            </w:r>
+          </w:p>
+          <w:p>
+            <w:pPr>
+              <w:pStyle w:val="SourceCode"/>
+              <w:spacing w:before="0" w:after="0" w:line="200" w:lineRule="auto"/>
+            </w:pPr>
+            <w:r>
+              <w:t xml:space="preserve">xcopy /s /e /h /y src dest         :: + порожні каталоги, приховані, без запитів</w:t>
+            </w:r>
+          </w:p>
+        </w:tc>
+      </w:tr>
+    </w:tbl>
+    <w:p>
+      <w:pPr>
+        <w:spacing w:before="0" w:after="0" w:line="120" w:lineRule="exact"/>
+        <w:rPr>
+          <w:sz w:val="4"/>
+          <w:szCs w:val="4"/>
+        </w:rPr>
+      </w:pPr>
+    </w:p>
+    <w:p>
+      <w:pPr>
+        <w:spacing w:before="0" w:after="0" w:line="120" w:lineRule="exact"/>
+        <w:rPr>
+          <w:sz w:val="4"/>
+          <w:szCs w:val="4"/>
+        </w:rPr>
+      </w:pPr>
+    </w:p>
+    <w:tbl>
+      <w:tblPr>
+        <w:tblStyle w:val="SourceCodeTable"/>
+        <w:tblW w:type="dxa" w:w="9637"/>
+        <w:tblInd w:w="0" w:type="dxa"/>
+        <w:tblBorders>
+          <w:top w:color="BFBFBF" w:space="0" w:sz="4" w:val="single"/>
+          <w:left w:color="BFBFBF" w:space="0" w:sz="4" w:val="single"/>
+          <w:bottom w:color="BFBFBF" w:space="0" w:sz="4" w:val="single"/>
+          <w:right w:color="BFBFBF" w:space="0" w:sz="4" w:val="single"/>
+        </w:tblBorders>
+        <w:tblLayout w:type="fixed"/>
+        <w:tblCellMar>
+          <w:top w:type="dxa" w:w="113"/>
+          <w:left w:type="dxa" w:w="113"/>
+          <w:bottom w:type="dxa" w:w="113"/>
+          <w:right w:type="dxa" w:w="113"/>
+        </w:tblCellMar>
+        <w:tblLook w:val="0000" w:firstRow="0" w:lastRow="0" w:firstColumn="0" w:lastColumn="0" w:noHBand="1" w:noVBand="1"/>
+      </w:tblPr>
+      <w:tblGrid>
+        <w:gridCol w:w="9637"/>
+      </w:tblGrid>
+      <w:tr>
+        <w:tc>
+          <w:tcPr>
+            <w:tcW w:type="dxa" w:w="9637"/>
+          </w:tcPr>
+          <w:p>
+            <w:pPr>
+              <w:pStyle w:val="SourceCode"/>
+              <w:spacing w:before="0" w:after="0" w:line="200" w:lineRule="auto"/>
+            </w:pPr>
+            <w:r>
+              <w:t xml:space="preserve">robocopy src dest /e               :: дерево разом з порожніми каталогами</w:t>
+            </w:r>
+          </w:p>
+          <w:p>
+            <w:pPr>
+              <w:pStyle w:val="SourceCode"/>
+              <w:spacing w:before="0" w:after="0" w:line="200" w:lineRule="auto"/>
+            </w:pPr>
+            <w:r>
+              <w:t xml:space="preserve">robocopy src dest /e /mt:8         :: у вісім потоків</w:t>
+            </w:r>
+          </w:p>
+          <w:p>
+            <w:pPr>
+              <w:pStyle w:val="SourceCode"/>
+              <w:spacing w:before="0" w:after="0" w:line="200" w:lineRule="auto"/>
+            </w:pPr>
+            <w:r>
+              <w:t xml:space="preserve">robocopy src dest /e /log:copy.log :: із журналом</w:t>
+            </w:r>
+          </w:p>
+          <w:p>
+            <w:pPr>
+              <w:pStyle w:val="SourceCode"/>
+              <w:spacing w:before="0" w:after="0" w:line="200" w:lineRule="auto"/>
+            </w:pPr>
+            <w:r>
+              <w:t xml:space="preserve">robocopy src dest /e /l            :: лише показати, що було б скопійовано</w:t>
+            </w:r>
+          </w:p>
+        </w:tc>
+      </w:tr>
+    </w:tbl>
+    <w:p>
+      <w:pPr>
+        <w:spacing w:before="0" w:after="0" w:line="120" w:lineRule="exact"/>
+        <w:rPr>
+          <w:sz w:val="4"/>
+          <w:szCs w:val="4"/>
+        </w:rPr>
+      </w:pPr>
     </w:p>
     <w:p>
       <w:pPr>
@@ -1112,111 +1357,258 @@
     </w:p>
     <w:p>
       <w:pPr>
-        <w:pStyle w:val="SourceCode"/>
-        <w:spacing w:before="120" w:after="0" w:line="200" w:lineRule="auto"/>
-      </w:pPr>
-      <w:r>
-        <w:t xml:space="preserve">move old.txt D:\arch\              :: перемістити файл</w:t>
-      </w:r>
-    </w:p>
-    <w:p>
-      <w:pPr>
-        <w:pStyle w:val="SourceCode"/>
-        <w:spacing w:before="0" w:after="0" w:line="200" w:lineRule="auto"/>
-      </w:pPr>
-      <w:r>
-        <w:t xml:space="preserve">move old.txt new.txt               :: перемістити = перейменувати</w:t>
-      </w:r>
-    </w:p>
-    <w:p>
-      <w:pPr>
-        <w:pStyle w:val="SourceCode"/>
-        <w:spacing w:before="0" w:after="0" w:line="200" w:lineRule="auto"/>
-      </w:pPr>
-      <w:r>
-        <w:t xml:space="preserve">ren report.txt report_2026.txt     :: перейменувати</w:t>
-      </w:r>
-    </w:p>
-    <w:p>
-      <w:pPr>
-        <w:pStyle w:val="SourceCode"/>
-        <w:spacing w:before="0" w:after="120" w:line="200" w:lineRule="auto"/>
-      </w:pPr>
-      <w:r>
-        <w:t xml:space="preserve">ren *.txt *.bak                    :: масове перейменування за маскою</w:t>
-      </w:r>
-    </w:p>
-    <w:p>
-      <w:pPr>
-        <w:pStyle w:val="SourceCode"/>
-        <w:spacing w:before="120" w:after="0" w:line="200" w:lineRule="auto"/>
-      </w:pPr>
-      <w:r>
-        <w:t xml:space="preserve">del file.txt                       :: видалити файл</w:t>
-      </w:r>
-    </w:p>
-    <w:p>
-      <w:pPr>
-        <w:pStyle w:val="SourceCode"/>
-        <w:spacing w:before="0" w:after="0" w:line="200" w:lineRule="auto"/>
-      </w:pPr>
-      <w:r>
-        <w:t xml:space="preserve">del /q *.tmp                       :: без підтвердження</w:t>
-      </w:r>
-    </w:p>
-    <w:p>
-      <w:pPr>
-        <w:pStyle w:val="SourceCode"/>
-        <w:spacing w:before="0" w:after="0" w:line="200" w:lineRule="auto"/>
-      </w:pPr>
-      <w:r>
-        <w:t xml:space="preserve">del /s *.tmp                       :: рекурсивно в усіх підкаталогах</w:t>
-      </w:r>
-    </w:p>
-    <w:p>
-      <w:pPr>
-        <w:pStyle w:val="SourceCode"/>
-        <w:spacing w:before="0" w:after="0" w:line="200" w:lineRule="auto"/>
-      </w:pPr>
-      <w:r>
-        <w:t xml:space="preserve">del /f readonly.txt                :: примусово, попри атрибут «лише читання»</w:t>
-      </w:r>
-    </w:p>
-    <w:p>
-      <w:pPr>
-        <w:pStyle w:val="SourceCode"/>
-        <w:spacing w:before="0" w:after="120" w:line="200" w:lineRule="auto"/>
-      </w:pPr>
-      <w:r>
-        <w:t xml:space="preserve">del /a:h *.txt                     :: приховані файли</w:t>
-      </w:r>
-    </w:p>
-    <w:p>
-      <w:pPr>
-        <w:pStyle w:val="SourceCode"/>
-        <w:spacing w:before="120" w:after="0" w:line="200" w:lineRule="auto"/>
-      </w:pPr>
-      <w:r>
-        <w:t xml:space="preserve">rd empty                           :: видалити порожній каталог</w:t>
-      </w:r>
-    </w:p>
-    <w:p>
-      <w:pPr>
-        <w:pStyle w:val="SourceCode"/>
-        <w:spacing w:before="0" w:after="0" w:line="200" w:lineRule="auto"/>
-      </w:pPr>
-      <w:r>
-        <w:t xml:space="preserve">rd /s folder                       :: разом із вмістом, із підтвердженням</w:t>
-      </w:r>
-    </w:p>
-    <w:p>
-      <w:pPr>
-        <w:pStyle w:val="SourceCode"/>
-        <w:spacing w:before="0" w:after="120" w:line="200" w:lineRule="auto"/>
-      </w:pPr>
-      <w:r>
-        <w:t xml:space="preserve">rd /s /q folder                    :: разом із вмістом, без підтвердження</w:t>
-      </w:r>
+        <w:spacing w:before="0" w:after="0" w:line="120" w:lineRule="exact"/>
+        <w:rPr>
+          <w:sz w:val="4"/>
+          <w:szCs w:val="4"/>
+        </w:rPr>
+      </w:pPr>
+    </w:p>
+    <w:tbl>
+      <w:tblPr>
+        <w:tblStyle w:val="SourceCodeTable"/>
+        <w:tblW w:type="dxa" w:w="9637"/>
+        <w:tblInd w:w="0" w:type="dxa"/>
+        <w:tblBorders>
+          <w:top w:color="BFBFBF" w:space="0" w:sz="4" w:val="single"/>
+          <w:left w:color="BFBFBF" w:space="0" w:sz="4" w:val="single"/>
+          <w:bottom w:color="BFBFBF" w:space="0" w:sz="4" w:val="single"/>
+          <w:right w:color="BFBFBF" w:space="0" w:sz="4" w:val="single"/>
+        </w:tblBorders>
+        <w:tblLayout w:type="fixed"/>
+        <w:tblCellMar>
+          <w:top w:type="dxa" w:w="113"/>
+          <w:left w:type="dxa" w:w="113"/>
+          <w:bottom w:type="dxa" w:w="113"/>
+          <w:right w:type="dxa" w:w="113"/>
+        </w:tblCellMar>
+        <w:tblLook w:val="0000" w:firstRow="0" w:lastRow="0" w:firstColumn="0" w:lastColumn="0" w:noHBand="1" w:noVBand="1"/>
+      </w:tblPr>
+      <w:tblGrid>
+        <w:gridCol w:w="9637"/>
+      </w:tblGrid>
+      <w:tr>
+        <w:tc>
+          <w:tcPr>
+            <w:tcW w:type="dxa" w:w="9637"/>
+          </w:tcPr>
+          <w:p>
+            <w:pPr>
+              <w:pStyle w:val="SourceCode"/>
+              <w:spacing w:before="0" w:after="0" w:line="200" w:lineRule="auto"/>
+            </w:pPr>
+            <w:r>
+              <w:t xml:space="preserve">move old.txt D:\arch\              :: перемістити файл</w:t>
+            </w:r>
+          </w:p>
+          <w:p>
+            <w:pPr>
+              <w:pStyle w:val="SourceCode"/>
+              <w:spacing w:before="0" w:after="0" w:line="200" w:lineRule="auto"/>
+            </w:pPr>
+            <w:r>
+              <w:t xml:space="preserve">move old.txt new.txt               :: перемістити = перейменувати</w:t>
+            </w:r>
+          </w:p>
+          <w:p>
+            <w:pPr>
+              <w:pStyle w:val="SourceCode"/>
+              <w:spacing w:before="0" w:after="0" w:line="200" w:lineRule="auto"/>
+            </w:pPr>
+            <w:r>
+              <w:t xml:space="preserve">ren report.txt report_2026.txt     :: перейменувати</w:t>
+            </w:r>
+          </w:p>
+          <w:p>
+            <w:pPr>
+              <w:pStyle w:val="SourceCode"/>
+              <w:spacing w:before="0" w:after="0" w:line="200" w:lineRule="auto"/>
+            </w:pPr>
+            <w:r>
+              <w:t xml:space="preserve">ren *.txt *.bak                    :: масове перейменування за маскою</w:t>
+            </w:r>
+          </w:p>
+        </w:tc>
+      </w:tr>
+    </w:tbl>
+    <w:p>
+      <w:pPr>
+        <w:spacing w:before="0" w:after="0" w:line="120" w:lineRule="exact"/>
+        <w:rPr>
+          <w:sz w:val="4"/>
+          <w:szCs w:val="4"/>
+        </w:rPr>
+      </w:pPr>
+    </w:p>
+    <w:p>
+      <w:pPr>
+        <w:spacing w:before="0" w:after="0" w:line="120" w:lineRule="exact"/>
+        <w:rPr>
+          <w:sz w:val="4"/>
+          <w:szCs w:val="4"/>
+        </w:rPr>
+      </w:pPr>
+    </w:p>
+    <w:tbl>
+      <w:tblPr>
+        <w:tblStyle w:val="SourceCodeTable"/>
+        <w:tblW w:type="dxa" w:w="9637"/>
+        <w:tblInd w:w="0" w:type="dxa"/>
+        <w:tblBorders>
+          <w:top w:color="BFBFBF" w:space="0" w:sz="4" w:val="single"/>
+          <w:left w:color="BFBFBF" w:space="0" w:sz="4" w:val="single"/>
+          <w:bottom w:color="BFBFBF" w:space="0" w:sz="4" w:val="single"/>
+          <w:right w:color="BFBFBF" w:space="0" w:sz="4" w:val="single"/>
+        </w:tblBorders>
+        <w:tblLayout w:type="fixed"/>
+        <w:tblCellMar>
+          <w:top w:type="dxa" w:w="113"/>
+          <w:left w:type="dxa" w:w="113"/>
+          <w:bottom w:type="dxa" w:w="113"/>
+          <w:right w:type="dxa" w:w="113"/>
+        </w:tblCellMar>
+        <w:tblLook w:val="0000" w:firstRow="0" w:lastRow="0" w:firstColumn="0" w:lastColumn="0" w:noHBand="1" w:noVBand="1"/>
+      </w:tblPr>
+      <w:tblGrid>
+        <w:gridCol w:w="9637"/>
+      </w:tblGrid>
+      <w:tr>
+        <w:tc>
+          <w:tcPr>
+            <w:tcW w:type="dxa" w:w="9637"/>
+          </w:tcPr>
+          <w:p>
+            <w:pPr>
+              <w:pStyle w:val="SourceCode"/>
+              <w:spacing w:before="0" w:after="0" w:line="200" w:lineRule="auto"/>
+            </w:pPr>
+            <w:r>
+              <w:t xml:space="preserve">del file.txt                       :: видалити файл</w:t>
+            </w:r>
+          </w:p>
+          <w:p>
+            <w:pPr>
+              <w:pStyle w:val="SourceCode"/>
+              <w:spacing w:before="0" w:after="0" w:line="200" w:lineRule="auto"/>
+            </w:pPr>
+            <w:r>
+              <w:t xml:space="preserve">del /q *.tmp                       :: без підтвердження</w:t>
+            </w:r>
+          </w:p>
+          <w:p>
+            <w:pPr>
+              <w:pStyle w:val="SourceCode"/>
+              <w:spacing w:before="0" w:after="0" w:line="200" w:lineRule="auto"/>
+            </w:pPr>
+            <w:r>
+              <w:t xml:space="preserve">del /s *.tmp                       :: рекурсивно в усіх підкаталогах</w:t>
+            </w:r>
+          </w:p>
+          <w:p>
+            <w:pPr>
+              <w:pStyle w:val="SourceCode"/>
+              <w:spacing w:before="0" w:after="0" w:line="200" w:lineRule="auto"/>
+            </w:pPr>
+            <w:r>
+              <w:t xml:space="preserve">del /f readonly.txt                :: примусово, попри атрибут «лише читання»</w:t>
+            </w:r>
+          </w:p>
+          <w:p>
+            <w:pPr>
+              <w:pStyle w:val="SourceCode"/>
+              <w:spacing w:before="0" w:after="0" w:line="200" w:lineRule="auto"/>
+            </w:pPr>
+            <w:r>
+              <w:t xml:space="preserve">del /a:h *.txt                     :: приховані файли</w:t>
+            </w:r>
+          </w:p>
+        </w:tc>
+      </w:tr>
+    </w:tbl>
+    <w:p>
+      <w:pPr>
+        <w:spacing w:before="0" w:after="0" w:line="120" w:lineRule="exact"/>
+        <w:rPr>
+          <w:sz w:val="4"/>
+          <w:szCs w:val="4"/>
+        </w:rPr>
+      </w:pPr>
+    </w:p>
+    <w:p>
+      <w:pPr>
+        <w:spacing w:before="0" w:after="0" w:line="120" w:lineRule="exact"/>
+        <w:rPr>
+          <w:sz w:val="4"/>
+          <w:szCs w:val="4"/>
+        </w:rPr>
+      </w:pPr>
+    </w:p>
+    <w:tbl>
+      <w:tblPr>
+        <w:tblStyle w:val="SourceCodeTable"/>
+        <w:tblW w:type="dxa" w:w="9637"/>
+        <w:tblInd w:w="0" w:type="dxa"/>
+        <w:tblBorders>
+          <w:top w:color="BFBFBF" w:space="0" w:sz="4" w:val="single"/>
+          <w:left w:color="BFBFBF" w:space="0" w:sz="4" w:val="single"/>
+          <w:bottom w:color="BFBFBF" w:space="0" w:sz="4" w:val="single"/>
+          <w:right w:color="BFBFBF" w:space="0" w:sz="4" w:val="single"/>
+        </w:tblBorders>
+        <w:tblLayout w:type="fixed"/>
+        <w:tblCellMar>
+          <w:top w:type="dxa" w:w="113"/>
+          <w:left w:type="dxa" w:w="113"/>
+          <w:bottom w:type="dxa" w:w="113"/>
+          <w:right w:type="dxa" w:w="113"/>
+        </w:tblCellMar>
+        <w:tblLook w:val="0000" w:firstRow="0" w:lastRow="0" w:firstColumn="0" w:lastColumn="0" w:noHBand="1" w:noVBand="1"/>
+      </w:tblPr>
+      <w:tblGrid>
+        <w:gridCol w:w="9637"/>
+      </w:tblGrid>
+      <w:tr>
+        <w:tc>
+          <w:tcPr>
+            <w:tcW w:type="dxa" w:w="9637"/>
+          </w:tcPr>
+          <w:p>
+            <w:pPr>
+              <w:pStyle w:val="SourceCode"/>
+              <w:spacing w:before="0" w:after="0" w:line="200" w:lineRule="auto"/>
+            </w:pPr>
+            <w:r>
+              <w:t xml:space="preserve">rd empty                           :: видалити порожній каталог</w:t>
+            </w:r>
+          </w:p>
+          <w:p>
+            <w:pPr>
+              <w:pStyle w:val="SourceCode"/>
+              <w:spacing w:before="0" w:after="0" w:line="200" w:lineRule="auto"/>
+            </w:pPr>
+            <w:r>
+              <w:t xml:space="preserve">rd /s folder                       :: разом із вмістом, із підтвердженням</w:t>
+            </w:r>
+          </w:p>
+          <w:p>
+            <w:pPr>
+              <w:pStyle w:val="SourceCode"/>
+              <w:spacing w:before="0" w:after="0" w:line="200" w:lineRule="auto"/>
+            </w:pPr>
+            <w:r>
+              <w:t xml:space="preserve">rd /s /q folder                    :: разом із вмістом, без підтвердження</w:t>
+            </w:r>
+          </w:p>
+        </w:tc>
+      </w:tr>
+    </w:tbl>
+    <w:p>
+      <w:pPr>
+        <w:spacing w:before="0" w:after="0" w:line="120" w:lineRule="exact"/>
+        <w:rPr>
+          <w:sz w:val="4"/>
+          <w:szCs w:val="4"/>
+        </w:rPr>
+      </w:pPr>
     </w:p>
     <w:p>
       <w:pPr>
@@ -1266,48 +1658,97 @@
     </w:p>
     <w:p>
       <w:pPr>
-        <w:pStyle w:val="SourceCode"/>
-        <w:spacing w:before="120" w:after="0" w:line="200" w:lineRule="auto"/>
-      </w:pPr>
-      <w:r>
-        <w:t xml:space="preserve">attrib file.txt          :: показати атрибути</w:t>
-      </w:r>
-    </w:p>
-    <w:p>
-      <w:pPr>
-        <w:pStyle w:val="SourceCode"/>
-        <w:spacing w:before="0" w:after="0" w:line="200" w:lineRule="auto"/>
-      </w:pPr>
-      <w:r>
-        <w:t xml:space="preserve">attrib +r file.txt       :: захистити від зміни й видалення</w:t>
-      </w:r>
-    </w:p>
-    <w:p>
-      <w:pPr>
-        <w:pStyle w:val="SourceCode"/>
-        <w:spacing w:before="0" w:after="0" w:line="200" w:lineRule="auto"/>
-      </w:pPr>
-      <w:r>
-        <w:t xml:space="preserve">attrib -r file.txt       :: зняти захист</w:t>
-      </w:r>
-    </w:p>
-    <w:p>
-      <w:pPr>
-        <w:pStyle w:val="SourceCode"/>
-        <w:spacing w:before="0" w:after="0" w:line="200" w:lineRule="auto"/>
-      </w:pPr>
-      <w:r>
-        <w:t xml:space="preserve">attrib +h +s file.txt    :: прихований і системний</w:t>
-      </w:r>
-    </w:p>
-    <w:p>
-      <w:pPr>
-        <w:pStyle w:val="SourceCode"/>
-        <w:spacing w:before="0" w:after="120" w:line="200" w:lineRule="auto"/>
-      </w:pPr>
-      <w:r>
-        <w:t xml:space="preserve">attrib /s /d *.txt       :: рекурсивно, включно з каталогами</w:t>
-      </w:r>
+        <w:spacing w:before="0" w:after="0" w:line="120" w:lineRule="exact"/>
+        <w:rPr>
+          <w:sz w:val="4"/>
+          <w:szCs w:val="4"/>
+        </w:rPr>
+      </w:pPr>
+    </w:p>
+    <w:tbl>
+      <w:tblPr>
+        <w:tblStyle w:val="SourceCodeTable"/>
+        <w:tblW w:type="dxa" w:w="9637"/>
+        <w:tblInd w:w="0" w:type="dxa"/>
+        <w:tblBorders>
+          <w:top w:color="BFBFBF" w:space="0" w:sz="4" w:val="single"/>
+          <w:left w:color="BFBFBF" w:space="0" w:sz="4" w:val="single"/>
+          <w:bottom w:color="BFBFBF" w:space="0" w:sz="4" w:val="single"/>
+          <w:right w:color="BFBFBF" w:space="0" w:sz="4" w:val="single"/>
+        </w:tblBorders>
+        <w:tblLayout w:type="fixed"/>
+        <w:tblCellMar>
+          <w:top w:type="dxa" w:w="113"/>
+          <w:left w:type="dxa" w:w="113"/>
+          <w:bottom w:type="dxa" w:w="113"/>
+          <w:right w:type="dxa" w:w="113"/>
+        </w:tblCellMar>
+        <w:tblLook w:val="0000" w:firstRow="0" w:lastRow="0" w:firstColumn="0" w:lastColumn="0" w:noHBand="1" w:noVBand="1"/>
+      </w:tblPr>
+      <w:tblGrid>
+        <w:gridCol w:w="9637"/>
+      </w:tblGrid>
+      <w:tr>
+        <w:tc>
+          <w:tcPr>
+            <w:tcW w:type="dxa" w:w="9637"/>
+          </w:tcPr>
+          <w:p>
+            <w:pPr>
+              <w:pStyle w:val="SourceCode"/>
+              <w:spacing w:before="0" w:after="0" w:line="200" w:lineRule="auto"/>
+            </w:pPr>
+            <w:r>
+              <w:t xml:space="preserve">attrib file.txt          :: показати атрибути</w:t>
+            </w:r>
+          </w:p>
+          <w:p>
+            <w:pPr>
+              <w:pStyle w:val="SourceCode"/>
+              <w:spacing w:before="0" w:after="0" w:line="200" w:lineRule="auto"/>
+            </w:pPr>
+            <w:r>
+              <w:t xml:space="preserve">attrib +r file.txt       :: захистити від зміни й видалення</w:t>
+            </w:r>
+          </w:p>
+          <w:p>
+            <w:pPr>
+              <w:pStyle w:val="SourceCode"/>
+              <w:spacing w:before="0" w:after="0" w:line="200" w:lineRule="auto"/>
+            </w:pPr>
+            <w:r>
+              <w:t xml:space="preserve">attrib -r file.txt       :: зняти захист</w:t>
+            </w:r>
+          </w:p>
+          <w:p>
+            <w:pPr>
+              <w:pStyle w:val="SourceCode"/>
+              <w:spacing w:before="0" w:after="0" w:line="200" w:lineRule="auto"/>
+            </w:pPr>
+            <w:r>
+              <w:t xml:space="preserve">attrib +h +s file.txt    :: прихований і системний</w:t>
+            </w:r>
+          </w:p>
+          <w:p>
+            <w:pPr>
+              <w:pStyle w:val="SourceCode"/>
+              <w:spacing w:before="0" w:after="0" w:line="200" w:lineRule="auto"/>
+            </w:pPr>
+            <w:r>
+              <w:t xml:space="preserve">attrib /s /d *.txt       :: рекурсивно, включно з каталогами</w:t>
+            </w:r>
+          </w:p>
+        </w:tc>
+      </w:tr>
+    </w:tbl>
+    <w:p>
+      <w:pPr>
+        <w:spacing w:before="0" w:after="0" w:line="120" w:lineRule="exact"/>
+        <w:rPr>
+          <w:sz w:val="4"/>
+          <w:szCs w:val="4"/>
+        </w:rPr>
+      </w:pPr>
     </w:p>
     <w:p>
       <w:pPr>
@@ -1660,75 +2101,173 @@
     </w:p>
     <w:p>
       <w:pPr>
-        <w:pStyle w:val="SourceCode"/>
-        <w:spacing w:before="120" w:after="0" w:line="200" w:lineRule="auto"/>
-      </w:pPr>
-      <w:r>
-        <w:t xml:space="preserve">find "error" log.txt         :: рядки, що містять error</w:t>
-      </w:r>
-    </w:p>
-    <w:p>
-      <w:pPr>
-        <w:pStyle w:val="SourceCode"/>
-        <w:spacing w:before="0" w:after="0" w:line="200" w:lineRule="auto"/>
-      </w:pPr>
-      <w:r>
-        <w:t xml:space="preserve">find /i "error" log.txt      :: без урахування регістру</w:t>
-      </w:r>
-    </w:p>
-    <w:p>
-      <w:pPr>
-        <w:pStyle w:val="SourceCode"/>
-        <w:spacing w:before="0" w:after="0" w:line="200" w:lineRule="auto"/>
-      </w:pPr>
-      <w:r>
-        <w:t xml:space="preserve">find /c "error" log.txt      :: тільки кількість таких рядків</w:t>
-      </w:r>
-    </w:p>
-    <w:p>
-      <w:pPr>
-        <w:pStyle w:val="SourceCode"/>
-        <w:spacing w:before="0" w:after="120" w:line="200" w:lineRule="auto"/>
-      </w:pPr>
-      <w:r>
-        <w:t xml:space="preserve">find /v "error" log.txt      :: рядки, які НЕ містять error</w:t>
-      </w:r>
-    </w:p>
-    <w:p>
-      <w:pPr>
-        <w:pStyle w:val="SourceCode"/>
-        <w:spacing w:before="120" w:after="0" w:line="200" w:lineRule="auto"/>
-      </w:pPr>
-      <w:r>
-        <w:t xml:space="preserve">findstr /i "error" *.log     :: у всіх файлах поточного каталогу</w:t>
-      </w:r>
-    </w:p>
-    <w:p>
-      <w:pPr>
-        <w:pStyle w:val="SourceCode"/>
-        <w:spacing w:before="0" w:after="0" w:line="200" w:lineRule="auto"/>
-      </w:pPr>
-      <w:r>
-        <w:t xml:space="preserve">findstr /s /i "error" *.log  :: рекурсивно по дереву</w:t>
-      </w:r>
-    </w:p>
-    <w:p>
-      <w:pPr>
-        <w:pStyle w:val="SourceCode"/>
-        <w:spacing w:before="0" w:after="0" w:line="200" w:lineRule="auto"/>
-      </w:pPr>
-      <w:r>
-        <w:t xml:space="preserve">findstr /n "error" log.txt   :: з номерами рядків</w:t>
-      </w:r>
-    </w:p>
-    <w:p>
-      <w:pPr>
-        <w:pStyle w:val="SourceCode"/>
-        <w:spacing w:before="0" w:after="120" w:line="200" w:lineRule="auto"/>
-      </w:pPr>
-      <w:r>
-        <w:t xml:space="preserve">findstr /r "^[0-9]" log.txt  :: регулярний вираз: рядки, що починаються з цифри</w:t>
-      </w:r>
+        <w:spacing w:before="0" w:after="0" w:line="120" w:lineRule="exact"/>
+        <w:rPr>
+          <w:sz w:val="4"/>
+          <w:szCs w:val="4"/>
+        </w:rPr>
+      </w:pPr>
+    </w:p>
+    <w:tbl>
+      <w:tblPr>
+        <w:tblStyle w:val="SourceCodeTable"/>
+        <w:tblW w:type="dxa" w:w="9637"/>
+        <w:tblInd w:w="0" w:type="dxa"/>
+        <w:tblBorders>
+          <w:top w:color="BFBFBF" w:space="0" w:sz="4" w:val="single"/>
+          <w:left w:color="BFBFBF" w:space="0" w:sz="4" w:val="single"/>
+          <w:bottom w:color="BFBFBF" w:space="0" w:sz="4" w:val="single"/>
+          <w:right w:color="BFBFBF" w:space="0" w:sz="4" w:val="single"/>
+        </w:tblBorders>
+        <w:tblLayout w:type="fixed"/>
+        <w:tblCellMar>
+          <w:top w:type="dxa" w:w="113"/>
+          <w:left w:type="dxa" w:w="113"/>
+          <w:bottom w:type="dxa" w:w="113"/>
+          <w:right w:type="dxa" w:w="113"/>
+        </w:tblCellMar>
+        <w:tblLook w:val="0000" w:firstRow="0" w:lastRow="0" w:firstColumn="0" w:lastColumn="0" w:noHBand="1" w:noVBand="1"/>
+      </w:tblPr>
+      <w:tblGrid>
+        <w:gridCol w:w="9637"/>
+      </w:tblGrid>
+      <w:tr>
+        <w:tc>
+          <w:tcPr>
+            <w:tcW w:type="dxa" w:w="9637"/>
+          </w:tcPr>
+          <w:p>
+            <w:pPr>
+              <w:pStyle w:val="SourceCode"/>
+              <w:spacing w:before="0" w:after="0" w:line="200" w:lineRule="auto"/>
+            </w:pPr>
+            <w:r>
+              <w:t xml:space="preserve">find "error" log.txt         :: рядки, що містять error</w:t>
+            </w:r>
+          </w:p>
+          <w:p>
+            <w:pPr>
+              <w:pStyle w:val="SourceCode"/>
+              <w:spacing w:before="0" w:after="0" w:line="200" w:lineRule="auto"/>
+            </w:pPr>
+            <w:r>
+              <w:t xml:space="preserve">find /i "error" log.txt      :: без урахування регістру</w:t>
+            </w:r>
+          </w:p>
+          <w:p>
+            <w:pPr>
+              <w:pStyle w:val="SourceCode"/>
+              <w:spacing w:before="0" w:after="0" w:line="200" w:lineRule="auto"/>
+            </w:pPr>
+            <w:r>
+              <w:t xml:space="preserve">find /c "error" log.txt      :: тільки кількість таких рядків</w:t>
+            </w:r>
+          </w:p>
+          <w:p>
+            <w:pPr>
+              <w:pStyle w:val="SourceCode"/>
+              <w:spacing w:before="0" w:after="0" w:line="200" w:lineRule="auto"/>
+            </w:pPr>
+            <w:r>
+              <w:t xml:space="preserve">find /v "error" log.txt      :: рядки, які НЕ містять error</w:t>
+            </w:r>
+          </w:p>
+        </w:tc>
+      </w:tr>
+    </w:tbl>
+    <w:p>
+      <w:pPr>
+        <w:spacing w:before="0" w:after="0" w:line="120" w:lineRule="exact"/>
+        <w:rPr>
+          <w:sz w:val="4"/>
+          <w:szCs w:val="4"/>
+        </w:rPr>
+      </w:pPr>
+    </w:p>
+    <w:p>
+      <w:pPr>
+        <w:spacing w:before="0" w:after="0" w:line="120" w:lineRule="exact"/>
+        <w:rPr>
+          <w:sz w:val="4"/>
+          <w:szCs w:val="4"/>
+        </w:rPr>
+      </w:pPr>
+    </w:p>
+    <w:tbl>
+      <w:tblPr>
+        <w:tblStyle w:val="SourceCodeTable"/>
+        <w:tblW w:type="dxa" w:w="9637"/>
+        <w:tblInd w:w="0" w:type="dxa"/>
+        <w:tblBorders>
+          <w:top w:color="BFBFBF" w:space="0" w:sz="4" w:val="single"/>
+          <w:left w:color="BFBFBF" w:space="0" w:sz="4" w:val="single"/>
+          <w:bottom w:color="BFBFBF" w:space="0" w:sz="4" w:val="single"/>
+          <w:right w:color="BFBFBF" w:space="0" w:sz="4" w:val="single"/>
+        </w:tblBorders>
+        <w:tblLayout w:type="fixed"/>
+        <w:tblCellMar>
+          <w:top w:type="dxa" w:w="113"/>
+          <w:left w:type="dxa" w:w="113"/>
+          <w:bottom w:type="dxa" w:w="113"/>
+          <w:right w:type="dxa" w:w="113"/>
+        </w:tblCellMar>
+        <w:tblLook w:val="0000" w:firstRow="0" w:lastRow="0" w:firstColumn="0" w:lastColumn="0" w:noHBand="1" w:noVBand="1"/>
+      </w:tblPr>
+      <w:tblGrid>
+        <w:gridCol w:w="9637"/>
+      </w:tblGrid>
+      <w:tr>
+        <w:tc>
+          <w:tcPr>
+            <w:tcW w:type="dxa" w:w="9637"/>
+          </w:tcPr>
+          <w:p>
+            <w:pPr>
+              <w:pStyle w:val="SourceCode"/>
+              <w:spacing w:before="0" w:after="0" w:line="200" w:lineRule="auto"/>
+            </w:pPr>
+            <w:r>
+              <w:t xml:space="preserve">findstr /i "error" *.log     :: у всіх файлах поточного каталогу</w:t>
+            </w:r>
+          </w:p>
+          <w:p>
+            <w:pPr>
+              <w:pStyle w:val="SourceCode"/>
+              <w:spacing w:before="0" w:after="0" w:line="200" w:lineRule="auto"/>
+            </w:pPr>
+            <w:r>
+              <w:t xml:space="preserve">findstr /s /i "error" *.log  :: рекурсивно по дереву</w:t>
+            </w:r>
+          </w:p>
+          <w:p>
+            <w:pPr>
+              <w:pStyle w:val="SourceCode"/>
+              <w:spacing w:before="0" w:after="0" w:line="200" w:lineRule="auto"/>
+            </w:pPr>
+            <w:r>
+              <w:t xml:space="preserve">findstr /n "error" log.txt   :: з номерами рядків</w:t>
+            </w:r>
+          </w:p>
+          <w:p>
+            <w:pPr>
+              <w:pStyle w:val="SourceCode"/>
+              <w:spacing w:before="0" w:after="0" w:line="200" w:lineRule="auto"/>
+            </w:pPr>
+            <w:r>
+              <w:t xml:space="preserve">findstr /r "^[0-9]" log.txt  :: регулярний вираз: рядки, що починаються з цифри</w:t>
+            </w:r>
+          </w:p>
+        </w:tc>
+      </w:tr>
+    </w:tbl>
+    <w:p>
+      <w:pPr>
+        <w:spacing w:before="0" w:after="0" w:line="120" w:lineRule="exact"/>
+        <w:rPr>
+          <w:sz w:val="4"/>
+          <w:szCs w:val="4"/>
+        </w:rPr>
+      </w:pPr>
     </w:p>
     <w:bookmarkEnd w:id="17"/>
     <w:bookmarkStart w:id="18" w:name="ті-самі-задачі-мовою-powershell"/>
@@ -2035,165 +2574,312 @@
     </w:p>
     <w:p>
       <w:pPr>
-        <w:pStyle w:val="SourceCode"/>
-        <w:spacing w:before="120" w:after="0" w:line="200" w:lineRule="auto"/>
-      </w:pPr>
-      <w:r>
-        <w:t xml:space="preserve">C:\Users\Student&gt; cd %USERPROFILE%\Desktop</w:t>
-      </w:r>
-    </w:p>
-    <w:p>
-      <w:pPr>
-        <w:pStyle w:val="SourceCode"/>
-        <w:spacing w:before="0" w:after="0" w:line="200" w:lineRule="auto"/>
-      </w:pPr>
-      <w:r>
-        <w:t xml:space="preserve">C:\Users\Student\Desktop&gt; md LAB2</w:t>
-      </w:r>
-    </w:p>
-    <w:p>
-      <w:pPr>
-        <w:pStyle w:val="SourceCode"/>
-        <w:spacing w:before="0" w:after="0" w:line="200" w:lineRule="auto"/>
-      </w:pPr>
-      <w:r>
-        <w:t xml:space="preserve">C:\Users\Student\Desktop&gt; cd LAB2</w:t>
-      </w:r>
-    </w:p>
-    <w:p>
-      <w:pPr>
-        <w:pStyle w:val="SourceCode"/>
-        <w:spacing w:before="0" w:after="0" w:line="200" w:lineRule="auto"/>
-      </w:pPr>
-      <w:r>
-        <w:t xml:space="preserve">C:\...\LAB2&gt; md src docs bak "test folder"</w:t>
-      </w:r>
-    </w:p>
-    <w:p>
-      <w:pPr>
-        <w:pStyle w:val="SourceCode"/>
-        <w:spacing w:before="0" w:after="0" w:line="200" w:lineRule="auto"/>
-      </w:pPr>
-      <w:r>
-        <w:t xml:space="preserve">C:\...\LAB2&gt; dir /a:d /b</w:t>
-      </w:r>
-    </w:p>
-    <w:p>
-      <w:pPr>
-        <w:pStyle w:val="SourceCode"/>
-        <w:spacing w:before="0" w:after="0" w:line="200" w:lineRule="auto"/>
-      </w:pPr>
-      <w:r>
-        <w:t xml:space="preserve">bak</w:t>
-      </w:r>
-    </w:p>
-    <w:p>
-      <w:pPr>
-        <w:pStyle w:val="SourceCode"/>
-        <w:spacing w:before="0" w:after="0" w:line="200" w:lineRule="auto"/>
-      </w:pPr>
-      <w:r>
-        <w:t xml:space="preserve">docs</w:t>
-      </w:r>
-    </w:p>
-    <w:p>
-      <w:pPr>
-        <w:pStyle w:val="SourceCode"/>
-        <w:spacing w:before="0" w:after="0" w:line="200" w:lineRule="auto"/>
-      </w:pPr>
-      <w:r>
-        <w:t xml:space="preserve">src</w:t>
-      </w:r>
-    </w:p>
-    <w:p>
-      <w:pPr>
-        <w:pStyle w:val="SourceCode"/>
-        <w:spacing w:before="0" w:after="120" w:line="200" w:lineRule="auto"/>
-      </w:pPr>
-      <w:r>
-        <w:t xml:space="preserve">test folder</w:t>
-      </w:r>
-    </w:p>
-    <w:p>
-      <w:pPr>
-        <w:pStyle w:val="SourceCode"/>
-        <w:spacing w:before="120" w:after="0" w:line="200" w:lineRule="auto"/>
-      </w:pPr>
-      <w:r>
-        <w:t xml:space="preserve">C:\...\LAB2&gt; cd test folder</w:t>
-      </w:r>
-    </w:p>
-    <w:p>
-      <w:pPr>
-        <w:pStyle w:val="SourceCode"/>
-        <w:spacing w:before="0" w:after="120" w:line="200" w:lineRule="auto"/>
-      </w:pPr>
-      <w:r>
-        <w:t xml:space="preserve">The system cannot find the path specified.</w:t>
-      </w:r>
-    </w:p>
-    <w:p>
-      <w:pPr>
-        <w:pStyle w:val="SourceCode"/>
-        <w:spacing w:before="120" w:after="0" w:line="200" w:lineRule="auto"/>
-      </w:pPr>
-      <w:r>
-        <w:t xml:space="preserve">C:\...\LAB2&gt; cd "test folder"</w:t>
-      </w:r>
-    </w:p>
-    <w:p>
-      <w:pPr>
-        <w:pStyle w:val="SourceCode"/>
-        <w:spacing w:before="0" w:after="0" w:line="200" w:lineRule="auto"/>
-      </w:pPr>
-      <w:r>
-        <w:t xml:space="preserve">C:\...\LAB2\test folder&gt; cd ..</w:t>
-      </w:r>
-    </w:p>
-    <w:p>
-      <w:pPr>
-        <w:pStyle w:val="SourceCode"/>
-        <w:spacing w:before="0" w:after="0" w:line="200" w:lineRule="auto"/>
-      </w:pPr>
-      <w:r>
-        <w:t xml:space="preserve">C:\...\LAB2&gt; pushd %SystemRoot%\Media</w:t>
-      </w:r>
-    </w:p>
-    <w:p>
-      <w:pPr>
-        <w:pStyle w:val="SourceCode"/>
-        <w:spacing w:before="0" w:after="0" w:line="200" w:lineRule="auto"/>
-      </w:pPr>
-      <w:r>
-        <w:t xml:space="preserve">C:\Windows\Media&gt; dir /b *.wav | find /c ".wav"</w:t>
-      </w:r>
-    </w:p>
-    <w:p>
-      <w:pPr>
-        <w:pStyle w:val="SourceCode"/>
-        <w:spacing w:before="0" w:after="0" w:line="200" w:lineRule="auto"/>
-      </w:pPr>
-      <w:r>
-        <w:t xml:space="preserve">70</w:t>
-      </w:r>
-    </w:p>
-    <w:p>
-      <w:pPr>
-        <w:pStyle w:val="SourceCode"/>
-        <w:spacing w:before="0" w:after="0" w:line="200" w:lineRule="auto"/>
-      </w:pPr>
-      <w:r>
-        <w:t xml:space="preserve">C:\Windows\Media&gt; popd</w:t>
-      </w:r>
-    </w:p>
-    <w:p>
-      <w:pPr>
-        <w:pStyle w:val="SourceCode"/>
-        <w:spacing w:before="0" w:after="120" w:line="200" w:lineRule="auto"/>
-      </w:pPr>
-      <w:r>
-        <w:t xml:space="preserve">C:\...\LAB2&gt;</w:t>
-      </w:r>
+        <w:spacing w:before="0" w:after="0" w:line="120" w:lineRule="exact"/>
+        <w:rPr>
+          <w:sz w:val="4"/>
+          <w:szCs w:val="4"/>
+        </w:rPr>
+      </w:pPr>
+    </w:p>
+    <w:tbl>
+      <w:tblPr>
+        <w:tblStyle w:val="SourceCodeTable"/>
+        <w:tblW w:type="dxa" w:w="9637"/>
+        <w:tblInd w:w="0" w:type="dxa"/>
+        <w:tblBorders>
+          <w:top w:color="BFBFBF" w:space="0" w:sz="4" w:val="single"/>
+          <w:left w:color="BFBFBF" w:space="0" w:sz="4" w:val="single"/>
+          <w:bottom w:color="BFBFBF" w:space="0" w:sz="4" w:val="single"/>
+          <w:right w:color="BFBFBF" w:space="0" w:sz="4" w:val="single"/>
+        </w:tblBorders>
+        <w:tblLayout w:type="fixed"/>
+        <w:tblCellMar>
+          <w:top w:type="dxa" w:w="113"/>
+          <w:left w:type="dxa" w:w="113"/>
+          <w:bottom w:type="dxa" w:w="113"/>
+          <w:right w:type="dxa" w:w="113"/>
+        </w:tblCellMar>
+        <w:tblLook w:val="0000" w:firstRow="0" w:lastRow="0" w:firstColumn="0" w:lastColumn="0" w:noHBand="1" w:noVBand="1"/>
+      </w:tblPr>
+      <w:tblGrid>
+        <w:gridCol w:w="9637"/>
+      </w:tblGrid>
+      <w:tr>
+        <w:tc>
+          <w:tcPr>
+            <w:tcW w:type="dxa" w:w="9637"/>
+          </w:tcPr>
+          <w:p>
+            <w:pPr>
+              <w:pStyle w:val="SourceCode"/>
+              <w:spacing w:before="0" w:after="0" w:line="200" w:lineRule="auto"/>
+            </w:pPr>
+            <w:r>
+              <w:t xml:space="preserve">C:\Users\Student&gt; cd %USERPROFILE%\Desktop</w:t>
+            </w:r>
+          </w:p>
+          <w:p>
+            <w:pPr>
+              <w:pStyle w:val="SourceCode"/>
+              <w:spacing w:before="0" w:after="0" w:line="200" w:lineRule="auto"/>
+            </w:pPr>
+            <w:r>
+              <w:t xml:space="preserve">C:\Users\Student\Desktop&gt; md LAB2</w:t>
+            </w:r>
+          </w:p>
+          <w:p>
+            <w:pPr>
+              <w:pStyle w:val="SourceCode"/>
+              <w:spacing w:before="0" w:after="0" w:line="200" w:lineRule="auto"/>
+            </w:pPr>
+            <w:r>
+              <w:t xml:space="preserve">C:\Users\Student\Desktop&gt; cd LAB2</w:t>
+            </w:r>
+          </w:p>
+          <w:p>
+            <w:pPr>
+              <w:pStyle w:val="SourceCode"/>
+              <w:spacing w:before="0" w:after="0" w:line="200" w:lineRule="auto"/>
+            </w:pPr>
+            <w:r>
+              <w:t xml:space="preserve">C:\...\LAB2&gt; md src docs bak "test folder"</w:t>
+            </w:r>
+          </w:p>
+          <w:p>
+            <w:pPr>
+              <w:pStyle w:val="SourceCode"/>
+              <w:spacing w:before="0" w:after="0" w:line="200" w:lineRule="auto"/>
+            </w:pPr>
+            <w:r>
+              <w:t xml:space="preserve">C:\...\LAB2&gt; dir /a:d /b</w:t>
+            </w:r>
+          </w:p>
+          <w:p>
+            <w:pPr>
+              <w:pStyle w:val="SourceCode"/>
+              <w:spacing w:before="0" w:after="0" w:line="200" w:lineRule="auto"/>
+            </w:pPr>
+            <w:r>
+              <w:t xml:space="preserve">bak</w:t>
+            </w:r>
+          </w:p>
+          <w:p>
+            <w:pPr>
+              <w:pStyle w:val="SourceCode"/>
+              <w:spacing w:before="0" w:after="0" w:line="200" w:lineRule="auto"/>
+            </w:pPr>
+            <w:r>
+              <w:t xml:space="preserve">docs</w:t>
+            </w:r>
+          </w:p>
+          <w:p>
+            <w:pPr>
+              <w:pStyle w:val="SourceCode"/>
+              <w:spacing w:before="0" w:after="0" w:line="200" w:lineRule="auto"/>
+            </w:pPr>
+            <w:r>
+              <w:t xml:space="preserve">src</w:t>
+            </w:r>
+          </w:p>
+          <w:p>
+            <w:pPr>
+              <w:pStyle w:val="SourceCode"/>
+              <w:spacing w:before="0" w:after="0" w:line="200" w:lineRule="auto"/>
+            </w:pPr>
+            <w:r>
+              <w:t xml:space="preserve">test folder</w:t>
+            </w:r>
+          </w:p>
+        </w:tc>
+      </w:tr>
+    </w:tbl>
+    <w:p>
+      <w:pPr>
+        <w:spacing w:before="0" w:after="0" w:line="120" w:lineRule="exact"/>
+        <w:rPr>
+          <w:sz w:val="4"/>
+          <w:szCs w:val="4"/>
+        </w:rPr>
+      </w:pPr>
+    </w:p>
+    <w:p>
+      <w:pPr>
+        <w:spacing w:before="0" w:after="0" w:line="120" w:lineRule="exact"/>
+        <w:rPr>
+          <w:sz w:val="4"/>
+          <w:szCs w:val="4"/>
+        </w:rPr>
+      </w:pPr>
+    </w:p>
+    <w:tbl>
+      <w:tblPr>
+        <w:tblStyle w:val="SourceCodeTable"/>
+        <w:tblW w:type="dxa" w:w="9637"/>
+        <w:tblInd w:w="0" w:type="dxa"/>
+        <w:tblBorders>
+          <w:top w:color="BFBFBF" w:space="0" w:sz="4" w:val="single"/>
+          <w:left w:color="BFBFBF" w:space="0" w:sz="4" w:val="single"/>
+          <w:bottom w:color="BFBFBF" w:space="0" w:sz="4" w:val="single"/>
+          <w:right w:color="BFBFBF" w:space="0" w:sz="4" w:val="single"/>
+        </w:tblBorders>
+        <w:tblLayout w:type="fixed"/>
+        <w:tblCellMar>
+          <w:top w:type="dxa" w:w="113"/>
+          <w:left w:type="dxa" w:w="113"/>
+          <w:bottom w:type="dxa" w:w="113"/>
+          <w:right w:type="dxa" w:w="113"/>
+        </w:tblCellMar>
+        <w:tblLook w:val="0000" w:firstRow="0" w:lastRow="0" w:firstColumn="0" w:lastColumn="0" w:noHBand="1" w:noVBand="1"/>
+      </w:tblPr>
+      <w:tblGrid>
+        <w:gridCol w:w="9637"/>
+      </w:tblGrid>
+      <w:tr>
+        <w:tc>
+          <w:tcPr>
+            <w:tcW w:type="dxa" w:w="9637"/>
+          </w:tcPr>
+          <w:p>
+            <w:pPr>
+              <w:pStyle w:val="SourceCode"/>
+              <w:spacing w:before="0" w:after="0" w:line="200" w:lineRule="auto"/>
+            </w:pPr>
+            <w:r>
+              <w:t xml:space="preserve">C:\...\LAB2&gt; cd test folder</w:t>
+            </w:r>
+          </w:p>
+          <w:p>
+            <w:pPr>
+              <w:pStyle w:val="SourceCode"/>
+              <w:spacing w:before="0" w:after="0" w:line="200" w:lineRule="auto"/>
+            </w:pPr>
+            <w:r>
+              <w:t xml:space="preserve">The system cannot find the path specified.</w:t>
+            </w:r>
+          </w:p>
+        </w:tc>
+      </w:tr>
+    </w:tbl>
+    <w:p>
+      <w:pPr>
+        <w:spacing w:before="0" w:after="0" w:line="120" w:lineRule="exact"/>
+        <w:rPr>
+          <w:sz w:val="4"/>
+          <w:szCs w:val="4"/>
+        </w:rPr>
+      </w:pPr>
+    </w:p>
+    <w:p>
+      <w:pPr>
+        <w:spacing w:before="0" w:after="0" w:line="120" w:lineRule="exact"/>
+        <w:rPr>
+          <w:sz w:val="4"/>
+          <w:szCs w:val="4"/>
+        </w:rPr>
+      </w:pPr>
+    </w:p>
+    <w:tbl>
+      <w:tblPr>
+        <w:tblStyle w:val="SourceCodeTable"/>
+        <w:tblW w:type="dxa" w:w="9637"/>
+        <w:tblInd w:w="0" w:type="dxa"/>
+        <w:tblBorders>
+          <w:top w:color="BFBFBF" w:space="0" w:sz="4" w:val="single"/>
+          <w:left w:color="BFBFBF" w:space="0" w:sz="4" w:val="single"/>
+          <w:bottom w:color="BFBFBF" w:space="0" w:sz="4" w:val="single"/>
+          <w:right w:color="BFBFBF" w:space="0" w:sz="4" w:val="single"/>
+        </w:tblBorders>
+        <w:tblLayout w:type="fixed"/>
+        <w:tblCellMar>
+          <w:top w:type="dxa" w:w="113"/>
+          <w:left w:type="dxa" w:w="113"/>
+          <w:bottom w:type="dxa" w:w="113"/>
+          <w:right w:type="dxa" w:w="113"/>
+        </w:tblCellMar>
+        <w:tblLook w:val="0000" w:firstRow="0" w:lastRow="0" w:firstColumn="0" w:lastColumn="0" w:noHBand="1" w:noVBand="1"/>
+      </w:tblPr>
+      <w:tblGrid>
+        <w:gridCol w:w="9637"/>
+      </w:tblGrid>
+      <w:tr>
+        <w:tc>
+          <w:tcPr>
+            <w:tcW w:type="dxa" w:w="9637"/>
+          </w:tcPr>
+          <w:p>
+            <w:pPr>
+              <w:pStyle w:val="SourceCode"/>
+              <w:spacing w:before="0" w:after="0" w:line="200" w:lineRule="auto"/>
+            </w:pPr>
+            <w:r>
+              <w:t xml:space="preserve">C:\...\LAB2&gt; cd "test folder"</w:t>
+            </w:r>
+          </w:p>
+          <w:p>
+            <w:pPr>
+              <w:pStyle w:val="SourceCode"/>
+              <w:spacing w:before="0" w:after="0" w:line="200" w:lineRule="auto"/>
+            </w:pPr>
+            <w:r>
+              <w:t xml:space="preserve">C:\...\LAB2\test folder&gt; cd ..</w:t>
+            </w:r>
+          </w:p>
+          <w:p>
+            <w:pPr>
+              <w:pStyle w:val="SourceCode"/>
+              <w:spacing w:before="0" w:after="0" w:line="200" w:lineRule="auto"/>
+            </w:pPr>
+            <w:r>
+              <w:t xml:space="preserve">C:\...\LAB2&gt; pushd %SystemRoot%\Media</w:t>
+            </w:r>
+          </w:p>
+          <w:p>
+            <w:pPr>
+              <w:pStyle w:val="SourceCode"/>
+              <w:spacing w:before="0" w:after="0" w:line="200" w:lineRule="auto"/>
+            </w:pPr>
+            <w:r>
+              <w:t xml:space="preserve">C:\Windows\Media&gt; dir /b *.wav | find /c ".wav"</w:t>
+            </w:r>
+          </w:p>
+          <w:p>
+            <w:pPr>
+              <w:pStyle w:val="SourceCode"/>
+              <w:spacing w:before="0" w:after="0" w:line="200" w:lineRule="auto"/>
+            </w:pPr>
+            <w:r>
+              <w:t xml:space="preserve">70</w:t>
+            </w:r>
+          </w:p>
+          <w:p>
+            <w:pPr>
+              <w:pStyle w:val="SourceCode"/>
+              <w:spacing w:before="0" w:after="0" w:line="200" w:lineRule="auto"/>
+            </w:pPr>
+            <w:r>
+              <w:t xml:space="preserve">C:\Windows\Media&gt; popd</w:t>
+            </w:r>
+          </w:p>
+          <w:p>
+            <w:pPr>
+              <w:pStyle w:val="SourceCode"/>
+              <w:spacing w:before="0" w:after="0" w:line="200" w:lineRule="auto"/>
+            </w:pPr>
+            <w:r>
+              <w:t xml:space="preserve">C:\...\LAB2&gt;</w:t>
+            </w:r>
+          </w:p>
+        </w:tc>
+      </w:tr>
+    </w:tbl>
+    <w:p>
+      <w:pPr>
+        <w:spacing w:before="0" w:after="0" w:line="120" w:lineRule="exact"/>
+        <w:rPr>
+          <w:sz w:val="4"/>
+          <w:szCs w:val="4"/>
+        </w:rPr>
+      </w:pPr>
     </w:p>
     <w:p>
       <w:pPr>
@@ -2215,102 +2901,200 @@
     </w:p>
     <w:p>
       <w:pPr>
-        <w:pStyle w:val="SourceCode"/>
-        <w:spacing w:before="120" w:after="0" w:line="200" w:lineRule="auto"/>
-      </w:pPr>
-      <w:r>
-        <w:t xml:space="preserve">C:\...\LAB2&gt; xcopy /s /i %SystemRoot%\Media src</w:t>
-      </w:r>
-    </w:p>
-    <w:p>
-      <w:pPr>
-        <w:pStyle w:val="SourceCode"/>
-        <w:spacing w:before="0" w:after="0" w:line="200" w:lineRule="auto"/>
-      </w:pPr>
-      <w:r>
-        <w:t xml:space="preserve">...</w:t>
-      </w:r>
-    </w:p>
-    <w:p>
-      <w:pPr>
-        <w:pStyle w:val="SourceCode"/>
-        <w:spacing w:before="0" w:after="120" w:line="200" w:lineRule="auto"/>
-      </w:pPr>
-      <w:r>
-        <w:t xml:space="preserve">70 File(s) copied</w:t>
-      </w:r>
-    </w:p>
-    <w:p>
-      <w:pPr>
-        <w:pStyle w:val="SourceCode"/>
-        <w:spacing w:before="120" w:after="0" w:line="200" w:lineRule="auto"/>
-      </w:pPr>
-      <w:r>
-        <w:t xml:space="preserve">C:\...\LAB2&gt; dir src /s /b | find /c ":"</w:t>
-      </w:r>
-    </w:p>
-    <w:p>
-      <w:pPr>
-        <w:pStyle w:val="SourceCode"/>
-        <w:spacing w:before="0" w:after="0" w:line="200" w:lineRule="auto"/>
-      </w:pPr>
-      <w:r>
-        <w:t xml:space="preserve">78</w:t>
-      </w:r>
-    </w:p>
-    <w:p>
-      <w:pPr>
-        <w:pStyle w:val="SourceCode"/>
-        <w:spacing w:before="0" w:after="0" w:line="200" w:lineRule="auto"/>
-      </w:pPr>
-      <w:r>
-        <w:t xml:space="preserve">C:\...\LAB2&gt; dir src\*.wav /o:-s /b</w:t>
-      </w:r>
-    </w:p>
-    <w:p>
-      <w:pPr>
-        <w:pStyle w:val="SourceCode"/>
-        <w:spacing w:before="0" w:after="0" w:line="200" w:lineRule="auto"/>
-      </w:pPr>
-      <w:r>
-        <w:t xml:space="preserve">Windows Ringin.wav</w:t>
-      </w:r>
-    </w:p>
-    <w:p>
-      <w:pPr>
-        <w:pStyle w:val="SourceCode"/>
-        <w:spacing w:before="0" w:after="0" w:line="200" w:lineRule="auto"/>
-      </w:pPr>
-      <w:r>
-        <w:t xml:space="preserve">Windows Notify Calendar.wav</w:t>
-      </w:r>
-    </w:p>
-    <w:p>
-      <w:pPr>
-        <w:pStyle w:val="SourceCode"/>
-        <w:spacing w:before="0" w:after="0" w:line="200" w:lineRule="auto"/>
-      </w:pPr>
-      <w:r>
-        <w:t xml:space="preserve">...</w:t>
-      </w:r>
-    </w:p>
-    <w:p>
-      <w:pPr>
-        <w:pStyle w:val="SourceCode"/>
-        <w:spacing w:before="0" w:after="0" w:line="200" w:lineRule="auto"/>
-      </w:pPr>
-      <w:r>
-        <w:t xml:space="preserve">C:\...\LAB2&gt; dir src\??.wav /b</w:t>
-      </w:r>
-    </w:p>
-    <w:p>
-      <w:pPr>
-        <w:pStyle w:val="SourceCode"/>
-        <w:spacing w:before="0" w:after="120" w:line="200" w:lineRule="auto"/>
-      </w:pPr>
-      <w:r>
-        <w:t xml:space="preserve">File Not Found</w:t>
-      </w:r>
+        <w:spacing w:before="0" w:after="0" w:line="120" w:lineRule="exact"/>
+        <w:rPr>
+          <w:sz w:val="4"/>
+          <w:szCs w:val="4"/>
+        </w:rPr>
+      </w:pPr>
+    </w:p>
+    <w:tbl>
+      <w:tblPr>
+        <w:tblStyle w:val="SourceCodeTable"/>
+        <w:tblW w:type="dxa" w:w="9637"/>
+        <w:tblInd w:w="0" w:type="dxa"/>
+        <w:tblBorders>
+          <w:top w:color="BFBFBF" w:space="0" w:sz="4" w:val="single"/>
+          <w:left w:color="BFBFBF" w:space="0" w:sz="4" w:val="single"/>
+          <w:bottom w:color="BFBFBF" w:space="0" w:sz="4" w:val="single"/>
+          <w:right w:color="BFBFBF" w:space="0" w:sz="4" w:val="single"/>
+        </w:tblBorders>
+        <w:tblLayout w:type="fixed"/>
+        <w:tblCellMar>
+          <w:top w:type="dxa" w:w="113"/>
+          <w:left w:type="dxa" w:w="113"/>
+          <w:bottom w:type="dxa" w:w="113"/>
+          <w:right w:type="dxa" w:w="113"/>
+        </w:tblCellMar>
+        <w:tblLook w:val="0000" w:firstRow="0" w:lastRow="0" w:firstColumn="0" w:lastColumn="0" w:noHBand="1" w:noVBand="1"/>
+      </w:tblPr>
+      <w:tblGrid>
+        <w:gridCol w:w="9637"/>
+      </w:tblGrid>
+      <w:tr>
+        <w:tc>
+          <w:tcPr>
+            <w:tcW w:type="dxa" w:w="9637"/>
+          </w:tcPr>
+          <w:p>
+            <w:pPr>
+              <w:pStyle w:val="SourceCode"/>
+              <w:spacing w:before="0" w:after="0" w:line="200" w:lineRule="auto"/>
+            </w:pPr>
+            <w:r>
+              <w:t xml:space="preserve">C:\...\LAB2&gt; xcopy /s /i %SystemRoot%\Media src</w:t>
+            </w:r>
+          </w:p>
+          <w:p>
+            <w:pPr>
+              <w:pStyle w:val="SourceCode"/>
+              <w:spacing w:before="0" w:after="0" w:line="200" w:lineRule="auto"/>
+            </w:pPr>
+            <w:r>
+              <w:t xml:space="preserve">...</w:t>
+            </w:r>
+          </w:p>
+          <w:p>
+            <w:pPr>
+              <w:pStyle w:val="SourceCode"/>
+              <w:spacing w:before="0" w:after="0" w:line="200" w:lineRule="auto"/>
+            </w:pPr>
+            <w:r>
+              <w:t xml:space="preserve">70 File(s) copied</w:t>
+            </w:r>
+          </w:p>
+        </w:tc>
+      </w:tr>
+    </w:tbl>
+    <w:p>
+      <w:pPr>
+        <w:spacing w:before="0" w:after="0" w:line="120" w:lineRule="exact"/>
+        <w:rPr>
+          <w:sz w:val="4"/>
+          <w:szCs w:val="4"/>
+        </w:rPr>
+      </w:pPr>
+    </w:p>
+    <w:p>
+      <w:pPr>
+        <w:spacing w:before="0" w:after="0" w:line="120" w:lineRule="exact"/>
+        <w:rPr>
+          <w:sz w:val="4"/>
+          <w:szCs w:val="4"/>
+        </w:rPr>
+      </w:pPr>
+    </w:p>
+    <w:tbl>
+      <w:tblPr>
+        <w:tblStyle w:val="SourceCodeTable"/>
+        <w:tblW w:type="dxa" w:w="9637"/>
+        <w:tblInd w:w="0" w:type="dxa"/>
+        <w:tblBorders>
+          <w:top w:color="BFBFBF" w:space="0" w:sz="4" w:val="single"/>
+          <w:left w:color="BFBFBF" w:space="0" w:sz="4" w:val="single"/>
+          <w:bottom w:color="BFBFBF" w:space="0" w:sz="4" w:val="single"/>
+          <w:right w:color="BFBFBF" w:space="0" w:sz="4" w:val="single"/>
+        </w:tblBorders>
+        <w:tblLayout w:type="fixed"/>
+        <w:tblCellMar>
+          <w:top w:type="dxa" w:w="113"/>
+          <w:left w:type="dxa" w:w="113"/>
+          <w:bottom w:type="dxa" w:w="113"/>
+          <w:right w:type="dxa" w:w="113"/>
+        </w:tblCellMar>
+        <w:tblLook w:val="0000" w:firstRow="0" w:lastRow="0" w:firstColumn="0" w:lastColumn="0" w:noHBand="1" w:noVBand="1"/>
+      </w:tblPr>
+      <w:tblGrid>
+        <w:gridCol w:w="9637"/>
+      </w:tblGrid>
+      <w:tr>
+        <w:tc>
+          <w:tcPr>
+            <w:tcW w:type="dxa" w:w="9637"/>
+          </w:tcPr>
+          <w:p>
+            <w:pPr>
+              <w:pStyle w:val="SourceCode"/>
+              <w:spacing w:before="0" w:after="0" w:line="200" w:lineRule="auto"/>
+            </w:pPr>
+            <w:r>
+              <w:t xml:space="preserve">C:\...\LAB2&gt; dir src /s /b | find /c ":"</w:t>
+            </w:r>
+          </w:p>
+          <w:p>
+            <w:pPr>
+              <w:pStyle w:val="SourceCode"/>
+              <w:spacing w:before="0" w:after="0" w:line="200" w:lineRule="auto"/>
+            </w:pPr>
+            <w:r>
+              <w:t xml:space="preserve">78</w:t>
+            </w:r>
+          </w:p>
+          <w:p>
+            <w:pPr>
+              <w:pStyle w:val="SourceCode"/>
+              <w:spacing w:before="0" w:after="0" w:line="200" w:lineRule="auto"/>
+            </w:pPr>
+            <w:r>
+              <w:t xml:space="preserve">C:\...\LAB2&gt; dir src\*.wav /o:-s /b</w:t>
+            </w:r>
+          </w:p>
+          <w:p>
+            <w:pPr>
+              <w:pStyle w:val="SourceCode"/>
+              <w:spacing w:before="0" w:after="0" w:line="200" w:lineRule="auto"/>
+            </w:pPr>
+            <w:r>
+              <w:t xml:space="preserve">Windows Ringin.wav</w:t>
+            </w:r>
+          </w:p>
+          <w:p>
+            <w:pPr>
+              <w:pStyle w:val="SourceCode"/>
+              <w:spacing w:before="0" w:after="0" w:line="200" w:lineRule="auto"/>
+            </w:pPr>
+            <w:r>
+              <w:t xml:space="preserve">Windows Notify Calendar.wav</w:t>
+            </w:r>
+          </w:p>
+          <w:p>
+            <w:pPr>
+              <w:pStyle w:val="SourceCode"/>
+              <w:spacing w:before="0" w:after="0" w:line="200" w:lineRule="auto"/>
+            </w:pPr>
+            <w:r>
+              <w:t xml:space="preserve">...</w:t>
+            </w:r>
+          </w:p>
+          <w:p>
+            <w:pPr>
+              <w:pStyle w:val="SourceCode"/>
+              <w:spacing w:before="0" w:after="0" w:line="200" w:lineRule="auto"/>
+            </w:pPr>
+            <w:r>
+              <w:t xml:space="preserve">C:\...\LAB2&gt; dir src\??.wav /b</w:t>
+            </w:r>
+          </w:p>
+          <w:p>
+            <w:pPr>
+              <w:pStyle w:val="SourceCode"/>
+              <w:spacing w:before="0" w:after="0" w:line="200" w:lineRule="auto"/>
+            </w:pPr>
+            <w:r>
+              <w:t xml:space="preserve">File Not Found</w:t>
+            </w:r>
+          </w:p>
+        </w:tc>
+      </w:tr>
+    </w:tbl>
+    <w:p>
+      <w:pPr>
+        <w:spacing w:before="0" w:after="0" w:line="120" w:lineRule="exact"/>
+        <w:rPr>
+          <w:sz w:val="4"/>
+          <w:szCs w:val="4"/>
+        </w:rPr>
+      </w:pPr>
     </w:p>
     <w:p>
       <w:pPr>
@@ -2332,201 +3116,446 @@
     </w:p>
     <w:p>
       <w:pPr>
-        <w:pStyle w:val="SourceCode"/>
-        <w:spacing w:before="120" w:after="120" w:line="200" w:lineRule="auto"/>
-      </w:pPr>
-      <w:r>
-        <w:t xml:space="preserve">C:\...\LAB2&gt; md copy1 copy2 copy3</w:t>
-      </w:r>
-    </w:p>
-    <w:p>
-      <w:pPr>
-        <w:pStyle w:val="SourceCode"/>
-        <w:spacing w:before="120" w:after="0" w:line="200" w:lineRule="auto"/>
-      </w:pPr>
-      <w:r>
-        <w:t xml:space="preserve">C:\...\LAB2&gt; echo %time%</w:t>
-      </w:r>
-    </w:p>
-    <w:p>
-      <w:pPr>
-        <w:pStyle w:val="SourceCode"/>
-        <w:spacing w:before="0" w:after="0" w:line="200" w:lineRule="auto"/>
-      </w:pPr>
-      <w:r>
-        <w:t xml:space="preserve">14:22:05,31</w:t>
-      </w:r>
-    </w:p>
-    <w:p>
-      <w:pPr>
-        <w:pStyle w:val="SourceCode"/>
-        <w:spacing w:before="0" w:after="0" w:line="200" w:lineRule="auto"/>
-      </w:pPr>
-      <w:r>
-        <w:t xml:space="preserve">C:\...\LAB2&gt; copy src\*.* copy1\ &gt; nul</w:t>
-      </w:r>
-    </w:p>
-    <w:p>
-      <w:pPr>
-        <w:pStyle w:val="SourceCode"/>
-        <w:spacing w:before="0" w:after="0" w:line="200" w:lineRule="auto"/>
-      </w:pPr>
-      <w:r>
-        <w:t xml:space="preserve">C:\...\LAB2&gt; echo %time%</w:t>
-      </w:r>
-    </w:p>
-    <w:p>
-      <w:pPr>
-        <w:pStyle w:val="SourceCode"/>
-        <w:spacing w:before="0" w:after="120" w:line="200" w:lineRule="auto"/>
-      </w:pPr>
-      <w:r>
-        <w:t xml:space="preserve">14:22:06,08</w:t>
-      </w:r>
-    </w:p>
-    <w:p>
-      <w:pPr>
-        <w:pStyle w:val="SourceCode"/>
-        <w:spacing w:before="120" w:after="0" w:line="200" w:lineRule="auto"/>
-      </w:pPr>
-      <w:r>
-        <w:t xml:space="preserve">C:\...\LAB2&gt; echo %time%</w:t>
-      </w:r>
-    </w:p>
-    <w:p>
-      <w:pPr>
-        <w:pStyle w:val="SourceCode"/>
-        <w:spacing w:before="0" w:after="0" w:line="200" w:lineRule="auto"/>
-      </w:pPr>
-      <w:r>
-        <w:t xml:space="preserve">14:22:11,44</w:t>
-      </w:r>
-    </w:p>
-    <w:p>
-      <w:pPr>
-        <w:pStyle w:val="SourceCode"/>
-        <w:spacing w:before="0" w:after="0" w:line="200" w:lineRule="auto"/>
-      </w:pPr>
-      <w:r>
-        <w:t xml:space="preserve">C:\...\LAB2&gt; xcopy /s /e /q src copy2\ &gt; nul</w:t>
-      </w:r>
-    </w:p>
-    <w:p>
-      <w:pPr>
-        <w:pStyle w:val="SourceCode"/>
-        <w:spacing w:before="0" w:after="0" w:line="200" w:lineRule="auto"/>
-      </w:pPr>
-      <w:r>
-        <w:t xml:space="preserve">C:\...\LAB2&gt; echo %time%</w:t>
-      </w:r>
-    </w:p>
-    <w:p>
-      <w:pPr>
-        <w:pStyle w:val="SourceCode"/>
-        <w:spacing w:before="0" w:after="120" w:line="200" w:lineRule="auto"/>
-      </w:pPr>
-      <w:r>
-        <w:t xml:space="preserve">14:22:12,97</w:t>
-      </w:r>
-    </w:p>
-    <w:p>
-      <w:pPr>
-        <w:pStyle w:val="SourceCode"/>
-        <w:spacing w:before="120" w:after="0" w:line="200" w:lineRule="auto"/>
-      </w:pPr>
-      <w:r>
-        <w:t xml:space="preserve">C:\...\LAB2&gt; echo %time%</w:t>
-      </w:r>
-    </w:p>
-    <w:p>
-      <w:pPr>
-        <w:pStyle w:val="SourceCode"/>
-        <w:spacing w:before="0" w:after="0" w:line="200" w:lineRule="auto"/>
-      </w:pPr>
-      <w:r>
-        <w:t xml:space="preserve">14:22:20,12</w:t>
-      </w:r>
-    </w:p>
-    <w:p>
-      <w:pPr>
-        <w:pStyle w:val="SourceCode"/>
-        <w:spacing w:before="0" w:after="0" w:line="200" w:lineRule="auto"/>
-      </w:pPr>
-      <w:r>
-        <w:t xml:space="preserve">C:\...\LAB2&gt; robocopy src copy3 /e /mt:8 /njh /njs /nfl /ndl &gt; nul</w:t>
-      </w:r>
-    </w:p>
-    <w:p>
-      <w:pPr>
-        <w:pStyle w:val="SourceCode"/>
-        <w:spacing w:before="0" w:after="0" w:line="200" w:lineRule="auto"/>
-      </w:pPr>
-      <w:r>
-        <w:t xml:space="preserve">C:\...\LAB2&gt; echo %time%</w:t>
-      </w:r>
-    </w:p>
-    <w:p>
-      <w:pPr>
-        <w:pStyle w:val="SourceCode"/>
-        <w:spacing w:before="0" w:after="120" w:line="200" w:lineRule="auto"/>
-      </w:pPr>
-      <w:r>
-        <w:t xml:space="preserve">14:22:20,79</w:t>
-      </w:r>
-    </w:p>
-    <w:p>
-      <w:pPr>
-        <w:pStyle w:val="SourceCode"/>
-        <w:spacing w:before="120" w:after="0" w:line="200" w:lineRule="auto"/>
-      </w:pPr>
-      <w:r>
-        <w:t xml:space="preserve">C:\...\LAB2&gt; dir copy1 /s /b | find /c ":"</w:t>
-      </w:r>
-    </w:p>
-    <w:p>
-      <w:pPr>
-        <w:pStyle w:val="SourceCode"/>
-        <w:spacing w:before="0" w:after="0" w:line="200" w:lineRule="auto"/>
-      </w:pPr>
-      <w:r>
-        <w:t xml:space="preserve">70</w:t>
-      </w:r>
-    </w:p>
-    <w:p>
-      <w:pPr>
-        <w:pStyle w:val="SourceCode"/>
-        <w:spacing w:before="0" w:after="0" w:line="200" w:lineRule="auto"/>
-      </w:pPr>
-      <w:r>
-        <w:t xml:space="preserve">C:\...\LAB2&gt; dir copy2 /s /b | find /c ":"</w:t>
-      </w:r>
-    </w:p>
-    <w:p>
-      <w:pPr>
-        <w:pStyle w:val="SourceCode"/>
-        <w:spacing w:before="0" w:after="0" w:line="200" w:lineRule="auto"/>
-      </w:pPr>
-      <w:r>
-        <w:t xml:space="preserve">78</w:t>
-      </w:r>
-    </w:p>
-    <w:p>
-      <w:pPr>
-        <w:pStyle w:val="SourceCode"/>
-        <w:spacing w:before="0" w:after="0" w:line="200" w:lineRule="auto"/>
-      </w:pPr>
-      <w:r>
-        <w:t xml:space="preserve">C:\...\LAB2&gt; dir copy3 /s /b | find /c ":"</w:t>
-      </w:r>
-    </w:p>
-    <w:p>
-      <w:pPr>
-        <w:pStyle w:val="SourceCode"/>
-        <w:spacing w:before="0" w:after="120" w:line="200" w:lineRule="auto"/>
-      </w:pPr>
-      <w:r>
-        <w:t xml:space="preserve">78</w:t>
-      </w:r>
+        <w:spacing w:before="0" w:after="0" w:line="120" w:lineRule="exact"/>
+        <w:rPr>
+          <w:sz w:val="4"/>
+          <w:szCs w:val="4"/>
+        </w:rPr>
+      </w:pPr>
+    </w:p>
+    <w:tbl>
+      <w:tblPr>
+        <w:tblStyle w:val="SourceCodeTable"/>
+        <w:tblW w:type="dxa" w:w="9637"/>
+        <w:tblInd w:w="0" w:type="dxa"/>
+        <w:tblBorders>
+          <w:top w:color="BFBFBF" w:space="0" w:sz="4" w:val="single"/>
+          <w:left w:color="BFBFBF" w:space="0" w:sz="4" w:val="single"/>
+          <w:bottom w:color="BFBFBF" w:space="0" w:sz="4" w:val="single"/>
+          <w:right w:color="BFBFBF" w:space="0" w:sz="4" w:val="single"/>
+        </w:tblBorders>
+        <w:tblLayout w:type="fixed"/>
+        <w:tblCellMar>
+          <w:top w:type="dxa" w:w="113"/>
+          <w:left w:type="dxa" w:w="113"/>
+          <w:bottom w:type="dxa" w:w="113"/>
+          <w:right w:type="dxa" w:w="113"/>
+        </w:tblCellMar>
+        <w:tblLook w:val="0000" w:firstRow="0" w:lastRow="0" w:firstColumn="0" w:lastColumn="0" w:noHBand="1" w:noVBand="1"/>
+      </w:tblPr>
+      <w:tblGrid>
+        <w:gridCol w:w="9637"/>
+      </w:tblGrid>
+      <w:tr>
+        <w:tc>
+          <w:tcPr>
+            <w:tcW w:type="dxa" w:w="9637"/>
+          </w:tcPr>
+          <w:p>
+            <w:pPr>
+              <w:pStyle w:val="SourceCode"/>
+              <w:spacing w:before="0" w:after="0" w:line="200" w:lineRule="auto"/>
+            </w:pPr>
+            <w:r>
+              <w:t xml:space="preserve">C:\...\LAB2&gt; md copy1 copy2 copy3</w:t>
+            </w:r>
+          </w:p>
+        </w:tc>
+      </w:tr>
+    </w:tbl>
+    <w:p>
+      <w:pPr>
+        <w:spacing w:before="0" w:after="0" w:line="120" w:lineRule="exact"/>
+        <w:rPr>
+          <w:sz w:val="4"/>
+          <w:szCs w:val="4"/>
+        </w:rPr>
+      </w:pPr>
+    </w:p>
+    <w:p>
+      <w:pPr>
+        <w:spacing w:before="0" w:after="0" w:line="120" w:lineRule="exact"/>
+        <w:rPr>
+          <w:sz w:val="4"/>
+          <w:szCs w:val="4"/>
+        </w:rPr>
+      </w:pPr>
+    </w:p>
+    <w:tbl>
+      <w:tblPr>
+        <w:tblStyle w:val="SourceCodeTable"/>
+        <w:tblW w:type="dxa" w:w="9637"/>
+        <w:tblInd w:w="0" w:type="dxa"/>
+        <w:tblBorders>
+          <w:top w:color="BFBFBF" w:space="0" w:sz="4" w:val="single"/>
+          <w:left w:color="BFBFBF" w:space="0" w:sz="4" w:val="single"/>
+          <w:bottom w:color="BFBFBF" w:space="0" w:sz="4" w:val="single"/>
+          <w:right w:color="BFBFBF" w:space="0" w:sz="4" w:val="single"/>
+        </w:tblBorders>
+        <w:tblLayout w:type="fixed"/>
+        <w:tblCellMar>
+          <w:top w:type="dxa" w:w="113"/>
+          <w:left w:type="dxa" w:w="113"/>
+          <w:bottom w:type="dxa" w:w="113"/>
+          <w:right w:type="dxa" w:w="113"/>
+        </w:tblCellMar>
+        <w:tblLook w:val="0000" w:firstRow="0" w:lastRow="0" w:firstColumn="0" w:lastColumn="0" w:noHBand="1" w:noVBand="1"/>
+      </w:tblPr>
+      <w:tblGrid>
+        <w:gridCol w:w="9637"/>
+      </w:tblGrid>
+      <w:tr>
+        <w:tc>
+          <w:tcPr>
+            <w:tcW w:type="dxa" w:w="9637"/>
+          </w:tcPr>
+          <w:p>
+            <w:pPr>
+              <w:pStyle w:val="SourceCode"/>
+              <w:spacing w:before="0" w:after="0" w:line="200" w:lineRule="auto"/>
+            </w:pPr>
+            <w:r>
+              <w:t xml:space="preserve">C:\...\LAB2&gt; echo %time%</w:t>
+            </w:r>
+          </w:p>
+          <w:p>
+            <w:pPr>
+              <w:pStyle w:val="SourceCode"/>
+              <w:spacing w:before="0" w:after="0" w:line="200" w:lineRule="auto"/>
+            </w:pPr>
+            <w:r>
+              <w:t xml:space="preserve">14:22:05,31</w:t>
+            </w:r>
+          </w:p>
+          <w:p>
+            <w:pPr>
+              <w:pStyle w:val="SourceCode"/>
+              <w:spacing w:before="0" w:after="0" w:line="200" w:lineRule="auto"/>
+            </w:pPr>
+            <w:r>
+              <w:t xml:space="preserve">C:\...\LAB2&gt; copy src\*.* copy1\ &gt; nul</w:t>
+            </w:r>
+          </w:p>
+          <w:p>
+            <w:pPr>
+              <w:pStyle w:val="SourceCode"/>
+              <w:spacing w:before="0" w:after="0" w:line="200" w:lineRule="auto"/>
+            </w:pPr>
+            <w:r>
+              <w:t xml:space="preserve">C:\...\LAB2&gt; echo %time%</w:t>
+            </w:r>
+          </w:p>
+          <w:p>
+            <w:pPr>
+              <w:pStyle w:val="SourceCode"/>
+              <w:spacing w:before="0" w:after="0" w:line="200" w:lineRule="auto"/>
+            </w:pPr>
+            <w:r>
+              <w:t xml:space="preserve">14:22:06,08</w:t>
+            </w:r>
+          </w:p>
+        </w:tc>
+      </w:tr>
+    </w:tbl>
+    <w:p>
+      <w:pPr>
+        <w:spacing w:before="0" w:after="0" w:line="120" w:lineRule="exact"/>
+        <w:rPr>
+          <w:sz w:val="4"/>
+          <w:szCs w:val="4"/>
+        </w:rPr>
+      </w:pPr>
+    </w:p>
+    <w:p>
+      <w:pPr>
+        <w:spacing w:before="0" w:after="0" w:line="120" w:lineRule="exact"/>
+        <w:rPr>
+          <w:sz w:val="4"/>
+          <w:szCs w:val="4"/>
+        </w:rPr>
+      </w:pPr>
+    </w:p>
+    <w:tbl>
+      <w:tblPr>
+        <w:tblStyle w:val="SourceCodeTable"/>
+        <w:tblW w:type="dxa" w:w="9637"/>
+        <w:tblInd w:w="0" w:type="dxa"/>
+        <w:tblBorders>
+          <w:top w:color="BFBFBF" w:space="0" w:sz="4" w:val="single"/>
+          <w:left w:color="BFBFBF" w:space="0" w:sz="4" w:val="single"/>
+          <w:bottom w:color="BFBFBF" w:space="0" w:sz="4" w:val="single"/>
+          <w:right w:color="BFBFBF" w:space="0" w:sz="4" w:val="single"/>
+        </w:tblBorders>
+        <w:tblLayout w:type="fixed"/>
+        <w:tblCellMar>
+          <w:top w:type="dxa" w:w="113"/>
+          <w:left w:type="dxa" w:w="113"/>
+          <w:bottom w:type="dxa" w:w="113"/>
+          <w:right w:type="dxa" w:w="113"/>
+        </w:tblCellMar>
+        <w:tblLook w:val="0000" w:firstRow="0" w:lastRow="0" w:firstColumn="0" w:lastColumn="0" w:noHBand="1" w:noVBand="1"/>
+      </w:tblPr>
+      <w:tblGrid>
+        <w:gridCol w:w="9637"/>
+      </w:tblGrid>
+      <w:tr>
+        <w:tc>
+          <w:tcPr>
+            <w:tcW w:type="dxa" w:w="9637"/>
+          </w:tcPr>
+          <w:p>
+            <w:pPr>
+              <w:pStyle w:val="SourceCode"/>
+              <w:spacing w:before="0" w:after="0" w:line="200" w:lineRule="auto"/>
+            </w:pPr>
+            <w:r>
+              <w:t xml:space="preserve">C:\...\LAB2&gt; echo %time%</w:t>
+            </w:r>
+          </w:p>
+          <w:p>
+            <w:pPr>
+              <w:pStyle w:val="SourceCode"/>
+              <w:spacing w:before="0" w:after="0" w:line="200" w:lineRule="auto"/>
+            </w:pPr>
+            <w:r>
+              <w:t xml:space="preserve">14:22:11,44</w:t>
+            </w:r>
+          </w:p>
+          <w:p>
+            <w:pPr>
+              <w:pStyle w:val="SourceCode"/>
+              <w:spacing w:before="0" w:after="0" w:line="200" w:lineRule="auto"/>
+            </w:pPr>
+            <w:r>
+              <w:t xml:space="preserve">C:\...\LAB2&gt; xcopy /s /e /q src copy2\ &gt; nul</w:t>
+            </w:r>
+          </w:p>
+          <w:p>
+            <w:pPr>
+              <w:pStyle w:val="SourceCode"/>
+              <w:spacing w:before="0" w:after="0" w:line="200" w:lineRule="auto"/>
+            </w:pPr>
+            <w:r>
+              <w:t xml:space="preserve">C:\...\LAB2&gt; echo %time%</w:t>
+            </w:r>
+          </w:p>
+          <w:p>
+            <w:pPr>
+              <w:pStyle w:val="SourceCode"/>
+              <w:spacing w:before="0" w:after="0" w:line="200" w:lineRule="auto"/>
+            </w:pPr>
+            <w:r>
+              <w:t xml:space="preserve">14:22:12,97</w:t>
+            </w:r>
+          </w:p>
+        </w:tc>
+      </w:tr>
+    </w:tbl>
+    <w:p>
+      <w:pPr>
+        <w:spacing w:before="0" w:after="0" w:line="120" w:lineRule="exact"/>
+        <w:rPr>
+          <w:sz w:val="4"/>
+          <w:szCs w:val="4"/>
+        </w:rPr>
+      </w:pPr>
+    </w:p>
+    <w:p>
+      <w:pPr>
+        <w:spacing w:before="0" w:after="0" w:line="120" w:lineRule="exact"/>
+        <w:rPr>
+          <w:sz w:val="4"/>
+          <w:szCs w:val="4"/>
+        </w:rPr>
+      </w:pPr>
+    </w:p>
+    <w:tbl>
+      <w:tblPr>
+        <w:tblStyle w:val="SourceCodeTable"/>
+        <w:tblW w:type="dxa" w:w="9637"/>
+        <w:tblInd w:w="0" w:type="dxa"/>
+        <w:tblBorders>
+          <w:top w:color="BFBFBF" w:space="0" w:sz="4" w:val="single"/>
+          <w:left w:color="BFBFBF" w:space="0" w:sz="4" w:val="single"/>
+          <w:bottom w:color="BFBFBF" w:space="0" w:sz="4" w:val="single"/>
+          <w:right w:color="BFBFBF" w:space="0" w:sz="4" w:val="single"/>
+        </w:tblBorders>
+        <w:tblLayout w:type="fixed"/>
+        <w:tblCellMar>
+          <w:top w:type="dxa" w:w="113"/>
+          <w:left w:type="dxa" w:w="113"/>
+          <w:bottom w:type="dxa" w:w="113"/>
+          <w:right w:type="dxa" w:w="113"/>
+        </w:tblCellMar>
+        <w:tblLook w:val="0000" w:firstRow="0" w:lastRow="0" w:firstColumn="0" w:lastColumn="0" w:noHBand="1" w:noVBand="1"/>
+      </w:tblPr>
+      <w:tblGrid>
+        <w:gridCol w:w="9637"/>
+      </w:tblGrid>
+      <w:tr>
+        <w:tc>
+          <w:tcPr>
+            <w:tcW w:type="dxa" w:w="9637"/>
+          </w:tcPr>
+          <w:p>
+            <w:pPr>
+              <w:pStyle w:val="SourceCode"/>
+              <w:spacing w:before="0" w:after="0" w:line="200" w:lineRule="auto"/>
+            </w:pPr>
+            <w:r>
+              <w:t xml:space="preserve">C:\...\LAB2&gt; echo %time%</w:t>
+            </w:r>
+          </w:p>
+          <w:p>
+            <w:pPr>
+              <w:pStyle w:val="SourceCode"/>
+              <w:spacing w:before="0" w:after="0" w:line="200" w:lineRule="auto"/>
+            </w:pPr>
+            <w:r>
+              <w:t xml:space="preserve">14:22:20,12</w:t>
+            </w:r>
+          </w:p>
+          <w:p>
+            <w:pPr>
+              <w:pStyle w:val="SourceCode"/>
+              <w:spacing w:before="0" w:after="0" w:line="200" w:lineRule="auto"/>
+            </w:pPr>
+            <w:r>
+              <w:t xml:space="preserve">C:\...\LAB2&gt; robocopy src copy3 /e /mt:8 /njh /njs /nfl /ndl &gt; nul</w:t>
+            </w:r>
+          </w:p>
+          <w:p>
+            <w:pPr>
+              <w:pStyle w:val="SourceCode"/>
+              <w:spacing w:before="0" w:after="0" w:line="200" w:lineRule="auto"/>
+            </w:pPr>
+            <w:r>
+              <w:t xml:space="preserve">C:\...\LAB2&gt; echo %time%</w:t>
+            </w:r>
+          </w:p>
+          <w:p>
+            <w:pPr>
+              <w:pStyle w:val="SourceCode"/>
+              <w:spacing w:before="0" w:after="0" w:line="200" w:lineRule="auto"/>
+            </w:pPr>
+            <w:r>
+              <w:t xml:space="preserve">14:22:20,79</w:t>
+            </w:r>
+          </w:p>
+        </w:tc>
+      </w:tr>
+    </w:tbl>
+    <w:p>
+      <w:pPr>
+        <w:spacing w:before="0" w:after="0" w:line="120" w:lineRule="exact"/>
+        <w:rPr>
+          <w:sz w:val="4"/>
+          <w:szCs w:val="4"/>
+        </w:rPr>
+      </w:pPr>
+    </w:p>
+    <w:p>
+      <w:pPr>
+        <w:spacing w:before="0" w:after="0" w:line="120" w:lineRule="exact"/>
+        <w:rPr>
+          <w:sz w:val="4"/>
+          <w:szCs w:val="4"/>
+        </w:rPr>
+      </w:pPr>
+    </w:p>
+    <w:tbl>
+      <w:tblPr>
+        <w:tblStyle w:val="SourceCodeTable"/>
+        <w:tblW w:type="dxa" w:w="9637"/>
+        <w:tblInd w:w="0" w:type="dxa"/>
+        <w:tblBorders>
+          <w:top w:color="BFBFBF" w:space="0" w:sz="4" w:val="single"/>
+          <w:left w:color="BFBFBF" w:space="0" w:sz="4" w:val="single"/>
+          <w:bottom w:color="BFBFBF" w:space="0" w:sz="4" w:val="single"/>
+          <w:right w:color="BFBFBF" w:space="0" w:sz="4" w:val="single"/>
+        </w:tblBorders>
+        <w:tblLayout w:type="fixed"/>
+        <w:tblCellMar>
+          <w:top w:type="dxa" w:w="113"/>
+          <w:left w:type="dxa" w:w="113"/>
+          <w:bottom w:type="dxa" w:w="113"/>
+          <w:right w:type="dxa" w:w="113"/>
+        </w:tblCellMar>
+        <w:tblLook w:val="0000" w:firstRow="0" w:lastRow="0" w:firstColumn="0" w:lastColumn="0" w:noHBand="1" w:noVBand="1"/>
+      </w:tblPr>
+      <w:tblGrid>
+        <w:gridCol w:w="9637"/>
+      </w:tblGrid>
+      <w:tr>
+        <w:tc>
+          <w:tcPr>
+            <w:tcW w:type="dxa" w:w="9637"/>
+          </w:tcPr>
+          <w:p>
+            <w:pPr>
+              <w:pStyle w:val="SourceCode"/>
+              <w:spacing w:before="0" w:after="0" w:line="200" w:lineRule="auto"/>
+            </w:pPr>
+            <w:r>
+              <w:t xml:space="preserve">C:\...\LAB2&gt; dir copy1 /s /b | find /c ":"</w:t>
+            </w:r>
+          </w:p>
+          <w:p>
+            <w:pPr>
+              <w:pStyle w:val="SourceCode"/>
+              <w:spacing w:before="0" w:after="0" w:line="200" w:lineRule="auto"/>
+            </w:pPr>
+            <w:r>
+              <w:t xml:space="preserve">70</w:t>
+            </w:r>
+          </w:p>
+          <w:p>
+            <w:pPr>
+              <w:pStyle w:val="SourceCode"/>
+              <w:spacing w:before="0" w:after="0" w:line="200" w:lineRule="auto"/>
+            </w:pPr>
+            <w:r>
+              <w:t xml:space="preserve">C:\...\LAB2&gt; dir copy2 /s /b | find /c ":"</w:t>
+            </w:r>
+          </w:p>
+          <w:p>
+            <w:pPr>
+              <w:pStyle w:val="SourceCode"/>
+              <w:spacing w:before="0" w:after="0" w:line="200" w:lineRule="auto"/>
+            </w:pPr>
+            <w:r>
+              <w:t xml:space="preserve">78</w:t>
+            </w:r>
+          </w:p>
+          <w:p>
+            <w:pPr>
+              <w:pStyle w:val="SourceCode"/>
+              <w:spacing w:before="0" w:after="0" w:line="200" w:lineRule="auto"/>
+            </w:pPr>
+            <w:r>
+              <w:t xml:space="preserve">C:\...\LAB2&gt; dir copy3 /s /b | find /c ":"</w:t>
+            </w:r>
+          </w:p>
+          <w:p>
+            <w:pPr>
+              <w:pStyle w:val="SourceCode"/>
+              <w:spacing w:before="0" w:after="0" w:line="200" w:lineRule="auto"/>
+            </w:pPr>
+            <w:r>
+              <w:t xml:space="preserve">78</w:t>
+            </w:r>
+          </w:p>
+        </w:tc>
+      </w:tr>
+    </w:tbl>
+    <w:p>
+      <w:pPr>
+        <w:spacing w:before="0" w:after="0" w:line="120" w:lineRule="exact"/>
+        <w:rPr>
+          <w:sz w:val="4"/>
+          <w:szCs w:val="4"/>
+        </w:rPr>
+      </w:pPr>
     </w:p>
     <w:p>
       <w:pPr>
@@ -2548,183 +3577,379 @@
     </w:p>
     <w:p>
       <w:pPr>
-        <w:pStyle w:val="SourceCode"/>
-        <w:spacing w:before="120" w:after="0" w:line="200" w:lineRule="auto"/>
-      </w:pPr>
-      <w:r>
-        <w:t xml:space="preserve">C:\...\LAB2&gt; cd copy1</w:t>
-      </w:r>
-    </w:p>
-    <w:p>
-      <w:pPr>
-        <w:pStyle w:val="SourceCode"/>
-        <w:spacing w:before="0" w:after="0" w:line="200" w:lineRule="auto"/>
-      </w:pPr>
-      <w:r>
-        <w:t xml:space="preserve">C:\...\copy1&gt; ren *.wav *.bak</w:t>
-      </w:r>
-    </w:p>
-    <w:p>
-      <w:pPr>
-        <w:pStyle w:val="SourceCode"/>
-        <w:spacing w:before="0" w:after="0" w:line="200" w:lineRule="auto"/>
-      </w:pPr>
-      <w:r>
-        <w:t xml:space="preserve">C:\...\copy1&gt; dir /b | find /c ".bak"</w:t>
-      </w:r>
-    </w:p>
-    <w:p>
-      <w:pPr>
-        <w:pStyle w:val="SourceCode"/>
-        <w:spacing w:before="0" w:after="120" w:line="200" w:lineRule="auto"/>
-      </w:pPr>
-      <w:r>
-        <w:t xml:space="preserve">70</w:t>
-      </w:r>
-    </w:p>
-    <w:p>
-      <w:pPr>
-        <w:pStyle w:val="SourceCode"/>
-        <w:spacing w:before="120" w:after="0" w:line="200" w:lineRule="auto"/>
-      </w:pPr>
-      <w:r>
-        <w:t xml:space="preserve">C:\...\copy1&gt; attrib +r "Windows Ringin.bak"</w:t>
-      </w:r>
-    </w:p>
-    <w:p>
-      <w:pPr>
-        <w:pStyle w:val="SourceCode"/>
-        <w:spacing w:before="0" w:after="0" w:line="200" w:lineRule="auto"/>
-      </w:pPr>
-      <w:r>
-        <w:t xml:space="preserve">C:\...\copy1&gt; attrib "Windows Ringin.bak"</w:t>
-      </w:r>
-    </w:p>
-    <w:p>
-      <w:pPr>
-        <w:pStyle w:val="SourceCode"/>
-        <w:spacing w:before="0" w:after="120" w:line="200" w:lineRule="auto"/>
-      </w:pPr>
-      <w:r>
-        <w:t xml:space="preserve">A  R     C:\Users\Student\Desktop\LAB2\copy1\Windows Ringin.bak</w:t>
-      </w:r>
-    </w:p>
-    <w:p>
-      <w:pPr>
-        <w:pStyle w:val="SourceCode"/>
-        <w:spacing w:before="120" w:after="0" w:line="200" w:lineRule="auto"/>
-      </w:pPr>
-      <w:r>
-        <w:t xml:space="preserve">C:\...\copy1&gt; del "Windows Ringin.bak"</w:t>
-      </w:r>
-    </w:p>
-    <w:p>
-      <w:pPr>
-        <w:pStyle w:val="SourceCode"/>
-        <w:spacing w:before="0" w:after="0" w:line="200" w:lineRule="auto"/>
-      </w:pPr>
-      <w:r>
-        <w:t xml:space="preserve">C:\...\copy1\Windows Ringin.bak</w:t>
-      </w:r>
-    </w:p>
-    <w:p>
-      <w:pPr>
-        <w:pStyle w:val="SourceCode"/>
-        <w:spacing w:before="0" w:after="120" w:line="200" w:lineRule="auto"/>
-      </w:pPr>
-      <w:r>
-        <w:t xml:space="preserve">Access is denied.</w:t>
-      </w:r>
-    </w:p>
-    <w:p>
-      <w:pPr>
-        <w:pStyle w:val="SourceCode"/>
-        <w:spacing w:before="120" w:after="0" w:line="200" w:lineRule="auto"/>
-      </w:pPr>
-      <w:r>
-        <w:t xml:space="preserve">C:\...\copy1&gt; del /f "Windows Ringin.bak"</w:t>
-      </w:r>
-    </w:p>
-    <w:p>
-      <w:pPr>
-        <w:pStyle w:val="SourceCode"/>
-        <w:spacing w:before="0" w:after="0" w:line="200" w:lineRule="auto"/>
-      </w:pPr>
-      <w:r>
-        <w:t xml:space="preserve">C:\...\copy1&gt; cd ..</w:t>
-      </w:r>
-    </w:p>
-    <w:p>
-      <w:pPr>
-        <w:pStyle w:val="SourceCode"/>
-        <w:spacing w:before="0" w:after="0" w:line="200" w:lineRule="auto"/>
-      </w:pPr>
-      <w:r>
-        <w:t xml:space="preserve">C:\...\LAB2&gt; rd /s /q copy1</w:t>
-      </w:r>
-    </w:p>
-    <w:p>
-      <w:pPr>
-        <w:pStyle w:val="SourceCode"/>
-        <w:spacing w:before="0" w:after="0" w:line="200" w:lineRule="auto"/>
-      </w:pPr>
-      <w:r>
-        <w:t xml:space="preserve">C:\...\LAB2&gt; dir /a:d /b</w:t>
-      </w:r>
-    </w:p>
-    <w:p>
-      <w:pPr>
-        <w:pStyle w:val="SourceCode"/>
-        <w:spacing w:before="0" w:after="0" w:line="200" w:lineRule="auto"/>
-      </w:pPr>
-      <w:r>
-        <w:t xml:space="preserve">bak</w:t>
-      </w:r>
-    </w:p>
-    <w:p>
-      <w:pPr>
-        <w:pStyle w:val="SourceCode"/>
-        <w:spacing w:before="0" w:after="0" w:line="200" w:lineRule="auto"/>
-      </w:pPr>
-      <w:r>
-        <w:t xml:space="preserve">copy2</w:t>
-      </w:r>
-    </w:p>
-    <w:p>
-      <w:pPr>
-        <w:pStyle w:val="SourceCode"/>
-        <w:spacing w:before="0" w:after="0" w:line="200" w:lineRule="auto"/>
-      </w:pPr>
-      <w:r>
-        <w:t xml:space="preserve">copy3</w:t>
-      </w:r>
-    </w:p>
-    <w:p>
-      <w:pPr>
-        <w:pStyle w:val="SourceCode"/>
-        <w:spacing w:before="0" w:after="0" w:line="200" w:lineRule="auto"/>
-      </w:pPr>
-      <w:r>
-        <w:t xml:space="preserve">docs</w:t>
-      </w:r>
-    </w:p>
-    <w:p>
-      <w:pPr>
-        <w:pStyle w:val="SourceCode"/>
-        <w:spacing w:before="0" w:after="0" w:line="200" w:lineRule="auto"/>
-      </w:pPr>
-      <w:r>
-        <w:t xml:space="preserve">src</w:t>
-      </w:r>
-    </w:p>
-    <w:p>
-      <w:pPr>
-        <w:pStyle w:val="SourceCode"/>
-        <w:spacing w:before="0" w:after="120" w:line="200" w:lineRule="auto"/>
-      </w:pPr>
-      <w:r>
-        <w:t xml:space="preserve">test folder</w:t>
-      </w:r>
+        <w:spacing w:before="0" w:after="0" w:line="120" w:lineRule="exact"/>
+        <w:rPr>
+          <w:sz w:val="4"/>
+          <w:szCs w:val="4"/>
+        </w:rPr>
+      </w:pPr>
+    </w:p>
+    <w:tbl>
+      <w:tblPr>
+        <w:tblStyle w:val="SourceCodeTable"/>
+        <w:tblW w:type="dxa" w:w="9637"/>
+        <w:tblInd w:w="0" w:type="dxa"/>
+        <w:tblBorders>
+          <w:top w:color="BFBFBF" w:space="0" w:sz="4" w:val="single"/>
+          <w:left w:color="BFBFBF" w:space="0" w:sz="4" w:val="single"/>
+          <w:bottom w:color="BFBFBF" w:space="0" w:sz="4" w:val="single"/>
+          <w:right w:color="BFBFBF" w:space="0" w:sz="4" w:val="single"/>
+        </w:tblBorders>
+        <w:tblLayout w:type="fixed"/>
+        <w:tblCellMar>
+          <w:top w:type="dxa" w:w="113"/>
+          <w:left w:type="dxa" w:w="113"/>
+          <w:bottom w:type="dxa" w:w="113"/>
+          <w:right w:type="dxa" w:w="113"/>
+        </w:tblCellMar>
+        <w:tblLook w:val="0000" w:firstRow="0" w:lastRow="0" w:firstColumn="0" w:lastColumn="0" w:noHBand="1" w:noVBand="1"/>
+      </w:tblPr>
+      <w:tblGrid>
+        <w:gridCol w:w="9637"/>
+      </w:tblGrid>
+      <w:tr>
+        <w:tc>
+          <w:tcPr>
+            <w:tcW w:type="dxa" w:w="9637"/>
+          </w:tcPr>
+          <w:p>
+            <w:pPr>
+              <w:pStyle w:val="SourceCode"/>
+              <w:spacing w:before="0" w:after="0" w:line="200" w:lineRule="auto"/>
+            </w:pPr>
+            <w:r>
+              <w:t xml:space="preserve">C:\...\LAB2&gt; cd copy1</w:t>
+            </w:r>
+          </w:p>
+          <w:p>
+            <w:pPr>
+              <w:pStyle w:val="SourceCode"/>
+              <w:spacing w:before="0" w:after="0" w:line="200" w:lineRule="auto"/>
+            </w:pPr>
+            <w:r>
+              <w:t xml:space="preserve">C:\...\copy1&gt; ren *.wav *.bak</w:t>
+            </w:r>
+          </w:p>
+          <w:p>
+            <w:pPr>
+              <w:pStyle w:val="SourceCode"/>
+              <w:spacing w:before="0" w:after="0" w:line="200" w:lineRule="auto"/>
+            </w:pPr>
+            <w:r>
+              <w:t xml:space="preserve">C:\...\copy1&gt; dir /b | find /c ".bak"</w:t>
+            </w:r>
+          </w:p>
+          <w:p>
+            <w:pPr>
+              <w:pStyle w:val="SourceCode"/>
+              <w:spacing w:before="0" w:after="0" w:line="200" w:lineRule="auto"/>
+            </w:pPr>
+            <w:r>
+              <w:t xml:space="preserve">70</w:t>
+            </w:r>
+          </w:p>
+        </w:tc>
+      </w:tr>
+    </w:tbl>
+    <w:p>
+      <w:pPr>
+        <w:spacing w:before="0" w:after="0" w:line="120" w:lineRule="exact"/>
+        <w:rPr>
+          <w:sz w:val="4"/>
+          <w:szCs w:val="4"/>
+        </w:rPr>
+      </w:pPr>
+    </w:p>
+    <w:p>
+      <w:pPr>
+        <w:spacing w:before="0" w:after="0" w:line="120" w:lineRule="exact"/>
+        <w:rPr>
+          <w:sz w:val="4"/>
+          <w:szCs w:val="4"/>
+        </w:rPr>
+      </w:pPr>
+    </w:p>
+    <w:tbl>
+      <w:tblPr>
+        <w:tblStyle w:val="SourceCodeTable"/>
+        <w:tblW w:type="dxa" w:w="9637"/>
+        <w:tblInd w:w="0" w:type="dxa"/>
+        <w:tblBorders>
+          <w:top w:color="BFBFBF" w:space="0" w:sz="4" w:val="single"/>
+          <w:left w:color="BFBFBF" w:space="0" w:sz="4" w:val="single"/>
+          <w:bottom w:color="BFBFBF" w:space="0" w:sz="4" w:val="single"/>
+          <w:right w:color="BFBFBF" w:space="0" w:sz="4" w:val="single"/>
+        </w:tblBorders>
+        <w:tblLayout w:type="fixed"/>
+        <w:tblCellMar>
+          <w:top w:type="dxa" w:w="113"/>
+          <w:left w:type="dxa" w:w="113"/>
+          <w:bottom w:type="dxa" w:w="113"/>
+          <w:right w:type="dxa" w:w="113"/>
+        </w:tblCellMar>
+        <w:tblLook w:val="0000" w:firstRow="0" w:lastRow="0" w:firstColumn="0" w:lastColumn="0" w:noHBand="1" w:noVBand="1"/>
+      </w:tblPr>
+      <w:tblGrid>
+        <w:gridCol w:w="9637"/>
+      </w:tblGrid>
+      <w:tr>
+        <w:tc>
+          <w:tcPr>
+            <w:tcW w:type="dxa" w:w="9637"/>
+          </w:tcPr>
+          <w:p>
+            <w:pPr>
+              <w:pStyle w:val="SourceCode"/>
+              <w:spacing w:before="0" w:after="0" w:line="200" w:lineRule="auto"/>
+            </w:pPr>
+            <w:r>
+              <w:t xml:space="preserve">C:\...\copy1&gt; attrib +r "Windows Ringin.bak"</w:t>
+            </w:r>
+          </w:p>
+          <w:p>
+            <w:pPr>
+              <w:pStyle w:val="SourceCode"/>
+              <w:spacing w:before="0" w:after="0" w:line="200" w:lineRule="auto"/>
+            </w:pPr>
+            <w:r>
+              <w:t xml:space="preserve">C:\...\copy1&gt; attrib "Windows Ringin.bak"</w:t>
+            </w:r>
+          </w:p>
+          <w:p>
+            <w:pPr>
+              <w:pStyle w:val="SourceCode"/>
+              <w:spacing w:before="0" w:after="0" w:line="200" w:lineRule="auto"/>
+            </w:pPr>
+            <w:r>
+              <w:t xml:space="preserve">A  R     C:\Users\Student\Desktop\LAB2\copy1\Windows Ringin.bak</w:t>
+            </w:r>
+          </w:p>
+        </w:tc>
+      </w:tr>
+    </w:tbl>
+    <w:p>
+      <w:pPr>
+        <w:spacing w:before="0" w:after="0" w:line="120" w:lineRule="exact"/>
+        <w:rPr>
+          <w:sz w:val="4"/>
+          <w:szCs w:val="4"/>
+        </w:rPr>
+      </w:pPr>
+    </w:p>
+    <w:p>
+      <w:pPr>
+        <w:spacing w:before="0" w:after="0" w:line="120" w:lineRule="exact"/>
+        <w:rPr>
+          <w:sz w:val="4"/>
+          <w:szCs w:val="4"/>
+        </w:rPr>
+      </w:pPr>
+    </w:p>
+    <w:tbl>
+      <w:tblPr>
+        <w:tblStyle w:val="SourceCodeTable"/>
+        <w:tblW w:type="dxa" w:w="9637"/>
+        <w:tblInd w:w="0" w:type="dxa"/>
+        <w:tblBorders>
+          <w:top w:color="BFBFBF" w:space="0" w:sz="4" w:val="single"/>
+          <w:left w:color="BFBFBF" w:space="0" w:sz="4" w:val="single"/>
+          <w:bottom w:color="BFBFBF" w:space="0" w:sz="4" w:val="single"/>
+          <w:right w:color="BFBFBF" w:space="0" w:sz="4" w:val="single"/>
+        </w:tblBorders>
+        <w:tblLayout w:type="fixed"/>
+        <w:tblCellMar>
+          <w:top w:type="dxa" w:w="113"/>
+          <w:left w:type="dxa" w:w="113"/>
+          <w:bottom w:type="dxa" w:w="113"/>
+          <w:right w:type="dxa" w:w="113"/>
+        </w:tblCellMar>
+        <w:tblLook w:val="0000" w:firstRow="0" w:lastRow="0" w:firstColumn="0" w:lastColumn="0" w:noHBand="1" w:noVBand="1"/>
+      </w:tblPr>
+      <w:tblGrid>
+        <w:gridCol w:w="9637"/>
+      </w:tblGrid>
+      <w:tr>
+        <w:tc>
+          <w:tcPr>
+            <w:tcW w:type="dxa" w:w="9637"/>
+          </w:tcPr>
+          <w:p>
+            <w:pPr>
+              <w:pStyle w:val="SourceCode"/>
+              <w:spacing w:before="0" w:after="0" w:line="200" w:lineRule="auto"/>
+            </w:pPr>
+            <w:r>
+              <w:t xml:space="preserve">C:\...\copy1&gt; del "Windows Ringin.bak"</w:t>
+            </w:r>
+          </w:p>
+          <w:p>
+            <w:pPr>
+              <w:pStyle w:val="SourceCode"/>
+              <w:spacing w:before="0" w:after="0" w:line="200" w:lineRule="auto"/>
+            </w:pPr>
+            <w:r>
+              <w:t xml:space="preserve">C:\...\copy1\Windows Ringin.bak</w:t>
+            </w:r>
+          </w:p>
+          <w:p>
+            <w:pPr>
+              <w:pStyle w:val="SourceCode"/>
+              <w:spacing w:before="0" w:after="0" w:line="200" w:lineRule="auto"/>
+            </w:pPr>
+            <w:r>
+              <w:t xml:space="preserve">Access is denied.</w:t>
+            </w:r>
+          </w:p>
+        </w:tc>
+      </w:tr>
+    </w:tbl>
+    <w:p>
+      <w:pPr>
+        <w:spacing w:before="0" w:after="0" w:line="120" w:lineRule="exact"/>
+        <w:rPr>
+          <w:sz w:val="4"/>
+          <w:szCs w:val="4"/>
+        </w:rPr>
+      </w:pPr>
+    </w:p>
+    <w:p>
+      <w:pPr>
+        <w:spacing w:before="0" w:after="0" w:line="120" w:lineRule="exact"/>
+        <w:rPr>
+          <w:sz w:val="4"/>
+          <w:szCs w:val="4"/>
+        </w:rPr>
+      </w:pPr>
+    </w:p>
+    <w:tbl>
+      <w:tblPr>
+        <w:tblStyle w:val="SourceCodeTable"/>
+        <w:tblW w:type="dxa" w:w="9637"/>
+        <w:tblInd w:w="0" w:type="dxa"/>
+        <w:tblBorders>
+          <w:top w:color="BFBFBF" w:space="0" w:sz="4" w:val="single"/>
+          <w:left w:color="BFBFBF" w:space="0" w:sz="4" w:val="single"/>
+          <w:bottom w:color="BFBFBF" w:space="0" w:sz="4" w:val="single"/>
+          <w:right w:color="BFBFBF" w:space="0" w:sz="4" w:val="single"/>
+        </w:tblBorders>
+        <w:tblLayout w:type="fixed"/>
+        <w:tblCellMar>
+          <w:top w:type="dxa" w:w="113"/>
+          <w:left w:type="dxa" w:w="113"/>
+          <w:bottom w:type="dxa" w:w="113"/>
+          <w:right w:type="dxa" w:w="113"/>
+        </w:tblCellMar>
+        <w:tblLook w:val="0000" w:firstRow="0" w:lastRow="0" w:firstColumn="0" w:lastColumn="0" w:noHBand="1" w:noVBand="1"/>
+      </w:tblPr>
+      <w:tblGrid>
+        <w:gridCol w:w="9637"/>
+      </w:tblGrid>
+      <w:tr>
+        <w:tc>
+          <w:tcPr>
+            <w:tcW w:type="dxa" w:w="9637"/>
+          </w:tcPr>
+          <w:p>
+            <w:pPr>
+              <w:pStyle w:val="SourceCode"/>
+              <w:spacing w:before="0" w:after="0" w:line="200" w:lineRule="auto"/>
+            </w:pPr>
+            <w:r>
+              <w:t xml:space="preserve">C:\...\copy1&gt; del /f "Windows Ringin.bak"</w:t>
+            </w:r>
+          </w:p>
+          <w:p>
+            <w:pPr>
+              <w:pStyle w:val="SourceCode"/>
+              <w:spacing w:before="0" w:after="0" w:line="200" w:lineRule="auto"/>
+            </w:pPr>
+            <w:r>
+              <w:t xml:space="preserve">C:\...\copy1&gt; cd ..</w:t>
+            </w:r>
+          </w:p>
+          <w:p>
+            <w:pPr>
+              <w:pStyle w:val="SourceCode"/>
+              <w:spacing w:before="0" w:after="0" w:line="200" w:lineRule="auto"/>
+            </w:pPr>
+            <w:r>
+              <w:t xml:space="preserve">C:\...\LAB2&gt; rd /s /q copy1</w:t>
+            </w:r>
+          </w:p>
+          <w:p>
+            <w:pPr>
+              <w:pStyle w:val="SourceCode"/>
+              <w:spacing w:before="0" w:after="0" w:line="200" w:lineRule="auto"/>
+            </w:pPr>
+            <w:r>
+              <w:t xml:space="preserve">C:\...\LAB2&gt; dir /a:d /b</w:t>
+            </w:r>
+          </w:p>
+          <w:p>
+            <w:pPr>
+              <w:pStyle w:val="SourceCode"/>
+              <w:spacing w:before="0" w:after="0" w:line="200" w:lineRule="auto"/>
+            </w:pPr>
+            <w:r>
+              <w:t xml:space="preserve">bak</w:t>
+            </w:r>
+          </w:p>
+          <w:p>
+            <w:pPr>
+              <w:pStyle w:val="SourceCode"/>
+              <w:spacing w:before="0" w:after="0" w:line="200" w:lineRule="auto"/>
+            </w:pPr>
+            <w:r>
+              <w:t xml:space="preserve">copy2</w:t>
+            </w:r>
+          </w:p>
+          <w:p>
+            <w:pPr>
+              <w:pStyle w:val="SourceCode"/>
+              <w:spacing w:before="0" w:after="0" w:line="200" w:lineRule="auto"/>
+            </w:pPr>
+            <w:r>
+              <w:t xml:space="preserve">copy3</w:t>
+            </w:r>
+          </w:p>
+          <w:p>
+            <w:pPr>
+              <w:pStyle w:val="SourceCode"/>
+              <w:spacing w:before="0" w:after="0" w:line="200" w:lineRule="auto"/>
+            </w:pPr>
+            <w:r>
+              <w:t xml:space="preserve">docs</w:t>
+            </w:r>
+          </w:p>
+          <w:p>
+            <w:pPr>
+              <w:pStyle w:val="SourceCode"/>
+              <w:spacing w:before="0" w:after="0" w:line="200" w:lineRule="auto"/>
+            </w:pPr>
+            <w:r>
+              <w:t xml:space="preserve">src</w:t>
+            </w:r>
+          </w:p>
+          <w:p>
+            <w:pPr>
+              <w:pStyle w:val="SourceCode"/>
+              <w:spacing w:before="0" w:after="0" w:line="200" w:lineRule="auto"/>
+            </w:pPr>
+            <w:r>
+              <w:t xml:space="preserve">test folder</w:t>
+            </w:r>
+          </w:p>
+        </w:tc>
+      </w:tr>
+    </w:tbl>
+    <w:p>
+      <w:pPr>
+        <w:spacing w:before="0" w:after="0" w:line="120" w:lineRule="exact"/>
+        <w:rPr>
+          <w:sz w:val="4"/>
+          <w:szCs w:val="4"/>
+        </w:rPr>
+      </w:pPr>
     </w:p>
     <w:p>
       <w:pPr>
@@ -2746,147 +3971,343 @@
     </w:p>
     <w:p>
       <w:pPr>
-        <w:pStyle w:val="SourceCode"/>
-        <w:spacing w:before="120" w:after="0" w:line="200" w:lineRule="auto"/>
-      </w:pPr>
-      <w:r>
-        <w:t xml:space="preserve">C:\...\LAB2&gt; dir src /s /b &gt; docs\listing.txt</w:t>
-      </w:r>
-    </w:p>
-    <w:p>
-      <w:pPr>
-        <w:pStyle w:val="SourceCode"/>
-        <w:spacing w:before="0" w:after="0" w:line="200" w:lineRule="auto"/>
-      </w:pPr>
-      <w:r>
-        <w:t xml:space="preserve">C:\...\LAB2&gt; find /c ".wav" docs\listing.txt</w:t>
-      </w:r>
-    </w:p>
-    <w:p>
-      <w:pPr>
-        <w:pStyle w:val="SourceCode"/>
-        <w:spacing w:before="0" w:after="120" w:line="200" w:lineRule="auto"/>
-      </w:pPr>
-      <w:r>
-        <w:t xml:space="preserve">---------- DOCS\LISTING.TXT: 70</w:t>
-      </w:r>
-    </w:p>
-    <w:p>
-      <w:pPr>
-        <w:pStyle w:val="SourceCode"/>
-        <w:spacing w:before="120" w:after="0" w:line="200" w:lineRule="auto"/>
-      </w:pPr>
-      <w:r>
-        <w:t xml:space="preserve">C:\...\LAB2&gt; findstr /i /n "alarm" docs\listing.txt</w:t>
-      </w:r>
-    </w:p>
-    <w:p>
-      <w:pPr>
-        <w:pStyle w:val="SourceCode"/>
-        <w:spacing w:before="0" w:after="0" w:line="200" w:lineRule="auto"/>
-      </w:pPr>
-      <w:r>
-        <w:t xml:space="preserve">3:C:\Users\Student\Desktop\LAB2\src\Alarm01.wav</w:t>
-      </w:r>
-    </w:p>
-    <w:p>
-      <w:pPr>
-        <w:pStyle w:val="SourceCode"/>
-        <w:spacing w:before="0" w:after="0" w:line="200" w:lineRule="auto"/>
-      </w:pPr>
-      <w:r>
-        <w:t xml:space="preserve">4:C:\Users\Student\Desktop\LAB2\src\Alarm02.wav</w:t>
-      </w:r>
-    </w:p>
-    <w:p>
-      <w:pPr>
-        <w:pStyle w:val="SourceCode"/>
-        <w:spacing w:before="0" w:after="120" w:line="200" w:lineRule="auto"/>
-      </w:pPr>
-      <w:r>
-        <w:t xml:space="preserve">...</w:t>
-      </w:r>
-    </w:p>
-    <w:p>
-      <w:pPr>
-        <w:pStyle w:val="SourceCode"/>
-        <w:spacing w:before="120" w:after="0" w:line="200" w:lineRule="auto"/>
-      </w:pPr>
-      <w:r>
-        <w:t xml:space="preserve">C:\...\LAB2&gt; echo Звіт сформовано &gt;&gt; docs\listing.txt</w:t>
-      </w:r>
-    </w:p>
-    <w:p>
-      <w:pPr>
-        <w:pStyle w:val="SourceCode"/>
-        <w:spacing w:before="0" w:after="0" w:line="200" w:lineRule="auto"/>
-      </w:pPr>
-      <w:r>
-        <w:t xml:space="preserve">C:\...\LAB2&gt; dir nosuchfile.txt 2&gt; docs\errors.txt</w:t>
-      </w:r>
-    </w:p>
-    <w:p>
-      <w:pPr>
-        <w:pStyle w:val="SourceCode"/>
-        <w:spacing w:before="0" w:after="0" w:line="200" w:lineRule="auto"/>
-      </w:pPr>
-      <w:r>
-        <w:t xml:space="preserve">C:\...\LAB2&gt; type docs\errors.txt</w:t>
-      </w:r>
-    </w:p>
-    <w:p>
-      <w:pPr>
-        <w:pStyle w:val="SourceCode"/>
-        <w:spacing w:before="0" w:after="120" w:line="200" w:lineRule="auto"/>
-      </w:pPr>
-      <w:r>
-        <w:t xml:space="preserve">File Not Found</w:t>
-      </w:r>
-    </w:p>
-    <w:p>
-      <w:pPr>
-        <w:pStyle w:val="SourceCode"/>
-        <w:spacing w:before="120" w:after="0" w:line="200" w:lineRule="auto"/>
-      </w:pPr>
-      <w:r>
-        <w:t xml:space="preserve">C:\...\LAB2&gt; type nul &gt; docs\empty.txt</w:t>
-      </w:r>
-    </w:p>
-    <w:p>
-      <w:pPr>
-        <w:pStyle w:val="SourceCode"/>
-        <w:spacing w:before="0" w:after="0" w:line="200" w:lineRule="auto"/>
-      </w:pPr>
-      <w:r>
-        <w:t xml:space="preserve">C:\...\LAB2&gt; dir docs /b</w:t>
-      </w:r>
-    </w:p>
-    <w:p>
-      <w:pPr>
-        <w:pStyle w:val="SourceCode"/>
-        <w:spacing w:before="0" w:after="0" w:line="200" w:lineRule="auto"/>
-      </w:pPr>
-      <w:r>
-        <w:t xml:space="preserve">empty.txt</w:t>
-      </w:r>
-    </w:p>
-    <w:p>
-      <w:pPr>
-        <w:pStyle w:val="SourceCode"/>
-        <w:spacing w:before="0" w:after="0" w:line="200" w:lineRule="auto"/>
-      </w:pPr>
-      <w:r>
-        <w:t xml:space="preserve">errors.txt</w:t>
-      </w:r>
-    </w:p>
-    <w:p>
-      <w:pPr>
-        <w:pStyle w:val="SourceCode"/>
-        <w:spacing w:before="0" w:after="120" w:line="200" w:lineRule="auto"/>
-      </w:pPr>
-      <w:r>
-        <w:t xml:space="preserve">listing.txt</w:t>
-      </w:r>
+        <w:spacing w:before="0" w:after="0" w:line="120" w:lineRule="exact"/>
+        <w:rPr>
+          <w:sz w:val="4"/>
+          <w:szCs w:val="4"/>
+        </w:rPr>
+      </w:pPr>
+    </w:p>
+    <w:tbl>
+      <w:tblPr>
+        <w:tblStyle w:val="SourceCodeTable"/>
+        <w:tblW w:type="dxa" w:w="9637"/>
+        <w:tblInd w:w="0" w:type="dxa"/>
+        <w:tblBorders>
+          <w:top w:color="BFBFBF" w:space="0" w:sz="4" w:val="single"/>
+          <w:left w:color="BFBFBF" w:space="0" w:sz="4" w:val="single"/>
+          <w:bottom w:color="BFBFBF" w:space="0" w:sz="4" w:val="single"/>
+          <w:right w:color="BFBFBF" w:space="0" w:sz="4" w:val="single"/>
+        </w:tblBorders>
+        <w:tblLayout w:type="fixed"/>
+        <w:tblCellMar>
+          <w:top w:type="dxa" w:w="113"/>
+          <w:left w:type="dxa" w:w="113"/>
+          <w:bottom w:type="dxa" w:w="113"/>
+          <w:right w:type="dxa" w:w="113"/>
+        </w:tblCellMar>
+        <w:tblLook w:val="0000" w:firstRow="0" w:lastRow="0" w:firstColumn="0" w:lastColumn="0" w:noHBand="1" w:noVBand="1"/>
+      </w:tblPr>
+      <w:tblGrid>
+        <w:gridCol w:w="9637"/>
+      </w:tblGrid>
+      <w:tr>
+        <w:tc>
+          <w:tcPr>
+            <w:tcW w:type="dxa" w:w="9637"/>
+          </w:tcPr>
+          <w:p>
+            <w:pPr>
+              <w:pStyle w:val="SourceCode"/>
+              <w:spacing w:before="0" w:after="0" w:line="200" w:lineRule="auto"/>
+            </w:pPr>
+            <w:r>
+              <w:t xml:space="preserve">C:\...\LAB2&gt; dir src /s /b &gt; docs\listing.txt</w:t>
+            </w:r>
+          </w:p>
+          <w:p>
+            <w:pPr>
+              <w:pStyle w:val="SourceCode"/>
+              <w:spacing w:before="0" w:after="0" w:line="200" w:lineRule="auto"/>
+            </w:pPr>
+            <w:r>
+              <w:t xml:space="preserve">C:\...\LAB2&gt; find /c ".wav" docs\listing.txt</w:t>
+            </w:r>
+          </w:p>
+          <w:p>
+            <w:pPr>
+              <w:pStyle w:val="SourceCode"/>
+              <w:spacing w:before="0" w:after="0" w:line="200" w:lineRule="auto"/>
+            </w:pPr>
+            <w:r>
+              <w:t xml:space="preserve">---------- DOCS\LISTING.TXT: 70</w:t>
+            </w:r>
+          </w:p>
+        </w:tc>
+      </w:tr>
+    </w:tbl>
+    <w:p>
+      <w:pPr>
+        <w:spacing w:before="0" w:after="0" w:line="120" w:lineRule="exact"/>
+        <w:rPr>
+          <w:sz w:val="4"/>
+          <w:szCs w:val="4"/>
+        </w:rPr>
+      </w:pPr>
+    </w:p>
+    <w:p>
+      <w:pPr>
+        <w:spacing w:before="0" w:after="0" w:line="120" w:lineRule="exact"/>
+        <w:rPr>
+          <w:sz w:val="4"/>
+          <w:szCs w:val="4"/>
+        </w:rPr>
+      </w:pPr>
+    </w:p>
+    <w:tbl>
+      <w:tblPr>
+        <w:tblStyle w:val="SourceCodeTable"/>
+        <w:tblW w:type="dxa" w:w="9637"/>
+        <w:tblInd w:w="0" w:type="dxa"/>
+        <w:tblBorders>
+          <w:top w:color="BFBFBF" w:space="0" w:sz="4" w:val="single"/>
+          <w:left w:color="BFBFBF" w:space="0" w:sz="4" w:val="single"/>
+          <w:bottom w:color="BFBFBF" w:space="0" w:sz="4" w:val="single"/>
+          <w:right w:color="BFBFBF" w:space="0" w:sz="4" w:val="single"/>
+        </w:tblBorders>
+        <w:tblLayout w:type="fixed"/>
+        <w:tblCellMar>
+          <w:top w:type="dxa" w:w="113"/>
+          <w:left w:type="dxa" w:w="113"/>
+          <w:bottom w:type="dxa" w:w="113"/>
+          <w:right w:type="dxa" w:w="113"/>
+        </w:tblCellMar>
+        <w:tblLook w:val="0000" w:firstRow="0" w:lastRow="0" w:firstColumn="0" w:lastColumn="0" w:noHBand="1" w:noVBand="1"/>
+      </w:tblPr>
+      <w:tblGrid>
+        <w:gridCol w:w="9637"/>
+      </w:tblGrid>
+      <w:tr>
+        <w:tc>
+          <w:tcPr>
+            <w:tcW w:type="dxa" w:w="9637"/>
+          </w:tcPr>
+          <w:p>
+            <w:pPr>
+              <w:pStyle w:val="SourceCode"/>
+              <w:spacing w:before="0" w:after="0" w:line="200" w:lineRule="auto"/>
+            </w:pPr>
+            <w:r>
+              <w:t xml:space="preserve">C:\...\LAB2&gt; findstr /i /n "alarm" docs\listing.txt</w:t>
+            </w:r>
+          </w:p>
+          <w:p>
+            <w:pPr>
+              <w:pStyle w:val="SourceCode"/>
+              <w:spacing w:before="0" w:after="0" w:line="200" w:lineRule="auto"/>
+            </w:pPr>
+            <w:r>
+              <w:t xml:space="preserve">3:C:\Users\Student\Desktop\LAB2\src\Alarm01.wav</w:t>
+            </w:r>
+          </w:p>
+          <w:p>
+            <w:pPr>
+              <w:pStyle w:val="SourceCode"/>
+              <w:spacing w:before="0" w:after="0" w:line="200" w:lineRule="auto"/>
+            </w:pPr>
+            <w:r>
+              <w:t xml:space="preserve">4:C:\Users\Student\Desktop\LAB2\src\Alarm02.wav</w:t>
+            </w:r>
+          </w:p>
+          <w:p>
+            <w:pPr>
+              <w:pStyle w:val="SourceCode"/>
+              <w:spacing w:before="0" w:after="0" w:line="200" w:lineRule="auto"/>
+            </w:pPr>
+            <w:r>
+              <w:t xml:space="preserve">...</w:t>
+            </w:r>
+          </w:p>
+        </w:tc>
+      </w:tr>
+    </w:tbl>
+    <w:p>
+      <w:pPr>
+        <w:spacing w:before="0" w:after="0" w:line="120" w:lineRule="exact"/>
+        <w:rPr>
+          <w:sz w:val="4"/>
+          <w:szCs w:val="4"/>
+        </w:rPr>
+      </w:pPr>
+    </w:p>
+    <w:p>
+      <w:pPr>
+        <w:spacing w:before="0" w:after="0" w:line="120" w:lineRule="exact"/>
+        <w:rPr>
+          <w:sz w:val="4"/>
+          <w:szCs w:val="4"/>
+        </w:rPr>
+      </w:pPr>
+    </w:p>
+    <w:tbl>
+      <w:tblPr>
+        <w:tblStyle w:val="SourceCodeTable"/>
+        <w:tblW w:type="dxa" w:w="9637"/>
+        <w:tblInd w:w="0" w:type="dxa"/>
+        <w:tblBorders>
+          <w:top w:color="BFBFBF" w:space="0" w:sz="4" w:val="single"/>
+          <w:left w:color="BFBFBF" w:space="0" w:sz="4" w:val="single"/>
+          <w:bottom w:color="BFBFBF" w:space="0" w:sz="4" w:val="single"/>
+          <w:right w:color="BFBFBF" w:space="0" w:sz="4" w:val="single"/>
+        </w:tblBorders>
+        <w:tblLayout w:type="fixed"/>
+        <w:tblCellMar>
+          <w:top w:type="dxa" w:w="113"/>
+          <w:left w:type="dxa" w:w="113"/>
+          <w:bottom w:type="dxa" w:w="113"/>
+          <w:right w:type="dxa" w:w="113"/>
+        </w:tblCellMar>
+        <w:tblLook w:val="0000" w:firstRow="0" w:lastRow="0" w:firstColumn="0" w:lastColumn="0" w:noHBand="1" w:noVBand="1"/>
+      </w:tblPr>
+      <w:tblGrid>
+        <w:gridCol w:w="9637"/>
+      </w:tblGrid>
+      <w:tr>
+        <w:tc>
+          <w:tcPr>
+            <w:tcW w:type="dxa" w:w="9637"/>
+          </w:tcPr>
+          <w:p>
+            <w:pPr>
+              <w:pStyle w:val="SourceCode"/>
+              <w:spacing w:before="0" w:after="0" w:line="200" w:lineRule="auto"/>
+            </w:pPr>
+            <w:r>
+              <w:t xml:space="preserve">C:\...\LAB2&gt; echo Звіт сформовано &gt;&gt; docs\listing.txt</w:t>
+            </w:r>
+          </w:p>
+          <w:p>
+            <w:pPr>
+              <w:pStyle w:val="SourceCode"/>
+              <w:spacing w:before="0" w:after="0" w:line="200" w:lineRule="auto"/>
+            </w:pPr>
+            <w:r>
+              <w:t xml:space="preserve">C:\...\LAB2&gt; dir nosuchfile.txt 2&gt; docs\errors.txt</w:t>
+            </w:r>
+          </w:p>
+          <w:p>
+            <w:pPr>
+              <w:pStyle w:val="SourceCode"/>
+              <w:spacing w:before="0" w:after="0" w:line="200" w:lineRule="auto"/>
+            </w:pPr>
+            <w:r>
+              <w:t xml:space="preserve">C:\...\LAB2&gt; type docs\errors.txt</w:t>
+            </w:r>
+          </w:p>
+          <w:p>
+            <w:pPr>
+              <w:pStyle w:val="SourceCode"/>
+              <w:spacing w:before="0" w:after="0" w:line="200" w:lineRule="auto"/>
+            </w:pPr>
+            <w:r>
+              <w:t xml:space="preserve">File Not Found</w:t>
+            </w:r>
+          </w:p>
+        </w:tc>
+      </w:tr>
+    </w:tbl>
+    <w:p>
+      <w:pPr>
+        <w:spacing w:before="0" w:after="0" w:line="120" w:lineRule="exact"/>
+        <w:rPr>
+          <w:sz w:val="4"/>
+          <w:szCs w:val="4"/>
+        </w:rPr>
+      </w:pPr>
+    </w:p>
+    <w:p>
+      <w:pPr>
+        <w:spacing w:before="0" w:after="0" w:line="120" w:lineRule="exact"/>
+        <w:rPr>
+          <w:sz w:val="4"/>
+          <w:szCs w:val="4"/>
+        </w:rPr>
+      </w:pPr>
+    </w:p>
+    <w:tbl>
+      <w:tblPr>
+        <w:tblStyle w:val="SourceCodeTable"/>
+        <w:tblW w:type="dxa" w:w="9637"/>
+        <w:tblInd w:w="0" w:type="dxa"/>
+        <w:tblBorders>
+          <w:top w:color="BFBFBF" w:space="0" w:sz="4" w:val="single"/>
+          <w:left w:color="BFBFBF" w:space="0" w:sz="4" w:val="single"/>
+          <w:bottom w:color="BFBFBF" w:space="0" w:sz="4" w:val="single"/>
+          <w:right w:color="BFBFBF" w:space="0" w:sz="4" w:val="single"/>
+        </w:tblBorders>
+        <w:tblLayout w:type="fixed"/>
+        <w:tblCellMar>
+          <w:top w:type="dxa" w:w="113"/>
+          <w:left w:type="dxa" w:w="113"/>
+          <w:bottom w:type="dxa" w:w="113"/>
+          <w:right w:type="dxa" w:w="113"/>
+        </w:tblCellMar>
+        <w:tblLook w:val="0000" w:firstRow="0" w:lastRow="0" w:firstColumn="0" w:lastColumn="0" w:noHBand="1" w:noVBand="1"/>
+      </w:tblPr>
+      <w:tblGrid>
+        <w:gridCol w:w="9637"/>
+      </w:tblGrid>
+      <w:tr>
+        <w:tc>
+          <w:tcPr>
+            <w:tcW w:type="dxa" w:w="9637"/>
+          </w:tcPr>
+          <w:p>
+            <w:pPr>
+              <w:pStyle w:val="SourceCode"/>
+              <w:spacing w:before="0" w:after="0" w:line="200" w:lineRule="auto"/>
+            </w:pPr>
+            <w:r>
+              <w:t xml:space="preserve">C:\...\LAB2&gt; type nul &gt; docs\empty.txt</w:t>
+            </w:r>
+          </w:p>
+          <w:p>
+            <w:pPr>
+              <w:pStyle w:val="SourceCode"/>
+              <w:spacing w:before="0" w:after="0" w:line="200" w:lineRule="auto"/>
+            </w:pPr>
+            <w:r>
+              <w:t xml:space="preserve">C:\...\LAB2&gt; dir docs /b</w:t>
+            </w:r>
+          </w:p>
+          <w:p>
+            <w:pPr>
+              <w:pStyle w:val="SourceCode"/>
+              <w:spacing w:before="0" w:after="0" w:line="200" w:lineRule="auto"/>
+            </w:pPr>
+            <w:r>
+              <w:t xml:space="preserve">empty.txt</w:t>
+            </w:r>
+          </w:p>
+          <w:p>
+            <w:pPr>
+              <w:pStyle w:val="SourceCode"/>
+              <w:spacing w:before="0" w:after="0" w:line="200" w:lineRule="auto"/>
+            </w:pPr>
+            <w:r>
+              <w:t xml:space="preserve">errors.txt</w:t>
+            </w:r>
+          </w:p>
+          <w:p>
+            <w:pPr>
+              <w:pStyle w:val="SourceCode"/>
+              <w:spacing w:before="0" w:after="0" w:line="200" w:lineRule="auto"/>
+            </w:pPr>
+            <w:r>
+              <w:t xml:space="preserve">listing.txt</w:t>
+            </w:r>
+          </w:p>
+        </w:tc>
+      </w:tr>
+    </w:tbl>
+    <w:p>
+      <w:pPr>
+        <w:spacing w:before="0" w:after="0" w:line="120" w:lineRule="exact"/>
+        <w:rPr>
+          <w:sz w:val="4"/>
+          <w:szCs w:val="4"/>
+        </w:rPr>
+      </w:pPr>
     </w:p>
     <w:bookmarkEnd w:id="24"/>
     <w:bookmarkStart w:id="25" w:name="крок-6.-те-саме-в-powershell"/>
@@ -2900,111 +4321,307 @@
     </w:p>
     <w:p>
       <w:pPr>
-        <w:pStyle w:val="SourceCode"/>
-        <w:spacing w:before="120" w:after="0" w:line="200" w:lineRule="auto"/>
-      </w:pPr>
-      <w:r>
-        <w:t xml:space="preserve">PS C:\...\LAB2&gt; Get-ChildItem src -Recurse -File |</w:t>
-      </w:r>
-    </w:p>
-    <w:p>
-      <w:pPr>
-        <w:pStyle w:val="SourceCode"/>
-        <w:spacing w:before="0" w:after="120" w:line="200" w:lineRule="auto"/>
-      </w:pPr>
-      <w:r>
-        <w:t xml:space="preserve">&gt;&gt;     Measure-Object -Property Length -Sum</w:t>
-      </w:r>
-    </w:p>
-    <w:p>
-      <w:pPr>
-        <w:pStyle w:val="SourceCode"/>
-        <w:spacing w:before="120" w:after="0" w:line="200" w:lineRule="auto"/>
-      </w:pPr>
-      <w:r>
-        <w:t xml:space="preserve">Count    : 70</w:t>
-      </w:r>
-    </w:p>
-    <w:p>
-      <w:pPr>
-        <w:pStyle w:val="SourceCode"/>
-        <w:spacing w:before="0" w:after="120" w:line="200" w:lineRule="auto"/>
-      </w:pPr>
-      <w:r>
-        <w:t xml:space="preserve">Sum      : 12648174</w:t>
-      </w:r>
-    </w:p>
-    <w:p>
-      <w:pPr>
-        <w:pStyle w:val="SourceCode"/>
-        <w:spacing w:before="120" w:after="0" w:line="200" w:lineRule="auto"/>
-      </w:pPr>
-      <w:r>
-        <w:t xml:space="preserve">PS C:\...\LAB2&gt; Get-ChildItem src -Recurse -File |</w:t>
-      </w:r>
-    </w:p>
-    <w:p>
-      <w:pPr>
-        <w:pStyle w:val="SourceCode"/>
-        <w:spacing w:before="0" w:after="0" w:line="200" w:lineRule="auto"/>
-      </w:pPr>
-      <w:r>
-        <w:t xml:space="preserve">&gt;&gt;     Sort-Object Length -Descending |</w:t>
-      </w:r>
-    </w:p>
-    <w:p>
-      <w:pPr>
-        <w:pStyle w:val="SourceCode"/>
-        <w:spacing w:before="0" w:after="120" w:line="200" w:lineRule="auto"/>
-      </w:pPr>
-      <w:r>
-        <w:t xml:space="preserve">&gt;&gt;     Select-Object -First 3 Name, Length</w:t>
-      </w:r>
-    </w:p>
-    <w:p>
-      <w:pPr>
-        <w:pStyle w:val="SourceCode"/>
-        <w:spacing w:before="120" w:after="0" w:line="200" w:lineRule="auto"/>
-      </w:pPr>
-      <w:r>
-        <w:t xml:space="preserve">Name                       Length</w:t>
-      </w:r>
-    </w:p>
-    <w:p>
-      <w:pPr>
-        <w:pStyle w:val="SourceCode"/>
-        <w:spacing w:before="0" w:after="0" w:line="200" w:lineRule="auto"/>
-      </w:pPr>
-      <w:r>
-        <w:t xml:space="preserve">----                       ------</w:t>
-      </w:r>
-    </w:p>
-    <w:p>
-      <w:pPr>
-        <w:pStyle w:val="SourceCode"/>
-        <w:spacing w:before="0" w:after="0" w:line="200" w:lineRule="auto"/>
-      </w:pPr>
-      <w:r>
-        <w:t xml:space="preserve">Windows Logon.wav         1189836</w:t>
-      </w:r>
-    </w:p>
-    <w:p>
-      <w:pPr>
-        <w:pStyle w:val="SourceCode"/>
-        <w:spacing w:before="0" w:after="0" w:line="200" w:lineRule="auto"/>
-      </w:pPr>
-      <w:r>
-        <w:t xml:space="preserve">Windows Shutdown.wav       729068</w:t>
-      </w:r>
-    </w:p>
-    <w:p>
-      <w:pPr>
-        <w:pStyle w:val="SourceCode"/>
-        <w:spacing w:before="0" w:after="120" w:line="200" w:lineRule="auto"/>
-      </w:pPr>
-      <w:r>
-        <w:t xml:space="preserve">Windows Startup.wav        497908</w:t>
-      </w:r>
+        <w:spacing w:before="0" w:after="0" w:line="120" w:lineRule="exact"/>
+        <w:rPr>
+          <w:sz w:val="4"/>
+          <w:szCs w:val="4"/>
+        </w:rPr>
+      </w:pPr>
+    </w:p>
+    <w:tbl>
+      <w:tblPr>
+        <w:tblStyle w:val="SourceCodeTable"/>
+        <w:tblW w:type="dxa" w:w="9637"/>
+        <w:tblInd w:w="0" w:type="dxa"/>
+        <w:tblBorders>
+          <w:top w:color="BFBFBF" w:space="0" w:sz="4" w:val="single"/>
+          <w:left w:color="BFBFBF" w:space="0" w:sz="4" w:val="single"/>
+          <w:bottom w:color="BFBFBF" w:space="0" w:sz="4" w:val="single"/>
+          <w:right w:color="BFBFBF" w:space="0" w:sz="4" w:val="single"/>
+        </w:tblBorders>
+        <w:tblLayout w:type="fixed"/>
+        <w:tblCellMar>
+          <w:top w:type="dxa" w:w="113"/>
+          <w:left w:type="dxa" w:w="113"/>
+          <w:bottom w:type="dxa" w:w="113"/>
+          <w:right w:type="dxa" w:w="113"/>
+        </w:tblCellMar>
+        <w:tblLook w:val="0000" w:firstRow="0" w:lastRow="0" w:firstColumn="0" w:lastColumn="0" w:noHBand="1" w:noVBand="1"/>
+      </w:tblPr>
+      <w:tblGrid>
+        <w:gridCol w:w="9637"/>
+      </w:tblGrid>
+      <w:tr>
+        <w:tc>
+          <w:tcPr>
+            <w:tcW w:type="dxa" w:w="9637"/>
+          </w:tcPr>
+          <w:p>
+            <w:pPr>
+              <w:pStyle w:val="SourceCode"/>
+              <w:spacing w:before="0" w:after="0" w:line="200" w:lineRule="auto"/>
+            </w:pPr>
+            <w:r>
+              <w:t xml:space="preserve">PS C:\...\LAB2&gt; Get-ChildItem src -Recurse -File |</w:t>
+            </w:r>
+          </w:p>
+          <w:p>
+            <w:pPr>
+              <w:pStyle w:val="SourceCode"/>
+              <w:spacing w:before="0" w:after="0" w:line="200" w:lineRule="auto"/>
+            </w:pPr>
+            <w:r>
+              <w:t xml:space="preserve">&gt;&gt;     Measure-Object -Property Length -Sum</w:t>
+            </w:r>
+          </w:p>
+        </w:tc>
+      </w:tr>
+    </w:tbl>
+    <w:p>
+      <w:pPr>
+        <w:spacing w:before="0" w:after="0" w:line="120" w:lineRule="exact"/>
+        <w:rPr>
+          <w:sz w:val="4"/>
+          <w:szCs w:val="4"/>
+        </w:rPr>
+      </w:pPr>
+    </w:p>
+    <w:p>
+      <w:pPr>
+        <w:spacing w:before="0" w:after="0" w:line="120" w:lineRule="exact"/>
+        <w:rPr>
+          <w:sz w:val="4"/>
+          <w:szCs w:val="4"/>
+        </w:rPr>
+      </w:pPr>
+    </w:p>
+    <w:tbl>
+      <w:tblPr>
+        <w:tblStyle w:val="SourceCodeTable"/>
+        <w:tblW w:type="dxa" w:w="9637"/>
+        <w:tblInd w:w="0" w:type="dxa"/>
+        <w:tblBorders>
+          <w:top w:color="BFBFBF" w:space="0" w:sz="4" w:val="single"/>
+          <w:left w:color="BFBFBF" w:space="0" w:sz="4" w:val="single"/>
+          <w:bottom w:color="BFBFBF" w:space="0" w:sz="4" w:val="single"/>
+          <w:right w:color="BFBFBF" w:space="0" w:sz="4" w:val="single"/>
+        </w:tblBorders>
+        <w:tblLayout w:type="fixed"/>
+        <w:tblCellMar>
+          <w:top w:type="dxa" w:w="113"/>
+          <w:left w:type="dxa" w:w="113"/>
+          <w:bottom w:type="dxa" w:w="113"/>
+          <w:right w:type="dxa" w:w="113"/>
+        </w:tblCellMar>
+        <w:tblLook w:val="0000" w:firstRow="0" w:lastRow="0" w:firstColumn="0" w:lastColumn="0" w:noHBand="1" w:noVBand="1"/>
+      </w:tblPr>
+      <w:tblGrid>
+        <w:gridCol w:w="9637"/>
+      </w:tblGrid>
+      <w:tr>
+        <w:tc>
+          <w:tcPr>
+            <w:tcW w:type="dxa" w:w="9637"/>
+          </w:tcPr>
+          <w:p>
+            <w:pPr>
+              <w:pStyle w:val="SourceCode"/>
+              <w:spacing w:before="0" w:after="0" w:line="200" w:lineRule="auto"/>
+            </w:pPr>
+            <w:r>
+              <w:t xml:space="preserve">Count    : 70</w:t>
+            </w:r>
+          </w:p>
+          <w:p>
+            <w:pPr>
+              <w:pStyle w:val="SourceCode"/>
+              <w:spacing w:before="0" w:after="0" w:line="200" w:lineRule="auto"/>
+            </w:pPr>
+            <w:r>
+              <w:t xml:space="preserve">Sum      : 12648174</w:t>
+            </w:r>
+          </w:p>
+        </w:tc>
+      </w:tr>
+    </w:tbl>
+    <w:p>
+      <w:pPr>
+        <w:spacing w:before="0" w:after="0" w:line="120" w:lineRule="exact"/>
+        <w:rPr>
+          <w:sz w:val="4"/>
+          <w:szCs w:val="4"/>
+        </w:rPr>
+      </w:pPr>
+    </w:p>
+    <w:p>
+      <w:pPr>
+        <w:spacing w:before="0" w:after="0" w:line="120" w:lineRule="exact"/>
+        <w:rPr>
+          <w:sz w:val="4"/>
+          <w:szCs w:val="4"/>
+        </w:rPr>
+      </w:pPr>
+    </w:p>
+    <w:tbl>
+      <w:tblPr>
+        <w:tblStyle w:val="SourceCodeTable"/>
+        <w:tblW w:type="dxa" w:w="9637"/>
+        <w:tblInd w:w="0" w:type="dxa"/>
+        <w:tblBorders>
+          <w:top w:color="BFBFBF" w:space="0" w:sz="4" w:val="single"/>
+          <w:left w:color="BFBFBF" w:space="0" w:sz="4" w:val="single"/>
+          <w:bottom w:color="BFBFBF" w:space="0" w:sz="4" w:val="single"/>
+          <w:right w:color="BFBFBF" w:space="0" w:sz="4" w:val="single"/>
+        </w:tblBorders>
+        <w:tblLayout w:type="fixed"/>
+        <w:tblCellMar>
+          <w:top w:type="dxa" w:w="113"/>
+          <w:left w:type="dxa" w:w="113"/>
+          <w:bottom w:type="dxa" w:w="113"/>
+          <w:right w:type="dxa" w:w="113"/>
+        </w:tblCellMar>
+        <w:tblLook w:val="0000" w:firstRow="0" w:lastRow="0" w:firstColumn="0" w:lastColumn="0" w:noHBand="1" w:noVBand="1"/>
+      </w:tblPr>
+      <w:tblGrid>
+        <w:gridCol w:w="9637"/>
+      </w:tblGrid>
+      <w:tr>
+        <w:tc>
+          <w:tcPr>
+            <w:tcW w:type="dxa" w:w="9637"/>
+          </w:tcPr>
+          <w:p>
+            <w:pPr>
+              <w:pStyle w:val="SourceCode"/>
+              <w:spacing w:before="0" w:after="0" w:line="200" w:lineRule="auto"/>
+            </w:pPr>
+            <w:r>
+              <w:t xml:space="preserve">PS C:\...\LAB2&gt; Get-ChildItem src -Recurse -File |</w:t>
+            </w:r>
+          </w:p>
+          <w:p>
+            <w:pPr>
+              <w:pStyle w:val="SourceCode"/>
+              <w:spacing w:before="0" w:after="0" w:line="200" w:lineRule="auto"/>
+            </w:pPr>
+            <w:r>
+              <w:t xml:space="preserve">&gt;&gt;     Sort-Object Length -Descending |</w:t>
+            </w:r>
+          </w:p>
+          <w:p>
+            <w:pPr>
+              <w:pStyle w:val="SourceCode"/>
+              <w:spacing w:before="0" w:after="0" w:line="200" w:lineRule="auto"/>
+            </w:pPr>
+            <w:r>
+              <w:t xml:space="preserve">&gt;&gt;     Select-Object -First 3 Name, Length</w:t>
+            </w:r>
+          </w:p>
+        </w:tc>
+      </w:tr>
+    </w:tbl>
+    <w:p>
+      <w:pPr>
+        <w:spacing w:before="0" w:after="0" w:line="120" w:lineRule="exact"/>
+        <w:rPr>
+          <w:sz w:val="4"/>
+          <w:szCs w:val="4"/>
+        </w:rPr>
+      </w:pPr>
+    </w:p>
+    <w:p>
+      <w:pPr>
+        <w:spacing w:before="0" w:after="0" w:line="120" w:lineRule="exact"/>
+        <w:rPr>
+          <w:sz w:val="4"/>
+          <w:szCs w:val="4"/>
+        </w:rPr>
+      </w:pPr>
+    </w:p>
+    <w:tbl>
+      <w:tblPr>
+        <w:tblStyle w:val="SourceCodeTable"/>
+        <w:tblW w:type="dxa" w:w="9637"/>
+        <w:tblInd w:w="0" w:type="dxa"/>
+        <w:tblBorders>
+          <w:top w:color="BFBFBF" w:space="0" w:sz="4" w:val="single"/>
+          <w:left w:color="BFBFBF" w:space="0" w:sz="4" w:val="single"/>
+          <w:bottom w:color="BFBFBF" w:space="0" w:sz="4" w:val="single"/>
+          <w:right w:color="BFBFBF" w:space="0" w:sz="4" w:val="single"/>
+        </w:tblBorders>
+        <w:tblLayout w:type="fixed"/>
+        <w:tblCellMar>
+          <w:top w:type="dxa" w:w="113"/>
+          <w:left w:type="dxa" w:w="113"/>
+          <w:bottom w:type="dxa" w:w="113"/>
+          <w:right w:type="dxa" w:w="113"/>
+        </w:tblCellMar>
+        <w:tblLook w:val="0000" w:firstRow="0" w:lastRow="0" w:firstColumn="0" w:lastColumn="0" w:noHBand="1" w:noVBand="1"/>
+      </w:tblPr>
+      <w:tblGrid>
+        <w:gridCol w:w="9637"/>
+      </w:tblGrid>
+      <w:tr>
+        <w:tc>
+          <w:tcPr>
+            <w:tcW w:type="dxa" w:w="9637"/>
+          </w:tcPr>
+          <w:p>
+            <w:pPr>
+              <w:pStyle w:val="SourceCode"/>
+              <w:spacing w:before="0" w:after="0" w:line="200" w:lineRule="auto"/>
+            </w:pPr>
+            <w:r>
+              <w:t xml:space="preserve">Name                       Length</w:t>
+            </w:r>
+          </w:p>
+          <w:p>
+            <w:pPr>
+              <w:pStyle w:val="SourceCode"/>
+              <w:spacing w:before="0" w:after="0" w:line="200" w:lineRule="auto"/>
+            </w:pPr>
+            <w:r>
+              <w:t xml:space="preserve">----                       ------</w:t>
+            </w:r>
+          </w:p>
+          <w:p>
+            <w:pPr>
+              <w:pStyle w:val="SourceCode"/>
+              <w:spacing w:before="0" w:after="0" w:line="200" w:lineRule="auto"/>
+            </w:pPr>
+            <w:r>
+              <w:t xml:space="preserve">Windows Logon.wav         1189836</w:t>
+            </w:r>
+          </w:p>
+          <w:p>
+            <w:pPr>
+              <w:pStyle w:val="SourceCode"/>
+              <w:spacing w:before="0" w:after="0" w:line="200" w:lineRule="auto"/>
+            </w:pPr>
+            <w:r>
+              <w:t xml:space="preserve">Windows Shutdown.wav       729068</w:t>
+            </w:r>
+          </w:p>
+          <w:p>
+            <w:pPr>
+              <w:pStyle w:val="SourceCode"/>
+              <w:spacing w:before="0" w:after="0" w:line="200" w:lineRule="auto"/>
+            </w:pPr>
+            <w:r>
+              <w:t xml:space="preserve">Windows Startup.wav        497908</w:t>
+            </w:r>
+          </w:p>
+        </w:tc>
+      </w:tr>
+    </w:tbl>
+    <w:p>
+      <w:pPr>
+        <w:spacing w:before="0" w:after="0" w:line="120" w:lineRule="exact"/>
+        <w:rPr>
+          <w:sz w:val="4"/>
+          <w:szCs w:val="4"/>
+        </w:rPr>
+      </w:pPr>
     </w:p>
     <w:p>
       <w:pPr>
@@ -6334,7 +7951,7 @@
     <w:basedOn w:val="Normal"/>
     <w:qFormat/>
     <w:pPr>
-      <w:spacing w:after="120" w:before="120" w:line="200" w:lineRule="auto"/>
+      <w:spacing w:after="0" w:before="0" w:line="200" w:lineRule="auto"/>
       <w:ind w:hanging="340" w:left="340" w:right="0"/>
       <w:jc w:val="left"/>
     </w:pPr>
@@ -6343,6 +7960,26 @@
       <w:sz w:val="18"/>
       <w:szCs w:val="18"/>
     </w:rPr>
+  </w:style>
+  <w:style w:customStyle="1" w:styleId="SourceCodeTable" w:type="table">
+    <w:name w:val="Source Code Table"/>
+    <w:basedOn w:val="TableNormal"/>
+    <w:qFormat/>
+    <w:tblPr>
+      <w:tblInd w:type="dxa" w:w="0"/>
+      <w:tblBorders>
+        <w:top w:color="BFBFBF" w:space="0" w:sz="4" w:val="single"/>
+        <w:left w:color="BFBFBF" w:space="0" w:sz="4" w:val="single"/>
+        <w:bottom w:color="BFBFBF" w:space="0" w:sz="4" w:val="single"/>
+        <w:right w:color="BFBFBF" w:space="0" w:sz="4" w:val="single"/>
+      </w:tblBorders>
+      <w:tblCellMar>
+        <w:top w:type="dxa" w:w="113"/>
+        <w:left w:type="dxa" w:w="113"/>
+        <w:bottom w:type="dxa" w:w="113"/>
+        <w:right w:type="dxa" w:w="113"/>
+      </w:tblCellMar>
+    </w:tblPr>
   </w:style>
   <w:style w:type="paragraph" w:customStyle="1" w:styleId="TableCaption">
     <w:name w:val="TableCaption"/>

--- a/public/labs/os/pz-25/ЛР2_ОС_Файли_та_каталоги_в_командному_рядку_Windows.docx
+++ b/public/labs/os/pz-25/ЛР2_ОС_Файли_та_каталоги_в_командному_рядку_Windows.docx
@@ -188,6 +188,7 @@
           <w:bottom w:color="BFBFBF" w:space="0" w:sz="4" w:val="single"/>
           <w:right w:color="BFBFBF" w:space="0" w:sz="4" w:val="single"/>
         </w:tblBorders>
+        <w:shd w:color="auto" w:fill="F4F4F4" w:val="clear"/>
         <w:tblLayout w:type="fixed"/>
         <w:tblCellMar>
           <w:top w:type="dxa" w:w="113"/>
@@ -204,6 +205,7 @@
         <w:tc>
           <w:tcPr>
             <w:tcW w:type="dxa" w:w="9637"/>
+            <w:shd w:color="auto" w:fill="F4F4F4" w:val="clear"/>
           </w:tcPr>
           <w:p>
             <w:pPr>
@@ -326,6 +328,7 @@
           <w:bottom w:color="BFBFBF" w:space="0" w:sz="4" w:val="single"/>
           <w:right w:color="BFBFBF" w:space="0" w:sz="4" w:val="single"/>
         </w:tblBorders>
+        <w:shd w:color="auto" w:fill="F4F4F4" w:val="clear"/>
         <w:tblLayout w:type="fixed"/>
         <w:tblCellMar>
           <w:top w:type="dxa" w:w="113"/>
@@ -342,6 +345,7 @@
         <w:tc>
           <w:tcPr>
             <w:tcW w:type="dxa" w:w="9637"/>
+            <w:shd w:color="auto" w:fill="F4F4F4" w:val="clear"/>
           </w:tcPr>
           <w:p>
             <w:pPr>
@@ -1119,6 +1123,7 @@
           <w:bottom w:color="BFBFBF" w:space="0" w:sz="4" w:val="single"/>
           <w:right w:color="BFBFBF" w:space="0" w:sz="4" w:val="single"/>
         </w:tblBorders>
+        <w:shd w:color="auto" w:fill="F4F4F4" w:val="clear"/>
         <w:tblLayout w:type="fixed"/>
         <w:tblCellMar>
           <w:top w:type="dxa" w:w="113"/>
@@ -1135,6 +1140,7 @@
         <w:tc>
           <w:tcPr>
             <w:tcW w:type="dxa" w:w="9637"/>
+            <w:shd w:color="auto" w:fill="F4F4F4" w:val="clear"/>
           </w:tcPr>
           <w:p>
             <w:pPr>
@@ -1195,6 +1201,7 @@
           <w:bottom w:color="BFBFBF" w:space="0" w:sz="4" w:val="single"/>
           <w:right w:color="BFBFBF" w:space="0" w:sz="4" w:val="single"/>
         </w:tblBorders>
+        <w:shd w:color="auto" w:fill="F4F4F4" w:val="clear"/>
         <w:tblLayout w:type="fixed"/>
         <w:tblCellMar>
           <w:top w:type="dxa" w:w="113"/>
@@ -1211,6 +1218,7 @@
         <w:tc>
           <w:tcPr>
             <w:tcW w:type="dxa" w:w="9637"/>
+            <w:shd w:color="auto" w:fill="F4F4F4" w:val="clear"/>
           </w:tcPr>
           <w:p>
             <w:pPr>
@@ -1262,6 +1270,7 @@
           <w:bottom w:color="BFBFBF" w:space="0" w:sz="4" w:val="single"/>
           <w:right w:color="BFBFBF" w:space="0" w:sz="4" w:val="single"/>
         </w:tblBorders>
+        <w:shd w:color="auto" w:fill="F4F4F4" w:val="clear"/>
         <w:tblLayout w:type="fixed"/>
         <w:tblCellMar>
           <w:top w:type="dxa" w:w="113"/>
@@ -1278,6 +1287,7 @@
         <w:tc>
           <w:tcPr>
             <w:tcW w:type="dxa" w:w="9637"/>
+            <w:shd w:color="auto" w:fill="F4F4F4" w:val="clear"/>
           </w:tcPr>
           <w:p>
             <w:pPr>
@@ -1375,6 +1385,7 @@
           <w:bottom w:color="BFBFBF" w:space="0" w:sz="4" w:val="single"/>
           <w:right w:color="BFBFBF" w:space="0" w:sz="4" w:val="single"/>
         </w:tblBorders>
+        <w:shd w:color="auto" w:fill="F4F4F4" w:val="clear"/>
         <w:tblLayout w:type="fixed"/>
         <w:tblCellMar>
           <w:top w:type="dxa" w:w="113"/>
@@ -1391,6 +1402,7 @@
         <w:tc>
           <w:tcPr>
             <w:tcW w:type="dxa" w:w="9637"/>
+            <w:shd w:color="auto" w:fill="F4F4F4" w:val="clear"/>
           </w:tcPr>
           <w:p>
             <w:pPr>
@@ -1460,6 +1472,7 @@
           <w:bottom w:color="BFBFBF" w:space="0" w:sz="4" w:val="single"/>
           <w:right w:color="BFBFBF" w:space="0" w:sz="4" w:val="single"/>
         </w:tblBorders>
+        <w:shd w:color="auto" w:fill="F4F4F4" w:val="clear"/>
         <w:tblLayout w:type="fixed"/>
         <w:tblCellMar>
           <w:top w:type="dxa" w:w="113"/>
@@ -1476,6 +1489,7 @@
         <w:tc>
           <w:tcPr>
             <w:tcW w:type="dxa" w:w="9637"/>
+            <w:shd w:color="auto" w:fill="F4F4F4" w:val="clear"/>
           </w:tcPr>
           <w:p>
             <w:pPr>
@@ -1554,6 +1568,7 @@
           <w:bottom w:color="BFBFBF" w:space="0" w:sz="4" w:val="single"/>
           <w:right w:color="BFBFBF" w:space="0" w:sz="4" w:val="single"/>
         </w:tblBorders>
+        <w:shd w:color="auto" w:fill="F4F4F4" w:val="clear"/>
         <w:tblLayout w:type="fixed"/>
         <w:tblCellMar>
           <w:top w:type="dxa" w:w="113"/>
@@ -1570,6 +1585,7 @@
         <w:tc>
           <w:tcPr>
             <w:tcW w:type="dxa" w:w="9637"/>
+            <w:shd w:color="auto" w:fill="F4F4F4" w:val="clear"/>
           </w:tcPr>
           <w:p>
             <w:pPr>
@@ -1676,6 +1692,7 @@
           <w:bottom w:color="BFBFBF" w:space="0" w:sz="4" w:val="single"/>
           <w:right w:color="BFBFBF" w:space="0" w:sz="4" w:val="single"/>
         </w:tblBorders>
+        <w:shd w:color="auto" w:fill="F4F4F4" w:val="clear"/>
         <w:tblLayout w:type="fixed"/>
         <w:tblCellMar>
           <w:top w:type="dxa" w:w="113"/>
@@ -1692,6 +1709,7 @@
         <w:tc>
           <w:tcPr>
             <w:tcW w:type="dxa" w:w="9637"/>
+            <w:shd w:color="auto" w:fill="F4F4F4" w:val="clear"/>
           </w:tcPr>
           <w:p>
             <w:pPr>
@@ -2119,6 +2137,7 @@
           <w:bottom w:color="BFBFBF" w:space="0" w:sz="4" w:val="single"/>
           <w:right w:color="BFBFBF" w:space="0" w:sz="4" w:val="single"/>
         </w:tblBorders>
+        <w:shd w:color="auto" w:fill="F4F4F4" w:val="clear"/>
         <w:tblLayout w:type="fixed"/>
         <w:tblCellMar>
           <w:top w:type="dxa" w:w="113"/>
@@ -2135,6 +2154,7 @@
         <w:tc>
           <w:tcPr>
             <w:tcW w:type="dxa" w:w="9637"/>
+            <w:shd w:color="auto" w:fill="F4F4F4" w:val="clear"/>
           </w:tcPr>
           <w:p>
             <w:pPr>
@@ -2204,6 +2224,7 @@
           <w:bottom w:color="BFBFBF" w:space="0" w:sz="4" w:val="single"/>
           <w:right w:color="BFBFBF" w:space="0" w:sz="4" w:val="single"/>
         </w:tblBorders>
+        <w:shd w:color="auto" w:fill="F4F4F4" w:val="clear"/>
         <w:tblLayout w:type="fixed"/>
         <w:tblCellMar>
           <w:top w:type="dxa" w:w="113"/>
@@ -2220,6 +2241,7 @@
         <w:tc>
           <w:tcPr>
             <w:tcW w:type="dxa" w:w="9637"/>
+            <w:shd w:color="auto" w:fill="F4F4F4" w:val="clear"/>
           </w:tcPr>
           <w:p>
             <w:pPr>
@@ -2592,6 +2614,7 @@
           <w:bottom w:color="BFBFBF" w:space="0" w:sz="4" w:val="single"/>
           <w:right w:color="BFBFBF" w:space="0" w:sz="4" w:val="single"/>
         </w:tblBorders>
+        <w:shd w:color="auto" w:fill="F4F4F4" w:val="clear"/>
         <w:tblLayout w:type="fixed"/>
         <w:tblCellMar>
           <w:top w:type="dxa" w:w="113"/>
@@ -2608,6 +2631,7 @@
         <w:tc>
           <w:tcPr>
             <w:tcW w:type="dxa" w:w="9637"/>
+            <w:shd w:color="auto" w:fill="F4F4F4" w:val="clear"/>
           </w:tcPr>
           <w:p>
             <w:pPr>
@@ -2722,6 +2746,7 @@
           <w:bottom w:color="BFBFBF" w:space="0" w:sz="4" w:val="single"/>
           <w:right w:color="BFBFBF" w:space="0" w:sz="4" w:val="single"/>
         </w:tblBorders>
+        <w:shd w:color="auto" w:fill="F4F4F4" w:val="clear"/>
         <w:tblLayout w:type="fixed"/>
         <w:tblCellMar>
           <w:top w:type="dxa" w:w="113"/>
@@ -2738,6 +2763,7 @@
         <w:tc>
           <w:tcPr>
             <w:tcW w:type="dxa" w:w="9637"/>
+            <w:shd w:color="auto" w:fill="F4F4F4" w:val="clear"/>
           </w:tcPr>
           <w:p>
             <w:pPr>
@@ -2789,6 +2815,7 @@
           <w:bottom w:color="BFBFBF" w:space="0" w:sz="4" w:val="single"/>
           <w:right w:color="BFBFBF" w:space="0" w:sz="4" w:val="single"/>
         </w:tblBorders>
+        <w:shd w:color="auto" w:fill="F4F4F4" w:val="clear"/>
         <w:tblLayout w:type="fixed"/>
         <w:tblCellMar>
           <w:top w:type="dxa" w:w="113"/>
@@ -2805,6 +2832,7 @@
         <w:tc>
           <w:tcPr>
             <w:tcW w:type="dxa" w:w="9637"/>
+            <w:shd w:color="auto" w:fill="F4F4F4" w:val="clear"/>
           </w:tcPr>
           <w:p>
             <w:pPr>
@@ -2919,6 +2947,7 @@
           <w:bottom w:color="BFBFBF" w:space="0" w:sz="4" w:val="single"/>
           <w:right w:color="BFBFBF" w:space="0" w:sz="4" w:val="single"/>
         </w:tblBorders>
+        <w:shd w:color="auto" w:fill="F4F4F4" w:val="clear"/>
         <w:tblLayout w:type="fixed"/>
         <w:tblCellMar>
           <w:top w:type="dxa" w:w="113"/>
@@ -2935,6 +2964,7 @@
         <w:tc>
           <w:tcPr>
             <w:tcW w:type="dxa" w:w="9637"/>
+            <w:shd w:color="auto" w:fill="F4F4F4" w:val="clear"/>
           </w:tcPr>
           <w:p>
             <w:pPr>
@@ -2995,6 +3025,7 @@
           <w:bottom w:color="BFBFBF" w:space="0" w:sz="4" w:val="single"/>
           <w:right w:color="BFBFBF" w:space="0" w:sz="4" w:val="single"/>
         </w:tblBorders>
+        <w:shd w:color="auto" w:fill="F4F4F4" w:val="clear"/>
         <w:tblLayout w:type="fixed"/>
         <w:tblCellMar>
           <w:top w:type="dxa" w:w="113"/>
@@ -3011,6 +3042,7 @@
         <w:tc>
           <w:tcPr>
             <w:tcW w:type="dxa" w:w="9637"/>
+            <w:shd w:color="auto" w:fill="F4F4F4" w:val="clear"/>
           </w:tcPr>
           <w:p>
             <w:pPr>
@@ -3134,6 +3166,7 @@
           <w:bottom w:color="BFBFBF" w:space="0" w:sz="4" w:val="single"/>
           <w:right w:color="BFBFBF" w:space="0" w:sz="4" w:val="single"/>
         </w:tblBorders>
+        <w:shd w:color="auto" w:fill="F4F4F4" w:val="clear"/>
         <w:tblLayout w:type="fixed"/>
         <w:tblCellMar>
           <w:top w:type="dxa" w:w="113"/>
@@ -3150,6 +3183,7 @@
         <w:tc>
           <w:tcPr>
             <w:tcW w:type="dxa" w:w="9637"/>
+            <w:shd w:color="auto" w:fill="F4F4F4" w:val="clear"/>
           </w:tcPr>
           <w:p>
             <w:pPr>
@@ -3192,6 +3226,7 @@
           <w:bottom w:color="BFBFBF" w:space="0" w:sz="4" w:val="single"/>
           <w:right w:color="BFBFBF" w:space="0" w:sz="4" w:val="single"/>
         </w:tblBorders>
+        <w:shd w:color="auto" w:fill="F4F4F4" w:val="clear"/>
         <w:tblLayout w:type="fixed"/>
         <w:tblCellMar>
           <w:top w:type="dxa" w:w="113"/>
@@ -3208,6 +3243,7 @@
         <w:tc>
           <w:tcPr>
             <w:tcW w:type="dxa" w:w="9637"/>
+            <w:shd w:color="auto" w:fill="F4F4F4" w:val="clear"/>
           </w:tcPr>
           <w:p>
             <w:pPr>
@@ -3286,6 +3322,7 @@
           <w:bottom w:color="BFBFBF" w:space="0" w:sz="4" w:val="single"/>
           <w:right w:color="BFBFBF" w:space="0" w:sz="4" w:val="single"/>
         </w:tblBorders>
+        <w:shd w:color="auto" w:fill="F4F4F4" w:val="clear"/>
         <w:tblLayout w:type="fixed"/>
         <w:tblCellMar>
           <w:top w:type="dxa" w:w="113"/>
@@ -3302,6 +3339,7 @@
         <w:tc>
           <w:tcPr>
             <w:tcW w:type="dxa" w:w="9637"/>
+            <w:shd w:color="auto" w:fill="F4F4F4" w:val="clear"/>
           </w:tcPr>
           <w:p>
             <w:pPr>
@@ -3380,6 +3418,7 @@
           <w:bottom w:color="BFBFBF" w:space="0" w:sz="4" w:val="single"/>
           <w:right w:color="BFBFBF" w:space="0" w:sz="4" w:val="single"/>
         </w:tblBorders>
+        <w:shd w:color="auto" w:fill="F4F4F4" w:val="clear"/>
         <w:tblLayout w:type="fixed"/>
         <w:tblCellMar>
           <w:top w:type="dxa" w:w="113"/>
@@ -3396,6 +3435,7 @@
         <w:tc>
           <w:tcPr>
             <w:tcW w:type="dxa" w:w="9637"/>
+            <w:shd w:color="auto" w:fill="F4F4F4" w:val="clear"/>
           </w:tcPr>
           <w:p>
             <w:pPr>
@@ -3474,6 +3514,7 @@
           <w:bottom w:color="BFBFBF" w:space="0" w:sz="4" w:val="single"/>
           <w:right w:color="BFBFBF" w:space="0" w:sz="4" w:val="single"/>
         </w:tblBorders>
+        <w:shd w:color="auto" w:fill="F4F4F4" w:val="clear"/>
         <w:tblLayout w:type="fixed"/>
         <w:tblCellMar>
           <w:top w:type="dxa" w:w="113"/>
@@ -3490,6 +3531,7 @@
         <w:tc>
           <w:tcPr>
             <w:tcW w:type="dxa" w:w="9637"/>
+            <w:shd w:color="auto" w:fill="F4F4F4" w:val="clear"/>
           </w:tcPr>
           <w:p>
             <w:pPr>
@@ -3595,6 +3637,7 @@
           <w:bottom w:color="BFBFBF" w:space="0" w:sz="4" w:val="single"/>
           <w:right w:color="BFBFBF" w:space="0" w:sz="4" w:val="single"/>
         </w:tblBorders>
+        <w:shd w:color="auto" w:fill="F4F4F4" w:val="clear"/>
         <w:tblLayout w:type="fixed"/>
         <w:tblCellMar>
           <w:top w:type="dxa" w:w="113"/>
@@ -3611,6 +3654,7 @@
         <w:tc>
           <w:tcPr>
             <w:tcW w:type="dxa" w:w="9637"/>
+            <w:shd w:color="auto" w:fill="F4F4F4" w:val="clear"/>
           </w:tcPr>
           <w:p>
             <w:pPr>
@@ -3680,6 +3724,7 @@
           <w:bottom w:color="BFBFBF" w:space="0" w:sz="4" w:val="single"/>
           <w:right w:color="BFBFBF" w:space="0" w:sz="4" w:val="single"/>
         </w:tblBorders>
+        <w:shd w:color="auto" w:fill="F4F4F4" w:val="clear"/>
         <w:tblLayout w:type="fixed"/>
         <w:tblCellMar>
           <w:top w:type="dxa" w:w="113"/>
@@ -3696,6 +3741,7 @@
         <w:tc>
           <w:tcPr>
             <w:tcW w:type="dxa" w:w="9637"/>
+            <w:shd w:color="auto" w:fill="F4F4F4" w:val="clear"/>
           </w:tcPr>
           <w:p>
             <w:pPr>
@@ -3756,6 +3802,7 @@
           <w:bottom w:color="BFBFBF" w:space="0" w:sz="4" w:val="single"/>
           <w:right w:color="BFBFBF" w:space="0" w:sz="4" w:val="single"/>
         </w:tblBorders>
+        <w:shd w:color="auto" w:fill="F4F4F4" w:val="clear"/>
         <w:tblLayout w:type="fixed"/>
         <w:tblCellMar>
           <w:top w:type="dxa" w:w="113"/>
@@ -3772,6 +3819,7 @@
         <w:tc>
           <w:tcPr>
             <w:tcW w:type="dxa" w:w="9637"/>
+            <w:shd w:color="auto" w:fill="F4F4F4" w:val="clear"/>
           </w:tcPr>
           <w:p>
             <w:pPr>
@@ -3832,6 +3880,7 @@
           <w:bottom w:color="BFBFBF" w:space="0" w:sz="4" w:val="single"/>
           <w:right w:color="BFBFBF" w:space="0" w:sz="4" w:val="single"/>
         </w:tblBorders>
+        <w:shd w:color="auto" w:fill="F4F4F4" w:val="clear"/>
         <w:tblLayout w:type="fixed"/>
         <w:tblCellMar>
           <w:top w:type="dxa" w:w="113"/>
@@ -3848,6 +3897,7 @@
         <w:tc>
           <w:tcPr>
             <w:tcW w:type="dxa" w:w="9637"/>
+            <w:shd w:color="auto" w:fill="F4F4F4" w:val="clear"/>
           </w:tcPr>
           <w:p>
             <w:pPr>
@@ -3989,6 +4039,7 @@
           <w:bottom w:color="BFBFBF" w:space="0" w:sz="4" w:val="single"/>
           <w:right w:color="BFBFBF" w:space="0" w:sz="4" w:val="single"/>
         </w:tblBorders>
+        <w:shd w:color="auto" w:fill="F4F4F4" w:val="clear"/>
         <w:tblLayout w:type="fixed"/>
         <w:tblCellMar>
           <w:top w:type="dxa" w:w="113"/>
@@ -4005,6 +4056,7 @@
         <w:tc>
           <w:tcPr>
             <w:tcW w:type="dxa" w:w="9637"/>
+            <w:shd w:color="auto" w:fill="F4F4F4" w:val="clear"/>
           </w:tcPr>
           <w:p>
             <w:pPr>
@@ -4065,6 +4117,7 @@
           <w:bottom w:color="BFBFBF" w:space="0" w:sz="4" w:val="single"/>
           <w:right w:color="BFBFBF" w:space="0" w:sz="4" w:val="single"/>
         </w:tblBorders>
+        <w:shd w:color="auto" w:fill="F4F4F4" w:val="clear"/>
         <w:tblLayout w:type="fixed"/>
         <w:tblCellMar>
           <w:top w:type="dxa" w:w="113"/>
@@ -4081,6 +4134,7 @@
         <w:tc>
           <w:tcPr>
             <w:tcW w:type="dxa" w:w="9637"/>
+            <w:shd w:color="auto" w:fill="F4F4F4" w:val="clear"/>
           </w:tcPr>
           <w:p>
             <w:pPr>
@@ -4150,6 +4204,7 @@
           <w:bottom w:color="BFBFBF" w:space="0" w:sz="4" w:val="single"/>
           <w:right w:color="BFBFBF" w:space="0" w:sz="4" w:val="single"/>
         </w:tblBorders>
+        <w:shd w:color="auto" w:fill="F4F4F4" w:val="clear"/>
         <w:tblLayout w:type="fixed"/>
         <w:tblCellMar>
           <w:top w:type="dxa" w:w="113"/>
@@ -4166,6 +4221,7 @@
         <w:tc>
           <w:tcPr>
             <w:tcW w:type="dxa" w:w="9637"/>
+            <w:shd w:color="auto" w:fill="F4F4F4" w:val="clear"/>
           </w:tcPr>
           <w:p>
             <w:pPr>
@@ -4235,6 +4291,7 @@
           <w:bottom w:color="BFBFBF" w:space="0" w:sz="4" w:val="single"/>
           <w:right w:color="BFBFBF" w:space="0" w:sz="4" w:val="single"/>
         </w:tblBorders>
+        <w:shd w:color="auto" w:fill="F4F4F4" w:val="clear"/>
         <w:tblLayout w:type="fixed"/>
         <w:tblCellMar>
           <w:top w:type="dxa" w:w="113"/>
@@ -4251,6 +4308,7 @@
         <w:tc>
           <w:tcPr>
             <w:tcW w:type="dxa" w:w="9637"/>
+            <w:shd w:color="auto" w:fill="F4F4F4" w:val="clear"/>
           </w:tcPr>
           <w:p>
             <w:pPr>
@@ -4339,6 +4397,7 @@
           <w:bottom w:color="BFBFBF" w:space="0" w:sz="4" w:val="single"/>
           <w:right w:color="BFBFBF" w:space="0" w:sz="4" w:val="single"/>
         </w:tblBorders>
+        <w:shd w:color="auto" w:fill="F4F4F4" w:val="clear"/>
         <w:tblLayout w:type="fixed"/>
         <w:tblCellMar>
           <w:top w:type="dxa" w:w="113"/>
@@ -4355,6 +4414,7 @@
         <w:tc>
           <w:tcPr>
             <w:tcW w:type="dxa" w:w="9637"/>
+            <w:shd w:color="auto" w:fill="F4F4F4" w:val="clear"/>
           </w:tcPr>
           <w:p>
             <w:pPr>
@@ -4406,6 +4466,7 @@
           <w:bottom w:color="BFBFBF" w:space="0" w:sz="4" w:val="single"/>
           <w:right w:color="BFBFBF" w:space="0" w:sz="4" w:val="single"/>
         </w:tblBorders>
+        <w:shd w:color="auto" w:fill="F4F4F4" w:val="clear"/>
         <w:tblLayout w:type="fixed"/>
         <w:tblCellMar>
           <w:top w:type="dxa" w:w="113"/>
@@ -4422,6 +4483,7 @@
         <w:tc>
           <w:tcPr>
             <w:tcW w:type="dxa" w:w="9637"/>
+            <w:shd w:color="auto" w:fill="F4F4F4" w:val="clear"/>
           </w:tcPr>
           <w:p>
             <w:pPr>
@@ -4473,6 +4535,7 @@
           <w:bottom w:color="BFBFBF" w:space="0" w:sz="4" w:val="single"/>
           <w:right w:color="BFBFBF" w:space="0" w:sz="4" w:val="single"/>
         </w:tblBorders>
+        <w:shd w:color="auto" w:fill="F4F4F4" w:val="clear"/>
         <w:tblLayout w:type="fixed"/>
         <w:tblCellMar>
           <w:top w:type="dxa" w:w="113"/>
@@ -4489,6 +4552,7 @@
         <w:tc>
           <w:tcPr>
             <w:tcW w:type="dxa" w:w="9637"/>
+            <w:shd w:color="auto" w:fill="F4F4F4" w:val="clear"/>
           </w:tcPr>
           <w:p>
             <w:pPr>
@@ -4549,6 +4613,7 @@
           <w:bottom w:color="BFBFBF" w:space="0" w:sz="4" w:val="single"/>
           <w:right w:color="BFBFBF" w:space="0" w:sz="4" w:val="single"/>
         </w:tblBorders>
+        <w:shd w:color="auto" w:fill="F4F4F4" w:val="clear"/>
         <w:tblLayout w:type="fixed"/>
         <w:tblCellMar>
           <w:top w:type="dxa" w:w="113"/>
@@ -4565,6 +4630,7 @@
         <w:tc>
           <w:tcPr>
             <w:tcW w:type="dxa" w:w="9637"/>
+            <w:shd w:color="auto" w:fill="F4F4F4" w:val="clear"/>
           </w:tcPr>
           <w:p>
             <w:pPr>
@@ -7973,6 +8039,7 @@
         <w:bottom w:color="BFBFBF" w:space="0" w:sz="4" w:val="single"/>
         <w:right w:color="BFBFBF" w:space="0" w:sz="4" w:val="single"/>
       </w:tblBorders>
+      <w:shd w:color="auto" w:fill="F4F4F4" w:val="clear"/>
       <w:tblCellMar>
         <w:top w:type="dxa" w:w="113"/>
         <w:left w:type="dxa" w:w="113"/>

--- a/public/labs/os/pz-25/ЛР2_ОС_Файли_та_каталоги_в_командному_рядку_Windows.docx
+++ b/public/labs/os/pz-25/ЛР2_ОС_Файли_та_каталоги_в_командному_рядку_Windows.docx
@@ -170,68 +170,117 @@
     </w:p>
     <w:p>
       <w:pPr>
-        <w:pStyle w:val="SourceCode"/>
-      </w:pPr>
-      <w:r>
+        <w:spacing w:before="0" w:after="0" w:line="120" w:lineRule="exact"/>
         <w:rPr>
-          <w:rStyle w:val="VerbatimChar"/>
+          <w:sz w:val="4"/>
+          <w:szCs w:val="4"/>
         </w:rPr>
-        <w:t xml:space="preserve">cd Desktop            :: у підкаталог поточного каталогу</w:t>
-      </w:r>
-      <w:r>
-        <w:br/>
-      </w:r>
-      <w:r>
+      </w:pPr>
+    </w:p>
+    <w:tbl>
+      <w:tblPr>
+        <w:tblStyle w:val="SourceCodeTable"/>
+        <w:tblW w:type="dxa" w:w="9637"/>
+        <w:tblInd w:w="0" w:type="dxa"/>
+        <w:tblBorders>
+          <w:top w:color="BFBFBF" w:space="0" w:sz="4" w:val="single"/>
+          <w:left w:color="BFBFBF" w:space="0" w:sz="4" w:val="single"/>
+          <w:bottom w:color="BFBFBF" w:space="0" w:sz="4" w:val="single"/>
+          <w:right w:color="BFBFBF" w:space="0" w:sz="4" w:val="single"/>
+        </w:tblBorders>
+        <w:shd w:color="auto" w:fill="F4F4F4" w:val="clear"/>
+        <w:tblLayout w:type="fixed"/>
+        <w:tblCellMar>
+          <w:top w:type="dxa" w:w="113"/>
+          <w:left w:type="dxa" w:w="113"/>
+          <w:bottom w:type="dxa" w:w="113"/>
+          <w:right w:type="dxa" w:w="113"/>
+        </w:tblCellMar>
+        <w:tblLook w:val="0000" w:firstRow="0" w:lastRow="0" w:firstColumn="0" w:lastColumn="0" w:noHBand="1" w:noVBand="1"/>
+      </w:tblPr>
+      <w:tblGrid>
+        <w:gridCol w:w="9637"/>
+      </w:tblGrid>
+      <w:tr>
+        <w:tc>
+          <w:tcPr>
+            <w:tcW w:type="dxa" w:w="9637"/>
+            <w:shd w:color="auto" w:fill="F4F4F4" w:val="clear"/>
+          </w:tcPr>
+          <w:p>
+            <w:pPr>
+              <w:pStyle w:val="SourceCode"/>
+              <w:spacing w:before="0" w:after="0" w:line="200" w:lineRule="auto"/>
+            </w:pPr>
+            <w:r>
+              <w:t xml:space="preserve">cd Desktop            :: у підкаталог поточного каталогу</w:t>
+            </w:r>
+          </w:p>
+          <w:p>
+            <w:pPr>
+              <w:pStyle w:val="SourceCode"/>
+              <w:spacing w:before="0" w:after="0" w:line="200" w:lineRule="auto"/>
+            </w:pPr>
+            <w:r>
+              <w:t xml:space="preserve">cd ..                 :: на рівень вище</w:t>
+            </w:r>
+          </w:p>
+          <w:p>
+            <w:pPr>
+              <w:pStyle w:val="SourceCode"/>
+              <w:spacing w:before="0" w:after="0" w:line="200" w:lineRule="auto"/>
+            </w:pPr>
+            <w:r>
+              <w:t xml:space="preserve">cd \                  :: до кореня поточного диска</w:t>
+            </w:r>
+          </w:p>
+          <w:p>
+            <w:pPr>
+              <w:pStyle w:val="SourceCode"/>
+              <w:spacing w:before="0" w:after="0" w:line="200" w:lineRule="auto"/>
+            </w:pPr>
+            <w:r>
+              <w:t xml:space="preserve">D:                    :: змінити диск без зміни каталогу</w:t>
+            </w:r>
+          </w:p>
+          <w:p>
+            <w:pPr>
+              <w:pStyle w:val="SourceCode"/>
+              <w:spacing w:before="0" w:after="0" w:line="200" w:lineRule="auto"/>
+            </w:pPr>
+            <w:r>
+              <w:t xml:space="preserve">cd /d D:\Data         :: змінити диск і каталог одночасно</w:t>
+            </w:r>
+          </w:p>
+          <w:p>
+            <w:pPr>
+              <w:pStyle w:val="SourceCode"/>
+              <w:spacing w:before="0" w:after="0" w:line="200" w:lineRule="auto"/>
+            </w:pPr>
+            <w:r>
+              <w:t xml:space="preserve">pushd %SystemRoot%    :: перейти, запам’ятавши поточний каталог</w:t>
+            </w:r>
+          </w:p>
+          <w:p>
+            <w:pPr>
+              <w:pStyle w:val="SourceCode"/>
+              <w:spacing w:before="0" w:after="0" w:line="200" w:lineRule="auto"/>
+            </w:pPr>
+            <w:r>
+              <w:t xml:space="preserve">popd                  :: повернутися туди, звідки викликали pushd</w:t>
+            </w:r>
+          </w:p>
+        </w:tc>
+      </w:tr>
+    </w:tbl>
+    <w:p>
+      <w:pPr>
+        <w:spacing w:before="0" w:after="0" w:line="120" w:lineRule="exact"/>
         <w:rPr>
-          <w:rStyle w:val="VerbatimChar"/>
+          <w:sz w:val="4"/>
+          <w:szCs w:val="4"/>
         </w:rPr>
-        <w:t xml:space="preserve">cd ..                 :: на рівень вище</w:t>
-      </w:r>
-      <w:r>
-        <w:br/>
-      </w:r>
-      <w:r>
-        <w:rPr>
-          <w:rStyle w:val="VerbatimChar"/>
-        </w:rPr>
-        <w:t xml:space="preserve">cd \                  :: до кореня поточного диска</w:t>
-      </w:r>
-      <w:r>
-        <w:br/>
-      </w:r>
-      <w:r>
-        <w:rPr>
-          <w:rStyle w:val="VerbatimChar"/>
-        </w:rPr>
-        <w:t xml:space="preserve">D:                    :: змінити диск без зміни каталогу</w:t>
-      </w:r>
-      <w:r>
-        <w:br/>
-      </w:r>
-      <w:r>
-        <w:rPr>
-          <w:rStyle w:val="VerbatimChar"/>
-        </w:rPr>
-        <w:t xml:space="preserve">cd /d D:\Data         :: змінити диск і каталог одночасно</w:t>
-      </w:r>
-      <w:r>
-        <w:br/>
-      </w:r>
-      <w:r>
-        <w:rPr>
-          <w:rStyle w:val="VerbatimChar"/>
-        </w:rPr>
-        <w:t xml:space="preserve">pushd %SystemRoot%    :: перейти, запам’ятавши поточний каталог</w:t>
-      </w:r>
-      <w:r>
-        <w:br/>
-      </w:r>
-      <w:r>
-        <w:rPr>
-          <w:rStyle w:val="VerbatimChar"/>
-        </w:rPr>
-        <w:t xml:space="preserve">popd                  :: повернутися туди, звідки викликали pushd</w:t>
-      </w:r>
+      </w:pPr>
     </w:p>
     <w:p>
       <w:pPr>
@@ -261,59 +310,108 @@
     </w:p>
     <w:p>
       <w:pPr>
-        <w:pStyle w:val="SourceCode"/>
-      </w:pPr>
-      <w:r>
+        <w:spacing w:before="0" w:after="0" w:line="120" w:lineRule="exact"/>
         <w:rPr>
-          <w:rStyle w:val="VerbatimChar"/>
+          <w:sz w:val="4"/>
+          <w:szCs w:val="4"/>
         </w:rPr>
-        <w:t xml:space="preserve">*.txt        усі файли з розширенням txt</w:t>
-      </w:r>
-      <w:r>
-        <w:br/>
-      </w:r>
-      <w:r>
+      </w:pPr>
+    </w:p>
+    <w:tbl>
+      <w:tblPr>
+        <w:tblStyle w:val="SourceCodeTable"/>
+        <w:tblW w:type="dxa" w:w="9637"/>
+        <w:tblInd w:w="0" w:type="dxa"/>
+        <w:tblBorders>
+          <w:top w:color="BFBFBF" w:space="0" w:sz="4" w:val="single"/>
+          <w:left w:color="BFBFBF" w:space="0" w:sz="4" w:val="single"/>
+          <w:bottom w:color="BFBFBF" w:space="0" w:sz="4" w:val="single"/>
+          <w:right w:color="BFBFBF" w:space="0" w:sz="4" w:val="single"/>
+        </w:tblBorders>
+        <w:shd w:color="auto" w:fill="F4F4F4" w:val="clear"/>
+        <w:tblLayout w:type="fixed"/>
+        <w:tblCellMar>
+          <w:top w:type="dxa" w:w="113"/>
+          <w:left w:type="dxa" w:w="113"/>
+          <w:bottom w:type="dxa" w:w="113"/>
+          <w:right w:type="dxa" w:w="113"/>
+        </w:tblCellMar>
+        <w:tblLook w:val="0000" w:firstRow="0" w:lastRow="0" w:firstColumn="0" w:lastColumn="0" w:noHBand="1" w:noVBand="1"/>
+      </w:tblPr>
+      <w:tblGrid>
+        <w:gridCol w:w="9637"/>
+      </w:tblGrid>
+      <w:tr>
+        <w:tc>
+          <w:tcPr>
+            <w:tcW w:type="dxa" w:w="9637"/>
+            <w:shd w:color="auto" w:fill="F4F4F4" w:val="clear"/>
+          </w:tcPr>
+          <w:p>
+            <w:pPr>
+              <w:pStyle w:val="SourceCode"/>
+              <w:spacing w:before="0" w:after="0" w:line="200" w:lineRule="auto"/>
+            </w:pPr>
+            <w:r>
+              <w:t xml:space="preserve">*.txt        усі файли з розширенням txt</w:t>
+            </w:r>
+          </w:p>
+          <w:p>
+            <w:pPr>
+              <w:pStyle w:val="SourceCode"/>
+              <w:spacing w:before="0" w:after="0" w:line="200" w:lineRule="auto"/>
+            </w:pPr>
+            <w:r>
+              <w:t xml:space="preserve">report.*     усі файли з іменем report і будь-яким розширенням</w:t>
+            </w:r>
+          </w:p>
+          <w:p>
+            <w:pPr>
+              <w:pStyle w:val="SourceCode"/>
+              <w:spacing w:before="0" w:after="0" w:line="200" w:lineRule="auto"/>
+            </w:pPr>
+            <w:r>
+              <w:t xml:space="preserve">*.*          усі файли, що мають розширення</w:t>
+            </w:r>
+          </w:p>
+          <w:p>
+            <w:pPr>
+              <w:pStyle w:val="SourceCode"/>
+              <w:spacing w:before="0" w:after="0" w:line="200" w:lineRule="auto"/>
+            </w:pPr>
+            <w:r>
+              <w:t xml:space="preserve">*            усі файли взагалі</w:t>
+            </w:r>
+          </w:p>
+          <w:p>
+            <w:pPr>
+              <w:pStyle w:val="SourceCode"/>
+              <w:spacing w:before="0" w:after="0" w:line="200" w:lineRule="auto"/>
+            </w:pPr>
+            <w:r>
+              <w:t xml:space="preserve">data?.txt    data1.txt, data2.txt, dataA.txt, але не data10.txt</w:t>
+            </w:r>
+          </w:p>
+          <w:p>
+            <w:pPr>
+              <w:pStyle w:val="SourceCode"/>
+              <w:spacing w:before="0" w:after="0" w:line="200" w:lineRule="auto"/>
+            </w:pPr>
+            <w:r>
+              <w:t xml:space="preserve">??.log       файли, ім’я яких складається рівно з двох символів</w:t>
+            </w:r>
+          </w:p>
+        </w:tc>
+      </w:tr>
+    </w:tbl>
+    <w:p>
+      <w:pPr>
+        <w:spacing w:before="0" w:after="0" w:line="120" w:lineRule="exact"/>
         <w:rPr>
-          <w:rStyle w:val="VerbatimChar"/>
+          <w:sz w:val="4"/>
+          <w:szCs w:val="4"/>
         </w:rPr>
-        <w:t xml:space="preserve">report.*     усі файли з іменем report і будь-яким розширенням</w:t>
-      </w:r>
-      <w:r>
-        <w:br/>
-      </w:r>
-      <w:r>
-        <w:rPr>
-          <w:rStyle w:val="VerbatimChar"/>
-        </w:rPr>
-        <w:t xml:space="preserve">*.*          усі файли, що мають розширення</w:t>
-      </w:r>
-      <w:r>
-        <w:br/>
-      </w:r>
-      <w:r>
-        <w:rPr>
-          <w:rStyle w:val="VerbatimChar"/>
-        </w:rPr>
-        <w:t xml:space="preserve">*            усі файли взагалі</w:t>
-      </w:r>
-      <w:r>
-        <w:br/>
-      </w:r>
-      <w:r>
-        <w:rPr>
-          <w:rStyle w:val="VerbatimChar"/>
-        </w:rPr>
-        <w:t xml:space="preserve">data?.txt    data1.txt, data2.txt, dataA.txt, але не data10.txt</w:t>
-      </w:r>
-      <w:r>
-        <w:br/>
-      </w:r>
-      <w:r>
-        <w:rPr>
-          <w:rStyle w:val="VerbatimChar"/>
-        </w:rPr>
-        <w:t xml:space="preserve">??.log       файли, ім’я яких складається рівно з двох символів</w:t>
-      </w:r>
+      </w:pPr>
     </w:p>
     <w:p>
       <w:pPr>
@@ -1007,90 +1105,237 @@
     </w:tbl>
     <w:p>
       <w:pPr>
-        <w:pStyle w:val="SourceCode"/>
-      </w:pPr>
-      <w:r>
+        <w:spacing w:before="0" w:after="0" w:line="120" w:lineRule="exact"/>
         <w:rPr>
-          <w:rStyle w:val="VerbatimChar"/>
+          <w:sz w:val="4"/>
+          <w:szCs w:val="4"/>
         </w:rPr>
-        <w:t xml:space="preserve">copy file.txt backup.txt           :: копія одного файлу</w:t>
-      </w:r>
-      <w:r>
-        <w:br/>
-      </w:r>
-      <w:r>
+      </w:pPr>
+    </w:p>
+    <w:tbl>
+      <w:tblPr>
+        <w:tblStyle w:val="SourceCodeTable"/>
+        <w:tblW w:type="dxa" w:w="9637"/>
+        <w:tblInd w:w="0" w:type="dxa"/>
+        <w:tblBorders>
+          <w:top w:color="BFBFBF" w:space="0" w:sz="4" w:val="single"/>
+          <w:left w:color="BFBFBF" w:space="0" w:sz="4" w:val="single"/>
+          <w:bottom w:color="BFBFBF" w:space="0" w:sz="4" w:val="single"/>
+          <w:right w:color="BFBFBF" w:space="0" w:sz="4" w:val="single"/>
+        </w:tblBorders>
+        <w:shd w:color="auto" w:fill="F4F4F4" w:val="clear"/>
+        <w:tblLayout w:type="fixed"/>
+        <w:tblCellMar>
+          <w:top w:type="dxa" w:w="113"/>
+          <w:left w:type="dxa" w:w="113"/>
+          <w:bottom w:type="dxa" w:w="113"/>
+          <w:right w:type="dxa" w:w="113"/>
+        </w:tblCellMar>
+        <w:tblLook w:val="0000" w:firstRow="0" w:lastRow="0" w:firstColumn="0" w:lastColumn="0" w:noHBand="1" w:noVBand="1"/>
+      </w:tblPr>
+      <w:tblGrid>
+        <w:gridCol w:w="9637"/>
+      </w:tblGrid>
+      <w:tr>
+        <w:tc>
+          <w:tcPr>
+            <w:tcW w:type="dxa" w:w="9637"/>
+            <w:shd w:color="auto" w:fill="F4F4F4" w:val="clear"/>
+          </w:tcPr>
+          <w:p>
+            <w:pPr>
+              <w:pStyle w:val="SourceCode"/>
+              <w:spacing w:before="0" w:after="0" w:line="200" w:lineRule="auto"/>
+            </w:pPr>
+            <w:r>
+              <w:t xml:space="preserve">copy file.txt backup.txt           :: копія одного файлу</w:t>
+            </w:r>
+          </w:p>
+          <w:p>
+            <w:pPr>
+              <w:pStyle w:val="SourceCode"/>
+              <w:spacing w:before="0" w:after="0" w:line="200" w:lineRule="auto"/>
+            </w:pPr>
+            <w:r>
+              <w:t xml:space="preserve">copy *.wav audio\                  :: усі wav в підкаталог audio</w:t>
+            </w:r>
+          </w:p>
+          <w:p>
+            <w:pPr>
+              <w:pStyle w:val="SourceCode"/>
+              <w:spacing w:before="0" w:after="0" w:line="200" w:lineRule="auto"/>
+            </w:pPr>
+            <w:r>
+              <w:t xml:space="preserve">copy part1.txt+part2.txt all.txt   :: об’єднання файлів</w:t>
+            </w:r>
+          </w:p>
+        </w:tc>
+      </w:tr>
+    </w:tbl>
+    <w:p>
+      <w:pPr>
+        <w:spacing w:before="0" w:after="0" w:line="120" w:lineRule="exact"/>
         <w:rPr>
-          <w:rStyle w:val="VerbatimChar"/>
+          <w:sz w:val="4"/>
+          <w:szCs w:val="4"/>
         </w:rPr>
-        <w:t xml:space="preserve">copy *.wav audio\                  :: усі wav в підкаталог audio</w:t>
-      </w:r>
-      <w:r>
-        <w:br/>
-      </w:r>
-      <w:r>
+      </w:pPr>
+    </w:p>
+    <w:p>
+      <w:pPr>
+        <w:spacing w:before="0" w:after="0" w:line="120" w:lineRule="exact"/>
         <w:rPr>
-          <w:rStyle w:val="VerbatimChar"/>
+          <w:sz w:val="4"/>
+          <w:szCs w:val="4"/>
         </w:rPr>
-        <w:t xml:space="preserve">copy part1.txt+part2.txt all.txt   :: об’єднання файлів</w:t>
-      </w:r>
-    </w:p>
-    <w:p>
-      <w:pPr>
-        <w:pStyle w:val="SourceCode"/>
-      </w:pPr>
-      <w:r>
+      </w:pPr>
+    </w:p>
+    <w:tbl>
+      <w:tblPr>
+        <w:tblStyle w:val="SourceCodeTable"/>
+        <w:tblW w:type="dxa" w:w="9637"/>
+        <w:tblInd w:w="0" w:type="dxa"/>
+        <w:tblBorders>
+          <w:top w:color="BFBFBF" w:space="0" w:sz="4" w:val="single"/>
+          <w:left w:color="BFBFBF" w:space="0" w:sz="4" w:val="single"/>
+          <w:bottom w:color="BFBFBF" w:space="0" w:sz="4" w:val="single"/>
+          <w:right w:color="BFBFBF" w:space="0" w:sz="4" w:val="single"/>
+        </w:tblBorders>
+        <w:shd w:color="auto" w:fill="F4F4F4" w:val="clear"/>
+        <w:tblLayout w:type="fixed"/>
+        <w:tblCellMar>
+          <w:top w:type="dxa" w:w="113"/>
+          <w:left w:type="dxa" w:w="113"/>
+          <w:bottom w:type="dxa" w:w="113"/>
+          <w:right w:type="dxa" w:w="113"/>
+        </w:tblCellMar>
+        <w:tblLook w:val="0000" w:firstRow="0" w:lastRow="0" w:firstColumn="0" w:lastColumn="0" w:noHBand="1" w:noVBand="1"/>
+      </w:tblPr>
+      <w:tblGrid>
+        <w:gridCol w:w="9637"/>
+      </w:tblGrid>
+      <w:tr>
+        <w:tc>
+          <w:tcPr>
+            <w:tcW w:type="dxa" w:w="9637"/>
+            <w:shd w:color="auto" w:fill="F4F4F4" w:val="clear"/>
+          </w:tcPr>
+          <w:p>
+            <w:pPr>
+              <w:pStyle w:val="SourceCode"/>
+              <w:spacing w:before="0" w:after="0" w:line="200" w:lineRule="auto"/>
+            </w:pPr>
+            <w:r>
+              <w:t xml:space="preserve">xcopy /s /i src dest               :: з підкаталогами (/i — dest це каталог)</w:t>
+            </w:r>
+          </w:p>
+          <w:p>
+            <w:pPr>
+              <w:pStyle w:val="SourceCode"/>
+              <w:spacing w:before="0" w:after="0" w:line="200" w:lineRule="auto"/>
+            </w:pPr>
+            <w:r>
+              <w:t xml:space="preserve">xcopy /s /e /h /y src dest         :: + порожні каталоги, приховані, без запитів</w:t>
+            </w:r>
+          </w:p>
+        </w:tc>
+      </w:tr>
+    </w:tbl>
+    <w:p>
+      <w:pPr>
+        <w:spacing w:before="0" w:after="0" w:line="120" w:lineRule="exact"/>
         <w:rPr>
-          <w:rStyle w:val="VerbatimChar"/>
+          <w:sz w:val="4"/>
+          <w:szCs w:val="4"/>
         </w:rPr>
-        <w:t xml:space="preserve">xcopy /s /i src dest               :: з підкаталогами (/i — dest це каталог)</w:t>
-      </w:r>
-      <w:r>
-        <w:br/>
-      </w:r>
-      <w:r>
+      </w:pPr>
+    </w:p>
+    <w:p>
+      <w:pPr>
+        <w:spacing w:before="0" w:after="0" w:line="120" w:lineRule="exact"/>
         <w:rPr>
-          <w:rStyle w:val="VerbatimChar"/>
+          <w:sz w:val="4"/>
+          <w:szCs w:val="4"/>
         </w:rPr>
-        <w:t xml:space="preserve">xcopy /s /e /h /y src dest         :: + порожні каталоги, приховані, без запитів</w:t>
-      </w:r>
-    </w:p>
-    <w:p>
-      <w:pPr>
-        <w:pStyle w:val="SourceCode"/>
-      </w:pPr>
-      <w:r>
+      </w:pPr>
+    </w:p>
+    <w:tbl>
+      <w:tblPr>
+        <w:tblStyle w:val="SourceCodeTable"/>
+        <w:tblW w:type="dxa" w:w="9637"/>
+        <w:tblInd w:w="0" w:type="dxa"/>
+        <w:tblBorders>
+          <w:top w:color="BFBFBF" w:space="0" w:sz="4" w:val="single"/>
+          <w:left w:color="BFBFBF" w:space="0" w:sz="4" w:val="single"/>
+          <w:bottom w:color="BFBFBF" w:space="0" w:sz="4" w:val="single"/>
+          <w:right w:color="BFBFBF" w:space="0" w:sz="4" w:val="single"/>
+        </w:tblBorders>
+        <w:shd w:color="auto" w:fill="F4F4F4" w:val="clear"/>
+        <w:tblLayout w:type="fixed"/>
+        <w:tblCellMar>
+          <w:top w:type="dxa" w:w="113"/>
+          <w:left w:type="dxa" w:w="113"/>
+          <w:bottom w:type="dxa" w:w="113"/>
+          <w:right w:type="dxa" w:w="113"/>
+        </w:tblCellMar>
+        <w:tblLook w:val="0000" w:firstRow="0" w:lastRow="0" w:firstColumn="0" w:lastColumn="0" w:noHBand="1" w:noVBand="1"/>
+      </w:tblPr>
+      <w:tblGrid>
+        <w:gridCol w:w="9637"/>
+      </w:tblGrid>
+      <w:tr>
+        <w:tc>
+          <w:tcPr>
+            <w:tcW w:type="dxa" w:w="9637"/>
+            <w:shd w:color="auto" w:fill="F4F4F4" w:val="clear"/>
+          </w:tcPr>
+          <w:p>
+            <w:pPr>
+              <w:pStyle w:val="SourceCode"/>
+              <w:spacing w:before="0" w:after="0" w:line="200" w:lineRule="auto"/>
+            </w:pPr>
+            <w:r>
+              <w:t xml:space="preserve">robocopy src dest /e               :: дерево разом з порожніми каталогами</w:t>
+            </w:r>
+          </w:p>
+          <w:p>
+            <w:pPr>
+              <w:pStyle w:val="SourceCode"/>
+              <w:spacing w:before="0" w:after="0" w:line="200" w:lineRule="auto"/>
+            </w:pPr>
+            <w:r>
+              <w:t xml:space="preserve">robocopy src dest /e /mt:8         :: у вісім потоків</w:t>
+            </w:r>
+          </w:p>
+          <w:p>
+            <w:pPr>
+              <w:pStyle w:val="SourceCode"/>
+              <w:spacing w:before="0" w:after="0" w:line="200" w:lineRule="auto"/>
+            </w:pPr>
+            <w:r>
+              <w:t xml:space="preserve">robocopy src dest /e /log:copy.log :: із журналом</w:t>
+            </w:r>
+          </w:p>
+          <w:p>
+            <w:pPr>
+              <w:pStyle w:val="SourceCode"/>
+              <w:spacing w:before="0" w:after="0" w:line="200" w:lineRule="auto"/>
+            </w:pPr>
+            <w:r>
+              <w:t xml:space="preserve">robocopy src dest /e /l            :: лише показати, що було б скопійовано</w:t>
+            </w:r>
+          </w:p>
+        </w:tc>
+      </w:tr>
+    </w:tbl>
+    <w:p>
+      <w:pPr>
+        <w:spacing w:before="0" w:after="0" w:line="120" w:lineRule="exact"/>
         <w:rPr>
-          <w:rStyle w:val="VerbatimChar"/>
+          <w:sz w:val="4"/>
+          <w:szCs w:val="4"/>
         </w:rPr>
-        <w:t xml:space="preserve">robocopy src dest /e               :: дерево разом з порожніми каталогами</w:t>
-      </w:r>
-      <w:r>
-        <w:br/>
-      </w:r>
-      <w:r>
-        <w:rPr>
-          <w:rStyle w:val="VerbatimChar"/>
-        </w:rPr>
-        <w:t xml:space="preserve">robocopy src dest /e /mt:8         :: у вісім потоків</w:t>
-      </w:r>
-      <w:r>
-        <w:br/>
-      </w:r>
-      <w:r>
-        <w:rPr>
-          <w:rStyle w:val="VerbatimChar"/>
-        </w:rPr>
-        <w:t xml:space="preserve">robocopy src dest /e /log:copy.log :: із журналом</w:t>
-      </w:r>
-      <w:r>
-        <w:br/>
-      </w:r>
-      <w:r>
-        <w:rPr>
-          <w:rStyle w:val="VerbatimChar"/>
-        </w:rPr>
-        <w:t xml:space="preserve">robocopy src dest /e /l            :: лише показати, що було б скопійовано</w:t>
-      </w:r>
+      </w:pPr>
     </w:p>
     <w:p>
       <w:pPr>
@@ -1122,117 +1367,264 @@
     </w:p>
     <w:p>
       <w:pPr>
-        <w:pStyle w:val="SourceCode"/>
-      </w:pPr>
-      <w:r>
+        <w:spacing w:before="0" w:after="0" w:line="120" w:lineRule="exact"/>
         <w:rPr>
-          <w:rStyle w:val="VerbatimChar"/>
+          <w:sz w:val="4"/>
+          <w:szCs w:val="4"/>
         </w:rPr>
-        <w:t xml:space="preserve">move old.txt D:\arch\              :: перемістити файл</w:t>
-      </w:r>
-      <w:r>
-        <w:br/>
-      </w:r>
-      <w:r>
+      </w:pPr>
+    </w:p>
+    <w:tbl>
+      <w:tblPr>
+        <w:tblStyle w:val="SourceCodeTable"/>
+        <w:tblW w:type="dxa" w:w="9637"/>
+        <w:tblInd w:w="0" w:type="dxa"/>
+        <w:tblBorders>
+          <w:top w:color="BFBFBF" w:space="0" w:sz="4" w:val="single"/>
+          <w:left w:color="BFBFBF" w:space="0" w:sz="4" w:val="single"/>
+          <w:bottom w:color="BFBFBF" w:space="0" w:sz="4" w:val="single"/>
+          <w:right w:color="BFBFBF" w:space="0" w:sz="4" w:val="single"/>
+        </w:tblBorders>
+        <w:shd w:color="auto" w:fill="F4F4F4" w:val="clear"/>
+        <w:tblLayout w:type="fixed"/>
+        <w:tblCellMar>
+          <w:top w:type="dxa" w:w="113"/>
+          <w:left w:type="dxa" w:w="113"/>
+          <w:bottom w:type="dxa" w:w="113"/>
+          <w:right w:type="dxa" w:w="113"/>
+        </w:tblCellMar>
+        <w:tblLook w:val="0000" w:firstRow="0" w:lastRow="0" w:firstColumn="0" w:lastColumn="0" w:noHBand="1" w:noVBand="1"/>
+      </w:tblPr>
+      <w:tblGrid>
+        <w:gridCol w:w="9637"/>
+      </w:tblGrid>
+      <w:tr>
+        <w:tc>
+          <w:tcPr>
+            <w:tcW w:type="dxa" w:w="9637"/>
+            <w:shd w:color="auto" w:fill="F4F4F4" w:val="clear"/>
+          </w:tcPr>
+          <w:p>
+            <w:pPr>
+              <w:pStyle w:val="SourceCode"/>
+              <w:spacing w:before="0" w:after="0" w:line="200" w:lineRule="auto"/>
+            </w:pPr>
+            <w:r>
+              <w:t xml:space="preserve">move old.txt D:\arch\              :: перемістити файл</w:t>
+            </w:r>
+          </w:p>
+          <w:p>
+            <w:pPr>
+              <w:pStyle w:val="SourceCode"/>
+              <w:spacing w:before="0" w:after="0" w:line="200" w:lineRule="auto"/>
+            </w:pPr>
+            <w:r>
+              <w:t xml:space="preserve">move old.txt new.txt               :: перемістити = перейменувати</w:t>
+            </w:r>
+          </w:p>
+          <w:p>
+            <w:pPr>
+              <w:pStyle w:val="SourceCode"/>
+              <w:spacing w:before="0" w:after="0" w:line="200" w:lineRule="auto"/>
+            </w:pPr>
+            <w:r>
+              <w:t xml:space="preserve">ren report.txt report_2026.txt     :: перейменувати</w:t>
+            </w:r>
+          </w:p>
+          <w:p>
+            <w:pPr>
+              <w:pStyle w:val="SourceCode"/>
+              <w:spacing w:before="0" w:after="0" w:line="200" w:lineRule="auto"/>
+            </w:pPr>
+            <w:r>
+              <w:t xml:space="preserve">ren *.txt *.bak                    :: масове перейменування за маскою</w:t>
+            </w:r>
+          </w:p>
+        </w:tc>
+      </w:tr>
+    </w:tbl>
+    <w:p>
+      <w:pPr>
+        <w:spacing w:before="0" w:after="0" w:line="120" w:lineRule="exact"/>
         <w:rPr>
-          <w:rStyle w:val="VerbatimChar"/>
+          <w:sz w:val="4"/>
+          <w:szCs w:val="4"/>
         </w:rPr>
-        <w:t xml:space="preserve">move old.txt new.txt               :: перемістити = перейменувати</w:t>
-      </w:r>
-      <w:r>
-        <w:br/>
-      </w:r>
-      <w:r>
+      </w:pPr>
+    </w:p>
+    <w:p>
+      <w:pPr>
+        <w:spacing w:before="0" w:after="0" w:line="120" w:lineRule="exact"/>
         <w:rPr>
-          <w:rStyle w:val="VerbatimChar"/>
+          <w:sz w:val="4"/>
+          <w:szCs w:val="4"/>
         </w:rPr>
-        <w:t xml:space="preserve">ren report.txt report_2026.txt     :: перейменувати</w:t>
-      </w:r>
-      <w:r>
-        <w:br/>
-      </w:r>
-      <w:r>
+      </w:pPr>
+    </w:p>
+    <w:tbl>
+      <w:tblPr>
+        <w:tblStyle w:val="SourceCodeTable"/>
+        <w:tblW w:type="dxa" w:w="9637"/>
+        <w:tblInd w:w="0" w:type="dxa"/>
+        <w:tblBorders>
+          <w:top w:color="BFBFBF" w:space="0" w:sz="4" w:val="single"/>
+          <w:left w:color="BFBFBF" w:space="0" w:sz="4" w:val="single"/>
+          <w:bottom w:color="BFBFBF" w:space="0" w:sz="4" w:val="single"/>
+          <w:right w:color="BFBFBF" w:space="0" w:sz="4" w:val="single"/>
+        </w:tblBorders>
+        <w:shd w:color="auto" w:fill="F4F4F4" w:val="clear"/>
+        <w:tblLayout w:type="fixed"/>
+        <w:tblCellMar>
+          <w:top w:type="dxa" w:w="113"/>
+          <w:left w:type="dxa" w:w="113"/>
+          <w:bottom w:type="dxa" w:w="113"/>
+          <w:right w:type="dxa" w:w="113"/>
+        </w:tblCellMar>
+        <w:tblLook w:val="0000" w:firstRow="0" w:lastRow="0" w:firstColumn="0" w:lastColumn="0" w:noHBand="1" w:noVBand="1"/>
+      </w:tblPr>
+      <w:tblGrid>
+        <w:gridCol w:w="9637"/>
+      </w:tblGrid>
+      <w:tr>
+        <w:tc>
+          <w:tcPr>
+            <w:tcW w:type="dxa" w:w="9637"/>
+            <w:shd w:color="auto" w:fill="F4F4F4" w:val="clear"/>
+          </w:tcPr>
+          <w:p>
+            <w:pPr>
+              <w:pStyle w:val="SourceCode"/>
+              <w:spacing w:before="0" w:after="0" w:line="200" w:lineRule="auto"/>
+            </w:pPr>
+            <w:r>
+              <w:t xml:space="preserve">del file.txt                       :: видалити файл</w:t>
+            </w:r>
+          </w:p>
+          <w:p>
+            <w:pPr>
+              <w:pStyle w:val="SourceCode"/>
+              <w:spacing w:before="0" w:after="0" w:line="200" w:lineRule="auto"/>
+            </w:pPr>
+            <w:r>
+              <w:t xml:space="preserve">del /q *.tmp                       :: без підтвердження</w:t>
+            </w:r>
+          </w:p>
+          <w:p>
+            <w:pPr>
+              <w:pStyle w:val="SourceCode"/>
+              <w:spacing w:before="0" w:after="0" w:line="200" w:lineRule="auto"/>
+            </w:pPr>
+            <w:r>
+              <w:t xml:space="preserve">del /s *.tmp                       :: рекурсивно в усіх підкаталогах</w:t>
+            </w:r>
+          </w:p>
+          <w:p>
+            <w:pPr>
+              <w:pStyle w:val="SourceCode"/>
+              <w:spacing w:before="0" w:after="0" w:line="200" w:lineRule="auto"/>
+            </w:pPr>
+            <w:r>
+              <w:t xml:space="preserve">del /f readonly.txt                :: примусово, попри атрибут «лише читання»</w:t>
+            </w:r>
+          </w:p>
+          <w:p>
+            <w:pPr>
+              <w:pStyle w:val="SourceCode"/>
+              <w:spacing w:before="0" w:after="0" w:line="200" w:lineRule="auto"/>
+            </w:pPr>
+            <w:r>
+              <w:t xml:space="preserve">del /a:h *.txt                     :: приховані файли</w:t>
+            </w:r>
+          </w:p>
+        </w:tc>
+      </w:tr>
+    </w:tbl>
+    <w:p>
+      <w:pPr>
+        <w:spacing w:before="0" w:after="0" w:line="120" w:lineRule="exact"/>
         <w:rPr>
-          <w:rStyle w:val="VerbatimChar"/>
+          <w:sz w:val="4"/>
+          <w:szCs w:val="4"/>
         </w:rPr>
-        <w:t xml:space="preserve">ren *.txt *.bak                    :: масове перейменування за маскою</w:t>
-      </w:r>
-    </w:p>
-    <w:p>
-      <w:pPr>
-        <w:pStyle w:val="SourceCode"/>
-      </w:pPr>
-      <w:r>
+      </w:pPr>
+    </w:p>
+    <w:p>
+      <w:pPr>
+        <w:spacing w:before="0" w:after="0" w:line="120" w:lineRule="exact"/>
         <w:rPr>
-          <w:rStyle w:val="VerbatimChar"/>
+          <w:sz w:val="4"/>
+          <w:szCs w:val="4"/>
         </w:rPr>
-        <w:t xml:space="preserve">del file.txt                       :: видалити файл</w:t>
-      </w:r>
-      <w:r>
-        <w:br/>
-      </w:r>
-      <w:r>
+      </w:pPr>
+    </w:p>
+    <w:tbl>
+      <w:tblPr>
+        <w:tblStyle w:val="SourceCodeTable"/>
+        <w:tblW w:type="dxa" w:w="9637"/>
+        <w:tblInd w:w="0" w:type="dxa"/>
+        <w:tblBorders>
+          <w:top w:color="BFBFBF" w:space="0" w:sz="4" w:val="single"/>
+          <w:left w:color="BFBFBF" w:space="0" w:sz="4" w:val="single"/>
+          <w:bottom w:color="BFBFBF" w:space="0" w:sz="4" w:val="single"/>
+          <w:right w:color="BFBFBF" w:space="0" w:sz="4" w:val="single"/>
+        </w:tblBorders>
+        <w:shd w:color="auto" w:fill="F4F4F4" w:val="clear"/>
+        <w:tblLayout w:type="fixed"/>
+        <w:tblCellMar>
+          <w:top w:type="dxa" w:w="113"/>
+          <w:left w:type="dxa" w:w="113"/>
+          <w:bottom w:type="dxa" w:w="113"/>
+          <w:right w:type="dxa" w:w="113"/>
+        </w:tblCellMar>
+        <w:tblLook w:val="0000" w:firstRow="0" w:lastRow="0" w:firstColumn="0" w:lastColumn="0" w:noHBand="1" w:noVBand="1"/>
+      </w:tblPr>
+      <w:tblGrid>
+        <w:gridCol w:w="9637"/>
+      </w:tblGrid>
+      <w:tr>
+        <w:tc>
+          <w:tcPr>
+            <w:tcW w:type="dxa" w:w="9637"/>
+            <w:shd w:color="auto" w:fill="F4F4F4" w:val="clear"/>
+          </w:tcPr>
+          <w:p>
+            <w:pPr>
+              <w:pStyle w:val="SourceCode"/>
+              <w:spacing w:before="0" w:after="0" w:line="200" w:lineRule="auto"/>
+            </w:pPr>
+            <w:r>
+              <w:t xml:space="preserve">rd empty                           :: видалити порожній каталог</w:t>
+            </w:r>
+          </w:p>
+          <w:p>
+            <w:pPr>
+              <w:pStyle w:val="SourceCode"/>
+              <w:spacing w:before="0" w:after="0" w:line="200" w:lineRule="auto"/>
+            </w:pPr>
+            <w:r>
+              <w:t xml:space="preserve">rd /s folder                       :: разом із вмістом, із підтвердженням</w:t>
+            </w:r>
+          </w:p>
+          <w:p>
+            <w:pPr>
+              <w:pStyle w:val="SourceCode"/>
+              <w:spacing w:before="0" w:after="0" w:line="200" w:lineRule="auto"/>
+            </w:pPr>
+            <w:r>
+              <w:t xml:space="preserve">rd /s /q folder                    :: разом із вмістом, без підтвердження</w:t>
+            </w:r>
+          </w:p>
+        </w:tc>
+      </w:tr>
+    </w:tbl>
+    <w:p>
+      <w:pPr>
+        <w:spacing w:before="0" w:after="0" w:line="120" w:lineRule="exact"/>
         <w:rPr>
-          <w:rStyle w:val="VerbatimChar"/>
+          <w:sz w:val="4"/>
+          <w:szCs w:val="4"/>
         </w:rPr>
-        <w:t xml:space="preserve">del /q *.tmp                       :: без підтвердження</w:t>
-      </w:r>
-      <w:r>
-        <w:br/>
-      </w:r>
-      <w:r>
-        <w:rPr>
-          <w:rStyle w:val="VerbatimChar"/>
-        </w:rPr>
-        <w:t xml:space="preserve">del /s *.tmp                       :: рекурсивно в усіх підкаталогах</w:t>
-      </w:r>
-      <w:r>
-        <w:br/>
-      </w:r>
-      <w:r>
-        <w:rPr>
-          <w:rStyle w:val="VerbatimChar"/>
-        </w:rPr>
-        <w:t xml:space="preserve">del /f readonly.txt                :: примусово, попри атрибут «лише читання»</w:t>
-      </w:r>
-      <w:r>
-        <w:br/>
-      </w:r>
-      <w:r>
-        <w:rPr>
-          <w:rStyle w:val="VerbatimChar"/>
-        </w:rPr>
-        <w:t xml:space="preserve">del /a:h *.txt                     :: приховані файли</w:t>
-      </w:r>
-    </w:p>
-    <w:p>
-      <w:pPr>
-        <w:pStyle w:val="SourceCode"/>
-      </w:pPr>
-      <w:r>
-        <w:rPr>
-          <w:rStyle w:val="VerbatimChar"/>
-        </w:rPr>
-        <w:t xml:space="preserve">rd empty                           :: видалити порожній каталог</w:t>
-      </w:r>
-      <w:r>
-        <w:br/>
-      </w:r>
-      <w:r>
-        <w:rPr>
-          <w:rStyle w:val="VerbatimChar"/>
-        </w:rPr>
-        <w:t xml:space="preserve">rd /s folder                       :: разом із вмістом, із підтвердженням</w:t>
-      </w:r>
-      <w:r>
-        <w:br/>
-      </w:r>
-      <w:r>
-        <w:rPr>
-          <w:rStyle w:val="VerbatimChar"/>
-        </w:rPr>
-        <w:t xml:space="preserve">rd /s /q folder                    :: разом із вмістом, без підтвердження</w:t>
-      </w:r>
+      </w:pPr>
     </w:p>
     <w:p>
       <w:pPr>
@@ -1282,50 +1674,99 @@
     </w:p>
     <w:p>
       <w:pPr>
-        <w:pStyle w:val="SourceCode"/>
-      </w:pPr>
-      <w:r>
+        <w:spacing w:before="0" w:after="0" w:line="120" w:lineRule="exact"/>
         <w:rPr>
-          <w:rStyle w:val="VerbatimChar"/>
+          <w:sz w:val="4"/>
+          <w:szCs w:val="4"/>
         </w:rPr>
-        <w:t xml:space="preserve">attrib file.txt          :: показати атрибути</w:t>
-      </w:r>
-      <w:r>
-        <w:br/>
-      </w:r>
-      <w:r>
+      </w:pPr>
+    </w:p>
+    <w:tbl>
+      <w:tblPr>
+        <w:tblStyle w:val="SourceCodeTable"/>
+        <w:tblW w:type="dxa" w:w="9637"/>
+        <w:tblInd w:w="0" w:type="dxa"/>
+        <w:tblBorders>
+          <w:top w:color="BFBFBF" w:space="0" w:sz="4" w:val="single"/>
+          <w:left w:color="BFBFBF" w:space="0" w:sz="4" w:val="single"/>
+          <w:bottom w:color="BFBFBF" w:space="0" w:sz="4" w:val="single"/>
+          <w:right w:color="BFBFBF" w:space="0" w:sz="4" w:val="single"/>
+        </w:tblBorders>
+        <w:shd w:color="auto" w:fill="F4F4F4" w:val="clear"/>
+        <w:tblLayout w:type="fixed"/>
+        <w:tblCellMar>
+          <w:top w:type="dxa" w:w="113"/>
+          <w:left w:type="dxa" w:w="113"/>
+          <w:bottom w:type="dxa" w:w="113"/>
+          <w:right w:type="dxa" w:w="113"/>
+        </w:tblCellMar>
+        <w:tblLook w:val="0000" w:firstRow="0" w:lastRow="0" w:firstColumn="0" w:lastColumn="0" w:noHBand="1" w:noVBand="1"/>
+      </w:tblPr>
+      <w:tblGrid>
+        <w:gridCol w:w="9637"/>
+      </w:tblGrid>
+      <w:tr>
+        <w:tc>
+          <w:tcPr>
+            <w:tcW w:type="dxa" w:w="9637"/>
+            <w:shd w:color="auto" w:fill="F4F4F4" w:val="clear"/>
+          </w:tcPr>
+          <w:p>
+            <w:pPr>
+              <w:pStyle w:val="SourceCode"/>
+              <w:spacing w:before="0" w:after="0" w:line="200" w:lineRule="auto"/>
+            </w:pPr>
+            <w:r>
+              <w:t xml:space="preserve">attrib file.txt          :: показати атрибути</w:t>
+            </w:r>
+          </w:p>
+          <w:p>
+            <w:pPr>
+              <w:pStyle w:val="SourceCode"/>
+              <w:spacing w:before="0" w:after="0" w:line="200" w:lineRule="auto"/>
+            </w:pPr>
+            <w:r>
+              <w:t xml:space="preserve">attrib +r file.txt       :: захистити від зміни й видалення</w:t>
+            </w:r>
+          </w:p>
+          <w:p>
+            <w:pPr>
+              <w:pStyle w:val="SourceCode"/>
+              <w:spacing w:before="0" w:after="0" w:line="200" w:lineRule="auto"/>
+            </w:pPr>
+            <w:r>
+              <w:t xml:space="preserve">attrib -r file.txt       :: зняти захист</w:t>
+            </w:r>
+          </w:p>
+          <w:p>
+            <w:pPr>
+              <w:pStyle w:val="SourceCode"/>
+              <w:spacing w:before="0" w:after="0" w:line="200" w:lineRule="auto"/>
+            </w:pPr>
+            <w:r>
+              <w:t xml:space="preserve">attrib +h +s file.txt    :: прихований і системний</w:t>
+            </w:r>
+          </w:p>
+          <w:p>
+            <w:pPr>
+              <w:pStyle w:val="SourceCode"/>
+              <w:spacing w:before="0" w:after="0" w:line="200" w:lineRule="auto"/>
+            </w:pPr>
+            <w:r>
+              <w:t xml:space="preserve">attrib /s /d *.txt       :: рекурсивно, включно з каталогами</w:t>
+            </w:r>
+          </w:p>
+        </w:tc>
+      </w:tr>
+    </w:tbl>
+    <w:p>
+      <w:pPr>
+        <w:spacing w:before="0" w:after="0" w:line="120" w:lineRule="exact"/>
         <w:rPr>
-          <w:rStyle w:val="VerbatimChar"/>
+          <w:sz w:val="4"/>
+          <w:szCs w:val="4"/>
         </w:rPr>
-        <w:t xml:space="preserve">attrib +r file.txt       :: захистити від зміни й видалення</w:t>
-      </w:r>
-      <w:r>
-        <w:br/>
-      </w:r>
-      <w:r>
-        <w:rPr>
-          <w:rStyle w:val="VerbatimChar"/>
-        </w:rPr>
-        <w:t xml:space="preserve">attrib -r file.txt       :: зняти захист</w:t>
-      </w:r>
-      <w:r>
-        <w:br/>
-      </w:r>
-      <w:r>
-        <w:rPr>
-          <w:rStyle w:val="VerbatimChar"/>
-        </w:rPr>
-        <w:t xml:space="preserve">attrib +h +s file.txt    :: прихований і системний</w:t>
-      </w:r>
-      <w:r>
-        <w:br/>
-      </w:r>
-      <w:r>
-        <w:rPr>
-          <w:rStyle w:val="VerbatimChar"/>
-        </w:rPr>
-        <w:t xml:space="preserve">attrib /s /d *.txt       :: рекурсивно, включно з каталогами</w:t>
-      </w:r>
+      </w:pPr>
     </w:p>
     <w:p>
       <w:pPr>
@@ -1678,79 +2119,177 @@
     </w:p>
     <w:p>
       <w:pPr>
-        <w:pStyle w:val="SourceCode"/>
-      </w:pPr>
-      <w:r>
+        <w:spacing w:before="0" w:after="0" w:line="120" w:lineRule="exact"/>
         <w:rPr>
-          <w:rStyle w:val="VerbatimChar"/>
+          <w:sz w:val="4"/>
+          <w:szCs w:val="4"/>
         </w:rPr>
-        <w:t xml:space="preserve">find "error" log.txt         :: рядки, що містять error</w:t>
-      </w:r>
-      <w:r>
-        <w:br/>
-      </w:r>
-      <w:r>
+      </w:pPr>
+    </w:p>
+    <w:tbl>
+      <w:tblPr>
+        <w:tblStyle w:val="SourceCodeTable"/>
+        <w:tblW w:type="dxa" w:w="9637"/>
+        <w:tblInd w:w="0" w:type="dxa"/>
+        <w:tblBorders>
+          <w:top w:color="BFBFBF" w:space="0" w:sz="4" w:val="single"/>
+          <w:left w:color="BFBFBF" w:space="0" w:sz="4" w:val="single"/>
+          <w:bottom w:color="BFBFBF" w:space="0" w:sz="4" w:val="single"/>
+          <w:right w:color="BFBFBF" w:space="0" w:sz="4" w:val="single"/>
+        </w:tblBorders>
+        <w:shd w:color="auto" w:fill="F4F4F4" w:val="clear"/>
+        <w:tblLayout w:type="fixed"/>
+        <w:tblCellMar>
+          <w:top w:type="dxa" w:w="113"/>
+          <w:left w:type="dxa" w:w="113"/>
+          <w:bottom w:type="dxa" w:w="113"/>
+          <w:right w:type="dxa" w:w="113"/>
+        </w:tblCellMar>
+        <w:tblLook w:val="0000" w:firstRow="0" w:lastRow="0" w:firstColumn="0" w:lastColumn="0" w:noHBand="1" w:noVBand="1"/>
+      </w:tblPr>
+      <w:tblGrid>
+        <w:gridCol w:w="9637"/>
+      </w:tblGrid>
+      <w:tr>
+        <w:tc>
+          <w:tcPr>
+            <w:tcW w:type="dxa" w:w="9637"/>
+            <w:shd w:color="auto" w:fill="F4F4F4" w:val="clear"/>
+          </w:tcPr>
+          <w:p>
+            <w:pPr>
+              <w:pStyle w:val="SourceCode"/>
+              <w:spacing w:before="0" w:after="0" w:line="200" w:lineRule="auto"/>
+            </w:pPr>
+            <w:r>
+              <w:t xml:space="preserve">find "error" log.txt         :: рядки, що містять error</w:t>
+            </w:r>
+          </w:p>
+          <w:p>
+            <w:pPr>
+              <w:pStyle w:val="SourceCode"/>
+              <w:spacing w:before="0" w:after="0" w:line="200" w:lineRule="auto"/>
+            </w:pPr>
+            <w:r>
+              <w:t xml:space="preserve">find /i "error" log.txt      :: без урахування регістру</w:t>
+            </w:r>
+          </w:p>
+          <w:p>
+            <w:pPr>
+              <w:pStyle w:val="SourceCode"/>
+              <w:spacing w:before="0" w:after="0" w:line="200" w:lineRule="auto"/>
+            </w:pPr>
+            <w:r>
+              <w:t xml:space="preserve">find /c "error" log.txt      :: тільки кількість таких рядків</w:t>
+            </w:r>
+          </w:p>
+          <w:p>
+            <w:pPr>
+              <w:pStyle w:val="SourceCode"/>
+              <w:spacing w:before="0" w:after="0" w:line="200" w:lineRule="auto"/>
+            </w:pPr>
+            <w:r>
+              <w:t xml:space="preserve">find /v "error" log.txt      :: рядки, які НЕ містять error</w:t>
+            </w:r>
+          </w:p>
+        </w:tc>
+      </w:tr>
+    </w:tbl>
+    <w:p>
+      <w:pPr>
+        <w:spacing w:before="0" w:after="0" w:line="120" w:lineRule="exact"/>
         <w:rPr>
-          <w:rStyle w:val="VerbatimChar"/>
+          <w:sz w:val="4"/>
+          <w:szCs w:val="4"/>
         </w:rPr>
-        <w:t xml:space="preserve">find /i "error" log.txt      :: без урахування регістру</w:t>
-      </w:r>
-      <w:r>
-        <w:br/>
-      </w:r>
-      <w:r>
+      </w:pPr>
+    </w:p>
+    <w:p>
+      <w:pPr>
+        <w:spacing w:before="0" w:after="0" w:line="120" w:lineRule="exact"/>
         <w:rPr>
-          <w:rStyle w:val="VerbatimChar"/>
+          <w:sz w:val="4"/>
+          <w:szCs w:val="4"/>
         </w:rPr>
-        <w:t xml:space="preserve">find /c "error" log.txt      :: тільки кількість таких рядків</w:t>
-      </w:r>
-      <w:r>
-        <w:br/>
-      </w:r>
-      <w:r>
+      </w:pPr>
+    </w:p>
+    <w:tbl>
+      <w:tblPr>
+        <w:tblStyle w:val="SourceCodeTable"/>
+        <w:tblW w:type="dxa" w:w="9637"/>
+        <w:tblInd w:w="0" w:type="dxa"/>
+        <w:tblBorders>
+          <w:top w:color="BFBFBF" w:space="0" w:sz="4" w:val="single"/>
+          <w:left w:color="BFBFBF" w:space="0" w:sz="4" w:val="single"/>
+          <w:bottom w:color="BFBFBF" w:space="0" w:sz="4" w:val="single"/>
+          <w:right w:color="BFBFBF" w:space="0" w:sz="4" w:val="single"/>
+        </w:tblBorders>
+        <w:shd w:color="auto" w:fill="F4F4F4" w:val="clear"/>
+        <w:tblLayout w:type="fixed"/>
+        <w:tblCellMar>
+          <w:top w:type="dxa" w:w="113"/>
+          <w:left w:type="dxa" w:w="113"/>
+          <w:bottom w:type="dxa" w:w="113"/>
+          <w:right w:type="dxa" w:w="113"/>
+        </w:tblCellMar>
+        <w:tblLook w:val="0000" w:firstRow="0" w:lastRow="0" w:firstColumn="0" w:lastColumn="0" w:noHBand="1" w:noVBand="1"/>
+      </w:tblPr>
+      <w:tblGrid>
+        <w:gridCol w:w="9637"/>
+      </w:tblGrid>
+      <w:tr>
+        <w:tc>
+          <w:tcPr>
+            <w:tcW w:type="dxa" w:w="9637"/>
+            <w:shd w:color="auto" w:fill="F4F4F4" w:val="clear"/>
+          </w:tcPr>
+          <w:p>
+            <w:pPr>
+              <w:pStyle w:val="SourceCode"/>
+              <w:spacing w:before="0" w:after="0" w:line="200" w:lineRule="auto"/>
+            </w:pPr>
+            <w:r>
+              <w:t xml:space="preserve">findstr /i "error" *.log     :: у всіх файлах поточного каталогу</w:t>
+            </w:r>
+          </w:p>
+          <w:p>
+            <w:pPr>
+              <w:pStyle w:val="SourceCode"/>
+              <w:spacing w:before="0" w:after="0" w:line="200" w:lineRule="auto"/>
+            </w:pPr>
+            <w:r>
+              <w:t xml:space="preserve">findstr /s /i "error" *.log  :: рекурсивно по дереву</w:t>
+            </w:r>
+          </w:p>
+          <w:p>
+            <w:pPr>
+              <w:pStyle w:val="SourceCode"/>
+              <w:spacing w:before="0" w:after="0" w:line="200" w:lineRule="auto"/>
+            </w:pPr>
+            <w:r>
+              <w:t xml:space="preserve">findstr /n "error" log.txt   :: з номерами рядків</w:t>
+            </w:r>
+          </w:p>
+          <w:p>
+            <w:pPr>
+              <w:pStyle w:val="SourceCode"/>
+              <w:spacing w:before="0" w:after="0" w:line="200" w:lineRule="auto"/>
+            </w:pPr>
+            <w:r>
+              <w:t xml:space="preserve">findstr /r "^[0-9]" log.txt  :: регулярний вираз: рядки, що починаються з цифри</w:t>
+            </w:r>
+          </w:p>
+        </w:tc>
+      </w:tr>
+    </w:tbl>
+    <w:p>
+      <w:pPr>
+        <w:spacing w:before="0" w:after="0" w:line="120" w:lineRule="exact"/>
         <w:rPr>
-          <w:rStyle w:val="VerbatimChar"/>
+          <w:sz w:val="4"/>
+          <w:szCs w:val="4"/>
         </w:rPr>
-        <w:t xml:space="preserve">find /v "error" log.txt      :: рядки, які НЕ містять error</w:t>
-      </w:r>
-    </w:p>
-    <w:p>
-      <w:pPr>
-        <w:pStyle w:val="SourceCode"/>
-      </w:pPr>
-      <w:r>
-        <w:rPr>
-          <w:rStyle w:val="VerbatimChar"/>
-        </w:rPr>
-        <w:t xml:space="preserve">findstr /i "error" *.log     :: у всіх файлах поточного каталогу</w:t>
-      </w:r>
-      <w:r>
-        <w:br/>
-      </w:r>
-      <w:r>
-        <w:rPr>
-          <w:rStyle w:val="VerbatimChar"/>
-        </w:rPr>
-        <w:t xml:space="preserve">findstr /s /i "error" *.log  :: рекурсивно по дереву</w:t>
-      </w:r>
-      <w:r>
-        <w:br/>
-      </w:r>
-      <w:r>
-        <w:rPr>
-          <w:rStyle w:val="VerbatimChar"/>
-        </w:rPr>
-        <w:t xml:space="preserve">findstr /n "error" log.txt   :: з номерами рядків</w:t>
-      </w:r>
-      <w:r>
-        <w:br/>
-      </w:r>
-      <w:r>
-        <w:rPr>
-          <w:rStyle w:val="VerbatimChar"/>
-        </w:rPr>
-        <w:t xml:space="preserve">findstr /r "^[0-9]" log.txt  :: регулярний вираз: рядки, що починаються з цифри</w:t>
-      </w:r>
+      </w:pPr>
     </w:p>
     <w:bookmarkEnd w:id="17"/>
     <w:bookmarkStart w:id="18" w:name="ті-самі-задачі-мовою-powershell"/>
@@ -2057,178 +2596,331 @@
     </w:p>
     <w:p>
       <w:pPr>
-        <w:pStyle w:val="SourceCode"/>
-      </w:pPr>
-      <w:r>
+        <w:spacing w:before="0" w:after="0" w:line="120" w:lineRule="exact"/>
         <w:rPr>
-          <w:rStyle w:val="VerbatimChar"/>
+          <w:sz w:val="4"/>
+          <w:szCs w:val="4"/>
         </w:rPr>
-        <w:t xml:space="preserve">C:\Users\Student&gt; cd %USERPROFILE%\Desktop</w:t>
-      </w:r>
-      <w:r>
-        <w:br/>
-      </w:r>
-      <w:r>
+      </w:pPr>
+    </w:p>
+    <w:tbl>
+      <w:tblPr>
+        <w:tblStyle w:val="SourceCodeTable"/>
+        <w:tblW w:type="dxa" w:w="9637"/>
+        <w:tblInd w:w="0" w:type="dxa"/>
+        <w:tblBorders>
+          <w:top w:color="BFBFBF" w:space="0" w:sz="4" w:val="single"/>
+          <w:left w:color="BFBFBF" w:space="0" w:sz="4" w:val="single"/>
+          <w:bottom w:color="BFBFBF" w:space="0" w:sz="4" w:val="single"/>
+          <w:right w:color="BFBFBF" w:space="0" w:sz="4" w:val="single"/>
+        </w:tblBorders>
+        <w:shd w:color="auto" w:fill="F4F4F4" w:val="clear"/>
+        <w:tblLayout w:type="fixed"/>
+        <w:tblCellMar>
+          <w:top w:type="dxa" w:w="113"/>
+          <w:left w:type="dxa" w:w="113"/>
+          <w:bottom w:type="dxa" w:w="113"/>
+          <w:right w:type="dxa" w:w="113"/>
+        </w:tblCellMar>
+        <w:tblLook w:val="0000" w:firstRow="0" w:lastRow="0" w:firstColumn="0" w:lastColumn="0" w:noHBand="1" w:noVBand="1"/>
+      </w:tblPr>
+      <w:tblGrid>
+        <w:gridCol w:w="9637"/>
+      </w:tblGrid>
+      <w:tr>
+        <w:tc>
+          <w:tcPr>
+            <w:tcW w:type="dxa" w:w="9637"/>
+            <w:shd w:color="auto" w:fill="F4F4F4" w:val="clear"/>
+          </w:tcPr>
+          <w:p>
+            <w:pPr>
+              <w:pStyle w:val="SourceCode"/>
+              <w:spacing w:before="0" w:after="0" w:line="200" w:lineRule="auto"/>
+            </w:pPr>
+            <w:r>
+              <w:t xml:space="preserve">C:\Users\Student&gt; cd %USERPROFILE%\Desktop</w:t>
+            </w:r>
+          </w:p>
+          <w:p>
+            <w:pPr>
+              <w:pStyle w:val="SourceCode"/>
+              <w:spacing w:before="0" w:after="0" w:line="200" w:lineRule="auto"/>
+            </w:pPr>
+            <w:r>
+              <w:t xml:space="preserve">C:\Users\Student\Desktop&gt; md LAB2</w:t>
+            </w:r>
+          </w:p>
+          <w:p>
+            <w:pPr>
+              <w:pStyle w:val="SourceCode"/>
+              <w:spacing w:before="0" w:after="0" w:line="200" w:lineRule="auto"/>
+            </w:pPr>
+            <w:r>
+              <w:t xml:space="preserve">C:\Users\Student\Desktop&gt; cd LAB2</w:t>
+            </w:r>
+          </w:p>
+          <w:p>
+            <w:pPr>
+              <w:pStyle w:val="SourceCode"/>
+              <w:spacing w:before="0" w:after="0" w:line="200" w:lineRule="auto"/>
+            </w:pPr>
+            <w:r>
+              <w:t xml:space="preserve">C:\...\LAB2&gt; md src docs bak "test folder"</w:t>
+            </w:r>
+          </w:p>
+          <w:p>
+            <w:pPr>
+              <w:pStyle w:val="SourceCode"/>
+              <w:spacing w:before="0" w:after="0" w:line="200" w:lineRule="auto"/>
+            </w:pPr>
+            <w:r>
+              <w:t xml:space="preserve">C:\...\LAB2&gt; dir /a:d /b</w:t>
+            </w:r>
+          </w:p>
+          <w:p>
+            <w:pPr>
+              <w:pStyle w:val="SourceCode"/>
+              <w:spacing w:before="0" w:after="0" w:line="200" w:lineRule="auto"/>
+            </w:pPr>
+            <w:r>
+              <w:t xml:space="preserve">bak</w:t>
+            </w:r>
+          </w:p>
+          <w:p>
+            <w:pPr>
+              <w:pStyle w:val="SourceCode"/>
+              <w:spacing w:before="0" w:after="0" w:line="200" w:lineRule="auto"/>
+            </w:pPr>
+            <w:r>
+              <w:t xml:space="preserve">docs</w:t>
+            </w:r>
+          </w:p>
+          <w:p>
+            <w:pPr>
+              <w:pStyle w:val="SourceCode"/>
+              <w:spacing w:before="0" w:after="0" w:line="200" w:lineRule="auto"/>
+            </w:pPr>
+            <w:r>
+              <w:t xml:space="preserve">src</w:t>
+            </w:r>
+          </w:p>
+          <w:p>
+            <w:pPr>
+              <w:pStyle w:val="SourceCode"/>
+              <w:spacing w:before="0" w:after="0" w:line="200" w:lineRule="auto"/>
+            </w:pPr>
+            <w:r>
+              <w:t xml:space="preserve">test folder</w:t>
+            </w:r>
+          </w:p>
+        </w:tc>
+      </w:tr>
+    </w:tbl>
+    <w:p>
+      <w:pPr>
+        <w:spacing w:before="0" w:after="0" w:line="120" w:lineRule="exact"/>
         <w:rPr>
-          <w:rStyle w:val="VerbatimChar"/>
+          <w:sz w:val="4"/>
+          <w:szCs w:val="4"/>
         </w:rPr>
-        <w:t xml:space="preserve">C:\Users\Student\Desktop&gt; md LAB2</w:t>
-      </w:r>
-      <w:r>
-        <w:br/>
-      </w:r>
-      <w:r>
+      </w:pPr>
+    </w:p>
+    <w:p>
+      <w:pPr>
+        <w:spacing w:before="0" w:after="0" w:line="120" w:lineRule="exact"/>
         <w:rPr>
-          <w:rStyle w:val="VerbatimChar"/>
+          <w:sz w:val="4"/>
+          <w:szCs w:val="4"/>
         </w:rPr>
-        <w:t xml:space="preserve">C:\Users\Student\Desktop&gt; cd LAB2</w:t>
-      </w:r>
-      <w:r>
-        <w:br/>
-      </w:r>
-      <w:r>
+      </w:pPr>
+    </w:p>
+    <w:tbl>
+      <w:tblPr>
+        <w:tblStyle w:val="SourceCodeTable"/>
+        <w:tblW w:type="dxa" w:w="9637"/>
+        <w:tblInd w:w="0" w:type="dxa"/>
+        <w:tblBorders>
+          <w:top w:color="BFBFBF" w:space="0" w:sz="4" w:val="single"/>
+          <w:left w:color="BFBFBF" w:space="0" w:sz="4" w:val="single"/>
+          <w:bottom w:color="BFBFBF" w:space="0" w:sz="4" w:val="single"/>
+          <w:right w:color="BFBFBF" w:space="0" w:sz="4" w:val="single"/>
+        </w:tblBorders>
+        <w:shd w:color="auto" w:fill="F4F4F4" w:val="clear"/>
+        <w:tblLayout w:type="fixed"/>
+        <w:tblCellMar>
+          <w:top w:type="dxa" w:w="113"/>
+          <w:left w:type="dxa" w:w="113"/>
+          <w:bottom w:type="dxa" w:w="113"/>
+          <w:right w:type="dxa" w:w="113"/>
+        </w:tblCellMar>
+        <w:tblLook w:val="0000" w:firstRow="0" w:lastRow="0" w:firstColumn="0" w:lastColumn="0" w:noHBand="1" w:noVBand="1"/>
+      </w:tblPr>
+      <w:tblGrid>
+        <w:gridCol w:w="9637"/>
+      </w:tblGrid>
+      <w:tr>
+        <w:tc>
+          <w:tcPr>
+            <w:tcW w:type="dxa" w:w="9637"/>
+            <w:shd w:color="auto" w:fill="F4F4F4" w:val="clear"/>
+          </w:tcPr>
+          <w:p>
+            <w:pPr>
+              <w:pStyle w:val="SourceCode"/>
+              <w:spacing w:before="0" w:after="0" w:line="200" w:lineRule="auto"/>
+            </w:pPr>
+            <w:r>
+              <w:t xml:space="preserve">C:\...\LAB2&gt; cd test folder</w:t>
+            </w:r>
+          </w:p>
+          <w:p>
+            <w:pPr>
+              <w:pStyle w:val="SourceCode"/>
+              <w:spacing w:before="0" w:after="0" w:line="200" w:lineRule="auto"/>
+            </w:pPr>
+            <w:r>
+              <w:t xml:space="preserve">C:\...\LAB2\test folder&gt; cd ..</w:t>
+            </w:r>
+          </w:p>
+        </w:tc>
+      </w:tr>
+    </w:tbl>
+    <w:p>
+      <w:pPr>
+        <w:spacing w:before="0" w:after="0" w:line="120" w:lineRule="exact"/>
         <w:rPr>
-          <w:rStyle w:val="VerbatimChar"/>
+          <w:sz w:val="4"/>
+          <w:szCs w:val="4"/>
         </w:rPr>
-        <w:t xml:space="preserve">C:\...\LAB2&gt; md src docs bak "test folder"</w:t>
-      </w:r>
-      <w:r>
-        <w:br/>
-      </w:r>
-      <w:r>
+      </w:pPr>
+    </w:p>
+    <w:p>
+      <w:pPr>
+        <w:spacing w:before="0" w:after="0" w:line="120" w:lineRule="exact"/>
         <w:rPr>
-          <w:rStyle w:val="VerbatimChar"/>
+          <w:sz w:val="4"/>
+          <w:szCs w:val="4"/>
         </w:rPr>
-        <w:t xml:space="preserve">C:\...\LAB2&gt; dir /a:d /b</w:t>
-      </w:r>
-      <w:r>
-        <w:br/>
-      </w:r>
-      <w:r>
+      </w:pPr>
+    </w:p>
+    <w:tbl>
+      <w:tblPr>
+        <w:tblStyle w:val="SourceCodeTable"/>
+        <w:tblW w:type="dxa" w:w="9637"/>
+        <w:tblInd w:w="0" w:type="dxa"/>
+        <w:tblBorders>
+          <w:top w:color="BFBFBF" w:space="0" w:sz="4" w:val="single"/>
+          <w:left w:color="BFBFBF" w:space="0" w:sz="4" w:val="single"/>
+          <w:bottom w:color="BFBFBF" w:space="0" w:sz="4" w:val="single"/>
+          <w:right w:color="BFBFBF" w:space="0" w:sz="4" w:val="single"/>
+        </w:tblBorders>
+        <w:shd w:color="auto" w:fill="F4F4F4" w:val="clear"/>
+        <w:tblLayout w:type="fixed"/>
+        <w:tblCellMar>
+          <w:top w:type="dxa" w:w="113"/>
+          <w:left w:type="dxa" w:w="113"/>
+          <w:bottom w:type="dxa" w:w="113"/>
+          <w:right w:type="dxa" w:w="113"/>
+        </w:tblCellMar>
+        <w:tblLook w:val="0000" w:firstRow="0" w:lastRow="0" w:firstColumn="0" w:lastColumn="0" w:noHBand="1" w:noVBand="1"/>
+      </w:tblPr>
+      <w:tblGrid>
+        <w:gridCol w:w="9637"/>
+      </w:tblGrid>
+      <w:tr>
+        <w:tc>
+          <w:tcPr>
+            <w:tcW w:type="dxa" w:w="9637"/>
+            <w:shd w:color="auto" w:fill="F4F4F4" w:val="clear"/>
+          </w:tcPr>
+          <w:p>
+            <w:pPr>
+              <w:pStyle w:val="SourceCode"/>
+              <w:spacing w:before="0" w:after="0" w:line="200" w:lineRule="auto"/>
+            </w:pPr>
+            <w:r>
+              <w:t xml:space="preserve">C:\...\LAB2&gt; cd "test folder"</w:t>
+            </w:r>
+          </w:p>
+          <w:p>
+            <w:pPr>
+              <w:pStyle w:val="SourceCode"/>
+              <w:spacing w:before="0" w:after="0" w:line="200" w:lineRule="auto"/>
+            </w:pPr>
+            <w:r>
+              <w:t xml:space="preserve">C:\...\LAB2\test folder&gt; cd ..</w:t>
+            </w:r>
+          </w:p>
+          <w:p>
+            <w:pPr>
+              <w:pStyle w:val="SourceCode"/>
+              <w:spacing w:before="0" w:after="0" w:line="200" w:lineRule="auto"/>
+            </w:pPr>
+            <w:r>
+              <w:t xml:space="preserve">C:\...\LAB2&gt; pushd %SystemRoot%\Media</w:t>
+            </w:r>
+          </w:p>
+          <w:p>
+            <w:pPr>
+              <w:pStyle w:val="SourceCode"/>
+              <w:spacing w:before="0" w:after="0" w:line="200" w:lineRule="auto"/>
+            </w:pPr>
+            <w:r>
+              <w:t xml:space="preserve">C:\Windows\Media&gt; dir /b *.wav | find /c ".wav"</w:t>
+            </w:r>
+          </w:p>
+          <w:p>
+            <w:pPr>
+              <w:pStyle w:val="SourceCode"/>
+              <w:spacing w:before="0" w:after="0" w:line="200" w:lineRule="auto"/>
+            </w:pPr>
+            <w:r>
+              <w:t xml:space="preserve">70</w:t>
+            </w:r>
+          </w:p>
+          <w:p>
+            <w:pPr>
+              <w:pStyle w:val="SourceCode"/>
+              <w:spacing w:before="0" w:after="0" w:line="200" w:lineRule="auto"/>
+            </w:pPr>
+            <w:r>
+              <w:t xml:space="preserve">C:\Windows\Media&gt; popd</w:t>
+            </w:r>
+          </w:p>
+          <w:p>
+            <w:pPr>
+              <w:pStyle w:val="SourceCode"/>
+              <w:spacing w:before="0" w:after="0" w:line="200" w:lineRule="auto"/>
+            </w:pPr>
+            <w:r>
+              <w:t xml:space="preserve">C:\...\LAB2&gt;</w:t>
+            </w:r>
+          </w:p>
+        </w:tc>
+      </w:tr>
+    </w:tbl>
+    <w:p>
+      <w:pPr>
+        <w:spacing w:before="0" w:after="0" w:line="120" w:lineRule="exact"/>
         <w:rPr>
-          <w:rStyle w:val="VerbatimChar"/>
+          <w:sz w:val="4"/>
+          <w:szCs w:val="4"/>
         </w:rPr>
-        <w:t xml:space="preserve">bak</w:t>
-      </w:r>
-      <w:r>
-        <w:br/>
-      </w:r>
-      <w:r>
-        <w:rPr>
-          <w:rStyle w:val="VerbatimChar"/>
-        </w:rPr>
-        <w:t xml:space="preserve">docs</w:t>
-      </w:r>
-      <w:r>
-        <w:br/>
-      </w:r>
-      <w:r>
-        <w:rPr>
-          <w:rStyle w:val="VerbatimChar"/>
-        </w:rPr>
-        <w:t xml:space="preserve">src</w:t>
-      </w:r>
-      <w:r>
-        <w:br/>
-      </w:r>
-      <w:r>
-        <w:rPr>
-          <w:rStyle w:val="VerbatimChar"/>
-        </w:rPr>
-        <w:t xml:space="preserve">test folder</w:t>
-      </w:r>
-    </w:p>
-    <w:p>
-      <w:pPr>
-        <w:pStyle w:val="SourceCode"/>
-      </w:pPr>
-      <w:r>
-        <w:rPr>
-          <w:rStyle w:val="VerbatimChar"/>
-        </w:rPr>
-        <w:t xml:space="preserve">C:\...\LAB2&gt; cd test folder</w:t>
-      </w:r>
-      <w:r>
-        <w:br/>
-      </w:r>
-      <w:r>
-        <w:rPr>
-          <w:rStyle w:val="VerbatimChar"/>
-        </w:rPr>
-        <w:t xml:space="preserve">The system cannot find the path specified.</w:t>
-      </w:r>
-    </w:p>
-    <w:p>
-      <w:pPr>
-        <w:pStyle w:val="SourceCode"/>
-      </w:pPr>
-      <w:r>
-        <w:rPr>
-          <w:rStyle w:val="VerbatimChar"/>
-        </w:rPr>
-        <w:t xml:space="preserve">C:\...\LAB2&gt; cd "test folder"</w:t>
-      </w:r>
-      <w:r>
-        <w:br/>
-      </w:r>
-      <w:r>
-        <w:rPr>
-          <w:rStyle w:val="VerbatimChar"/>
-        </w:rPr>
-        <w:t xml:space="preserve">C:\...\LAB2\test folder&gt; cd ..</w:t>
-      </w:r>
-      <w:r>
-        <w:br/>
-      </w:r>
-      <w:r>
-        <w:rPr>
-          <w:rStyle w:val="VerbatimChar"/>
-        </w:rPr>
-        <w:t xml:space="preserve">C:\...\LAB2&gt; pushd %SystemRoot%\Media</w:t>
-      </w:r>
-      <w:r>
-        <w:br/>
-      </w:r>
-      <w:r>
-        <w:rPr>
-          <w:rStyle w:val="VerbatimChar"/>
-        </w:rPr>
-        <w:t xml:space="preserve">C:\Windows\Media&gt; dir /b *.wav | find /c ".wav"</w:t>
-      </w:r>
-      <w:r>
-        <w:br/>
-      </w:r>
-      <w:r>
-        <w:rPr>
-          <w:rStyle w:val="VerbatimChar"/>
-        </w:rPr>
-        <w:t xml:space="preserve">70</w:t>
-      </w:r>
-      <w:r>
-        <w:br/>
-      </w:r>
-      <w:r>
-        <w:rPr>
-          <w:rStyle w:val="VerbatimChar"/>
-        </w:rPr>
-        <w:t xml:space="preserve">C:\Windows\Media&gt; popd</w:t>
-      </w:r>
-      <w:r>
-        <w:br/>
-      </w:r>
-      <w:r>
-        <w:rPr>
-          <w:rStyle w:val="VerbatimChar"/>
-        </w:rPr>
-        <w:t xml:space="preserve">C:\...\LAB2&gt;</w:t>
-      </w:r>
+      </w:pPr>
     </w:p>
     <w:p>
       <w:pPr>
         <w:pStyle w:val="FirstParagraph"/>
       </w:pPr>
       <w:r>
-        <w:t xml:space="preserve">Перша спроба перейти в каталог «test folder» провалилася: без лапок cd отримав два аргументи замість одного.</w:t>
+        <w:t xml:space="preserve">Windows CMD дозволяє використовувати пробіли в якості значення аргументу, який приймає cd «test folder» і «</w:t>
+      </w:r>
+      <w:r>
+        <w:t xml:space="preserve">“test folder”</w:t>
+      </w:r>
+      <w:r>
+        <w:t xml:space="preserve">» працюють однаково.</w:t>
       </w:r>
     </w:p>
     <w:bookmarkEnd w:id="20"/>
@@ -2243,106 +2935,204 @@
     </w:p>
     <w:p>
       <w:pPr>
-        <w:pStyle w:val="SourceCode"/>
-      </w:pPr>
-      <w:r>
+        <w:spacing w:before="0" w:after="0" w:line="120" w:lineRule="exact"/>
         <w:rPr>
-          <w:rStyle w:val="VerbatimChar"/>
+          <w:sz w:val="4"/>
+          <w:szCs w:val="4"/>
         </w:rPr>
-        <w:t xml:space="preserve">C:\...\LAB2&gt; xcopy /s /i %SystemRoot%\Media src</w:t>
-      </w:r>
-      <w:r>
-        <w:br/>
-      </w:r>
-      <w:r>
+      </w:pPr>
+    </w:p>
+    <w:tbl>
+      <w:tblPr>
+        <w:tblStyle w:val="SourceCodeTable"/>
+        <w:tblW w:type="dxa" w:w="9637"/>
+        <w:tblInd w:w="0" w:type="dxa"/>
+        <w:tblBorders>
+          <w:top w:color="BFBFBF" w:space="0" w:sz="4" w:val="single"/>
+          <w:left w:color="BFBFBF" w:space="0" w:sz="4" w:val="single"/>
+          <w:bottom w:color="BFBFBF" w:space="0" w:sz="4" w:val="single"/>
+          <w:right w:color="BFBFBF" w:space="0" w:sz="4" w:val="single"/>
+        </w:tblBorders>
+        <w:shd w:color="auto" w:fill="F4F4F4" w:val="clear"/>
+        <w:tblLayout w:type="fixed"/>
+        <w:tblCellMar>
+          <w:top w:type="dxa" w:w="113"/>
+          <w:left w:type="dxa" w:w="113"/>
+          <w:bottom w:type="dxa" w:w="113"/>
+          <w:right w:type="dxa" w:w="113"/>
+        </w:tblCellMar>
+        <w:tblLook w:val="0000" w:firstRow="0" w:lastRow="0" w:firstColumn="0" w:lastColumn="0" w:noHBand="1" w:noVBand="1"/>
+      </w:tblPr>
+      <w:tblGrid>
+        <w:gridCol w:w="9637"/>
+      </w:tblGrid>
+      <w:tr>
+        <w:tc>
+          <w:tcPr>
+            <w:tcW w:type="dxa" w:w="9637"/>
+            <w:shd w:color="auto" w:fill="F4F4F4" w:val="clear"/>
+          </w:tcPr>
+          <w:p>
+            <w:pPr>
+              <w:pStyle w:val="SourceCode"/>
+              <w:spacing w:before="0" w:after="0" w:line="200" w:lineRule="auto"/>
+            </w:pPr>
+            <w:r>
+              <w:t xml:space="preserve">C:\...\LAB2&gt; xcopy /s /i %SystemRoot%\Media src</w:t>
+            </w:r>
+          </w:p>
+          <w:p>
+            <w:pPr>
+              <w:pStyle w:val="SourceCode"/>
+              <w:spacing w:before="0" w:after="0" w:line="200" w:lineRule="auto"/>
+            </w:pPr>
+            <w:r>
+              <w:t xml:space="preserve">...</w:t>
+            </w:r>
+          </w:p>
+          <w:p>
+            <w:pPr>
+              <w:pStyle w:val="SourceCode"/>
+              <w:spacing w:before="0" w:after="0" w:line="200" w:lineRule="auto"/>
+            </w:pPr>
+            <w:r>
+              <w:t xml:space="preserve">70 File(s) copied</w:t>
+            </w:r>
+          </w:p>
+        </w:tc>
+      </w:tr>
+    </w:tbl>
+    <w:p>
+      <w:pPr>
+        <w:spacing w:before="0" w:after="0" w:line="120" w:lineRule="exact"/>
         <w:rPr>
-          <w:rStyle w:val="VerbatimChar"/>
+          <w:sz w:val="4"/>
+          <w:szCs w:val="4"/>
         </w:rPr>
-        <w:t xml:space="preserve">...</w:t>
-      </w:r>
-      <w:r>
-        <w:br/>
-      </w:r>
-      <w:r>
+      </w:pPr>
+    </w:p>
+    <w:p>
+      <w:pPr>
+        <w:spacing w:before="0" w:after="0" w:line="120" w:lineRule="exact"/>
         <w:rPr>
-          <w:rStyle w:val="VerbatimChar"/>
+          <w:sz w:val="4"/>
+          <w:szCs w:val="4"/>
         </w:rPr>
-        <w:t xml:space="preserve">70 File(s) copied</w:t>
-      </w:r>
-    </w:p>
-    <w:p>
-      <w:pPr>
-        <w:pStyle w:val="SourceCode"/>
-      </w:pPr>
-      <w:r>
+      </w:pPr>
+    </w:p>
+    <w:tbl>
+      <w:tblPr>
+        <w:tblStyle w:val="SourceCodeTable"/>
+        <w:tblW w:type="dxa" w:w="9637"/>
+        <w:tblInd w:w="0" w:type="dxa"/>
+        <w:tblBorders>
+          <w:top w:color="BFBFBF" w:space="0" w:sz="4" w:val="single"/>
+          <w:left w:color="BFBFBF" w:space="0" w:sz="4" w:val="single"/>
+          <w:bottom w:color="BFBFBF" w:space="0" w:sz="4" w:val="single"/>
+          <w:right w:color="BFBFBF" w:space="0" w:sz="4" w:val="single"/>
+        </w:tblBorders>
+        <w:shd w:color="auto" w:fill="F4F4F4" w:val="clear"/>
+        <w:tblLayout w:type="fixed"/>
+        <w:tblCellMar>
+          <w:top w:type="dxa" w:w="113"/>
+          <w:left w:type="dxa" w:w="113"/>
+          <w:bottom w:type="dxa" w:w="113"/>
+          <w:right w:type="dxa" w:w="113"/>
+        </w:tblCellMar>
+        <w:tblLook w:val="0000" w:firstRow="0" w:lastRow="0" w:firstColumn="0" w:lastColumn="0" w:noHBand="1" w:noVBand="1"/>
+      </w:tblPr>
+      <w:tblGrid>
+        <w:gridCol w:w="9637"/>
+      </w:tblGrid>
+      <w:tr>
+        <w:tc>
+          <w:tcPr>
+            <w:tcW w:type="dxa" w:w="9637"/>
+            <w:shd w:color="auto" w:fill="F4F4F4" w:val="clear"/>
+          </w:tcPr>
+          <w:p>
+            <w:pPr>
+              <w:pStyle w:val="SourceCode"/>
+              <w:spacing w:before="0" w:after="0" w:line="200" w:lineRule="auto"/>
+            </w:pPr>
+            <w:r>
+              <w:t xml:space="preserve">C:\...\LAB2&gt; dir src /s /b | find /c ":"</w:t>
+            </w:r>
+          </w:p>
+          <w:p>
+            <w:pPr>
+              <w:pStyle w:val="SourceCode"/>
+              <w:spacing w:before="0" w:after="0" w:line="200" w:lineRule="auto"/>
+            </w:pPr>
+            <w:r>
+              <w:t xml:space="preserve">78</w:t>
+            </w:r>
+          </w:p>
+          <w:p>
+            <w:pPr>
+              <w:pStyle w:val="SourceCode"/>
+              <w:spacing w:before="0" w:after="0" w:line="200" w:lineRule="auto"/>
+            </w:pPr>
+            <w:r>
+              <w:t xml:space="preserve">C:\...\LAB2&gt; dir src\*.wav /o:-s /b</w:t>
+            </w:r>
+          </w:p>
+          <w:p>
+            <w:pPr>
+              <w:pStyle w:val="SourceCode"/>
+              <w:spacing w:before="0" w:after="0" w:line="200" w:lineRule="auto"/>
+            </w:pPr>
+            <w:r>
+              <w:t xml:space="preserve">Windows Ringin.wav</w:t>
+            </w:r>
+          </w:p>
+          <w:p>
+            <w:pPr>
+              <w:pStyle w:val="SourceCode"/>
+              <w:spacing w:before="0" w:after="0" w:line="200" w:lineRule="auto"/>
+            </w:pPr>
+            <w:r>
+              <w:t xml:space="preserve">Windows Notify Calendar.wav</w:t>
+            </w:r>
+          </w:p>
+          <w:p>
+            <w:pPr>
+              <w:pStyle w:val="SourceCode"/>
+              <w:spacing w:before="0" w:after="0" w:line="200" w:lineRule="auto"/>
+            </w:pPr>
+            <w:r>
+              <w:t xml:space="preserve">...</w:t>
+            </w:r>
+          </w:p>
+          <w:p>
+            <w:pPr>
+              <w:pStyle w:val="SourceCode"/>
+              <w:spacing w:before="0" w:after="0" w:line="200" w:lineRule="auto"/>
+            </w:pPr>
+            <w:r>
+              <w:t xml:space="preserve">C:\...\LAB2&gt; dir src\??.wav /b</w:t>
+            </w:r>
+          </w:p>
+          <w:p>
+            <w:pPr>
+              <w:pStyle w:val="SourceCode"/>
+              <w:spacing w:before="0" w:after="0" w:line="200" w:lineRule="auto"/>
+            </w:pPr>
+            <w:r>
+              <w:t xml:space="preserve">File Not Found</w:t>
+            </w:r>
+          </w:p>
+        </w:tc>
+      </w:tr>
+    </w:tbl>
+    <w:p>
+      <w:pPr>
+        <w:spacing w:before="0" w:after="0" w:line="120" w:lineRule="exact"/>
         <w:rPr>
-          <w:rStyle w:val="VerbatimChar"/>
+          <w:sz w:val="4"/>
+          <w:szCs w:val="4"/>
         </w:rPr>
-        <w:t xml:space="preserve">C:\...\LAB2&gt; dir src /s /b | find /c ":"</w:t>
-      </w:r>
-      <w:r>
-        <w:br/>
-      </w:r>
-      <w:r>
-        <w:rPr>
-          <w:rStyle w:val="VerbatimChar"/>
-        </w:rPr>
-        <w:t xml:space="preserve">78</w:t>
-      </w:r>
-      <w:r>
-        <w:br/>
-      </w:r>
-      <w:r>
-        <w:rPr>
-          <w:rStyle w:val="VerbatimChar"/>
-        </w:rPr>
-        <w:t xml:space="preserve">C:\...\LAB2&gt; dir src\*.wav /o:-s /b</w:t>
-      </w:r>
-      <w:r>
-        <w:br/>
-      </w:r>
-      <w:r>
-        <w:rPr>
-          <w:rStyle w:val="VerbatimChar"/>
-        </w:rPr>
-        <w:t xml:space="preserve">Windows Ringin.wav</w:t>
-      </w:r>
-      <w:r>
-        <w:br/>
-      </w:r>
-      <w:r>
-        <w:rPr>
-          <w:rStyle w:val="VerbatimChar"/>
-        </w:rPr>
-        <w:t xml:space="preserve">Windows Notify Calendar.wav</w:t>
-      </w:r>
-      <w:r>
-        <w:br/>
-      </w:r>
-      <w:r>
-        <w:rPr>
-          <w:rStyle w:val="VerbatimChar"/>
-        </w:rPr>
-        <w:t xml:space="preserve">...</w:t>
-      </w:r>
-      <w:r>
-        <w:br/>
-      </w:r>
-      <w:r>
-        <w:rPr>
-          <w:rStyle w:val="VerbatimChar"/>
-        </w:rPr>
-        <w:t xml:space="preserve">C:\...\LAB2&gt; dir src\??.wav /b</w:t>
-      </w:r>
-      <w:r>
-        <w:br/>
-      </w:r>
-      <w:r>
-        <w:rPr>
-          <w:rStyle w:val="VerbatimChar"/>
-        </w:rPr>
-        <w:t xml:space="preserve">File Not Found</w:t>
-      </w:r>
+      </w:pPr>
     </w:p>
     <w:p>
       <w:pPr>
@@ -2364,211 +3154,456 @@
     </w:p>
     <w:p>
       <w:pPr>
-        <w:pStyle w:val="SourceCode"/>
-      </w:pPr>
-      <w:r>
+        <w:spacing w:before="0" w:after="0" w:line="120" w:lineRule="exact"/>
         <w:rPr>
-          <w:rStyle w:val="VerbatimChar"/>
+          <w:sz w:val="4"/>
+          <w:szCs w:val="4"/>
         </w:rPr>
-        <w:t xml:space="preserve">C:\...\LAB2&gt; md copy1 copy2 copy3</w:t>
-      </w:r>
-    </w:p>
-    <w:p>
-      <w:pPr>
-        <w:pStyle w:val="SourceCode"/>
-      </w:pPr>
-      <w:r>
+      </w:pPr>
+    </w:p>
+    <w:tbl>
+      <w:tblPr>
+        <w:tblStyle w:val="SourceCodeTable"/>
+        <w:tblW w:type="dxa" w:w="9637"/>
+        <w:tblInd w:w="0" w:type="dxa"/>
+        <w:tblBorders>
+          <w:top w:color="BFBFBF" w:space="0" w:sz="4" w:val="single"/>
+          <w:left w:color="BFBFBF" w:space="0" w:sz="4" w:val="single"/>
+          <w:bottom w:color="BFBFBF" w:space="0" w:sz="4" w:val="single"/>
+          <w:right w:color="BFBFBF" w:space="0" w:sz="4" w:val="single"/>
+        </w:tblBorders>
+        <w:shd w:color="auto" w:fill="F4F4F4" w:val="clear"/>
+        <w:tblLayout w:type="fixed"/>
+        <w:tblCellMar>
+          <w:top w:type="dxa" w:w="113"/>
+          <w:left w:type="dxa" w:w="113"/>
+          <w:bottom w:type="dxa" w:w="113"/>
+          <w:right w:type="dxa" w:w="113"/>
+        </w:tblCellMar>
+        <w:tblLook w:val="0000" w:firstRow="0" w:lastRow="0" w:firstColumn="0" w:lastColumn="0" w:noHBand="1" w:noVBand="1"/>
+      </w:tblPr>
+      <w:tblGrid>
+        <w:gridCol w:w="9637"/>
+      </w:tblGrid>
+      <w:tr>
+        <w:tc>
+          <w:tcPr>
+            <w:tcW w:type="dxa" w:w="9637"/>
+            <w:shd w:color="auto" w:fill="F4F4F4" w:val="clear"/>
+          </w:tcPr>
+          <w:p>
+            <w:pPr>
+              <w:pStyle w:val="SourceCode"/>
+              <w:spacing w:before="0" w:after="0" w:line="200" w:lineRule="auto"/>
+            </w:pPr>
+            <w:r>
+              <w:t xml:space="preserve">C:\...\LAB2&gt; md copy1 copy2 copy3</w:t>
+            </w:r>
+          </w:p>
+        </w:tc>
+      </w:tr>
+    </w:tbl>
+    <w:p>
+      <w:pPr>
+        <w:spacing w:before="0" w:after="0" w:line="120" w:lineRule="exact"/>
         <w:rPr>
-          <w:rStyle w:val="VerbatimChar"/>
+          <w:sz w:val="4"/>
+          <w:szCs w:val="4"/>
         </w:rPr>
-        <w:t xml:space="preserve">C:\...\LAB2&gt; echo %time%</w:t>
-      </w:r>
-      <w:r>
-        <w:br/>
-      </w:r>
-      <w:r>
+      </w:pPr>
+    </w:p>
+    <w:p>
+      <w:pPr>
+        <w:spacing w:before="0" w:after="0" w:line="120" w:lineRule="exact"/>
         <w:rPr>
-          <w:rStyle w:val="VerbatimChar"/>
+          <w:sz w:val="4"/>
+          <w:szCs w:val="4"/>
         </w:rPr>
-        <w:t xml:space="preserve">14:22:05,31</w:t>
-      </w:r>
-      <w:r>
-        <w:br/>
-      </w:r>
-      <w:r>
+      </w:pPr>
+    </w:p>
+    <w:tbl>
+      <w:tblPr>
+        <w:tblStyle w:val="SourceCodeTable"/>
+        <w:tblW w:type="dxa" w:w="9637"/>
+        <w:tblInd w:w="0" w:type="dxa"/>
+        <w:tblBorders>
+          <w:top w:color="BFBFBF" w:space="0" w:sz="4" w:val="single"/>
+          <w:left w:color="BFBFBF" w:space="0" w:sz="4" w:val="single"/>
+          <w:bottom w:color="BFBFBF" w:space="0" w:sz="4" w:val="single"/>
+          <w:right w:color="BFBFBF" w:space="0" w:sz="4" w:val="single"/>
+        </w:tblBorders>
+        <w:shd w:color="auto" w:fill="F4F4F4" w:val="clear"/>
+        <w:tblLayout w:type="fixed"/>
+        <w:tblCellMar>
+          <w:top w:type="dxa" w:w="113"/>
+          <w:left w:type="dxa" w:w="113"/>
+          <w:bottom w:type="dxa" w:w="113"/>
+          <w:right w:type="dxa" w:w="113"/>
+        </w:tblCellMar>
+        <w:tblLook w:val="0000" w:firstRow="0" w:lastRow="0" w:firstColumn="0" w:lastColumn="0" w:noHBand="1" w:noVBand="1"/>
+      </w:tblPr>
+      <w:tblGrid>
+        <w:gridCol w:w="9637"/>
+      </w:tblGrid>
+      <w:tr>
+        <w:tc>
+          <w:tcPr>
+            <w:tcW w:type="dxa" w:w="9637"/>
+            <w:shd w:color="auto" w:fill="F4F4F4" w:val="clear"/>
+          </w:tcPr>
+          <w:p>
+            <w:pPr>
+              <w:pStyle w:val="SourceCode"/>
+              <w:spacing w:before="0" w:after="0" w:line="200" w:lineRule="auto"/>
+            </w:pPr>
+            <w:r>
+              <w:t xml:space="preserve">C:\...\LAB2&gt; echo %time%</w:t>
+            </w:r>
+          </w:p>
+          <w:p>
+            <w:pPr>
+              <w:pStyle w:val="SourceCode"/>
+              <w:spacing w:before="0" w:after="0" w:line="200" w:lineRule="auto"/>
+            </w:pPr>
+            <w:r>
+              <w:t xml:space="preserve">14:22:05,31</w:t>
+            </w:r>
+          </w:p>
+          <w:p>
+            <w:pPr>
+              <w:pStyle w:val="SourceCode"/>
+              <w:spacing w:before="0" w:after="0" w:line="200" w:lineRule="auto"/>
+            </w:pPr>
+            <w:r>
+              <w:t xml:space="preserve">C:\...\LAB2&gt; copy src\*.* copy1\ &gt; nul</w:t>
+            </w:r>
+          </w:p>
+          <w:p>
+            <w:pPr>
+              <w:pStyle w:val="SourceCode"/>
+              <w:spacing w:before="0" w:after="0" w:line="200" w:lineRule="auto"/>
+            </w:pPr>
+            <w:r>
+              <w:t xml:space="preserve">C:\...\LAB2&gt; echo %time%</w:t>
+            </w:r>
+          </w:p>
+          <w:p>
+            <w:pPr>
+              <w:pStyle w:val="SourceCode"/>
+              <w:spacing w:before="0" w:after="0" w:line="200" w:lineRule="auto"/>
+            </w:pPr>
+            <w:r>
+              <w:t xml:space="preserve">14:22:06,08</w:t>
+            </w:r>
+          </w:p>
+        </w:tc>
+      </w:tr>
+    </w:tbl>
+    <w:p>
+      <w:pPr>
+        <w:spacing w:before="0" w:after="0" w:line="120" w:lineRule="exact"/>
         <w:rPr>
-          <w:rStyle w:val="VerbatimChar"/>
+          <w:sz w:val="4"/>
+          <w:szCs w:val="4"/>
         </w:rPr>
-        <w:t xml:space="preserve">C:\...\LAB2&gt; copy src\*.* copy1\ &gt; nul</w:t>
-      </w:r>
-      <w:r>
-        <w:br/>
-      </w:r>
-      <w:r>
+      </w:pPr>
+    </w:p>
+    <w:p>
+      <w:pPr>
+        <w:spacing w:before="0" w:after="0" w:line="120" w:lineRule="exact"/>
         <w:rPr>
-          <w:rStyle w:val="VerbatimChar"/>
+          <w:sz w:val="4"/>
+          <w:szCs w:val="4"/>
         </w:rPr>
-        <w:t xml:space="preserve">C:\...\LAB2&gt; echo %time%</w:t>
-      </w:r>
-      <w:r>
-        <w:br/>
-      </w:r>
-      <w:r>
+      </w:pPr>
+    </w:p>
+    <w:tbl>
+      <w:tblPr>
+        <w:tblStyle w:val="SourceCodeTable"/>
+        <w:tblW w:type="dxa" w:w="9637"/>
+        <w:tblInd w:w="0" w:type="dxa"/>
+        <w:tblBorders>
+          <w:top w:color="BFBFBF" w:space="0" w:sz="4" w:val="single"/>
+          <w:left w:color="BFBFBF" w:space="0" w:sz="4" w:val="single"/>
+          <w:bottom w:color="BFBFBF" w:space="0" w:sz="4" w:val="single"/>
+          <w:right w:color="BFBFBF" w:space="0" w:sz="4" w:val="single"/>
+        </w:tblBorders>
+        <w:shd w:color="auto" w:fill="F4F4F4" w:val="clear"/>
+        <w:tblLayout w:type="fixed"/>
+        <w:tblCellMar>
+          <w:top w:type="dxa" w:w="113"/>
+          <w:left w:type="dxa" w:w="113"/>
+          <w:bottom w:type="dxa" w:w="113"/>
+          <w:right w:type="dxa" w:w="113"/>
+        </w:tblCellMar>
+        <w:tblLook w:val="0000" w:firstRow="0" w:lastRow="0" w:firstColumn="0" w:lastColumn="0" w:noHBand="1" w:noVBand="1"/>
+      </w:tblPr>
+      <w:tblGrid>
+        <w:gridCol w:w="9637"/>
+      </w:tblGrid>
+      <w:tr>
+        <w:tc>
+          <w:tcPr>
+            <w:tcW w:type="dxa" w:w="9637"/>
+            <w:shd w:color="auto" w:fill="F4F4F4" w:val="clear"/>
+          </w:tcPr>
+          <w:p>
+            <w:pPr>
+              <w:pStyle w:val="SourceCode"/>
+              <w:spacing w:before="0" w:after="0" w:line="200" w:lineRule="auto"/>
+            </w:pPr>
+            <w:r>
+              <w:t xml:space="preserve">C:\...\LAB2&gt; echo %time%</w:t>
+            </w:r>
+          </w:p>
+          <w:p>
+            <w:pPr>
+              <w:pStyle w:val="SourceCode"/>
+              <w:spacing w:before="0" w:after="0" w:line="200" w:lineRule="auto"/>
+            </w:pPr>
+            <w:r>
+              <w:t xml:space="preserve">14:22:11,44</w:t>
+            </w:r>
+          </w:p>
+          <w:p>
+            <w:pPr>
+              <w:pStyle w:val="SourceCode"/>
+              <w:spacing w:before="0" w:after="0" w:line="200" w:lineRule="auto"/>
+            </w:pPr>
+            <w:r>
+              <w:t xml:space="preserve">C:\...\LAB2&gt; xcopy /s /e /q src copy2\ &gt; nul</w:t>
+            </w:r>
+          </w:p>
+          <w:p>
+            <w:pPr>
+              <w:pStyle w:val="SourceCode"/>
+              <w:spacing w:before="0" w:after="0" w:line="200" w:lineRule="auto"/>
+            </w:pPr>
+            <w:r>
+              <w:t xml:space="preserve">C:\...\LAB2&gt; echo %time%</w:t>
+            </w:r>
+          </w:p>
+          <w:p>
+            <w:pPr>
+              <w:pStyle w:val="SourceCode"/>
+              <w:spacing w:before="0" w:after="0" w:line="200" w:lineRule="auto"/>
+            </w:pPr>
+            <w:r>
+              <w:t xml:space="preserve">14:22:12,97</w:t>
+            </w:r>
+          </w:p>
+        </w:tc>
+      </w:tr>
+    </w:tbl>
+    <w:p>
+      <w:pPr>
+        <w:spacing w:before="0" w:after="0" w:line="120" w:lineRule="exact"/>
         <w:rPr>
-          <w:rStyle w:val="VerbatimChar"/>
+          <w:sz w:val="4"/>
+          <w:szCs w:val="4"/>
         </w:rPr>
-        <w:t xml:space="preserve">14:22:06,08</w:t>
-      </w:r>
-    </w:p>
-    <w:p>
-      <w:pPr>
-        <w:pStyle w:val="SourceCode"/>
-      </w:pPr>
-      <w:r>
+      </w:pPr>
+    </w:p>
+    <w:p>
+      <w:pPr>
+        <w:spacing w:before="0" w:after="0" w:line="120" w:lineRule="exact"/>
         <w:rPr>
-          <w:rStyle w:val="VerbatimChar"/>
+          <w:sz w:val="4"/>
+          <w:szCs w:val="4"/>
         </w:rPr>
-        <w:t xml:space="preserve">C:\...\LAB2&gt; echo %time%</w:t>
-      </w:r>
-      <w:r>
-        <w:br/>
-      </w:r>
-      <w:r>
+      </w:pPr>
+    </w:p>
+    <w:tbl>
+      <w:tblPr>
+        <w:tblStyle w:val="SourceCodeTable"/>
+        <w:tblW w:type="dxa" w:w="9637"/>
+        <w:tblInd w:w="0" w:type="dxa"/>
+        <w:tblBorders>
+          <w:top w:color="BFBFBF" w:space="0" w:sz="4" w:val="single"/>
+          <w:left w:color="BFBFBF" w:space="0" w:sz="4" w:val="single"/>
+          <w:bottom w:color="BFBFBF" w:space="0" w:sz="4" w:val="single"/>
+          <w:right w:color="BFBFBF" w:space="0" w:sz="4" w:val="single"/>
+        </w:tblBorders>
+        <w:shd w:color="auto" w:fill="F4F4F4" w:val="clear"/>
+        <w:tblLayout w:type="fixed"/>
+        <w:tblCellMar>
+          <w:top w:type="dxa" w:w="113"/>
+          <w:left w:type="dxa" w:w="113"/>
+          <w:bottom w:type="dxa" w:w="113"/>
+          <w:right w:type="dxa" w:w="113"/>
+        </w:tblCellMar>
+        <w:tblLook w:val="0000" w:firstRow="0" w:lastRow="0" w:firstColumn="0" w:lastColumn="0" w:noHBand="1" w:noVBand="1"/>
+      </w:tblPr>
+      <w:tblGrid>
+        <w:gridCol w:w="9637"/>
+      </w:tblGrid>
+      <w:tr>
+        <w:tc>
+          <w:tcPr>
+            <w:tcW w:type="dxa" w:w="9637"/>
+            <w:shd w:color="auto" w:fill="F4F4F4" w:val="clear"/>
+          </w:tcPr>
+          <w:p>
+            <w:pPr>
+              <w:pStyle w:val="SourceCode"/>
+              <w:spacing w:before="0" w:after="0" w:line="200" w:lineRule="auto"/>
+            </w:pPr>
+            <w:r>
+              <w:t xml:space="preserve">C:\...\LAB2&gt; echo %time%</w:t>
+            </w:r>
+          </w:p>
+          <w:p>
+            <w:pPr>
+              <w:pStyle w:val="SourceCode"/>
+              <w:spacing w:before="0" w:after="0" w:line="200" w:lineRule="auto"/>
+            </w:pPr>
+            <w:r>
+              <w:t xml:space="preserve">14:22:20,12</w:t>
+            </w:r>
+          </w:p>
+          <w:p>
+            <w:pPr>
+              <w:pStyle w:val="SourceCode"/>
+              <w:spacing w:before="0" w:after="0" w:line="200" w:lineRule="auto"/>
+            </w:pPr>
+            <w:r>
+              <w:t xml:space="preserve">C:\...\LAB2&gt; robocopy src copy3 /e /mt:8 /njh /njs /nfl /ndl &gt; nul</w:t>
+            </w:r>
+          </w:p>
+          <w:p>
+            <w:pPr>
+              <w:pStyle w:val="SourceCode"/>
+              <w:spacing w:before="0" w:after="0" w:line="200" w:lineRule="auto"/>
+            </w:pPr>
+            <w:r>
+              <w:t xml:space="preserve">C:\...\LAB2&gt; echo %time%</w:t>
+            </w:r>
+          </w:p>
+          <w:p>
+            <w:pPr>
+              <w:pStyle w:val="SourceCode"/>
+              <w:spacing w:before="0" w:after="0" w:line="200" w:lineRule="auto"/>
+            </w:pPr>
+            <w:r>
+              <w:t xml:space="preserve">14:22:20,79</w:t>
+            </w:r>
+          </w:p>
+        </w:tc>
+      </w:tr>
+    </w:tbl>
+    <w:p>
+      <w:pPr>
+        <w:spacing w:before="0" w:after="0" w:line="120" w:lineRule="exact"/>
         <w:rPr>
-          <w:rStyle w:val="VerbatimChar"/>
+          <w:sz w:val="4"/>
+          <w:szCs w:val="4"/>
         </w:rPr>
-        <w:t xml:space="preserve">14:22:11,44</w:t>
-      </w:r>
-      <w:r>
-        <w:br/>
-      </w:r>
-      <w:r>
+      </w:pPr>
+    </w:p>
+    <w:p>
+      <w:pPr>
+        <w:spacing w:before="0" w:after="0" w:line="120" w:lineRule="exact"/>
         <w:rPr>
-          <w:rStyle w:val="VerbatimChar"/>
+          <w:sz w:val="4"/>
+          <w:szCs w:val="4"/>
         </w:rPr>
-        <w:t xml:space="preserve">C:\...\LAB2&gt; xcopy /s /e /q src copy2\ &gt; nul</w:t>
-      </w:r>
-      <w:r>
-        <w:br/>
-      </w:r>
-      <w:r>
+      </w:pPr>
+    </w:p>
+    <w:tbl>
+      <w:tblPr>
+        <w:tblStyle w:val="SourceCodeTable"/>
+        <w:tblW w:type="dxa" w:w="9637"/>
+        <w:tblInd w:w="0" w:type="dxa"/>
+        <w:tblBorders>
+          <w:top w:color="BFBFBF" w:space="0" w:sz="4" w:val="single"/>
+          <w:left w:color="BFBFBF" w:space="0" w:sz="4" w:val="single"/>
+          <w:bottom w:color="BFBFBF" w:space="0" w:sz="4" w:val="single"/>
+          <w:right w:color="BFBFBF" w:space="0" w:sz="4" w:val="single"/>
+        </w:tblBorders>
+        <w:shd w:color="auto" w:fill="F4F4F4" w:val="clear"/>
+        <w:tblLayout w:type="fixed"/>
+        <w:tblCellMar>
+          <w:top w:type="dxa" w:w="113"/>
+          <w:left w:type="dxa" w:w="113"/>
+          <w:bottom w:type="dxa" w:w="113"/>
+          <w:right w:type="dxa" w:w="113"/>
+        </w:tblCellMar>
+        <w:tblLook w:val="0000" w:firstRow="0" w:lastRow="0" w:firstColumn="0" w:lastColumn="0" w:noHBand="1" w:noVBand="1"/>
+      </w:tblPr>
+      <w:tblGrid>
+        <w:gridCol w:w="9637"/>
+      </w:tblGrid>
+      <w:tr>
+        <w:tc>
+          <w:tcPr>
+            <w:tcW w:type="dxa" w:w="9637"/>
+            <w:shd w:color="auto" w:fill="F4F4F4" w:val="clear"/>
+          </w:tcPr>
+          <w:p>
+            <w:pPr>
+              <w:pStyle w:val="SourceCode"/>
+              <w:spacing w:before="0" w:after="0" w:line="200" w:lineRule="auto"/>
+            </w:pPr>
+            <w:r>
+              <w:t xml:space="preserve">C:\...\LAB2&gt; dir copy1 /s /b | find /c ":"</w:t>
+            </w:r>
+          </w:p>
+          <w:p>
+            <w:pPr>
+              <w:pStyle w:val="SourceCode"/>
+              <w:spacing w:before="0" w:after="0" w:line="200" w:lineRule="auto"/>
+            </w:pPr>
+            <w:r>
+              <w:t xml:space="preserve">70</w:t>
+            </w:r>
+          </w:p>
+          <w:p>
+            <w:pPr>
+              <w:pStyle w:val="SourceCode"/>
+              <w:spacing w:before="0" w:after="0" w:line="200" w:lineRule="auto"/>
+            </w:pPr>
+            <w:r>
+              <w:t xml:space="preserve">C:\...\LAB2&gt; dir copy2 /s /b | find /c ":"</w:t>
+            </w:r>
+          </w:p>
+          <w:p>
+            <w:pPr>
+              <w:pStyle w:val="SourceCode"/>
+              <w:spacing w:before="0" w:after="0" w:line="200" w:lineRule="auto"/>
+            </w:pPr>
+            <w:r>
+              <w:t xml:space="preserve">78</w:t>
+            </w:r>
+          </w:p>
+          <w:p>
+            <w:pPr>
+              <w:pStyle w:val="SourceCode"/>
+              <w:spacing w:before="0" w:after="0" w:line="200" w:lineRule="auto"/>
+            </w:pPr>
+            <w:r>
+              <w:t xml:space="preserve">C:\...\LAB2&gt; dir copy3 /s /b | find /c ":"</w:t>
+            </w:r>
+          </w:p>
+          <w:p>
+            <w:pPr>
+              <w:pStyle w:val="SourceCode"/>
+              <w:spacing w:before="0" w:after="0" w:line="200" w:lineRule="auto"/>
+            </w:pPr>
+            <w:r>
+              <w:t xml:space="preserve">78</w:t>
+            </w:r>
+          </w:p>
+        </w:tc>
+      </w:tr>
+    </w:tbl>
+    <w:p>
+      <w:pPr>
+        <w:spacing w:before="0" w:after="0" w:line="120" w:lineRule="exact"/>
         <w:rPr>
-          <w:rStyle w:val="VerbatimChar"/>
+          <w:sz w:val="4"/>
+          <w:szCs w:val="4"/>
         </w:rPr>
-        <w:t xml:space="preserve">C:\...\LAB2&gt; echo %time%</w:t>
-      </w:r>
-      <w:r>
-        <w:br/>
-      </w:r>
-      <w:r>
-        <w:rPr>
-          <w:rStyle w:val="VerbatimChar"/>
-        </w:rPr>
-        <w:t xml:space="preserve">14:22:12,97</w:t>
-      </w:r>
-    </w:p>
-    <w:p>
-      <w:pPr>
-        <w:pStyle w:val="SourceCode"/>
-      </w:pPr>
-      <w:r>
-        <w:rPr>
-          <w:rStyle w:val="VerbatimChar"/>
-        </w:rPr>
-        <w:t xml:space="preserve">C:\...\LAB2&gt; echo %time%</w:t>
-      </w:r>
-      <w:r>
-        <w:br/>
-      </w:r>
-      <w:r>
-        <w:rPr>
-          <w:rStyle w:val="VerbatimChar"/>
-        </w:rPr>
-        <w:t xml:space="preserve">14:22:20,12</w:t>
-      </w:r>
-      <w:r>
-        <w:br/>
-      </w:r>
-      <w:r>
-        <w:rPr>
-          <w:rStyle w:val="VerbatimChar"/>
-        </w:rPr>
-        <w:t xml:space="preserve">C:\...\LAB2&gt; robocopy src copy3 /e /mt:8 /njh /njs /nfl /ndl &gt; nul</w:t>
-      </w:r>
-      <w:r>
-        <w:br/>
-      </w:r>
-      <w:r>
-        <w:rPr>
-          <w:rStyle w:val="VerbatimChar"/>
-        </w:rPr>
-        <w:t xml:space="preserve">C:\...\LAB2&gt; echo %time%</w:t>
-      </w:r>
-      <w:r>
-        <w:br/>
-      </w:r>
-      <w:r>
-        <w:rPr>
-          <w:rStyle w:val="VerbatimChar"/>
-        </w:rPr>
-        <w:t xml:space="preserve">14:22:20,79</w:t>
-      </w:r>
-    </w:p>
-    <w:p>
-      <w:pPr>
-        <w:pStyle w:val="SourceCode"/>
-      </w:pPr>
-      <w:r>
-        <w:rPr>
-          <w:rStyle w:val="VerbatimChar"/>
-        </w:rPr>
-        <w:t xml:space="preserve">C:\...\LAB2&gt; dir copy1 /s /b | find /c ":"</w:t>
-      </w:r>
-      <w:r>
-        <w:br/>
-      </w:r>
-      <w:r>
-        <w:rPr>
-          <w:rStyle w:val="VerbatimChar"/>
-        </w:rPr>
-        <w:t xml:space="preserve">70</w:t>
-      </w:r>
-      <w:r>
-        <w:br/>
-      </w:r>
-      <w:r>
-        <w:rPr>
-          <w:rStyle w:val="VerbatimChar"/>
-        </w:rPr>
-        <w:t xml:space="preserve">C:\...\LAB2&gt; dir copy2 /s /b | find /c ":"</w:t>
-      </w:r>
-      <w:r>
-        <w:br/>
-      </w:r>
-      <w:r>
-        <w:rPr>
-          <w:rStyle w:val="VerbatimChar"/>
-        </w:rPr>
-        <w:t xml:space="preserve">78</w:t>
-      </w:r>
-      <w:r>
-        <w:br/>
-      </w:r>
-      <w:r>
-        <w:rPr>
-          <w:rStyle w:val="VerbatimChar"/>
-        </w:rPr>
-        <w:t xml:space="preserve">C:\...\LAB2&gt; dir copy3 /s /b | find /c ":"</w:t>
-      </w:r>
-      <w:r>
-        <w:br/>
-      </w:r>
-      <w:r>
-        <w:rPr>
-          <w:rStyle w:val="VerbatimChar"/>
-        </w:rPr>
-        <w:t xml:space="preserve">78</w:t>
-      </w:r>
+      </w:pPr>
     </w:p>
     <w:p>
       <w:pPr>
@@ -2590,191 +3625,387 @@
     </w:p>
     <w:p>
       <w:pPr>
-        <w:pStyle w:val="SourceCode"/>
-      </w:pPr>
-      <w:r>
+        <w:spacing w:before="0" w:after="0" w:line="120" w:lineRule="exact"/>
         <w:rPr>
-          <w:rStyle w:val="VerbatimChar"/>
+          <w:sz w:val="4"/>
+          <w:szCs w:val="4"/>
         </w:rPr>
-        <w:t xml:space="preserve">C:\...\LAB2&gt; cd copy1</w:t>
-      </w:r>
-      <w:r>
-        <w:br/>
-      </w:r>
-      <w:r>
+      </w:pPr>
+    </w:p>
+    <w:tbl>
+      <w:tblPr>
+        <w:tblStyle w:val="SourceCodeTable"/>
+        <w:tblW w:type="dxa" w:w="9637"/>
+        <w:tblInd w:w="0" w:type="dxa"/>
+        <w:tblBorders>
+          <w:top w:color="BFBFBF" w:space="0" w:sz="4" w:val="single"/>
+          <w:left w:color="BFBFBF" w:space="0" w:sz="4" w:val="single"/>
+          <w:bottom w:color="BFBFBF" w:space="0" w:sz="4" w:val="single"/>
+          <w:right w:color="BFBFBF" w:space="0" w:sz="4" w:val="single"/>
+        </w:tblBorders>
+        <w:shd w:color="auto" w:fill="F4F4F4" w:val="clear"/>
+        <w:tblLayout w:type="fixed"/>
+        <w:tblCellMar>
+          <w:top w:type="dxa" w:w="113"/>
+          <w:left w:type="dxa" w:w="113"/>
+          <w:bottom w:type="dxa" w:w="113"/>
+          <w:right w:type="dxa" w:w="113"/>
+        </w:tblCellMar>
+        <w:tblLook w:val="0000" w:firstRow="0" w:lastRow="0" w:firstColumn="0" w:lastColumn="0" w:noHBand="1" w:noVBand="1"/>
+      </w:tblPr>
+      <w:tblGrid>
+        <w:gridCol w:w="9637"/>
+      </w:tblGrid>
+      <w:tr>
+        <w:tc>
+          <w:tcPr>
+            <w:tcW w:type="dxa" w:w="9637"/>
+            <w:shd w:color="auto" w:fill="F4F4F4" w:val="clear"/>
+          </w:tcPr>
+          <w:p>
+            <w:pPr>
+              <w:pStyle w:val="SourceCode"/>
+              <w:spacing w:before="0" w:after="0" w:line="200" w:lineRule="auto"/>
+            </w:pPr>
+            <w:r>
+              <w:t xml:space="preserve">C:\...\LAB2&gt; cd copy1</w:t>
+            </w:r>
+          </w:p>
+          <w:p>
+            <w:pPr>
+              <w:pStyle w:val="SourceCode"/>
+              <w:spacing w:before="0" w:after="0" w:line="200" w:lineRule="auto"/>
+            </w:pPr>
+            <w:r>
+              <w:t xml:space="preserve">C:\...\copy1&gt; ren *.wav *.bak</w:t>
+            </w:r>
+          </w:p>
+          <w:p>
+            <w:pPr>
+              <w:pStyle w:val="SourceCode"/>
+              <w:spacing w:before="0" w:after="0" w:line="200" w:lineRule="auto"/>
+            </w:pPr>
+            <w:r>
+              <w:t xml:space="preserve">C:\...\copy1&gt; dir /b | find /c ".bak"</w:t>
+            </w:r>
+          </w:p>
+          <w:p>
+            <w:pPr>
+              <w:pStyle w:val="SourceCode"/>
+              <w:spacing w:before="0" w:after="0" w:line="200" w:lineRule="auto"/>
+            </w:pPr>
+            <w:r>
+              <w:t xml:space="preserve">70</w:t>
+            </w:r>
+          </w:p>
+        </w:tc>
+      </w:tr>
+    </w:tbl>
+    <w:p>
+      <w:pPr>
+        <w:spacing w:before="0" w:after="0" w:line="120" w:lineRule="exact"/>
         <w:rPr>
-          <w:rStyle w:val="VerbatimChar"/>
+          <w:sz w:val="4"/>
+          <w:szCs w:val="4"/>
         </w:rPr>
-        <w:t xml:space="preserve">C:\...\copy1&gt; ren *.wav *.bak</w:t>
-      </w:r>
-      <w:r>
-        <w:br/>
-      </w:r>
-      <w:r>
+      </w:pPr>
+    </w:p>
+    <w:p>
+      <w:pPr>
+        <w:spacing w:before="0" w:after="0" w:line="120" w:lineRule="exact"/>
         <w:rPr>
-          <w:rStyle w:val="VerbatimChar"/>
+          <w:sz w:val="4"/>
+          <w:szCs w:val="4"/>
         </w:rPr>
-        <w:t xml:space="preserve">C:\...\copy1&gt; dir /b | find /c ".bak"</w:t>
-      </w:r>
-      <w:r>
-        <w:br/>
-      </w:r>
-      <w:r>
+      </w:pPr>
+    </w:p>
+    <w:tbl>
+      <w:tblPr>
+        <w:tblStyle w:val="SourceCodeTable"/>
+        <w:tblW w:type="dxa" w:w="9637"/>
+        <w:tblInd w:w="0" w:type="dxa"/>
+        <w:tblBorders>
+          <w:top w:color="BFBFBF" w:space="0" w:sz="4" w:val="single"/>
+          <w:left w:color="BFBFBF" w:space="0" w:sz="4" w:val="single"/>
+          <w:bottom w:color="BFBFBF" w:space="0" w:sz="4" w:val="single"/>
+          <w:right w:color="BFBFBF" w:space="0" w:sz="4" w:val="single"/>
+        </w:tblBorders>
+        <w:shd w:color="auto" w:fill="F4F4F4" w:val="clear"/>
+        <w:tblLayout w:type="fixed"/>
+        <w:tblCellMar>
+          <w:top w:type="dxa" w:w="113"/>
+          <w:left w:type="dxa" w:w="113"/>
+          <w:bottom w:type="dxa" w:w="113"/>
+          <w:right w:type="dxa" w:w="113"/>
+        </w:tblCellMar>
+        <w:tblLook w:val="0000" w:firstRow="0" w:lastRow="0" w:firstColumn="0" w:lastColumn="0" w:noHBand="1" w:noVBand="1"/>
+      </w:tblPr>
+      <w:tblGrid>
+        <w:gridCol w:w="9637"/>
+      </w:tblGrid>
+      <w:tr>
+        <w:tc>
+          <w:tcPr>
+            <w:tcW w:type="dxa" w:w="9637"/>
+            <w:shd w:color="auto" w:fill="F4F4F4" w:val="clear"/>
+          </w:tcPr>
+          <w:p>
+            <w:pPr>
+              <w:pStyle w:val="SourceCode"/>
+              <w:spacing w:before="0" w:after="0" w:line="200" w:lineRule="auto"/>
+            </w:pPr>
+            <w:r>
+              <w:t xml:space="preserve">C:\...\copy1&gt; attrib +r "Windows Ringin.bak"</w:t>
+            </w:r>
+          </w:p>
+          <w:p>
+            <w:pPr>
+              <w:pStyle w:val="SourceCode"/>
+              <w:spacing w:before="0" w:after="0" w:line="200" w:lineRule="auto"/>
+            </w:pPr>
+            <w:r>
+              <w:t xml:space="preserve">C:\...\copy1&gt; attrib "Windows Ringin.bak"</w:t>
+            </w:r>
+          </w:p>
+          <w:p>
+            <w:pPr>
+              <w:pStyle w:val="SourceCode"/>
+              <w:spacing w:before="0" w:after="0" w:line="200" w:lineRule="auto"/>
+            </w:pPr>
+            <w:r>
+              <w:t xml:space="preserve">A  R     C:\Users\Student\Desktop\LAB2\copy1\Windows Ringin.bak</w:t>
+            </w:r>
+          </w:p>
+        </w:tc>
+      </w:tr>
+    </w:tbl>
+    <w:p>
+      <w:pPr>
+        <w:spacing w:before="0" w:after="0" w:line="120" w:lineRule="exact"/>
         <w:rPr>
-          <w:rStyle w:val="VerbatimChar"/>
+          <w:sz w:val="4"/>
+          <w:szCs w:val="4"/>
         </w:rPr>
-        <w:t xml:space="preserve">70</w:t>
-      </w:r>
-    </w:p>
-    <w:p>
-      <w:pPr>
-        <w:pStyle w:val="SourceCode"/>
-      </w:pPr>
-      <w:r>
+      </w:pPr>
+    </w:p>
+    <w:p>
+      <w:pPr>
+        <w:spacing w:before="0" w:after="0" w:line="120" w:lineRule="exact"/>
         <w:rPr>
-          <w:rStyle w:val="VerbatimChar"/>
+          <w:sz w:val="4"/>
+          <w:szCs w:val="4"/>
         </w:rPr>
-        <w:t xml:space="preserve">C:\...\copy1&gt; attrib +r "Windows Ringin.bak"</w:t>
-      </w:r>
-      <w:r>
-        <w:br/>
-      </w:r>
-      <w:r>
+      </w:pPr>
+    </w:p>
+    <w:tbl>
+      <w:tblPr>
+        <w:tblStyle w:val="SourceCodeTable"/>
+        <w:tblW w:type="dxa" w:w="9637"/>
+        <w:tblInd w:w="0" w:type="dxa"/>
+        <w:tblBorders>
+          <w:top w:color="BFBFBF" w:space="0" w:sz="4" w:val="single"/>
+          <w:left w:color="BFBFBF" w:space="0" w:sz="4" w:val="single"/>
+          <w:bottom w:color="BFBFBF" w:space="0" w:sz="4" w:val="single"/>
+          <w:right w:color="BFBFBF" w:space="0" w:sz="4" w:val="single"/>
+        </w:tblBorders>
+        <w:shd w:color="auto" w:fill="F4F4F4" w:val="clear"/>
+        <w:tblLayout w:type="fixed"/>
+        <w:tblCellMar>
+          <w:top w:type="dxa" w:w="113"/>
+          <w:left w:type="dxa" w:w="113"/>
+          <w:bottom w:type="dxa" w:w="113"/>
+          <w:right w:type="dxa" w:w="113"/>
+        </w:tblCellMar>
+        <w:tblLook w:val="0000" w:firstRow="0" w:lastRow="0" w:firstColumn="0" w:lastColumn="0" w:noHBand="1" w:noVBand="1"/>
+      </w:tblPr>
+      <w:tblGrid>
+        <w:gridCol w:w="9637"/>
+      </w:tblGrid>
+      <w:tr>
+        <w:tc>
+          <w:tcPr>
+            <w:tcW w:type="dxa" w:w="9637"/>
+            <w:shd w:color="auto" w:fill="F4F4F4" w:val="clear"/>
+          </w:tcPr>
+          <w:p>
+            <w:pPr>
+              <w:pStyle w:val="SourceCode"/>
+              <w:spacing w:before="0" w:after="0" w:line="200" w:lineRule="auto"/>
+            </w:pPr>
+            <w:r>
+              <w:t xml:space="preserve">C:\...\copy1&gt; del "Windows Ringin.bak"</w:t>
+            </w:r>
+          </w:p>
+          <w:p>
+            <w:pPr>
+              <w:pStyle w:val="SourceCode"/>
+              <w:spacing w:before="0" w:after="0" w:line="200" w:lineRule="auto"/>
+            </w:pPr>
+            <w:r>
+              <w:t xml:space="preserve">C:\...\copy1\Windows Ringin.bak</w:t>
+            </w:r>
+          </w:p>
+          <w:p>
+            <w:pPr>
+              <w:pStyle w:val="SourceCode"/>
+              <w:spacing w:before="0" w:after="0" w:line="200" w:lineRule="auto"/>
+            </w:pPr>
+            <w:r>
+              <w:t xml:space="preserve">Access is denied.</w:t>
+            </w:r>
+          </w:p>
+        </w:tc>
+      </w:tr>
+    </w:tbl>
+    <w:p>
+      <w:pPr>
+        <w:spacing w:before="0" w:after="0" w:line="120" w:lineRule="exact"/>
         <w:rPr>
-          <w:rStyle w:val="VerbatimChar"/>
+          <w:sz w:val="4"/>
+          <w:szCs w:val="4"/>
         </w:rPr>
-        <w:t xml:space="preserve">C:\...\copy1&gt; attrib "Windows Ringin.bak"</w:t>
-      </w:r>
-      <w:r>
-        <w:br/>
-      </w:r>
-      <w:r>
+      </w:pPr>
+    </w:p>
+    <w:p>
+      <w:pPr>
+        <w:spacing w:before="0" w:after="0" w:line="120" w:lineRule="exact"/>
         <w:rPr>
-          <w:rStyle w:val="VerbatimChar"/>
+          <w:sz w:val="4"/>
+          <w:szCs w:val="4"/>
         </w:rPr>
-        <w:t xml:space="preserve">A  R     C:\Users\Student\Desktop\LAB2\copy1\Windows Ringin.bak</w:t>
-      </w:r>
-    </w:p>
-    <w:p>
-      <w:pPr>
-        <w:pStyle w:val="SourceCode"/>
-      </w:pPr>
-      <w:r>
+      </w:pPr>
+    </w:p>
+    <w:tbl>
+      <w:tblPr>
+        <w:tblStyle w:val="SourceCodeTable"/>
+        <w:tblW w:type="dxa" w:w="9637"/>
+        <w:tblInd w:w="0" w:type="dxa"/>
+        <w:tblBorders>
+          <w:top w:color="BFBFBF" w:space="0" w:sz="4" w:val="single"/>
+          <w:left w:color="BFBFBF" w:space="0" w:sz="4" w:val="single"/>
+          <w:bottom w:color="BFBFBF" w:space="0" w:sz="4" w:val="single"/>
+          <w:right w:color="BFBFBF" w:space="0" w:sz="4" w:val="single"/>
+        </w:tblBorders>
+        <w:shd w:color="auto" w:fill="F4F4F4" w:val="clear"/>
+        <w:tblLayout w:type="fixed"/>
+        <w:tblCellMar>
+          <w:top w:type="dxa" w:w="113"/>
+          <w:left w:type="dxa" w:w="113"/>
+          <w:bottom w:type="dxa" w:w="113"/>
+          <w:right w:type="dxa" w:w="113"/>
+        </w:tblCellMar>
+        <w:tblLook w:val="0000" w:firstRow="0" w:lastRow="0" w:firstColumn="0" w:lastColumn="0" w:noHBand="1" w:noVBand="1"/>
+      </w:tblPr>
+      <w:tblGrid>
+        <w:gridCol w:w="9637"/>
+      </w:tblGrid>
+      <w:tr>
+        <w:tc>
+          <w:tcPr>
+            <w:tcW w:type="dxa" w:w="9637"/>
+            <w:shd w:color="auto" w:fill="F4F4F4" w:val="clear"/>
+          </w:tcPr>
+          <w:p>
+            <w:pPr>
+              <w:pStyle w:val="SourceCode"/>
+              <w:spacing w:before="0" w:after="0" w:line="200" w:lineRule="auto"/>
+            </w:pPr>
+            <w:r>
+              <w:t xml:space="preserve">C:\...\copy1&gt; del /f "Windows Ringin.bak"</w:t>
+            </w:r>
+          </w:p>
+          <w:p>
+            <w:pPr>
+              <w:pStyle w:val="SourceCode"/>
+              <w:spacing w:before="0" w:after="0" w:line="200" w:lineRule="auto"/>
+            </w:pPr>
+            <w:r>
+              <w:t xml:space="preserve">C:\...\copy1&gt; cd ..</w:t>
+            </w:r>
+          </w:p>
+          <w:p>
+            <w:pPr>
+              <w:pStyle w:val="SourceCode"/>
+              <w:spacing w:before="0" w:after="0" w:line="200" w:lineRule="auto"/>
+            </w:pPr>
+            <w:r>
+              <w:t xml:space="preserve">C:\...\LAB2&gt; rd /s /q copy1</w:t>
+            </w:r>
+          </w:p>
+          <w:p>
+            <w:pPr>
+              <w:pStyle w:val="SourceCode"/>
+              <w:spacing w:before="0" w:after="0" w:line="200" w:lineRule="auto"/>
+            </w:pPr>
+            <w:r>
+              <w:t xml:space="preserve">C:\...\LAB2&gt; dir /a:d /b</w:t>
+            </w:r>
+          </w:p>
+          <w:p>
+            <w:pPr>
+              <w:pStyle w:val="SourceCode"/>
+              <w:spacing w:before="0" w:after="0" w:line="200" w:lineRule="auto"/>
+            </w:pPr>
+            <w:r>
+              <w:t xml:space="preserve">bak</w:t>
+            </w:r>
+          </w:p>
+          <w:p>
+            <w:pPr>
+              <w:pStyle w:val="SourceCode"/>
+              <w:spacing w:before="0" w:after="0" w:line="200" w:lineRule="auto"/>
+            </w:pPr>
+            <w:r>
+              <w:t xml:space="preserve">copy2</w:t>
+            </w:r>
+          </w:p>
+          <w:p>
+            <w:pPr>
+              <w:pStyle w:val="SourceCode"/>
+              <w:spacing w:before="0" w:after="0" w:line="200" w:lineRule="auto"/>
+            </w:pPr>
+            <w:r>
+              <w:t xml:space="preserve">copy3</w:t>
+            </w:r>
+          </w:p>
+          <w:p>
+            <w:pPr>
+              <w:pStyle w:val="SourceCode"/>
+              <w:spacing w:before="0" w:after="0" w:line="200" w:lineRule="auto"/>
+            </w:pPr>
+            <w:r>
+              <w:t xml:space="preserve">docs</w:t>
+            </w:r>
+          </w:p>
+          <w:p>
+            <w:pPr>
+              <w:pStyle w:val="SourceCode"/>
+              <w:spacing w:before="0" w:after="0" w:line="200" w:lineRule="auto"/>
+            </w:pPr>
+            <w:r>
+              <w:t xml:space="preserve">src</w:t>
+            </w:r>
+          </w:p>
+          <w:p>
+            <w:pPr>
+              <w:pStyle w:val="SourceCode"/>
+              <w:spacing w:before="0" w:after="0" w:line="200" w:lineRule="auto"/>
+            </w:pPr>
+            <w:r>
+              <w:t xml:space="preserve">test folder</w:t>
+            </w:r>
+          </w:p>
+        </w:tc>
+      </w:tr>
+    </w:tbl>
+    <w:p>
+      <w:pPr>
+        <w:spacing w:before="0" w:after="0" w:line="120" w:lineRule="exact"/>
         <w:rPr>
-          <w:rStyle w:val="VerbatimChar"/>
+          <w:sz w:val="4"/>
+          <w:szCs w:val="4"/>
         </w:rPr>
-        <w:t xml:space="preserve">C:\...\copy1&gt; del "Windows Ringin.bak"</w:t>
-      </w:r>
-      <w:r>
-        <w:br/>
-      </w:r>
-      <w:r>
-        <w:rPr>
-          <w:rStyle w:val="VerbatimChar"/>
-        </w:rPr>
-        <w:t xml:space="preserve">C:\...\copy1\Windows Ringin.bak</w:t>
-      </w:r>
-      <w:r>
-        <w:br/>
-      </w:r>
-      <w:r>
-        <w:rPr>
-          <w:rStyle w:val="VerbatimChar"/>
-        </w:rPr>
-        <w:t xml:space="preserve">Access is denied.</w:t>
-      </w:r>
-    </w:p>
-    <w:p>
-      <w:pPr>
-        <w:pStyle w:val="SourceCode"/>
-      </w:pPr>
-      <w:r>
-        <w:rPr>
-          <w:rStyle w:val="VerbatimChar"/>
-        </w:rPr>
-        <w:t xml:space="preserve">C:\...\copy1&gt; del /f "Windows Ringin.bak"</w:t>
-      </w:r>
-      <w:r>
-        <w:br/>
-      </w:r>
-      <w:r>
-        <w:rPr>
-          <w:rStyle w:val="VerbatimChar"/>
-        </w:rPr>
-        <w:t xml:space="preserve">C:\...\copy1&gt; cd ..</w:t>
-      </w:r>
-      <w:r>
-        <w:br/>
-      </w:r>
-      <w:r>
-        <w:rPr>
-          <w:rStyle w:val="VerbatimChar"/>
-        </w:rPr>
-        <w:t xml:space="preserve">C:\...\LAB2&gt; rd /s /q copy1</w:t>
-      </w:r>
-      <w:r>
-        <w:br/>
-      </w:r>
-      <w:r>
-        <w:rPr>
-          <w:rStyle w:val="VerbatimChar"/>
-        </w:rPr>
-        <w:t xml:space="preserve">C:\...\LAB2&gt; dir /a:d /b</w:t>
-      </w:r>
-      <w:r>
-        <w:br/>
-      </w:r>
-      <w:r>
-        <w:rPr>
-          <w:rStyle w:val="VerbatimChar"/>
-        </w:rPr>
-        <w:t xml:space="preserve">bak</w:t>
-      </w:r>
-      <w:r>
-        <w:br/>
-      </w:r>
-      <w:r>
-        <w:rPr>
-          <w:rStyle w:val="VerbatimChar"/>
-        </w:rPr>
-        <w:t xml:space="preserve">copy2</w:t>
-      </w:r>
-      <w:r>
-        <w:br/>
-      </w:r>
-      <w:r>
-        <w:rPr>
-          <w:rStyle w:val="VerbatimChar"/>
-        </w:rPr>
-        <w:t xml:space="preserve">copy3</w:t>
-      </w:r>
-      <w:r>
-        <w:br/>
-      </w:r>
-      <w:r>
-        <w:rPr>
-          <w:rStyle w:val="VerbatimChar"/>
-        </w:rPr>
-        <w:t xml:space="preserve">docs</w:t>
-      </w:r>
-      <w:r>
-        <w:br/>
-      </w:r>
-      <w:r>
-        <w:rPr>
-          <w:rStyle w:val="VerbatimChar"/>
-        </w:rPr>
-        <w:t xml:space="preserve">src</w:t>
-      </w:r>
-      <w:r>
-        <w:br/>
-      </w:r>
-      <w:r>
-        <w:rPr>
-          <w:rStyle w:val="VerbatimChar"/>
-        </w:rPr>
-        <w:t xml:space="preserve">test folder</w:t>
-      </w:r>
+      </w:pPr>
     </w:p>
     <w:p>
       <w:pPr>
@@ -2796,155 +4027,351 @@
     </w:p>
     <w:p>
       <w:pPr>
-        <w:pStyle w:val="SourceCode"/>
-      </w:pPr>
-      <w:r>
+        <w:spacing w:before="0" w:after="0" w:line="120" w:lineRule="exact"/>
         <w:rPr>
-          <w:rStyle w:val="VerbatimChar"/>
+          <w:sz w:val="4"/>
+          <w:szCs w:val="4"/>
         </w:rPr>
-        <w:t xml:space="preserve">C:\...\LAB2&gt; dir src /s /b &gt; docs\listing.txt</w:t>
-      </w:r>
-      <w:r>
-        <w:br/>
-      </w:r>
-      <w:r>
+      </w:pPr>
+    </w:p>
+    <w:tbl>
+      <w:tblPr>
+        <w:tblStyle w:val="SourceCodeTable"/>
+        <w:tblW w:type="dxa" w:w="9637"/>
+        <w:tblInd w:w="0" w:type="dxa"/>
+        <w:tblBorders>
+          <w:top w:color="BFBFBF" w:space="0" w:sz="4" w:val="single"/>
+          <w:left w:color="BFBFBF" w:space="0" w:sz="4" w:val="single"/>
+          <w:bottom w:color="BFBFBF" w:space="0" w:sz="4" w:val="single"/>
+          <w:right w:color="BFBFBF" w:space="0" w:sz="4" w:val="single"/>
+        </w:tblBorders>
+        <w:shd w:color="auto" w:fill="F4F4F4" w:val="clear"/>
+        <w:tblLayout w:type="fixed"/>
+        <w:tblCellMar>
+          <w:top w:type="dxa" w:w="113"/>
+          <w:left w:type="dxa" w:w="113"/>
+          <w:bottom w:type="dxa" w:w="113"/>
+          <w:right w:type="dxa" w:w="113"/>
+        </w:tblCellMar>
+        <w:tblLook w:val="0000" w:firstRow="0" w:lastRow="0" w:firstColumn="0" w:lastColumn="0" w:noHBand="1" w:noVBand="1"/>
+      </w:tblPr>
+      <w:tblGrid>
+        <w:gridCol w:w="9637"/>
+      </w:tblGrid>
+      <w:tr>
+        <w:tc>
+          <w:tcPr>
+            <w:tcW w:type="dxa" w:w="9637"/>
+            <w:shd w:color="auto" w:fill="F4F4F4" w:val="clear"/>
+          </w:tcPr>
+          <w:p>
+            <w:pPr>
+              <w:pStyle w:val="SourceCode"/>
+              <w:spacing w:before="0" w:after="0" w:line="200" w:lineRule="auto"/>
+            </w:pPr>
+            <w:r>
+              <w:t xml:space="preserve">C:\...\LAB2&gt; dir src /s /b &gt; docs\listing.txt</w:t>
+            </w:r>
+          </w:p>
+          <w:p>
+            <w:pPr>
+              <w:pStyle w:val="SourceCode"/>
+              <w:spacing w:before="0" w:after="0" w:line="200" w:lineRule="auto"/>
+            </w:pPr>
+            <w:r>
+              <w:t xml:space="preserve">C:\...\LAB2&gt; find /c ".wav" docs\listing.txt</w:t>
+            </w:r>
+          </w:p>
+          <w:p>
+            <w:pPr>
+              <w:pStyle w:val="SourceCode"/>
+              <w:spacing w:before="0" w:after="0" w:line="200" w:lineRule="auto"/>
+            </w:pPr>
+            <w:r>
+              <w:t xml:space="preserve">---------- DOCS\LISTING.TXT: 70</w:t>
+            </w:r>
+          </w:p>
+        </w:tc>
+      </w:tr>
+    </w:tbl>
+    <w:p>
+      <w:pPr>
+        <w:spacing w:before="0" w:after="0" w:line="120" w:lineRule="exact"/>
         <w:rPr>
-          <w:rStyle w:val="VerbatimChar"/>
+          <w:sz w:val="4"/>
+          <w:szCs w:val="4"/>
         </w:rPr>
-        <w:t xml:space="preserve">C:\...\LAB2&gt; find /c ".wav" docs\listing.txt</w:t>
-      </w:r>
-      <w:r>
-        <w:br/>
-      </w:r>
-      <w:r>
+      </w:pPr>
+    </w:p>
+    <w:p>
+      <w:pPr>
+        <w:spacing w:before="0" w:after="0" w:line="120" w:lineRule="exact"/>
         <w:rPr>
-          <w:rStyle w:val="VerbatimChar"/>
+          <w:sz w:val="4"/>
+          <w:szCs w:val="4"/>
         </w:rPr>
-        <w:t xml:space="preserve">---------- DOCS\LISTING.TXT: 70</w:t>
-      </w:r>
-    </w:p>
-    <w:p>
-      <w:pPr>
-        <w:pStyle w:val="SourceCode"/>
-      </w:pPr>
-      <w:r>
+      </w:pPr>
+    </w:p>
+    <w:tbl>
+      <w:tblPr>
+        <w:tblStyle w:val="SourceCodeTable"/>
+        <w:tblW w:type="dxa" w:w="9637"/>
+        <w:tblInd w:w="0" w:type="dxa"/>
+        <w:tblBorders>
+          <w:top w:color="BFBFBF" w:space="0" w:sz="4" w:val="single"/>
+          <w:left w:color="BFBFBF" w:space="0" w:sz="4" w:val="single"/>
+          <w:bottom w:color="BFBFBF" w:space="0" w:sz="4" w:val="single"/>
+          <w:right w:color="BFBFBF" w:space="0" w:sz="4" w:val="single"/>
+        </w:tblBorders>
+        <w:shd w:color="auto" w:fill="F4F4F4" w:val="clear"/>
+        <w:tblLayout w:type="fixed"/>
+        <w:tblCellMar>
+          <w:top w:type="dxa" w:w="113"/>
+          <w:left w:type="dxa" w:w="113"/>
+          <w:bottom w:type="dxa" w:w="113"/>
+          <w:right w:type="dxa" w:w="113"/>
+        </w:tblCellMar>
+        <w:tblLook w:val="0000" w:firstRow="0" w:lastRow="0" w:firstColumn="0" w:lastColumn="0" w:noHBand="1" w:noVBand="1"/>
+      </w:tblPr>
+      <w:tblGrid>
+        <w:gridCol w:w="9637"/>
+      </w:tblGrid>
+      <w:tr>
+        <w:tc>
+          <w:tcPr>
+            <w:tcW w:type="dxa" w:w="9637"/>
+            <w:shd w:color="auto" w:fill="F4F4F4" w:val="clear"/>
+          </w:tcPr>
+          <w:p>
+            <w:pPr>
+              <w:pStyle w:val="SourceCode"/>
+              <w:spacing w:before="0" w:after="0" w:line="200" w:lineRule="auto"/>
+            </w:pPr>
+            <w:r>
+              <w:t xml:space="preserve">C:\...\LAB2&gt; findstr /i /n "alarm" docs\listing.txt</w:t>
+            </w:r>
+          </w:p>
+          <w:p>
+            <w:pPr>
+              <w:pStyle w:val="SourceCode"/>
+              <w:spacing w:before="0" w:after="0" w:line="200" w:lineRule="auto"/>
+            </w:pPr>
+            <w:r>
+              <w:t xml:space="preserve">3:C:\Users\Student\Desktop\LAB2\src\Alarm01.wav</w:t>
+            </w:r>
+          </w:p>
+          <w:p>
+            <w:pPr>
+              <w:pStyle w:val="SourceCode"/>
+              <w:spacing w:before="0" w:after="0" w:line="200" w:lineRule="auto"/>
+            </w:pPr>
+            <w:r>
+              <w:t xml:space="preserve">4:C:\Users\Student\Desktop\LAB2\src\Alarm02.wav</w:t>
+            </w:r>
+          </w:p>
+          <w:p>
+            <w:pPr>
+              <w:pStyle w:val="SourceCode"/>
+              <w:spacing w:before="0" w:after="0" w:line="200" w:lineRule="auto"/>
+            </w:pPr>
+            <w:r>
+              <w:t xml:space="preserve">...</w:t>
+            </w:r>
+          </w:p>
+        </w:tc>
+      </w:tr>
+    </w:tbl>
+    <w:p>
+      <w:pPr>
+        <w:spacing w:before="0" w:after="0" w:line="120" w:lineRule="exact"/>
         <w:rPr>
-          <w:rStyle w:val="VerbatimChar"/>
+          <w:sz w:val="4"/>
+          <w:szCs w:val="4"/>
         </w:rPr>
-        <w:t xml:space="preserve">C:\...\LAB2&gt; findstr /i /n "alarm" docs\listing.txt</w:t>
-      </w:r>
-      <w:r>
-        <w:br/>
-      </w:r>
-      <w:r>
+      </w:pPr>
+    </w:p>
+    <w:p>
+      <w:pPr>
+        <w:spacing w:before="0" w:after="0" w:line="120" w:lineRule="exact"/>
         <w:rPr>
-          <w:rStyle w:val="VerbatimChar"/>
+          <w:sz w:val="4"/>
+          <w:szCs w:val="4"/>
         </w:rPr>
-        <w:t xml:space="preserve">3:C:\Users\Student\Desktop\LAB2\src\Alarm01.wav</w:t>
-      </w:r>
-      <w:r>
-        <w:br/>
-      </w:r>
-      <w:r>
+      </w:pPr>
+    </w:p>
+    <w:tbl>
+      <w:tblPr>
+        <w:tblStyle w:val="SourceCodeTable"/>
+        <w:tblW w:type="dxa" w:w="9637"/>
+        <w:tblInd w:w="0" w:type="dxa"/>
+        <w:tblBorders>
+          <w:top w:color="BFBFBF" w:space="0" w:sz="4" w:val="single"/>
+          <w:left w:color="BFBFBF" w:space="0" w:sz="4" w:val="single"/>
+          <w:bottom w:color="BFBFBF" w:space="0" w:sz="4" w:val="single"/>
+          <w:right w:color="BFBFBF" w:space="0" w:sz="4" w:val="single"/>
+        </w:tblBorders>
+        <w:shd w:color="auto" w:fill="F4F4F4" w:val="clear"/>
+        <w:tblLayout w:type="fixed"/>
+        <w:tblCellMar>
+          <w:top w:type="dxa" w:w="113"/>
+          <w:left w:type="dxa" w:w="113"/>
+          <w:bottom w:type="dxa" w:w="113"/>
+          <w:right w:type="dxa" w:w="113"/>
+        </w:tblCellMar>
+        <w:tblLook w:val="0000" w:firstRow="0" w:lastRow="0" w:firstColumn="0" w:lastColumn="0" w:noHBand="1" w:noVBand="1"/>
+      </w:tblPr>
+      <w:tblGrid>
+        <w:gridCol w:w="9637"/>
+      </w:tblGrid>
+      <w:tr>
+        <w:tc>
+          <w:tcPr>
+            <w:tcW w:type="dxa" w:w="9637"/>
+            <w:shd w:color="auto" w:fill="F4F4F4" w:val="clear"/>
+          </w:tcPr>
+          <w:p>
+            <w:pPr>
+              <w:pStyle w:val="SourceCode"/>
+              <w:spacing w:before="0" w:after="0" w:line="200" w:lineRule="auto"/>
+            </w:pPr>
+            <w:r>
+              <w:t xml:space="preserve">C:\...\LAB2&gt; echo Звіт сформовано &gt;&gt; docs\listing.txt</w:t>
+            </w:r>
+          </w:p>
+          <w:p>
+            <w:pPr>
+              <w:pStyle w:val="SourceCode"/>
+              <w:spacing w:before="0" w:after="0" w:line="200" w:lineRule="auto"/>
+            </w:pPr>
+            <w:r>
+              <w:t xml:space="preserve">C:\...\LAB2&gt; dir nosuchfile.txt 2&gt; docs\errors.txt</w:t>
+            </w:r>
+          </w:p>
+          <w:p>
+            <w:pPr>
+              <w:pStyle w:val="SourceCode"/>
+              <w:spacing w:before="0" w:after="0" w:line="200" w:lineRule="auto"/>
+            </w:pPr>
+            <w:r>
+              <w:t xml:space="preserve">C:\...\LAB2&gt; type docs\errors.txt</w:t>
+            </w:r>
+          </w:p>
+          <w:p>
+            <w:pPr>
+              <w:pStyle w:val="SourceCode"/>
+              <w:spacing w:before="0" w:after="0" w:line="200" w:lineRule="auto"/>
+            </w:pPr>
+            <w:r>
+              <w:t xml:space="preserve">File Not Found</w:t>
+            </w:r>
+          </w:p>
+        </w:tc>
+      </w:tr>
+    </w:tbl>
+    <w:p>
+      <w:pPr>
+        <w:spacing w:before="0" w:after="0" w:line="120" w:lineRule="exact"/>
         <w:rPr>
-          <w:rStyle w:val="VerbatimChar"/>
+          <w:sz w:val="4"/>
+          <w:szCs w:val="4"/>
         </w:rPr>
-        <w:t xml:space="preserve">4:C:\Users\Student\Desktop\LAB2\src\Alarm02.wav</w:t>
-      </w:r>
-      <w:r>
-        <w:br/>
-      </w:r>
-      <w:r>
+      </w:pPr>
+    </w:p>
+    <w:p>
+      <w:pPr>
+        <w:spacing w:before="0" w:after="0" w:line="120" w:lineRule="exact"/>
         <w:rPr>
-          <w:rStyle w:val="VerbatimChar"/>
+          <w:sz w:val="4"/>
+          <w:szCs w:val="4"/>
         </w:rPr>
-        <w:t xml:space="preserve">...</w:t>
-      </w:r>
-    </w:p>
-    <w:p>
-      <w:pPr>
-        <w:pStyle w:val="SourceCode"/>
-      </w:pPr>
-      <w:r>
+      </w:pPr>
+    </w:p>
+    <w:tbl>
+      <w:tblPr>
+        <w:tblStyle w:val="SourceCodeTable"/>
+        <w:tblW w:type="dxa" w:w="9637"/>
+        <w:tblInd w:w="0" w:type="dxa"/>
+        <w:tblBorders>
+          <w:top w:color="BFBFBF" w:space="0" w:sz="4" w:val="single"/>
+          <w:left w:color="BFBFBF" w:space="0" w:sz="4" w:val="single"/>
+          <w:bottom w:color="BFBFBF" w:space="0" w:sz="4" w:val="single"/>
+          <w:right w:color="BFBFBF" w:space="0" w:sz="4" w:val="single"/>
+        </w:tblBorders>
+        <w:shd w:color="auto" w:fill="F4F4F4" w:val="clear"/>
+        <w:tblLayout w:type="fixed"/>
+        <w:tblCellMar>
+          <w:top w:type="dxa" w:w="113"/>
+          <w:left w:type="dxa" w:w="113"/>
+          <w:bottom w:type="dxa" w:w="113"/>
+          <w:right w:type="dxa" w:w="113"/>
+        </w:tblCellMar>
+        <w:tblLook w:val="0000" w:firstRow="0" w:lastRow="0" w:firstColumn="0" w:lastColumn="0" w:noHBand="1" w:noVBand="1"/>
+      </w:tblPr>
+      <w:tblGrid>
+        <w:gridCol w:w="9637"/>
+      </w:tblGrid>
+      <w:tr>
+        <w:tc>
+          <w:tcPr>
+            <w:tcW w:type="dxa" w:w="9637"/>
+            <w:shd w:color="auto" w:fill="F4F4F4" w:val="clear"/>
+          </w:tcPr>
+          <w:p>
+            <w:pPr>
+              <w:pStyle w:val="SourceCode"/>
+              <w:spacing w:before="0" w:after="0" w:line="200" w:lineRule="auto"/>
+            </w:pPr>
+            <w:r>
+              <w:t xml:space="preserve">C:\...\LAB2&gt; type nul &gt; docs\empty.txt</w:t>
+            </w:r>
+          </w:p>
+          <w:p>
+            <w:pPr>
+              <w:pStyle w:val="SourceCode"/>
+              <w:spacing w:before="0" w:after="0" w:line="200" w:lineRule="auto"/>
+            </w:pPr>
+            <w:r>
+              <w:t xml:space="preserve">C:\...\LAB2&gt; dir docs /b</w:t>
+            </w:r>
+          </w:p>
+          <w:p>
+            <w:pPr>
+              <w:pStyle w:val="SourceCode"/>
+              <w:spacing w:before="0" w:after="0" w:line="200" w:lineRule="auto"/>
+            </w:pPr>
+            <w:r>
+              <w:t xml:space="preserve">empty.txt</w:t>
+            </w:r>
+          </w:p>
+          <w:p>
+            <w:pPr>
+              <w:pStyle w:val="SourceCode"/>
+              <w:spacing w:before="0" w:after="0" w:line="200" w:lineRule="auto"/>
+            </w:pPr>
+            <w:r>
+              <w:t xml:space="preserve">errors.txt</w:t>
+            </w:r>
+          </w:p>
+          <w:p>
+            <w:pPr>
+              <w:pStyle w:val="SourceCode"/>
+              <w:spacing w:before="0" w:after="0" w:line="200" w:lineRule="auto"/>
+            </w:pPr>
+            <w:r>
+              <w:t xml:space="preserve">listing.txt</w:t>
+            </w:r>
+          </w:p>
+        </w:tc>
+      </w:tr>
+    </w:tbl>
+    <w:p>
+      <w:pPr>
+        <w:spacing w:before="0" w:after="0" w:line="120" w:lineRule="exact"/>
         <w:rPr>
-          <w:rStyle w:val="VerbatimChar"/>
+          <w:sz w:val="4"/>
+          <w:szCs w:val="4"/>
         </w:rPr>
-        <w:t xml:space="preserve">C:\...\LAB2&gt; echo Звіт сформовано &gt;&gt; docs\listing.txt</w:t>
-      </w:r>
-      <w:r>
-        <w:br/>
-      </w:r>
-      <w:r>
-        <w:rPr>
-          <w:rStyle w:val="VerbatimChar"/>
-        </w:rPr>
-        <w:t xml:space="preserve">C:\...\LAB2&gt; dir nosuchfile.txt 2&gt; docs\errors.txt</w:t>
-      </w:r>
-      <w:r>
-        <w:br/>
-      </w:r>
-      <w:r>
-        <w:rPr>
-          <w:rStyle w:val="VerbatimChar"/>
-        </w:rPr>
-        <w:t xml:space="preserve">C:\...\LAB2&gt; type docs\errors.txt</w:t>
-      </w:r>
-      <w:r>
-        <w:br/>
-      </w:r>
-      <w:r>
-        <w:rPr>
-          <w:rStyle w:val="VerbatimChar"/>
-        </w:rPr>
-        <w:t xml:space="preserve">File Not Found</w:t>
-      </w:r>
-    </w:p>
-    <w:p>
-      <w:pPr>
-        <w:pStyle w:val="SourceCode"/>
-      </w:pPr>
-      <w:r>
-        <w:rPr>
-          <w:rStyle w:val="VerbatimChar"/>
-        </w:rPr>
-        <w:t xml:space="preserve">C:\...\LAB2&gt; type nul &gt; docs\empty.txt</w:t>
-      </w:r>
-      <w:r>
-        <w:br/>
-      </w:r>
-      <w:r>
-        <w:rPr>
-          <w:rStyle w:val="VerbatimChar"/>
-        </w:rPr>
-        <w:t xml:space="preserve">C:\...\LAB2&gt; dir docs /b</w:t>
-      </w:r>
-      <w:r>
-        <w:br/>
-      </w:r>
-      <w:r>
-        <w:rPr>
-          <w:rStyle w:val="VerbatimChar"/>
-        </w:rPr>
-        <w:t xml:space="preserve">empty.txt</w:t>
-      </w:r>
-      <w:r>
-        <w:br/>
-      </w:r>
-      <w:r>
-        <w:rPr>
-          <w:rStyle w:val="VerbatimChar"/>
-        </w:rPr>
-        <w:t xml:space="preserve">errors.txt</w:t>
-      </w:r>
-      <w:r>
-        <w:br/>
-      </w:r>
-      <w:r>
-        <w:rPr>
-          <w:rStyle w:val="VerbatimChar"/>
-        </w:rPr>
-        <w:t xml:space="preserve">listing.txt</w:t>
-      </w:r>
+      </w:pPr>
     </w:p>
     <w:bookmarkEnd w:id="24"/>
     <w:bookmarkStart w:id="25" w:name="крок-6.-те-саме-в-powershell"/>
@@ -2958,119 +4385,315 @@
     </w:p>
     <w:p>
       <w:pPr>
-        <w:pStyle w:val="SourceCode"/>
-      </w:pPr>
-      <w:r>
+        <w:spacing w:before="0" w:after="0" w:line="120" w:lineRule="exact"/>
         <w:rPr>
-          <w:rStyle w:val="VerbatimChar"/>
+          <w:sz w:val="4"/>
+          <w:szCs w:val="4"/>
         </w:rPr>
-        <w:t xml:space="preserve">PS C:\...\LAB2&gt; Get-ChildItem src -Recurse -File |</w:t>
-      </w:r>
-      <w:r>
-        <w:br/>
-      </w:r>
-      <w:r>
+      </w:pPr>
+    </w:p>
+    <w:tbl>
+      <w:tblPr>
+        <w:tblStyle w:val="SourceCodeTable"/>
+        <w:tblW w:type="dxa" w:w="9637"/>
+        <w:tblInd w:w="0" w:type="dxa"/>
+        <w:tblBorders>
+          <w:top w:color="BFBFBF" w:space="0" w:sz="4" w:val="single"/>
+          <w:left w:color="BFBFBF" w:space="0" w:sz="4" w:val="single"/>
+          <w:bottom w:color="BFBFBF" w:space="0" w:sz="4" w:val="single"/>
+          <w:right w:color="BFBFBF" w:space="0" w:sz="4" w:val="single"/>
+        </w:tblBorders>
+        <w:shd w:color="auto" w:fill="F4F4F4" w:val="clear"/>
+        <w:tblLayout w:type="fixed"/>
+        <w:tblCellMar>
+          <w:top w:type="dxa" w:w="113"/>
+          <w:left w:type="dxa" w:w="113"/>
+          <w:bottom w:type="dxa" w:w="113"/>
+          <w:right w:type="dxa" w:w="113"/>
+        </w:tblCellMar>
+        <w:tblLook w:val="0000" w:firstRow="0" w:lastRow="0" w:firstColumn="0" w:lastColumn="0" w:noHBand="1" w:noVBand="1"/>
+      </w:tblPr>
+      <w:tblGrid>
+        <w:gridCol w:w="9637"/>
+      </w:tblGrid>
+      <w:tr>
+        <w:tc>
+          <w:tcPr>
+            <w:tcW w:type="dxa" w:w="9637"/>
+            <w:shd w:color="auto" w:fill="F4F4F4" w:val="clear"/>
+          </w:tcPr>
+          <w:p>
+            <w:pPr>
+              <w:pStyle w:val="SourceCode"/>
+              <w:spacing w:before="0" w:after="0" w:line="200" w:lineRule="auto"/>
+            </w:pPr>
+            <w:r>
+              <w:t xml:space="preserve">PS C:\...\LAB2&gt; Get-ChildItem src -Recurse -File |</w:t>
+            </w:r>
+          </w:p>
+          <w:p>
+            <w:pPr>
+              <w:pStyle w:val="SourceCode"/>
+              <w:spacing w:before="0" w:after="0" w:line="200" w:lineRule="auto"/>
+            </w:pPr>
+            <w:r>
+              <w:t xml:space="preserve">&gt;&gt;     Measure-Object -Property Length -Sum</w:t>
+            </w:r>
+          </w:p>
+        </w:tc>
+      </w:tr>
+    </w:tbl>
+    <w:p>
+      <w:pPr>
+        <w:spacing w:before="0" w:after="0" w:line="120" w:lineRule="exact"/>
         <w:rPr>
-          <w:rStyle w:val="VerbatimChar"/>
+          <w:sz w:val="4"/>
+          <w:szCs w:val="4"/>
         </w:rPr>
-        <w:t xml:space="preserve">&gt;&gt;     Measure-Object -Property Length -Sum</w:t>
-      </w:r>
-    </w:p>
-    <w:p>
-      <w:pPr>
-        <w:pStyle w:val="SourceCode"/>
-      </w:pPr>
-      <w:r>
+      </w:pPr>
+    </w:p>
+    <w:p>
+      <w:pPr>
+        <w:spacing w:before="0" w:after="0" w:line="120" w:lineRule="exact"/>
         <w:rPr>
-          <w:rStyle w:val="VerbatimChar"/>
+          <w:sz w:val="4"/>
+          <w:szCs w:val="4"/>
         </w:rPr>
-        <w:t xml:space="preserve">Count    : 70</w:t>
-      </w:r>
-      <w:r>
-        <w:br/>
-      </w:r>
-      <w:r>
+      </w:pPr>
+    </w:p>
+    <w:tbl>
+      <w:tblPr>
+        <w:tblStyle w:val="SourceCodeTable"/>
+        <w:tblW w:type="dxa" w:w="9637"/>
+        <w:tblInd w:w="0" w:type="dxa"/>
+        <w:tblBorders>
+          <w:top w:color="BFBFBF" w:space="0" w:sz="4" w:val="single"/>
+          <w:left w:color="BFBFBF" w:space="0" w:sz="4" w:val="single"/>
+          <w:bottom w:color="BFBFBF" w:space="0" w:sz="4" w:val="single"/>
+          <w:right w:color="BFBFBF" w:space="0" w:sz="4" w:val="single"/>
+        </w:tblBorders>
+        <w:shd w:color="auto" w:fill="F4F4F4" w:val="clear"/>
+        <w:tblLayout w:type="fixed"/>
+        <w:tblCellMar>
+          <w:top w:type="dxa" w:w="113"/>
+          <w:left w:type="dxa" w:w="113"/>
+          <w:bottom w:type="dxa" w:w="113"/>
+          <w:right w:type="dxa" w:w="113"/>
+        </w:tblCellMar>
+        <w:tblLook w:val="0000" w:firstRow="0" w:lastRow="0" w:firstColumn="0" w:lastColumn="0" w:noHBand="1" w:noVBand="1"/>
+      </w:tblPr>
+      <w:tblGrid>
+        <w:gridCol w:w="9637"/>
+      </w:tblGrid>
+      <w:tr>
+        <w:tc>
+          <w:tcPr>
+            <w:tcW w:type="dxa" w:w="9637"/>
+            <w:shd w:color="auto" w:fill="F4F4F4" w:val="clear"/>
+          </w:tcPr>
+          <w:p>
+            <w:pPr>
+              <w:pStyle w:val="SourceCode"/>
+              <w:spacing w:before="0" w:after="0" w:line="200" w:lineRule="auto"/>
+            </w:pPr>
+            <w:r>
+              <w:t xml:space="preserve">Count    : 70</w:t>
+            </w:r>
+          </w:p>
+          <w:p>
+            <w:pPr>
+              <w:pStyle w:val="SourceCode"/>
+              <w:spacing w:before="0" w:after="0" w:line="200" w:lineRule="auto"/>
+            </w:pPr>
+            <w:r>
+              <w:t xml:space="preserve">Sum      : 12648174</w:t>
+            </w:r>
+          </w:p>
+        </w:tc>
+      </w:tr>
+    </w:tbl>
+    <w:p>
+      <w:pPr>
+        <w:spacing w:before="0" w:after="0" w:line="120" w:lineRule="exact"/>
         <w:rPr>
-          <w:rStyle w:val="VerbatimChar"/>
+          <w:sz w:val="4"/>
+          <w:szCs w:val="4"/>
         </w:rPr>
-        <w:t xml:space="preserve">Sum      : 12648174</w:t>
-      </w:r>
-    </w:p>
-    <w:p>
-      <w:pPr>
-        <w:pStyle w:val="SourceCode"/>
-      </w:pPr>
-      <w:r>
+      </w:pPr>
+    </w:p>
+    <w:p>
+      <w:pPr>
+        <w:spacing w:before="0" w:after="0" w:line="120" w:lineRule="exact"/>
         <w:rPr>
-          <w:rStyle w:val="VerbatimChar"/>
+          <w:sz w:val="4"/>
+          <w:szCs w:val="4"/>
         </w:rPr>
-        <w:t xml:space="preserve">PS C:\...\LAB2&gt; Get-ChildItem src -Recurse -File |</w:t>
-      </w:r>
-      <w:r>
-        <w:br/>
-      </w:r>
-      <w:r>
+      </w:pPr>
+    </w:p>
+    <w:tbl>
+      <w:tblPr>
+        <w:tblStyle w:val="SourceCodeTable"/>
+        <w:tblW w:type="dxa" w:w="9637"/>
+        <w:tblInd w:w="0" w:type="dxa"/>
+        <w:tblBorders>
+          <w:top w:color="BFBFBF" w:space="0" w:sz="4" w:val="single"/>
+          <w:left w:color="BFBFBF" w:space="0" w:sz="4" w:val="single"/>
+          <w:bottom w:color="BFBFBF" w:space="0" w:sz="4" w:val="single"/>
+          <w:right w:color="BFBFBF" w:space="0" w:sz="4" w:val="single"/>
+        </w:tblBorders>
+        <w:shd w:color="auto" w:fill="F4F4F4" w:val="clear"/>
+        <w:tblLayout w:type="fixed"/>
+        <w:tblCellMar>
+          <w:top w:type="dxa" w:w="113"/>
+          <w:left w:type="dxa" w:w="113"/>
+          <w:bottom w:type="dxa" w:w="113"/>
+          <w:right w:type="dxa" w:w="113"/>
+        </w:tblCellMar>
+        <w:tblLook w:val="0000" w:firstRow="0" w:lastRow="0" w:firstColumn="0" w:lastColumn="0" w:noHBand="1" w:noVBand="1"/>
+      </w:tblPr>
+      <w:tblGrid>
+        <w:gridCol w:w="9637"/>
+      </w:tblGrid>
+      <w:tr>
+        <w:tc>
+          <w:tcPr>
+            <w:tcW w:type="dxa" w:w="9637"/>
+            <w:shd w:color="auto" w:fill="F4F4F4" w:val="clear"/>
+          </w:tcPr>
+          <w:p>
+            <w:pPr>
+              <w:pStyle w:val="SourceCode"/>
+              <w:spacing w:before="0" w:after="0" w:line="200" w:lineRule="auto"/>
+            </w:pPr>
+            <w:r>
+              <w:t xml:space="preserve">PS C:\...\LAB2&gt; Get-ChildItem src -Recurse -File |</w:t>
+            </w:r>
+          </w:p>
+          <w:p>
+            <w:pPr>
+              <w:pStyle w:val="SourceCode"/>
+              <w:spacing w:before="0" w:after="0" w:line="200" w:lineRule="auto"/>
+            </w:pPr>
+            <w:r>
+              <w:t xml:space="preserve">&gt;&gt;     Sort-Object Length -Descending |</w:t>
+            </w:r>
+          </w:p>
+          <w:p>
+            <w:pPr>
+              <w:pStyle w:val="SourceCode"/>
+              <w:spacing w:before="0" w:after="0" w:line="200" w:lineRule="auto"/>
+            </w:pPr>
+            <w:r>
+              <w:t xml:space="preserve">&gt;&gt;     Select-Object -First 3 Name, Length</w:t>
+            </w:r>
+          </w:p>
+        </w:tc>
+      </w:tr>
+    </w:tbl>
+    <w:p>
+      <w:pPr>
+        <w:spacing w:before="0" w:after="0" w:line="120" w:lineRule="exact"/>
         <w:rPr>
-          <w:rStyle w:val="VerbatimChar"/>
+          <w:sz w:val="4"/>
+          <w:szCs w:val="4"/>
         </w:rPr>
-        <w:t xml:space="preserve">&gt;&gt;     Sort-Object Length -Descending |</w:t>
-      </w:r>
-      <w:r>
-        <w:br/>
-      </w:r>
-      <w:r>
+      </w:pPr>
+    </w:p>
+    <w:p>
+      <w:pPr>
+        <w:spacing w:before="0" w:after="0" w:line="120" w:lineRule="exact"/>
         <w:rPr>
-          <w:rStyle w:val="VerbatimChar"/>
+          <w:sz w:val="4"/>
+          <w:szCs w:val="4"/>
         </w:rPr>
-        <w:t xml:space="preserve">&gt;&gt;     Select-Object -First 3 Name, Length</w:t>
-      </w:r>
-    </w:p>
-    <w:p>
-      <w:pPr>
-        <w:pStyle w:val="SourceCode"/>
-      </w:pPr>
-      <w:r>
+      </w:pPr>
+    </w:p>
+    <w:tbl>
+      <w:tblPr>
+        <w:tblStyle w:val="SourceCodeTable"/>
+        <w:tblW w:type="dxa" w:w="9637"/>
+        <w:tblInd w:w="0" w:type="dxa"/>
+        <w:tblBorders>
+          <w:top w:color="BFBFBF" w:space="0" w:sz="4" w:val="single"/>
+          <w:left w:color="BFBFBF" w:space="0" w:sz="4" w:val="single"/>
+          <w:bottom w:color="BFBFBF" w:space="0" w:sz="4" w:val="single"/>
+          <w:right w:color="BFBFBF" w:space="0" w:sz="4" w:val="single"/>
+        </w:tblBorders>
+        <w:shd w:color="auto" w:fill="F4F4F4" w:val="clear"/>
+        <w:tblLayout w:type="fixed"/>
+        <w:tblCellMar>
+          <w:top w:type="dxa" w:w="113"/>
+          <w:left w:type="dxa" w:w="113"/>
+          <w:bottom w:type="dxa" w:w="113"/>
+          <w:right w:type="dxa" w:w="113"/>
+        </w:tblCellMar>
+        <w:tblLook w:val="0000" w:firstRow="0" w:lastRow="0" w:firstColumn="0" w:lastColumn="0" w:noHBand="1" w:noVBand="1"/>
+      </w:tblPr>
+      <w:tblGrid>
+        <w:gridCol w:w="9637"/>
+      </w:tblGrid>
+      <w:tr>
+        <w:tc>
+          <w:tcPr>
+            <w:tcW w:type="dxa" w:w="9637"/>
+            <w:shd w:color="auto" w:fill="F4F4F4" w:val="clear"/>
+          </w:tcPr>
+          <w:p>
+            <w:pPr>
+              <w:pStyle w:val="SourceCode"/>
+              <w:spacing w:before="0" w:after="0" w:line="200" w:lineRule="auto"/>
+            </w:pPr>
+            <w:r>
+              <w:t xml:space="preserve">Name                       Length</w:t>
+            </w:r>
+          </w:p>
+          <w:p>
+            <w:pPr>
+              <w:pStyle w:val="SourceCode"/>
+              <w:spacing w:before="0" w:after="0" w:line="200" w:lineRule="auto"/>
+            </w:pPr>
+            <w:r>
+              <w:t xml:space="preserve">----                       ------</w:t>
+            </w:r>
+          </w:p>
+          <w:p>
+            <w:pPr>
+              <w:pStyle w:val="SourceCode"/>
+              <w:spacing w:before="0" w:after="0" w:line="200" w:lineRule="auto"/>
+            </w:pPr>
+            <w:r>
+              <w:t xml:space="preserve">Windows Logon.wav         1189836</w:t>
+            </w:r>
+          </w:p>
+          <w:p>
+            <w:pPr>
+              <w:pStyle w:val="SourceCode"/>
+              <w:spacing w:before="0" w:after="0" w:line="200" w:lineRule="auto"/>
+            </w:pPr>
+            <w:r>
+              <w:t xml:space="preserve">Windows Shutdown.wav       729068</w:t>
+            </w:r>
+          </w:p>
+          <w:p>
+            <w:pPr>
+              <w:pStyle w:val="SourceCode"/>
+              <w:spacing w:before="0" w:after="0" w:line="200" w:lineRule="auto"/>
+            </w:pPr>
+            <w:r>
+              <w:t xml:space="preserve">Windows Startup.wav        497908</w:t>
+            </w:r>
+          </w:p>
+        </w:tc>
+      </w:tr>
+    </w:tbl>
+    <w:p>
+      <w:pPr>
+        <w:spacing w:before="0" w:after="0" w:line="120" w:lineRule="exact"/>
         <w:rPr>
-          <w:rStyle w:val="VerbatimChar"/>
+          <w:sz w:val="4"/>
+          <w:szCs w:val="4"/>
         </w:rPr>
-        <w:t xml:space="preserve">Name                       Length</w:t>
-      </w:r>
-      <w:r>
-        <w:br/>
-      </w:r>
-      <w:r>
-        <w:rPr>
-          <w:rStyle w:val="VerbatimChar"/>
-        </w:rPr>
-        <w:t xml:space="preserve">----                       ------</w:t>
-      </w:r>
-      <w:r>
-        <w:br/>
-      </w:r>
-      <w:r>
-        <w:rPr>
-          <w:rStyle w:val="VerbatimChar"/>
-        </w:rPr>
-        <w:t xml:space="preserve">Windows Logon.wav         1189836</w:t>
-      </w:r>
-      <w:r>
-        <w:br/>
-      </w:r>
-      <w:r>
-        <w:rPr>
-          <w:rStyle w:val="VerbatimChar"/>
-        </w:rPr>
-        <w:t xml:space="preserve">Windows Shutdown.wav       729068</w:t>
-      </w:r>
-      <w:r>
-        <w:br/>
-      </w:r>
-      <w:r>
-        <w:rPr>
-          <w:rStyle w:val="VerbatimChar"/>
-        </w:rPr>
-        <w:t xml:space="preserve">Windows Startup.wav        497908</w:t>
-      </w:r>
+      </w:pPr>
     </w:p>
     <w:p>
       <w:pPr>
@@ -6400,15 +8023,8 @@
     <w:basedOn w:val="Normal"/>
     <w:qFormat/>
     <w:pPr>
-      <w:pBdr>
-        <w:top w:color="BFBFBF" w:space="4" w:sz="4" w:val="single"/>
-        <w:left w:color="BFBFBF" w:space="4" w:sz="4" w:val="single"/>
-        <w:bottom w:color="BFBFBF" w:space="4" w:sz="4" w:val="single"/>
-        <w:right w:color="BFBFBF" w:space="4" w:sz="4" w:val="single"/>
-      </w:pBdr>
-      <w:shd w:color="auto" w:fill="F4F4F4" w:val="clear"/>
-      <w:spacing w:after="120" w:before="120" w:line="200" w:lineRule="auto"/>
-      <w:ind w:firstLine="0" w:left="284" w:right="284"/>
+      <w:spacing w:after="0" w:before="0" w:line="200" w:lineRule="auto"/>
+      <w:ind w:hanging="340" w:left="340" w:right="0"/>
       <w:jc w:val="left"/>
     </w:pPr>
     <w:rPr>
@@ -6416,6 +8032,27 @@
       <w:sz w:val="18"/>
       <w:szCs w:val="18"/>
     </w:rPr>
+  </w:style>
+  <w:style w:customStyle="1" w:styleId="SourceCodeTable" w:type="table">
+    <w:name w:val="Source Code Table"/>
+    <w:basedOn w:val="TableNormal"/>
+    <w:qFormat/>
+    <w:tblPr>
+      <w:tblInd w:type="dxa" w:w="0"/>
+      <w:tblBorders>
+        <w:top w:color="BFBFBF" w:space="0" w:sz="4" w:val="single"/>
+        <w:left w:color="BFBFBF" w:space="0" w:sz="4" w:val="single"/>
+        <w:bottom w:color="BFBFBF" w:space="0" w:sz="4" w:val="single"/>
+        <w:right w:color="BFBFBF" w:space="0" w:sz="4" w:val="single"/>
+      </w:tblBorders>
+      <w:shd w:color="auto" w:fill="F4F4F4" w:val="clear"/>
+      <w:tblCellMar>
+        <w:top w:type="dxa" w:w="113"/>
+        <w:left w:type="dxa" w:w="113"/>
+        <w:bottom w:type="dxa" w:w="113"/>
+        <w:right w:type="dxa" w:w="113"/>
+      </w:tblCellMar>
+    </w:tblPr>
   </w:style>
   <w:style w:type="paragraph" w:customStyle="1" w:styleId="TableCaption">
     <w:name w:val="TableCaption"/>

--- a/public/labs/os/pz-25/ЛР2_ОС_Файли_та_каталоги_в_командному_рядку_Windows.docx
+++ b/public/labs/os/pz-25/ЛР2_ОС_Файли_та_каталоги_в_командному_рядку_Windows.docx
@@ -135,7 +135,7 @@
         <w:pStyle w:val="BodyText"/>
       </w:pPr>
       <w:r>
-        <w:t xml:space="preserve">Якщо шлях містить пробіли, його беруть у подвійні лапки: cd</w:t>
+        <w:t xml:space="preserve">Якщо шлях містить пробіли, його беруть у подвійні лапки: dir</w:t>
       </w:r>
       <w:r>
         <w:t xml:space="preserve"> </w:t>
@@ -144,7 +144,15 @@
         <w:t xml:space="preserve">“Program Files”</w:t>
       </w:r>
       <w:r>
-        <w:t xml:space="preserve">. Без лапок командний процесор сприйме пробіл як роздільник аргументів і повідомить про помилку синтаксису.</w:t>
+        <w:t xml:space="preserve">. Без лапок командний процесор сприйме пробіл як роздільник аргументів: команда dir Program Files шукатиме два різні об’єкти — Program і Files — і повідомить, що файл не знайдено.</w:t>
+      </w:r>
+    </w:p>
+    <w:p>
+      <w:pPr>
+        <w:pStyle w:val="BodyText"/>
+      </w:pPr>
+      <w:r>
+        <w:t xml:space="preserve">Команда cd — виняток. Вона приймає лише один аргумент, тому весь рядок після cd вважає одним шляхом: cd Program Files спрацює і без лапок. Покладатися на цей виняток не варто: для будь-якої іншої команди пробіл без лапок розріже шлях. Найнебезпечніше це для del — команда del test folder спробує видалити два файли, test і folder, у поточному каталозі, а зовсім не каталог «test folder». Тому шляхи з пробілами беруть у лапки завжди.</w:t>
       </w:r>
     </w:p>
     <w:bookmarkEnd w:id="9"/>
@@ -287,6 +295,14 @@
         <w:pStyle w:val="FirstParagraph"/>
       </w:pPr>
       <w:r>
+        <w:t xml:space="preserve">Пояснення після :: у цьому та наступних переліках — лише для читача, вводити їх не треба: посеред рядка :: не є коментарем, і командний процесор передасть ці символи команді як зайві аргументи.</w:t>
+      </w:r>
+    </w:p>
+    <w:p>
+      <w:pPr>
+        <w:pStyle w:val="BodyText"/>
+      </w:pPr>
+      <w:r>
         <w:t xml:space="preserve">Пара pushd / popd зручна, коли треба ненадовго відлучитися в інший каталог і гарантовано повернутися: вона працює як стек, тому виклики можна вкладати.</w:t>
       </w:r>
     </w:p>
@@ -418,7 +434,15 @@
         <w:pStyle w:val="FirstParagraph"/>
       </w:pPr>
       <w:r>
-        <w:t xml:space="preserve">Маска розкривається не командою, а самою командою-адресатом, тому одна й та сама маска в dir і в del дає однаковий набір файлів. Це властивість, на якій ґрунтується головне правило безпеки: перш ніж виконати del із маскою, виконайте з тією самою маскою dir і подивіться, що саме потрапить під видалення.</w:t>
+        <w:t xml:space="preserve">Маску розкриває не командний процесор, як в оболонках Linux, а сама команда, якій її передали; dir і del роблять це однаково, тож одна й та сама маска дає в них однаковий набір файлів. На цьому ґрунтується головне правило безпеки: перш ніж виконати del із маскою, виконайте з тією самою маскою dir і подивіться, що саме потрапить під видалення.</w:t>
+      </w:r>
+    </w:p>
+    <w:p>
+      <w:pPr>
+        <w:pStyle w:val="BodyText"/>
+      </w:pPr>
+      <w:r>
+        <w:t xml:space="preserve">Перевірка потрібна ще й тому, що маски в Windows мають несподіванки. Для сумісності з MS-DOS файлова система може зберігати для кожного файлу друге, коротке ім’я у форматі 8.3 — наприклад, PRESEN~1.HTM для presentation.html. Маска зіставляється з обома іменами, тож на диску, де короткі імена ввімкнено (зазвичай це системний диск C:), del *.htm видалить і файли з розширенням html.</w:t>
       </w:r>
     </w:p>
     <w:bookmarkEnd w:id="11"/>
@@ -2313,8 +2337,8 @@
       <w:tblPr>
         <w:tblStyle w:val="Table"/>
         <w:tblW w:type="dxa" w:w="9637"/>
+        <w:tblLayout w:type="fixed"/>
         <w:tblLook w:firstRow="1" w:lastRow="0" w:firstColumn="0" w:lastColumn="0" w:noHBand="0" w:noVBand="0" w:val="0020"/>
-        <w:tblLayout w:type="fixed"/>
       </w:tblPr>
       <w:tblGrid>
         <w:gridCol w:w="4819"/>
@@ -2372,7 +2396,7 @@
               <w:rPr>
                 <w:rStyle w:val="VerbatimChar"/>
               </w:rPr>
-              <w:t xml:space="preserve">Get-ChildItem -Recurse -Name</w:t>
+              <w:t xml:space="preserve">(Get-ChildItem -Recurse).FullName</w:t>
             </w:r>
           </w:p>
         </w:tc>
@@ -2492,7 +2516,7 @@
               <w:rPr>
                 <w:rStyle w:val="VerbatimChar"/>
               </w:rPr>
-              <w:t xml:space="preserve">Remove-Item *.tmp -Recurse</w:t>
+              <w:t xml:space="preserve">Get-ChildItem -Recurse -Filter *.tmp \| Remove-Item</w:t>
             </w:r>
           </w:p>
         </w:tc>
@@ -2522,7 +2546,7 @@
               <w:rPr>
                 <w:rStyle w:val="VerbatimChar"/>
               </w:rPr>
-              <w:t xml:space="preserve">Select-String "error" *.log -Recurse</w:t>
+              <w:t xml:space="preserve">Get-ChildItem -Recurse -Filter *.log \| Select-String "error"</w:t>
             </w:r>
           </w:p>
         </w:tc>
@@ -2558,6 +2582,14 @@
         </w:tc>
       </w:tr>
     </w:tbl>
+    <w:p>
+      <w:pPr>
+        <w:pStyle w:val="BodyText"/>
+      </w:pPr>
+      <w:r>
+        <w:t xml:space="preserve">Два останні рядки свідомо записано конвеєром. Очевидний варіант Remove-Item *.tmp -Recurse не шукає файли в підкаталогах: ключ -Recurse стосується лише каталогів, які самі підпали під маску, — поведінка, яку Microsoft описує в документації як відому. А в Select-String параметра -Recurse немає зовсім. Пошук по дереву в PowerShell завжди робить Get-ChildItem -Recurse, а решта команд обробляє те, що вона передала.</w:t>
+      </w:r>
+    </w:p>
     <w:p>
       <w:pPr>
         <w:pStyle w:val="BodyText"/>
@@ -2914,23 +2946,7 @@
         <w:pStyle w:val="FirstParagraph"/>
       </w:pPr>
       <w:r>
-        <w:t xml:space="preserve">Windows CMD дозволяє використовувати пробіли в якості значення аргументу, який приймає cd «test folder» і «</w:t>
-      </w:r>
-      <w:r>
-        <w:t xml:space="preserve">“test folder”</w:t>
-      </w:r>
-      <w:r>
-        <w:t xml:space="preserve">» працюють однаково.</w:t>
-      </w:r>
-    </w:p>
-    <w:bookmarkEnd w:id="20"/>
-    <w:bookmarkStart w:id="21" w:name="крок-2.-наповнення-та-маски"/>
-    <w:p>
-      <w:pPr>
-        <w:pStyle w:val="Heading3"/>
-      </w:pPr>
-      <w:r>
-        <w:t xml:space="preserve">Крок 2. Наповнення та маски</w:t>
+        <w:t xml:space="preserve">Команда cd спрацювала і з лапками, і без них: вона приймає лише один аргумент і вважає шляхом весь рядок. Інші команди так не роблять — порівняйте:</w:t>
       </w:r>
     </w:p>
     <w:p>
@@ -2978,25 +2994,34 @@
               <w:spacing w:before="0" w:after="0" w:line="200" w:lineRule="auto"/>
             </w:pPr>
             <w:r>
-              <w:t xml:space="preserve">C:\...\LAB2&gt; xcopy /s /i %SystemRoot%\Media src</w:t>
-            </w:r>
-          </w:p>
-          <w:p>
-            <w:pPr>
-              <w:pStyle w:val="SourceCode"/>
-              <w:spacing w:before="0" w:after="0" w:line="200" w:lineRule="auto"/>
-            </w:pPr>
-            <w:r>
-              <w:t xml:space="preserve">...</w:t>
-            </w:r>
-          </w:p>
-          <w:p>
-            <w:pPr>
-              <w:pStyle w:val="SourceCode"/>
-              <w:spacing w:before="0" w:after="0" w:line="200" w:lineRule="auto"/>
-            </w:pPr>
-            <w:r>
-              <w:t xml:space="preserve">70 File(s) copied</w:t>
+              <w:t xml:space="preserve">C:\...\LAB2&gt; dir /b test folder</w:t>
+            </w:r>
+          </w:p>
+          <w:p>
+            <w:pPr>
+              <w:pStyle w:val="SourceCode"/>
+              <w:spacing w:before="0" w:after="0" w:line="200" w:lineRule="auto"/>
+            </w:pPr>
+            <w:r>
+              <w:t xml:space="preserve">File Not Found</w:t>
+            </w:r>
+          </w:p>
+          <w:p>
+            <w:pPr>
+              <w:pStyle w:val="SourceCode"/>
+              <w:spacing w:before="0" w:after="0" w:line="200" w:lineRule="auto"/>
+            </w:pPr>
+            <w:r>
+              <w:t xml:space="preserve">C:\...\LAB2&gt; dir /b "test folder"</w:t>
+            </w:r>
+          </w:p>
+          <w:p>
+            <w:pPr>
+              <w:pStyle w:val="SourceCode"/>
+              <w:spacing w:before="0" w:after="0" w:line="200" w:lineRule="auto"/>
+            </w:pPr>
+            <w:r>
+              <w:t xml:space="preserve">C:\...\LAB2&gt;</w:t>
             </w:r>
           </w:p>
         </w:tc>
@@ -3010,6 +3035,24 @@
           <w:szCs w:val="4"/>
         </w:rPr>
       </w:pPr>
+    </w:p>
+    <w:p>
+      <w:pPr>
+        <w:pStyle w:val="FirstParagraph"/>
+      </w:pPr>
+      <w:r>
+        <w:t xml:space="preserve">Без лапок dir шукала два окремі об’єкти, test і folder, і не знайшла жодного. З лапками команда відпрацювала: каталог «test folder» поки порожній, тому вивід порожній.</w:t>
+      </w:r>
+    </w:p>
+    <w:bookmarkEnd w:id="20"/>
+    <w:bookmarkStart w:id="21" w:name="крок-2.-наповнення-та-маски"/>
+    <w:p>
+      <w:pPr>
+        <w:pStyle w:val="Heading3"/>
+      </w:pPr>
+      <w:r>
+        <w:t xml:space="preserve">Крок 2. Наповнення та маски</w:t>
+      </w:r>
     </w:p>
     <w:p>
       <w:pPr>
@@ -3056,43 +3099,7 @@
               <w:spacing w:before="0" w:after="0" w:line="200" w:lineRule="auto"/>
             </w:pPr>
             <w:r>
-              <w:t xml:space="preserve">C:\...\LAB2&gt; dir src /s /b | find /c ":"</w:t>
-            </w:r>
-          </w:p>
-          <w:p>
-            <w:pPr>
-              <w:pStyle w:val="SourceCode"/>
-              <w:spacing w:before="0" w:after="0" w:line="200" w:lineRule="auto"/>
-            </w:pPr>
-            <w:r>
-              <w:t xml:space="preserve">78</w:t>
-            </w:r>
-          </w:p>
-          <w:p>
-            <w:pPr>
-              <w:pStyle w:val="SourceCode"/>
-              <w:spacing w:before="0" w:after="0" w:line="200" w:lineRule="auto"/>
-            </w:pPr>
-            <w:r>
-              <w:t xml:space="preserve">C:\...\LAB2&gt; dir src\*.wav /o:-s /b</w:t>
-            </w:r>
-          </w:p>
-          <w:p>
-            <w:pPr>
-              <w:pStyle w:val="SourceCode"/>
-              <w:spacing w:before="0" w:after="0" w:line="200" w:lineRule="auto"/>
-            </w:pPr>
-            <w:r>
-              <w:t xml:space="preserve">Windows Ringin.wav</w:t>
-            </w:r>
-          </w:p>
-          <w:p>
-            <w:pPr>
-              <w:pStyle w:val="SourceCode"/>
-              <w:spacing w:before="0" w:after="0" w:line="200" w:lineRule="auto"/>
-            </w:pPr>
-            <w:r>
-              <w:t xml:space="preserve">Windows Notify Calendar.wav</w:t>
+              <w:t xml:space="preserve">C:\...\LAB2&gt; xcopy /s /e /i %SystemRoot%\Media src</w:t>
             </w:r>
           </w:p>
           <w:p>
@@ -3110,16 +3117,7 @@
               <w:spacing w:before="0" w:after="0" w:line="200" w:lineRule="auto"/>
             </w:pPr>
             <w:r>
-              <w:t xml:space="preserve">C:\...\LAB2&gt; dir src\??.wav /b</w:t>
-            </w:r>
-          </w:p>
-          <w:p>
-            <w:pPr>
-              <w:pStyle w:val="SourceCode"/>
-              <w:spacing w:before="0" w:after="0" w:line="200" w:lineRule="auto"/>
-            </w:pPr>
-            <w:r>
-              <w:t xml:space="preserve">File Not Found</w:t>
+              <w:t xml:space="preserve">70 File(s) copied</w:t>
             </w:r>
           </w:p>
         </w:tc>
@@ -3133,24 +3131,6 @@
           <w:szCs w:val="4"/>
         </w:rPr>
       </w:pPr>
-    </w:p>
-    <w:p>
-      <w:pPr>
-        <w:pStyle w:val="FirstParagraph"/>
-      </w:pPr>
-      <w:r>
-        <w:t xml:space="preserve">Маска ??.wav не знайшла нічого: серед файлів немає жодного, ім’я якого складається рівно з двох символів. Маска *.wav дала б усі сімдесят.</w:t>
-      </w:r>
-    </w:p>
-    <w:bookmarkEnd w:id="21"/>
-    <w:bookmarkStart w:id="22" w:name="крок-3.-три-способи-копіювання"/>
-    <w:p>
-      <w:pPr>
-        <w:pStyle w:val="Heading3"/>
-      </w:pPr>
-      <w:r>
-        <w:t xml:space="preserve">Крок 3. Три способи копіювання</w:t>
-      </w:r>
     </w:p>
     <w:p>
       <w:pPr>
@@ -3197,7 +3177,79 @@
               <w:spacing w:before="0" w:after="0" w:line="200" w:lineRule="auto"/>
             </w:pPr>
             <w:r>
-              <w:t xml:space="preserve">C:\...\LAB2&gt; md copy1 copy2 copy3</w:t>
+              <w:t xml:space="preserve">C:\...\LAB2&gt; dir src /s /b | find /c ":"</w:t>
+            </w:r>
+          </w:p>
+          <w:p>
+            <w:pPr>
+              <w:pStyle w:val="SourceCode"/>
+              <w:spacing w:before="0" w:after="0" w:line="200" w:lineRule="auto"/>
+            </w:pPr>
+            <w:r>
+              <w:t xml:space="preserve">78</w:t>
+            </w:r>
+          </w:p>
+          <w:p>
+            <w:pPr>
+              <w:pStyle w:val="SourceCode"/>
+              <w:spacing w:before="0" w:after="0" w:line="200" w:lineRule="auto"/>
+            </w:pPr>
+            <w:r>
+              <w:t xml:space="preserve">C:\...\LAB2&gt; dir src\*.wav /o:-s /b</w:t>
+            </w:r>
+          </w:p>
+          <w:p>
+            <w:pPr>
+              <w:pStyle w:val="SourceCode"/>
+              <w:spacing w:before="0" w:after="0" w:line="200" w:lineRule="auto"/>
+            </w:pPr>
+            <w:r>
+              <w:t xml:space="preserve">Windows Logon.wav</w:t>
+            </w:r>
+          </w:p>
+          <w:p>
+            <w:pPr>
+              <w:pStyle w:val="SourceCode"/>
+              <w:spacing w:before="0" w:after="0" w:line="200" w:lineRule="auto"/>
+            </w:pPr>
+            <w:r>
+              <w:t xml:space="preserve">Windows Shutdown.wav</w:t>
+            </w:r>
+          </w:p>
+          <w:p>
+            <w:pPr>
+              <w:pStyle w:val="SourceCode"/>
+              <w:spacing w:before="0" w:after="0" w:line="200" w:lineRule="auto"/>
+            </w:pPr>
+            <w:r>
+              <w:t xml:space="preserve">Windows Startup.wav</w:t>
+            </w:r>
+          </w:p>
+          <w:p>
+            <w:pPr>
+              <w:pStyle w:val="SourceCode"/>
+              <w:spacing w:before="0" w:after="0" w:line="200" w:lineRule="auto"/>
+            </w:pPr>
+            <w:r>
+              <w:t xml:space="preserve">...</w:t>
+            </w:r>
+          </w:p>
+          <w:p>
+            <w:pPr>
+              <w:pStyle w:val="SourceCode"/>
+              <w:spacing w:before="0" w:after="0" w:line="200" w:lineRule="auto"/>
+            </w:pPr>
+            <w:r>
+              <w:t xml:space="preserve">C:\...\LAB2&gt; dir src\??.wav /b</w:t>
+            </w:r>
+          </w:p>
+          <w:p>
+            <w:pPr>
+              <w:pStyle w:val="SourceCode"/>
+              <w:spacing w:before="0" w:after="0" w:line="200" w:lineRule="auto"/>
+            </w:pPr>
+            <w:r>
+              <w:t xml:space="preserve">File Not Found</w:t>
             </w:r>
           </w:p>
         </w:tc>
@@ -3211,6 +3263,32 @@
           <w:szCs w:val="4"/>
         </w:rPr>
       </w:pPr>
+    </w:p>
+    <w:p>
+      <w:pPr>
+        <w:pStyle w:val="FirstParagraph"/>
+      </w:pPr>
+      <w:r>
+        <w:t xml:space="preserve">xcopy повідомила про 70 файлів, а dir нарахувала 78 об’єктів: крім файлів, у src тепер є вісім підкаталогів джерела. У цьому прикладі вони порожні, тож скопіювати їх вдалося лише завдяки ключу /e — з самим /s xcopy пропускає порожні каталоги.</w:t>
+      </w:r>
+    </w:p>
+    <w:p>
+      <w:pPr>
+        <w:pStyle w:val="BodyText"/>
+      </w:pPr>
+      <w:r>
+        <w:t xml:space="preserve">Маска ??.wav не знайшла нічого: серед файлів немає жодного, ім’я якого складається рівно з двох символів. Маска *.wav дала б усі сімдесят.</w:t>
+      </w:r>
+    </w:p>
+    <w:bookmarkEnd w:id="21"/>
+    <w:bookmarkStart w:id="22" w:name="крок-3.-три-способи-копіювання"/>
+    <w:p>
+      <w:pPr>
+        <w:pStyle w:val="Heading3"/>
+      </w:pPr>
+      <w:r>
+        <w:t xml:space="preserve">Крок 3. Три способи копіювання</w:t>
+      </w:r>
     </w:p>
     <w:p>
       <w:pPr>
@@ -3257,43 +3335,7 @@
               <w:spacing w:before="0" w:after="0" w:line="200" w:lineRule="auto"/>
             </w:pPr>
             <w:r>
-              <w:t xml:space="preserve">C:\...\LAB2&gt; echo %time%</w:t>
-            </w:r>
-          </w:p>
-          <w:p>
-            <w:pPr>
-              <w:pStyle w:val="SourceCode"/>
-              <w:spacing w:before="0" w:after="0" w:line="200" w:lineRule="auto"/>
-            </w:pPr>
-            <w:r>
-              <w:t xml:space="preserve">14:22:05,31</w:t>
-            </w:r>
-          </w:p>
-          <w:p>
-            <w:pPr>
-              <w:pStyle w:val="SourceCode"/>
-              <w:spacing w:before="0" w:after="0" w:line="200" w:lineRule="auto"/>
-            </w:pPr>
-            <w:r>
-              <w:t xml:space="preserve">C:\...\LAB2&gt; copy src\*.* copy1\ &gt; nul</w:t>
-            </w:r>
-          </w:p>
-          <w:p>
-            <w:pPr>
-              <w:pStyle w:val="SourceCode"/>
-              <w:spacing w:before="0" w:after="0" w:line="200" w:lineRule="auto"/>
-            </w:pPr>
-            <w:r>
-              <w:t xml:space="preserve">C:\...\LAB2&gt; echo %time%</w:t>
-            </w:r>
-          </w:p>
-          <w:p>
-            <w:pPr>
-              <w:pStyle w:val="SourceCode"/>
-              <w:spacing w:before="0" w:after="0" w:line="200" w:lineRule="auto"/>
-            </w:pPr>
-            <w:r>
-              <w:t xml:space="preserve">14:22:06,08</w:t>
+              <w:t xml:space="preserve">C:\...\LAB2&gt; md copy1 copy2 copy3</w:t>
             </w:r>
           </w:p>
         </w:tc>
@@ -3362,16 +3404,16 @@
               <w:spacing w:before="0" w:after="0" w:line="200" w:lineRule="auto"/>
             </w:pPr>
             <w:r>
-              <w:t xml:space="preserve">14:22:11,44</w:t>
-            </w:r>
-          </w:p>
-          <w:p>
-            <w:pPr>
-              <w:pStyle w:val="SourceCode"/>
-              <w:spacing w:before="0" w:after="0" w:line="200" w:lineRule="auto"/>
-            </w:pPr>
-            <w:r>
-              <w:t xml:space="preserve">C:\...\LAB2&gt; xcopy /s /e /q src copy2\ &gt; nul</w:t>
+              <w:t xml:space="preserve">14:22:05,31</w:t>
+            </w:r>
+          </w:p>
+          <w:p>
+            <w:pPr>
+              <w:pStyle w:val="SourceCode"/>
+              <w:spacing w:before="0" w:after="0" w:line="200" w:lineRule="auto"/>
+            </w:pPr>
+            <w:r>
+              <w:t xml:space="preserve">C:\...\LAB2&gt; copy src\*.* copy1\ &gt; nul</w:t>
             </w:r>
           </w:p>
           <w:p>
@@ -3389,7 +3431,7 @@
               <w:spacing w:before="0" w:after="0" w:line="200" w:lineRule="auto"/>
             </w:pPr>
             <w:r>
-              <w:t xml:space="preserve">14:22:12,97</w:t>
+              <w:t xml:space="preserve">14:22:06,08</w:t>
             </w:r>
           </w:p>
         </w:tc>
@@ -3458,16 +3500,16 @@
               <w:spacing w:before="0" w:after="0" w:line="200" w:lineRule="auto"/>
             </w:pPr>
             <w:r>
-              <w:t xml:space="preserve">14:22:20,12</w:t>
-            </w:r>
-          </w:p>
-          <w:p>
-            <w:pPr>
-              <w:pStyle w:val="SourceCode"/>
-              <w:spacing w:before="0" w:after="0" w:line="200" w:lineRule="auto"/>
-            </w:pPr>
-            <w:r>
-              <w:t xml:space="preserve">C:\...\LAB2&gt; robocopy src copy3 /e /mt:8 /njh /njs /nfl /ndl &gt; nul</w:t>
+              <w:t xml:space="preserve">14:22:11,44</w:t>
+            </w:r>
+          </w:p>
+          <w:p>
+            <w:pPr>
+              <w:pStyle w:val="SourceCode"/>
+              <w:spacing w:before="0" w:after="0" w:line="200" w:lineRule="auto"/>
+            </w:pPr>
+            <w:r>
+              <w:t xml:space="preserve">C:\...\LAB2&gt; xcopy /s /e /q src copy2\ &gt; nul</w:t>
             </w:r>
           </w:p>
           <w:p>
@@ -3485,7 +3527,7 @@
               <w:spacing w:before="0" w:after="0" w:line="200" w:lineRule="auto"/>
             </w:pPr>
             <w:r>
-              <w:t xml:space="preserve">14:22:20,79</w:t>
+              <w:t xml:space="preserve">14:22:12,97</w:t>
             </w:r>
           </w:p>
         </w:tc>
@@ -3545,52 +3587,43 @@
               <w:spacing w:before="0" w:after="0" w:line="200" w:lineRule="auto"/>
             </w:pPr>
             <w:r>
-              <w:t xml:space="preserve">C:\...\LAB2&gt; dir copy1 /s /b | find /c ":"</w:t>
-            </w:r>
-          </w:p>
-          <w:p>
-            <w:pPr>
-              <w:pStyle w:val="SourceCode"/>
-              <w:spacing w:before="0" w:after="0" w:line="200" w:lineRule="auto"/>
-            </w:pPr>
-            <w:r>
-              <w:t xml:space="preserve">70</w:t>
-            </w:r>
-          </w:p>
-          <w:p>
-            <w:pPr>
-              <w:pStyle w:val="SourceCode"/>
-              <w:spacing w:before="0" w:after="0" w:line="200" w:lineRule="auto"/>
-            </w:pPr>
-            <w:r>
-              <w:t xml:space="preserve">C:\...\LAB2&gt; dir copy2 /s /b | find /c ":"</w:t>
-            </w:r>
-          </w:p>
-          <w:p>
-            <w:pPr>
-              <w:pStyle w:val="SourceCode"/>
-              <w:spacing w:before="0" w:after="0" w:line="200" w:lineRule="auto"/>
-            </w:pPr>
-            <w:r>
-              <w:t xml:space="preserve">78</w:t>
-            </w:r>
-          </w:p>
-          <w:p>
-            <w:pPr>
-              <w:pStyle w:val="SourceCode"/>
-              <w:spacing w:before="0" w:after="0" w:line="200" w:lineRule="auto"/>
-            </w:pPr>
-            <w:r>
-              <w:t xml:space="preserve">C:\...\LAB2&gt; dir copy3 /s /b | find /c ":"</w:t>
-            </w:r>
-          </w:p>
-          <w:p>
-            <w:pPr>
-              <w:pStyle w:val="SourceCode"/>
-              <w:spacing w:before="0" w:after="0" w:line="200" w:lineRule="auto"/>
-            </w:pPr>
-            <w:r>
-              <w:t xml:space="preserve">78</w:t>
+              <w:t xml:space="preserve">C:\...\LAB2&gt; echo %time%</w:t>
+            </w:r>
+          </w:p>
+          <w:p>
+            <w:pPr>
+              <w:pStyle w:val="SourceCode"/>
+              <w:spacing w:before="0" w:after="0" w:line="200" w:lineRule="auto"/>
+            </w:pPr>
+            <w:r>
+              <w:t xml:space="preserve">14:22:20,12</w:t>
+            </w:r>
+          </w:p>
+          <w:p>
+            <w:pPr>
+              <w:pStyle w:val="SourceCode"/>
+              <w:spacing w:before="0" w:after="0" w:line="200" w:lineRule="auto"/>
+            </w:pPr>
+            <w:r>
+              <w:t xml:space="preserve">C:\...\LAB2&gt; robocopy src copy3 /e /mt:8 /njh /njs /nfl /ndl &gt; nul</w:t>
+            </w:r>
+          </w:p>
+          <w:p>
+            <w:pPr>
+              <w:pStyle w:val="SourceCode"/>
+              <w:spacing w:before="0" w:after="0" w:line="200" w:lineRule="auto"/>
+            </w:pPr>
+            <w:r>
+              <w:t xml:space="preserve">C:\...\LAB2&gt; echo %time%</w:t>
+            </w:r>
+          </w:p>
+          <w:p>
+            <w:pPr>
+              <w:pStyle w:val="SourceCode"/>
+              <w:spacing w:before="0" w:after="0" w:line="200" w:lineRule="auto"/>
+            </w:pPr>
+            <w:r>
+              <w:t xml:space="preserve">14:22:20,79</w:t>
             </w:r>
           </w:p>
         </w:tc>
@@ -3604,24 +3637,6 @@
           <w:szCs w:val="4"/>
         </w:rPr>
       </w:pPr>
-    </w:p>
-    <w:p>
-      <w:pPr>
-        <w:pStyle w:val="FirstParagraph"/>
-      </w:pPr>
-      <w:r>
-        <w:t xml:space="preserve">У copy1 потрапило сімдесят файлів, у copy2 і copy3 — сімдесят вісім. Різниця у вісім об’єктів — це підкаталоги джерела з їхнім вмістом: команда copy їх просто не бачить, вона працює лише в межах одного каталогу. Це не помилка користувача, а межа можливостей самої команди.</w:t>
-      </w:r>
-    </w:p>
-    <w:bookmarkEnd w:id="22"/>
-    <w:bookmarkStart w:id="23" w:name="X5a4c47d5de03a59b13414b1bfccc68f7b27f2cf"/>
-    <w:p>
-      <w:pPr>
-        <w:pStyle w:val="Heading3"/>
-      </w:pPr>
-      <w:r>
-        <w:t xml:space="preserve">Крок 4. Перейменування, атрибути, видалення</w:t>
-      </w:r>
     </w:p>
     <w:p>
       <w:pPr>
@@ -3668,25 +3683,7 @@
               <w:spacing w:before="0" w:after="0" w:line="200" w:lineRule="auto"/>
             </w:pPr>
             <w:r>
-              <w:t xml:space="preserve">C:\...\LAB2&gt; cd copy1</w:t>
-            </w:r>
-          </w:p>
-          <w:p>
-            <w:pPr>
-              <w:pStyle w:val="SourceCode"/>
-              <w:spacing w:before="0" w:after="0" w:line="200" w:lineRule="auto"/>
-            </w:pPr>
-            <w:r>
-              <w:t xml:space="preserve">C:\...\copy1&gt; ren *.wav *.bak</w:t>
-            </w:r>
-          </w:p>
-          <w:p>
-            <w:pPr>
-              <w:pStyle w:val="SourceCode"/>
-              <w:spacing w:before="0" w:after="0" w:line="200" w:lineRule="auto"/>
-            </w:pPr>
-            <w:r>
-              <w:t xml:space="preserve">C:\...\copy1&gt; dir /b | find /c ".bak"</w:t>
+              <w:t xml:space="preserve">C:\...\LAB2&gt; dir copy1 /s /b | find /c ":"</w:t>
             </w:r>
           </w:p>
           <w:p>
@@ -3696,6 +3693,42 @@
             </w:pPr>
             <w:r>
               <w:t xml:space="preserve">70</w:t>
+            </w:r>
+          </w:p>
+          <w:p>
+            <w:pPr>
+              <w:pStyle w:val="SourceCode"/>
+              <w:spacing w:before="0" w:after="0" w:line="200" w:lineRule="auto"/>
+            </w:pPr>
+            <w:r>
+              <w:t xml:space="preserve">C:\...\LAB2&gt; dir copy2 /s /b | find /c ":"</w:t>
+            </w:r>
+          </w:p>
+          <w:p>
+            <w:pPr>
+              <w:pStyle w:val="SourceCode"/>
+              <w:spacing w:before="0" w:after="0" w:line="200" w:lineRule="auto"/>
+            </w:pPr>
+            <w:r>
+              <w:t xml:space="preserve">78</w:t>
+            </w:r>
+          </w:p>
+          <w:p>
+            <w:pPr>
+              <w:pStyle w:val="SourceCode"/>
+              <w:spacing w:before="0" w:after="0" w:line="200" w:lineRule="auto"/>
+            </w:pPr>
+            <w:r>
+              <w:t xml:space="preserve">C:\...\LAB2&gt; dir copy3 /s /b | find /c ":"</w:t>
+            </w:r>
+          </w:p>
+          <w:p>
+            <w:pPr>
+              <w:pStyle w:val="SourceCode"/>
+              <w:spacing w:before="0" w:after="0" w:line="200" w:lineRule="auto"/>
+            </w:pPr>
+            <w:r>
+              <w:t xml:space="preserve">78</w:t>
             </w:r>
           </w:p>
         </w:tc>
@@ -3709,6 +3742,24 @@
           <w:szCs w:val="4"/>
         </w:rPr>
       </w:pPr>
+    </w:p>
+    <w:p>
+      <w:pPr>
+        <w:pStyle w:val="FirstParagraph"/>
+      </w:pPr>
+      <w:r>
+        <w:t xml:space="preserve">У copy1 потрапило сімдесят файлів, у copy2 і copy3 — сімдесят вісім об’єктів. Різниця у вісім — це підкаталоги джерела: команда copy їх просто не бачить, вона працює лише в межах одного каталогу. Якби в підкаталогах лежали файли, copy пропустила б і їх. Це не помилка користувача, а межа можливостей самої команди.</w:t>
+      </w:r>
+    </w:p>
+    <w:bookmarkEnd w:id="22"/>
+    <w:bookmarkStart w:id="23" w:name="X5a4c47d5de03a59b13414b1bfccc68f7b27f2cf"/>
+    <w:p>
+      <w:pPr>
+        <w:pStyle w:val="Heading3"/>
+      </w:pPr>
+      <w:r>
+        <w:t xml:space="preserve">Крок 4. Перейменування, атрибути, видалення</w:t>
+      </w:r>
     </w:p>
     <w:p>
       <w:pPr>
@@ -3755,25 +3806,34 @@
               <w:spacing w:before="0" w:after="0" w:line="200" w:lineRule="auto"/>
             </w:pPr>
             <w:r>
-              <w:t xml:space="preserve">C:\...\copy1&gt; attrib +r "Windows Ringin.bak"</w:t>
-            </w:r>
-          </w:p>
-          <w:p>
-            <w:pPr>
-              <w:pStyle w:val="SourceCode"/>
-              <w:spacing w:before="0" w:after="0" w:line="200" w:lineRule="auto"/>
-            </w:pPr>
-            <w:r>
-              <w:t xml:space="preserve">C:\...\copy1&gt; attrib "Windows Ringin.bak"</w:t>
-            </w:r>
-          </w:p>
-          <w:p>
-            <w:pPr>
-              <w:pStyle w:val="SourceCode"/>
-              <w:spacing w:before="0" w:after="0" w:line="200" w:lineRule="auto"/>
-            </w:pPr>
-            <w:r>
-              <w:t xml:space="preserve">A  R     C:\Users\Student\Desktop\LAB2\copy1\Windows Ringin.bak</w:t>
+              <w:t xml:space="preserve">C:\...\LAB2&gt; cd copy1</w:t>
+            </w:r>
+          </w:p>
+          <w:p>
+            <w:pPr>
+              <w:pStyle w:val="SourceCode"/>
+              <w:spacing w:before="0" w:after="0" w:line="200" w:lineRule="auto"/>
+            </w:pPr>
+            <w:r>
+              <w:t xml:space="preserve">C:\...\copy1&gt; ren *.wav *.bak</w:t>
+            </w:r>
+          </w:p>
+          <w:p>
+            <w:pPr>
+              <w:pStyle w:val="SourceCode"/>
+              <w:spacing w:before="0" w:after="0" w:line="200" w:lineRule="auto"/>
+            </w:pPr>
+            <w:r>
+              <w:t xml:space="preserve">C:\...\copy1&gt; dir /b | find /c ".bak"</w:t>
+            </w:r>
+          </w:p>
+          <w:p>
+            <w:pPr>
+              <w:pStyle w:val="SourceCode"/>
+              <w:spacing w:before="0" w:after="0" w:line="200" w:lineRule="auto"/>
+            </w:pPr>
+            <w:r>
+              <w:t xml:space="preserve">70</w:t>
             </w:r>
           </w:p>
         </w:tc>
@@ -3833,25 +3893,25 @@
               <w:spacing w:before="0" w:after="0" w:line="200" w:lineRule="auto"/>
             </w:pPr>
             <w:r>
-              <w:t xml:space="preserve">C:\...\copy1&gt; del "Windows Ringin.bak"</w:t>
-            </w:r>
-          </w:p>
-          <w:p>
-            <w:pPr>
-              <w:pStyle w:val="SourceCode"/>
-              <w:spacing w:before="0" w:after="0" w:line="200" w:lineRule="auto"/>
-            </w:pPr>
-            <w:r>
-              <w:t xml:space="preserve">C:\...\copy1\Windows Ringin.bak</w:t>
-            </w:r>
-          </w:p>
-          <w:p>
-            <w:pPr>
-              <w:pStyle w:val="SourceCode"/>
-              <w:spacing w:before="0" w:after="0" w:line="200" w:lineRule="auto"/>
-            </w:pPr>
-            <w:r>
-              <w:t xml:space="preserve">Access is denied.</w:t>
+              <w:t xml:space="preserve">C:\...\copy1&gt; attrib +r "Windows Ringin.bak"</w:t>
+            </w:r>
+          </w:p>
+          <w:p>
+            <w:pPr>
+              <w:pStyle w:val="SourceCode"/>
+              <w:spacing w:before="0" w:after="0" w:line="200" w:lineRule="auto"/>
+            </w:pPr>
+            <w:r>
+              <w:t xml:space="preserve">C:\...\copy1&gt; attrib "Windows Ringin.bak"</w:t>
+            </w:r>
+          </w:p>
+          <w:p>
+            <w:pPr>
+              <w:pStyle w:val="SourceCode"/>
+              <w:spacing w:before="0" w:after="0" w:line="200" w:lineRule="auto"/>
+            </w:pPr>
+            <w:r>
+              <w:t xml:space="preserve">A  R     C:\Users\Student\Desktop\LAB2\copy1\Windows Ringin.bak</w:t>
             </w:r>
           </w:p>
         </w:tc>
@@ -3911,88 +3971,25 @@
               <w:spacing w:before="0" w:after="0" w:line="200" w:lineRule="auto"/>
             </w:pPr>
             <w:r>
-              <w:t xml:space="preserve">C:\...\copy1&gt; del /f "Windows Ringin.bak"</w:t>
-            </w:r>
-          </w:p>
-          <w:p>
-            <w:pPr>
-              <w:pStyle w:val="SourceCode"/>
-              <w:spacing w:before="0" w:after="0" w:line="200" w:lineRule="auto"/>
-            </w:pPr>
-            <w:r>
-              <w:t xml:space="preserve">C:\...\copy1&gt; cd ..</w:t>
-            </w:r>
-          </w:p>
-          <w:p>
-            <w:pPr>
-              <w:pStyle w:val="SourceCode"/>
-              <w:spacing w:before="0" w:after="0" w:line="200" w:lineRule="auto"/>
-            </w:pPr>
-            <w:r>
-              <w:t xml:space="preserve">C:\...\LAB2&gt; rd /s /q copy1</w:t>
-            </w:r>
-          </w:p>
-          <w:p>
-            <w:pPr>
-              <w:pStyle w:val="SourceCode"/>
-              <w:spacing w:before="0" w:after="0" w:line="200" w:lineRule="auto"/>
-            </w:pPr>
-            <w:r>
-              <w:t xml:space="preserve">C:\...\LAB2&gt; dir /a:d /b</w:t>
-            </w:r>
-          </w:p>
-          <w:p>
-            <w:pPr>
-              <w:pStyle w:val="SourceCode"/>
-              <w:spacing w:before="0" w:after="0" w:line="200" w:lineRule="auto"/>
-            </w:pPr>
-            <w:r>
-              <w:t xml:space="preserve">bak</w:t>
-            </w:r>
-          </w:p>
-          <w:p>
-            <w:pPr>
-              <w:pStyle w:val="SourceCode"/>
-              <w:spacing w:before="0" w:after="0" w:line="200" w:lineRule="auto"/>
-            </w:pPr>
-            <w:r>
-              <w:t xml:space="preserve">copy2</w:t>
-            </w:r>
-          </w:p>
-          <w:p>
-            <w:pPr>
-              <w:pStyle w:val="SourceCode"/>
-              <w:spacing w:before="0" w:after="0" w:line="200" w:lineRule="auto"/>
-            </w:pPr>
-            <w:r>
-              <w:t xml:space="preserve">copy3</w:t>
-            </w:r>
-          </w:p>
-          <w:p>
-            <w:pPr>
-              <w:pStyle w:val="SourceCode"/>
-              <w:spacing w:before="0" w:after="0" w:line="200" w:lineRule="auto"/>
-            </w:pPr>
-            <w:r>
-              <w:t xml:space="preserve">docs</w:t>
-            </w:r>
-          </w:p>
-          <w:p>
-            <w:pPr>
-              <w:pStyle w:val="SourceCode"/>
-              <w:spacing w:before="0" w:after="0" w:line="200" w:lineRule="auto"/>
-            </w:pPr>
-            <w:r>
-              <w:t xml:space="preserve">src</w:t>
-            </w:r>
-          </w:p>
-          <w:p>
-            <w:pPr>
-              <w:pStyle w:val="SourceCode"/>
-              <w:spacing w:before="0" w:after="0" w:line="200" w:lineRule="auto"/>
-            </w:pPr>
-            <w:r>
-              <w:t xml:space="preserve">test folder</w:t>
+              <w:t xml:space="preserve">C:\...\copy1&gt; del "Windows Ringin.bak"</w:t>
+            </w:r>
+          </w:p>
+          <w:p>
+            <w:pPr>
+              <w:pStyle w:val="SourceCode"/>
+              <w:spacing w:before="0" w:after="0" w:line="200" w:lineRule="auto"/>
+            </w:pPr>
+            <w:r>
+              <w:t xml:space="preserve">C:\...\copy1\Windows Ringin.bak</w:t>
+            </w:r>
+          </w:p>
+          <w:p>
+            <w:pPr>
+              <w:pStyle w:val="SourceCode"/>
+              <w:spacing w:before="0" w:after="0" w:line="200" w:lineRule="auto"/>
+            </w:pPr>
+            <w:r>
+              <w:t xml:space="preserve">Access is denied.</w:t>
             </w:r>
           </w:p>
         </w:tc>
@@ -4006,24 +4003,6 @@
           <w:szCs w:val="4"/>
         </w:rPr>
       </w:pPr>
-    </w:p>
-    <w:p>
-      <w:pPr>
-        <w:pStyle w:val="FirstParagraph"/>
-      </w:pPr>
-      <w:r>
-        <w:t xml:space="preserve">Атрибут R зупинив звичайне видалення: файлова система відмовила в доступі. Ключ /f знімає це обмеження. Зверніть увагу, що rd /s /q знищив увесь каталог із сімдесятьма файлами без жодного запитання і без переміщення в кошик.</w:t>
-      </w:r>
-    </w:p>
-    <w:bookmarkEnd w:id="23"/>
-    <w:bookmarkStart w:id="24" w:name="крок-5.-перенаправлення-конвеєр-пошук"/>
-    <w:p>
-      <w:pPr>
-        <w:pStyle w:val="Heading3"/>
-      </w:pPr>
-      <w:r>
-        <w:t xml:space="preserve">Крок 5. Перенаправлення, конвеєр, пошук</w:t>
-      </w:r>
     </w:p>
     <w:p>
       <w:pPr>
@@ -4070,25 +4049,88 @@
               <w:spacing w:before="0" w:after="0" w:line="200" w:lineRule="auto"/>
             </w:pPr>
             <w:r>
-              <w:t xml:space="preserve">C:\...\LAB2&gt; dir src /s /b &gt; docs\listing.txt</w:t>
-            </w:r>
-          </w:p>
-          <w:p>
-            <w:pPr>
-              <w:pStyle w:val="SourceCode"/>
-              <w:spacing w:before="0" w:after="0" w:line="200" w:lineRule="auto"/>
-            </w:pPr>
-            <w:r>
-              <w:t xml:space="preserve">C:\...\LAB2&gt; find /c ".wav" docs\listing.txt</w:t>
-            </w:r>
-          </w:p>
-          <w:p>
-            <w:pPr>
-              <w:pStyle w:val="SourceCode"/>
-              <w:spacing w:before="0" w:after="0" w:line="200" w:lineRule="auto"/>
-            </w:pPr>
-            <w:r>
-              <w:t xml:space="preserve">---------- DOCS\LISTING.TXT: 70</w:t>
+              <w:t xml:space="preserve">C:\...\copy1&gt; del /f "Windows Ringin.bak"</w:t>
+            </w:r>
+          </w:p>
+          <w:p>
+            <w:pPr>
+              <w:pStyle w:val="SourceCode"/>
+              <w:spacing w:before="0" w:after="0" w:line="200" w:lineRule="auto"/>
+            </w:pPr>
+            <w:r>
+              <w:t xml:space="preserve">C:\...\copy1&gt; cd ..</w:t>
+            </w:r>
+          </w:p>
+          <w:p>
+            <w:pPr>
+              <w:pStyle w:val="SourceCode"/>
+              <w:spacing w:before="0" w:after="0" w:line="200" w:lineRule="auto"/>
+            </w:pPr>
+            <w:r>
+              <w:t xml:space="preserve">C:\...\LAB2&gt; rd /s /q copy1</w:t>
+            </w:r>
+          </w:p>
+          <w:p>
+            <w:pPr>
+              <w:pStyle w:val="SourceCode"/>
+              <w:spacing w:before="0" w:after="0" w:line="200" w:lineRule="auto"/>
+            </w:pPr>
+            <w:r>
+              <w:t xml:space="preserve">C:\...\LAB2&gt; dir /a:d /b</w:t>
+            </w:r>
+          </w:p>
+          <w:p>
+            <w:pPr>
+              <w:pStyle w:val="SourceCode"/>
+              <w:spacing w:before="0" w:after="0" w:line="200" w:lineRule="auto"/>
+            </w:pPr>
+            <w:r>
+              <w:t xml:space="preserve">bak</w:t>
+            </w:r>
+          </w:p>
+          <w:p>
+            <w:pPr>
+              <w:pStyle w:val="SourceCode"/>
+              <w:spacing w:before="0" w:after="0" w:line="200" w:lineRule="auto"/>
+            </w:pPr>
+            <w:r>
+              <w:t xml:space="preserve">copy2</w:t>
+            </w:r>
+          </w:p>
+          <w:p>
+            <w:pPr>
+              <w:pStyle w:val="SourceCode"/>
+              <w:spacing w:before="0" w:after="0" w:line="200" w:lineRule="auto"/>
+            </w:pPr>
+            <w:r>
+              <w:t xml:space="preserve">copy3</w:t>
+            </w:r>
+          </w:p>
+          <w:p>
+            <w:pPr>
+              <w:pStyle w:val="SourceCode"/>
+              <w:spacing w:before="0" w:after="0" w:line="200" w:lineRule="auto"/>
+            </w:pPr>
+            <w:r>
+              <w:t xml:space="preserve">docs</w:t>
+            </w:r>
+          </w:p>
+          <w:p>
+            <w:pPr>
+              <w:pStyle w:val="SourceCode"/>
+              <w:spacing w:before="0" w:after="0" w:line="200" w:lineRule="auto"/>
+            </w:pPr>
+            <w:r>
+              <w:t xml:space="preserve">src</w:t>
+            </w:r>
+          </w:p>
+          <w:p>
+            <w:pPr>
+              <w:pStyle w:val="SourceCode"/>
+              <w:spacing w:before="0" w:after="0" w:line="200" w:lineRule="auto"/>
+            </w:pPr>
+            <w:r>
+              <w:t xml:space="preserve">test folder</w:t>
             </w:r>
           </w:p>
         </w:tc>
@@ -4102,6 +4144,24 @@
           <w:szCs w:val="4"/>
         </w:rPr>
       </w:pPr>
+    </w:p>
+    <w:p>
+      <w:pPr>
+        <w:pStyle w:val="FirstParagraph"/>
+      </w:pPr>
+      <w:r>
+        <w:t xml:space="preserve">Атрибут R зупинив звичайне видалення: файлова система відмовила в доступі. Ключ /f знімає це обмеження. Зверніть увагу, що rd /s /q знищив увесь каталог із сімдесятьма файлами без жодного запитання і без переміщення в кошик.</w:t>
+      </w:r>
+    </w:p>
+    <w:bookmarkEnd w:id="23"/>
+    <w:bookmarkStart w:id="24" w:name="крок-5.-перенаправлення-конвеєр-пошук"/>
+    <w:p>
+      <w:pPr>
+        <w:pStyle w:val="Heading3"/>
+      </w:pPr>
+      <w:r>
+        <w:t xml:space="preserve">Крок 5. Перенаправлення, конвеєр, пошук</w:t>
+      </w:r>
     </w:p>
     <w:p>
       <w:pPr>
@@ -4148,34 +4208,25 @@
               <w:spacing w:before="0" w:after="0" w:line="200" w:lineRule="auto"/>
             </w:pPr>
             <w:r>
-              <w:t xml:space="preserve">C:\...\LAB2&gt; findstr /i /n "alarm" docs\listing.txt</w:t>
-            </w:r>
-          </w:p>
-          <w:p>
-            <w:pPr>
-              <w:pStyle w:val="SourceCode"/>
-              <w:spacing w:before="0" w:after="0" w:line="200" w:lineRule="auto"/>
-            </w:pPr>
-            <w:r>
-              <w:t xml:space="preserve">3:C:\Users\Student\Desktop\LAB2\src\Alarm01.wav</w:t>
-            </w:r>
-          </w:p>
-          <w:p>
-            <w:pPr>
-              <w:pStyle w:val="SourceCode"/>
-              <w:spacing w:before="0" w:after="0" w:line="200" w:lineRule="auto"/>
-            </w:pPr>
-            <w:r>
-              <w:t xml:space="preserve">4:C:\Users\Student\Desktop\LAB2\src\Alarm02.wav</w:t>
-            </w:r>
-          </w:p>
-          <w:p>
-            <w:pPr>
-              <w:pStyle w:val="SourceCode"/>
-              <w:spacing w:before="0" w:after="0" w:line="200" w:lineRule="auto"/>
-            </w:pPr>
-            <w:r>
-              <w:t xml:space="preserve">...</w:t>
+              <w:t xml:space="preserve">C:\...\LAB2&gt; dir src /s /b &gt; docs\listing.txt</w:t>
+            </w:r>
+          </w:p>
+          <w:p>
+            <w:pPr>
+              <w:pStyle w:val="SourceCode"/>
+              <w:spacing w:before="0" w:after="0" w:line="200" w:lineRule="auto"/>
+            </w:pPr>
+            <w:r>
+              <w:t xml:space="preserve">C:\...\LAB2&gt; find /c ".wav" docs\listing.txt</w:t>
+            </w:r>
+          </w:p>
+          <w:p>
+            <w:pPr>
+              <w:pStyle w:val="SourceCode"/>
+              <w:spacing w:before="0" w:after="0" w:line="200" w:lineRule="auto"/>
+            </w:pPr>
+            <w:r>
+              <w:t xml:space="preserve">---------- DOCS\LISTING.TXT: 70</w:t>
             </w:r>
           </w:p>
         </w:tc>
@@ -4235,34 +4286,34 @@
               <w:spacing w:before="0" w:after="0" w:line="200" w:lineRule="auto"/>
             </w:pPr>
             <w:r>
-              <w:t xml:space="preserve">C:\...\LAB2&gt; echo Звіт сформовано &gt;&gt; docs\listing.txt</w:t>
-            </w:r>
-          </w:p>
-          <w:p>
-            <w:pPr>
-              <w:pStyle w:val="SourceCode"/>
-              <w:spacing w:before="0" w:after="0" w:line="200" w:lineRule="auto"/>
-            </w:pPr>
-            <w:r>
-              <w:t xml:space="preserve">C:\...\LAB2&gt; dir nosuchfile.txt 2&gt; docs\errors.txt</w:t>
-            </w:r>
-          </w:p>
-          <w:p>
-            <w:pPr>
-              <w:pStyle w:val="SourceCode"/>
-              <w:spacing w:before="0" w:after="0" w:line="200" w:lineRule="auto"/>
-            </w:pPr>
-            <w:r>
-              <w:t xml:space="preserve">C:\...\LAB2&gt; type docs\errors.txt</w:t>
-            </w:r>
-          </w:p>
-          <w:p>
-            <w:pPr>
-              <w:pStyle w:val="SourceCode"/>
-              <w:spacing w:before="0" w:after="0" w:line="200" w:lineRule="auto"/>
-            </w:pPr>
-            <w:r>
-              <w:t xml:space="preserve">File Not Found</w:t>
+              <w:t xml:space="preserve">C:\...\LAB2&gt; findstr /i /n "alarm" docs\listing.txt</w:t>
+            </w:r>
+          </w:p>
+          <w:p>
+            <w:pPr>
+              <w:pStyle w:val="SourceCode"/>
+              <w:spacing w:before="0" w:after="0" w:line="200" w:lineRule="auto"/>
+            </w:pPr>
+            <w:r>
+              <w:t xml:space="preserve">3:C:\Users\Student\Desktop\LAB2\src\Alarm01.wav</w:t>
+            </w:r>
+          </w:p>
+          <w:p>
+            <w:pPr>
+              <w:pStyle w:val="SourceCode"/>
+              <w:spacing w:before="0" w:after="0" w:line="200" w:lineRule="auto"/>
+            </w:pPr>
+            <w:r>
+              <w:t xml:space="preserve">4:C:\Users\Student\Desktop\LAB2\src\Alarm02.wav</w:t>
+            </w:r>
+          </w:p>
+          <w:p>
+            <w:pPr>
+              <w:pStyle w:val="SourceCode"/>
+              <w:spacing w:before="0" w:after="0" w:line="200" w:lineRule="auto"/>
+            </w:pPr>
+            <w:r>
+              <w:t xml:space="preserve">...</w:t>
             </w:r>
           </w:p>
         </w:tc>
@@ -4322,43 +4373,34 @@
               <w:spacing w:before="0" w:after="0" w:line="200" w:lineRule="auto"/>
             </w:pPr>
             <w:r>
-              <w:t xml:space="preserve">C:\...\LAB2&gt; type nul &gt; docs\empty.txt</w:t>
-            </w:r>
-          </w:p>
-          <w:p>
-            <w:pPr>
-              <w:pStyle w:val="SourceCode"/>
-              <w:spacing w:before="0" w:after="0" w:line="200" w:lineRule="auto"/>
-            </w:pPr>
-            <w:r>
-              <w:t xml:space="preserve">C:\...\LAB2&gt; dir docs /b</w:t>
-            </w:r>
-          </w:p>
-          <w:p>
-            <w:pPr>
-              <w:pStyle w:val="SourceCode"/>
-              <w:spacing w:before="0" w:after="0" w:line="200" w:lineRule="auto"/>
-            </w:pPr>
-            <w:r>
-              <w:t xml:space="preserve">empty.txt</w:t>
-            </w:r>
-          </w:p>
-          <w:p>
-            <w:pPr>
-              <w:pStyle w:val="SourceCode"/>
-              <w:spacing w:before="0" w:after="0" w:line="200" w:lineRule="auto"/>
-            </w:pPr>
-            <w:r>
-              <w:t xml:space="preserve">errors.txt</w:t>
-            </w:r>
-          </w:p>
-          <w:p>
-            <w:pPr>
-              <w:pStyle w:val="SourceCode"/>
-              <w:spacing w:before="0" w:after="0" w:line="200" w:lineRule="auto"/>
-            </w:pPr>
-            <w:r>
-              <w:t xml:space="preserve">listing.txt</w:t>
+              <w:t xml:space="preserve">C:\...\LAB2&gt; echo Звіт сформовано &gt;&gt; docs\listing.txt</w:t>
+            </w:r>
+          </w:p>
+          <w:p>
+            <w:pPr>
+              <w:pStyle w:val="SourceCode"/>
+              <w:spacing w:before="0" w:after="0" w:line="200" w:lineRule="auto"/>
+            </w:pPr>
+            <w:r>
+              <w:t xml:space="preserve">C:\...\LAB2&gt; dir nosuchfile.txt 2&gt; docs\errors.txt</w:t>
+            </w:r>
+          </w:p>
+          <w:p>
+            <w:pPr>
+              <w:pStyle w:val="SourceCode"/>
+              <w:spacing w:before="0" w:after="0" w:line="200" w:lineRule="auto"/>
+            </w:pPr>
+            <w:r>
+              <w:t xml:space="preserve">C:\...\LAB2&gt; type docs\errors.txt</w:t>
+            </w:r>
+          </w:p>
+          <w:p>
+            <w:pPr>
+              <w:pStyle w:val="SourceCode"/>
+              <w:spacing w:before="0" w:after="0" w:line="200" w:lineRule="auto"/>
+            </w:pPr>
+            <w:r>
+              <w:t xml:space="preserve">File Not Found</w:t>
             </w:r>
           </w:p>
         </w:tc>
@@ -4372,16 +4414,6 @@
           <w:szCs w:val="4"/>
         </w:rPr>
       </w:pPr>
-    </w:p>
-    <w:bookmarkEnd w:id="24"/>
-    <w:bookmarkStart w:id="25" w:name="крок-6.-те-саме-в-powershell"/>
-    <w:p>
-      <w:pPr>
-        <w:pStyle w:val="Heading3"/>
-      </w:pPr>
-      <w:r>
-        <w:t xml:space="preserve">Крок 6. Те саме в PowerShell</w:t>
-      </w:r>
     </w:p>
     <w:p>
       <w:pPr>
@@ -4428,16 +4460,43 @@
               <w:spacing w:before="0" w:after="0" w:line="200" w:lineRule="auto"/>
             </w:pPr>
             <w:r>
-              <w:t xml:space="preserve">PS C:\...\LAB2&gt; Get-ChildItem src -Recurse -File |</w:t>
-            </w:r>
-          </w:p>
-          <w:p>
-            <w:pPr>
-              <w:pStyle w:val="SourceCode"/>
-              <w:spacing w:before="0" w:after="0" w:line="200" w:lineRule="auto"/>
-            </w:pPr>
-            <w:r>
-              <w:t xml:space="preserve">&gt;&gt;     Measure-Object -Property Length -Sum</w:t>
+              <w:t xml:space="preserve">C:\...\LAB2&gt; type nul &gt; docs\empty.txt</w:t>
+            </w:r>
+          </w:p>
+          <w:p>
+            <w:pPr>
+              <w:pStyle w:val="SourceCode"/>
+              <w:spacing w:before="0" w:after="0" w:line="200" w:lineRule="auto"/>
+            </w:pPr>
+            <w:r>
+              <w:t xml:space="preserve">C:\...\LAB2&gt; dir docs /b</w:t>
+            </w:r>
+          </w:p>
+          <w:p>
+            <w:pPr>
+              <w:pStyle w:val="SourceCode"/>
+              <w:spacing w:before="0" w:after="0" w:line="200" w:lineRule="auto"/>
+            </w:pPr>
+            <w:r>
+              <w:t xml:space="preserve">empty.txt</w:t>
+            </w:r>
+          </w:p>
+          <w:p>
+            <w:pPr>
+              <w:pStyle w:val="SourceCode"/>
+              <w:spacing w:before="0" w:after="0" w:line="200" w:lineRule="auto"/>
+            </w:pPr>
+            <w:r>
+              <w:t xml:space="preserve">errors.txt</w:t>
+            </w:r>
+          </w:p>
+          <w:p>
+            <w:pPr>
+              <w:pStyle w:val="SourceCode"/>
+              <w:spacing w:before="0" w:after="0" w:line="200" w:lineRule="auto"/>
+            </w:pPr>
+            <w:r>
+              <w:t xml:space="preserve">listing.txt</w:t>
             </w:r>
           </w:p>
         </w:tc>
@@ -4451,6 +4510,16 @@
           <w:szCs w:val="4"/>
         </w:rPr>
       </w:pPr>
+    </w:p>
+    <w:bookmarkEnd w:id="24"/>
+    <w:bookmarkStart w:id="25" w:name="крок-6.-те-саме-в-powershell"/>
+    <w:p>
+      <w:pPr>
+        <w:pStyle w:val="Heading3"/>
+      </w:pPr>
+      <w:r>
+        <w:t xml:space="preserve">Крок 6. Те саме в PowerShell</w:t>
+      </w:r>
     </w:p>
     <w:p>
       <w:pPr>
@@ -4497,16 +4566,16 @@
               <w:spacing w:before="0" w:after="0" w:line="200" w:lineRule="auto"/>
             </w:pPr>
             <w:r>
-              <w:t xml:space="preserve">Count    : 70</w:t>
-            </w:r>
-          </w:p>
-          <w:p>
-            <w:pPr>
-              <w:pStyle w:val="SourceCode"/>
-              <w:spacing w:before="0" w:after="0" w:line="200" w:lineRule="auto"/>
-            </w:pPr>
-            <w:r>
-              <w:t xml:space="preserve">Sum      : 12648174</w:t>
+              <w:t xml:space="preserve">PS C:\...\LAB2&gt; Get-ChildItem src -Recurse -File |</w:t>
+            </w:r>
+          </w:p>
+          <w:p>
+            <w:pPr>
+              <w:pStyle w:val="SourceCode"/>
+              <w:spacing w:before="0" w:after="0" w:line="200" w:lineRule="auto"/>
+            </w:pPr>
+            <w:r>
+              <w:t xml:space="preserve">&gt;&gt;     Measure-Object -Property Length -Sum</w:t>
             </w:r>
           </w:p>
         </w:tc>
@@ -4566,25 +4635,16 @@
               <w:spacing w:before="0" w:after="0" w:line="200" w:lineRule="auto"/>
             </w:pPr>
             <w:r>
-              <w:t xml:space="preserve">PS C:\...\LAB2&gt; Get-ChildItem src -Recurse -File |</w:t>
-            </w:r>
-          </w:p>
-          <w:p>
-            <w:pPr>
-              <w:pStyle w:val="SourceCode"/>
-              <w:spacing w:before="0" w:after="0" w:line="200" w:lineRule="auto"/>
-            </w:pPr>
-            <w:r>
-              <w:t xml:space="preserve">&gt;&gt;     Sort-Object Length -Descending |</w:t>
-            </w:r>
-          </w:p>
-          <w:p>
-            <w:pPr>
-              <w:pStyle w:val="SourceCode"/>
-              <w:spacing w:before="0" w:after="0" w:line="200" w:lineRule="auto"/>
-            </w:pPr>
-            <w:r>
-              <w:t xml:space="preserve">&gt;&gt;     Select-Object -First 3 Name, Length</w:t>
+              <w:t xml:space="preserve">Count    : 70</w:t>
+            </w:r>
+          </w:p>
+          <w:p>
+            <w:pPr>
+              <w:pStyle w:val="SourceCode"/>
+              <w:spacing w:before="0" w:after="0" w:line="200" w:lineRule="auto"/>
+            </w:pPr>
+            <w:r>
+              <w:t xml:space="preserve">Sum      : 12648174</w:t>
             </w:r>
           </w:p>
         </w:tc>
@@ -4644,43 +4704,25 @@
               <w:spacing w:before="0" w:after="0" w:line="200" w:lineRule="auto"/>
             </w:pPr>
             <w:r>
-              <w:t xml:space="preserve">Name                       Length</w:t>
-            </w:r>
-          </w:p>
-          <w:p>
-            <w:pPr>
-              <w:pStyle w:val="SourceCode"/>
-              <w:spacing w:before="0" w:after="0" w:line="200" w:lineRule="auto"/>
-            </w:pPr>
-            <w:r>
-              <w:t xml:space="preserve">----                       ------</w:t>
-            </w:r>
-          </w:p>
-          <w:p>
-            <w:pPr>
-              <w:pStyle w:val="SourceCode"/>
-              <w:spacing w:before="0" w:after="0" w:line="200" w:lineRule="auto"/>
-            </w:pPr>
-            <w:r>
-              <w:t xml:space="preserve">Windows Logon.wav         1189836</w:t>
-            </w:r>
-          </w:p>
-          <w:p>
-            <w:pPr>
-              <w:pStyle w:val="SourceCode"/>
-              <w:spacing w:before="0" w:after="0" w:line="200" w:lineRule="auto"/>
-            </w:pPr>
-            <w:r>
-              <w:t xml:space="preserve">Windows Shutdown.wav       729068</w:t>
-            </w:r>
-          </w:p>
-          <w:p>
-            <w:pPr>
-              <w:pStyle w:val="SourceCode"/>
-              <w:spacing w:before="0" w:after="0" w:line="200" w:lineRule="auto"/>
-            </w:pPr>
-            <w:r>
-              <w:t xml:space="preserve">Windows Startup.wav        497908</w:t>
+              <w:t xml:space="preserve">PS C:\...\LAB2&gt; Get-ChildItem src -Recurse -File |</w:t>
+            </w:r>
+          </w:p>
+          <w:p>
+            <w:pPr>
+              <w:pStyle w:val="SourceCode"/>
+              <w:spacing w:before="0" w:after="0" w:line="200" w:lineRule="auto"/>
+            </w:pPr>
+            <w:r>
+              <w:t xml:space="preserve">&gt;&gt;     Sort-Object Length -Descending |</w:t>
+            </w:r>
+          </w:p>
+          <w:p>
+            <w:pPr>
+              <w:pStyle w:val="SourceCode"/>
+              <w:spacing w:before="0" w:after="0" w:line="200" w:lineRule="auto"/>
+            </w:pPr>
+            <w:r>
+              <w:t xml:space="preserve">&gt;&gt;     Select-Object -First 3 Name, Length</w:t>
             </w:r>
           </w:p>
         </w:tc>
@@ -4697,6 +4739,102 @@
     </w:p>
     <w:p>
       <w:pPr>
+        <w:spacing w:before="0" w:after="0" w:line="120" w:lineRule="exact"/>
+        <w:rPr>
+          <w:sz w:val="4"/>
+          <w:szCs w:val="4"/>
+        </w:rPr>
+      </w:pPr>
+    </w:p>
+    <w:tbl>
+      <w:tblPr>
+        <w:tblStyle w:val="SourceCodeTable"/>
+        <w:tblW w:type="dxa" w:w="9637"/>
+        <w:tblInd w:w="0" w:type="dxa"/>
+        <w:tblBorders>
+          <w:top w:color="BFBFBF" w:space="0" w:sz="4" w:val="single"/>
+          <w:left w:color="BFBFBF" w:space="0" w:sz="4" w:val="single"/>
+          <w:bottom w:color="BFBFBF" w:space="0" w:sz="4" w:val="single"/>
+          <w:right w:color="BFBFBF" w:space="0" w:sz="4" w:val="single"/>
+        </w:tblBorders>
+        <w:shd w:color="auto" w:fill="F4F4F4" w:val="clear"/>
+        <w:tblLayout w:type="fixed"/>
+        <w:tblCellMar>
+          <w:top w:type="dxa" w:w="113"/>
+          <w:left w:type="dxa" w:w="113"/>
+          <w:bottom w:type="dxa" w:w="113"/>
+          <w:right w:type="dxa" w:w="113"/>
+        </w:tblCellMar>
+        <w:tblLook w:val="0000" w:firstRow="0" w:lastRow="0" w:firstColumn="0" w:lastColumn="0" w:noHBand="1" w:noVBand="1"/>
+      </w:tblPr>
+      <w:tblGrid>
+        <w:gridCol w:w="9637"/>
+      </w:tblGrid>
+      <w:tr>
+        <w:tc>
+          <w:tcPr>
+            <w:tcW w:type="dxa" w:w="9637"/>
+            <w:shd w:color="auto" w:fill="F4F4F4" w:val="clear"/>
+          </w:tcPr>
+          <w:p>
+            <w:pPr>
+              <w:pStyle w:val="SourceCode"/>
+              <w:spacing w:before="0" w:after="0" w:line="200" w:lineRule="auto"/>
+            </w:pPr>
+            <w:r>
+              <w:t xml:space="preserve">Name                       Length</w:t>
+            </w:r>
+          </w:p>
+          <w:p>
+            <w:pPr>
+              <w:pStyle w:val="SourceCode"/>
+              <w:spacing w:before="0" w:after="0" w:line="200" w:lineRule="auto"/>
+            </w:pPr>
+            <w:r>
+              <w:t xml:space="preserve">----                       ------</w:t>
+            </w:r>
+          </w:p>
+          <w:p>
+            <w:pPr>
+              <w:pStyle w:val="SourceCode"/>
+              <w:spacing w:before="0" w:after="0" w:line="200" w:lineRule="auto"/>
+            </w:pPr>
+            <w:r>
+              <w:t xml:space="preserve">Windows Logon.wav         1189836</w:t>
+            </w:r>
+          </w:p>
+          <w:p>
+            <w:pPr>
+              <w:pStyle w:val="SourceCode"/>
+              <w:spacing w:before="0" w:after="0" w:line="200" w:lineRule="auto"/>
+            </w:pPr>
+            <w:r>
+              <w:t xml:space="preserve">Windows Shutdown.wav       729068</w:t>
+            </w:r>
+          </w:p>
+          <w:p>
+            <w:pPr>
+              <w:pStyle w:val="SourceCode"/>
+              <w:spacing w:before="0" w:after="0" w:line="200" w:lineRule="auto"/>
+            </w:pPr>
+            <w:r>
+              <w:t xml:space="preserve">Windows Startup.wav        497908</w:t>
+            </w:r>
+          </w:p>
+        </w:tc>
+      </w:tr>
+    </w:tbl>
+    <w:p>
+      <w:pPr>
+        <w:spacing w:before="0" w:after="0" w:line="120" w:lineRule="exact"/>
+        <w:rPr>
+          <w:sz w:val="4"/>
+          <w:szCs w:val="4"/>
+        </w:rPr>
+      </w:pPr>
+    </w:p>
+    <w:p>
+      <w:pPr>
         <w:pStyle w:val="FirstParagraph"/>
       </w:pPr>
       <w:r>
@@ -4735,7 +4873,7 @@
         <w:jc w:val="both"/>
       </w:pPr>
       <w:r>
-        <w:t xml:space="preserve">Створити на робочому столі навчальний каталог LAB2 і всередині нього підкаталоги src, docs, bak, а також один каталог, ім’я якого містить пробіл. Перевірити, що перехід у нього без лапок не спрацьовує, і зафіксувати повідомлення системи.</w:t>
+        <w:t xml:space="preserve">Створити на робочому столі навчальний каталог LAB2 і всередині нього підкаталоги src, docs, bak, а також один каталог, ім’я якого містить пробіл. Перевірити, як поводяться з цим ім’ям без лапок команди cd і dir, зафіксувати результат і пояснити різницю.</w:t>
       </w:r>
     </w:p>
     <w:p>
